--- a/docs (springboot)/module11_caching.docx
+++ b/docs (springboot)/module11_caching.docx
@@ -207,7 +207,7 @@
           <w:szCs w:val="22"/>
           <w:lang w:val="en-IN"/>
         </w:rPr>
-        <w:t>So, first when you get the file, store it in a place and serve those files when required without going to the S3 bucker.</w:t>
+        <w:t>So, first when you get the file, store it in a place and serve those files when required without going to the S3 bucket.</w:t>
       </w:r>
     </w:p>
     <w:p>
@@ -769,17 +769,58 @@
           <w:rFonts w:hint="default" w:ascii="Bodoni MT" w:hAnsi="Bodoni MT" w:eastAsia="等线" w:cs="Bodoni MT"/>
           <w:sz w:val="22"/>
           <w:szCs w:val="22"/>
+        </w:rPr>
+      </w:pPr>
+      <w:r>
+        <w:rPr>
+          <w:rFonts w:hint="default" w:ascii="Bodoni MT" w:hAnsi="Bodoni MT" w:eastAsia="等线" w:cs="Bodoni MT"/>
+          <w:sz w:val="22"/>
+          <w:szCs w:val="22"/>
           <w:shd w:val="clear" w:color="FFFFFF" w:fill="D9D9D9"/>
         </w:rPr>
-      </w:pPr>
-      <w:r>
-        <w:rPr>
-          <w:rFonts w:hint="default" w:ascii="Bodoni MT" w:hAnsi="Bodoni MT" w:eastAsia="等线" w:cs="Bodoni MT"/>
-          <w:sz w:val="22"/>
-          <w:szCs w:val="22"/>
-          <w:shd w:val="clear" w:color="FFFFFF" w:fill="D9D9D9"/>
-        </w:rPr>
         <w:t>What it caches? : Static files (images, CSS, JS), HTML pages, Public API responses</w:t>
+      </w:r>
+    </w:p>
+    <w:p>
+      <w:pPr>
+        <w:keepNext w:val="0"/>
+        <w:keepLines w:val="0"/>
+        <w:widowControl/>
+        <w:numPr>
+          <w:ilvl w:val="0"/>
+          <w:numId w:val="11"/>
+        </w:numPr>
+        <w:suppressLineNumbers w:val="0"/>
+        <w:spacing w:before="0" w:beforeAutospacing="0" w:after="0" w:afterAutospacing="0" w:line="360" w:lineRule="auto"/>
+        <w:ind w:left="420" w:leftChars="0" w:right="0" w:hanging="420" w:firstLineChars="0"/>
+        <w:jc w:val="left"/>
+        <w:rPr>
+          <w:rFonts w:hint="default" w:ascii="Bodoni MT" w:hAnsi="Bodoni MT" w:eastAsia="等线" w:cs="Bodoni MT"/>
+          <w:sz w:val="22"/>
+          <w:szCs w:val="22"/>
+        </w:rPr>
+      </w:pPr>
+      <w:r>
+        <w:rPr>
+          <w:rFonts w:hint="default" w:ascii="Bodoni MT" w:hAnsi="Bodoni MT" w:eastAsia="等线" w:cs="Bodoni MT"/>
+          <w:b/>
+          <w:bCs/>
+          <w:sz w:val="22"/>
+          <w:szCs w:val="22"/>
+          <w:lang w:val="en-IN"/>
+        </w:rPr>
+        <w:t>Application</w:t>
+      </w:r>
+      <w:r>
+        <w:rPr>
+          <w:rFonts w:hint="default" w:ascii="Bodoni MT" w:hAnsi="Bodoni MT" w:eastAsia="等线" w:cs="Bodoni MT"/>
+          <w:b w:val="0"/>
+          <w:bCs w:val="0"/>
+          <w:sz w:val="22"/>
+          <w:szCs w:val="22"/>
+          <w:lang w:val="en-IN"/>
+        </w:rPr>
+        <w:t xml:space="preserve"> caching (Redis, Memcached, ..etc)</w:t>
       </w:r>
     </w:p>
     <w:p>
@@ -799,8 +840,94 @@
           <w:rFonts w:hint="default" w:ascii="Bodoni MT" w:hAnsi="Bodoni MT" w:eastAsia="等线" w:cs="Bodoni MT"/>
           <w:sz w:val="22"/>
           <w:szCs w:val="22"/>
-        </w:rPr>
-      </w:pPr>
+          <w:shd w:val="clear" w:color="FFFFFF" w:fill="D9D9D9"/>
+        </w:rPr>
+      </w:pPr>
+      <w:r>
+        <w:rPr>
+          <w:rFonts w:hint="default" w:ascii="Bodoni MT" w:hAnsi="Bodoni MT" w:eastAsia="等线" w:cs="Bodoni MT"/>
+          <w:b w:val="0"/>
+          <w:bCs w:val="0"/>
+          <w:sz w:val="22"/>
+          <w:szCs w:val="22"/>
+          <w:shd w:val="clear" w:color="FFFFFF" w:fill="D9D9D9"/>
+          <w:lang w:val="en-IN"/>
+        </w:rPr>
+        <w:t>What it caches? : DB query results, User sessions, Computed objects, Aggregations, Authorization info</w:t>
+      </w:r>
+    </w:p>
+    <w:p>
+      <w:pPr>
+        <w:keepNext w:val="0"/>
+        <w:keepLines w:val="0"/>
+        <w:widowControl/>
+        <w:numPr>
+          <w:ilvl w:val="0"/>
+          <w:numId w:val="11"/>
+        </w:numPr>
+        <w:suppressLineNumbers w:val="0"/>
+        <w:spacing w:before="0" w:beforeAutospacing="0" w:after="0" w:afterAutospacing="0" w:line="360" w:lineRule="auto"/>
+        <w:ind w:left="420" w:leftChars="0" w:right="0" w:hanging="420" w:firstLineChars="0"/>
+        <w:jc w:val="left"/>
+        <w:rPr>
+          <w:rFonts w:hint="default" w:ascii="Bodoni MT" w:hAnsi="Bodoni MT" w:eastAsia="等线" w:cs="Bodoni MT"/>
+          <w:sz w:val="22"/>
+          <w:szCs w:val="22"/>
+        </w:rPr>
+      </w:pPr>
+      <w:r>
+        <w:rPr>
+          <w:rFonts w:hint="default" w:ascii="Bodoni MT" w:hAnsi="Bodoni MT" w:eastAsia="等线" w:cs="Bodoni MT"/>
+          <w:sz w:val="22"/>
+          <w:szCs w:val="22"/>
+          <w:lang w:val="en-IN"/>
+        </w:rPr>
+        <w:t xml:space="preserve">Simple difference between </w:t>
+      </w:r>
+      <w:r>
+        <w:rPr>
+          <w:rFonts w:hint="default" w:ascii="Bodoni MT" w:hAnsi="Bodoni MT" w:eastAsia="等线" w:cs="Bodoni MT"/>
+          <w:b/>
+          <w:bCs/>
+          <w:sz w:val="22"/>
+          <w:szCs w:val="22"/>
+          <w:lang w:val="en-IN"/>
+        </w:rPr>
+        <w:t>CDN</w:t>
+      </w:r>
+      <w:r>
+        <w:rPr>
+          <w:rFonts w:hint="default" w:ascii="Bodoni MT" w:hAnsi="Bodoni MT" w:eastAsia="等线" w:cs="Bodoni MT"/>
+          <w:b w:val="0"/>
+          <w:bCs w:val="0"/>
+          <w:sz w:val="22"/>
+          <w:szCs w:val="22"/>
+          <w:lang w:val="en-IN"/>
+        </w:rPr>
+        <w:t xml:space="preserve"> and </w:t>
+      </w:r>
+      <w:r>
+        <w:rPr>
+          <w:rFonts w:hint="default" w:ascii="Bodoni MT" w:hAnsi="Bodoni MT" w:eastAsia="等线" w:cs="Bodoni MT"/>
+          <w:b/>
+          <w:bCs/>
+          <w:sz w:val="22"/>
+          <w:szCs w:val="22"/>
+          <w:lang w:val="en-IN"/>
+        </w:rPr>
+        <w:t>Redis/Memcached/</w:t>
+      </w:r>
+      <w:r>
+        <w:rPr>
+          <w:rFonts w:hint="default" w:ascii="Bodoni MT" w:hAnsi="Bodoni MT" w:eastAsia="等线" w:cs="Bodoni MT"/>
+          <w:b w:val="0"/>
+          <w:bCs w:val="0"/>
+          <w:sz w:val="22"/>
+          <w:szCs w:val="22"/>
+          <w:lang w:val="en-IN"/>
+        </w:rPr>
+        <w:t xml:space="preserve"> (other application service) is:</w:t>
+      </w:r>
     </w:p>
     <w:p>
       <w:pPr>
@@ -821,26 +948,6 @@
           <w:szCs w:val="22"/>
         </w:rPr>
       </w:pPr>
-    </w:p>
-    <w:p>
-      <w:pPr>
-        <w:keepNext w:val="0"/>
-        <w:keepLines w:val="0"/>
-        <w:widowControl/>
-        <w:numPr>
-          <w:ilvl w:val="0"/>
-          <w:numId w:val="11"/>
-        </w:numPr>
-        <w:suppressLineNumbers w:val="0"/>
-        <w:spacing w:before="0" w:beforeAutospacing="0" w:after="0" w:afterAutospacing="0" w:line="360" w:lineRule="auto"/>
-        <w:ind w:left="420" w:leftChars="0" w:right="0" w:hanging="420" w:firstLineChars="0"/>
-        <w:jc w:val="left"/>
-        <w:rPr>
-          <w:rFonts w:hint="default" w:ascii="Bodoni MT" w:hAnsi="Bodoni MT" w:eastAsia="等线" w:cs="Bodoni MT"/>
-          <w:sz w:val="22"/>
-          <w:szCs w:val="22"/>
-        </w:rPr>
-      </w:pPr>
       <w:r>
         <w:rPr>
           <w:rFonts w:hint="default" w:ascii="Bodoni MT" w:hAnsi="Bodoni MT" w:eastAsia="等线" w:cs="Bodoni MT"/>
@@ -850,7 +957,7 @@
           <w:szCs w:val="22"/>
           <w:lang w:val="en-IN"/>
         </w:rPr>
-        <w:t>Application</w:t>
+        <w:t>CDN</w:t>
       </w:r>
       <w:r>
         <w:rPr>
@@ -861,7 +968,40 @@
           <w:szCs w:val="22"/>
           <w:lang w:val="en-IN"/>
         </w:rPr>
-        <w:t xml:space="preserve"> caching (Redis, Memcached, ..etc)</w:t>
+        <w:t xml:space="preserve"> caches the things between </w:t>
+      </w:r>
+      <w:r>
+        <w:rPr>
+          <w:rFonts w:hint="default" w:ascii="Bodoni MT" w:hAnsi="Bodoni MT" w:eastAsia="等线" w:cs="Bodoni MT"/>
+          <w:b/>
+          <w:bCs/>
+          <w:sz w:val="22"/>
+          <w:szCs w:val="22"/>
+          <w:lang w:val="en-IN"/>
+        </w:rPr>
+        <w:t xml:space="preserve">client </w:t>
+      </w:r>
+      <w:r>
+        <w:rPr>
+          <w:rFonts w:hint="default" w:ascii="Bodoni MT" w:hAnsi="Bodoni MT" w:eastAsia="等线" w:cs="Bodoni MT"/>
+          <w:b w:val="0"/>
+          <w:bCs w:val="0"/>
+          <w:sz w:val="22"/>
+          <w:szCs w:val="22"/>
+          <w:lang w:val="en-IN"/>
+        </w:rPr>
+        <w:t xml:space="preserve">and </w:t>
+      </w:r>
+      <w:r>
+        <w:rPr>
+          <w:rFonts w:hint="default" w:ascii="Bodoni MT" w:hAnsi="Bodoni MT" w:eastAsia="等线" w:cs="Bodoni MT"/>
+          <w:b/>
+          <w:bCs/>
+          <w:sz w:val="22"/>
+          <w:szCs w:val="22"/>
+          <w:lang w:val="en-IN"/>
+        </w:rPr>
+        <w:t>server</w:t>
       </w:r>
     </w:p>
     <w:p>
@@ -881,9 +1021,19 @@
           <w:rFonts w:hint="default" w:ascii="Bodoni MT" w:hAnsi="Bodoni MT" w:eastAsia="等线" w:cs="Bodoni MT"/>
           <w:sz w:val="22"/>
           <w:szCs w:val="22"/>
-          <w:shd w:val="clear" w:color="FFFFFF" w:fill="D9D9D9"/>
-        </w:rPr>
-      </w:pPr>
+        </w:rPr>
+      </w:pPr>
+      <w:r>
+        <w:rPr>
+          <w:rFonts w:hint="default" w:ascii="Bodoni MT" w:hAnsi="Bodoni MT" w:eastAsia="等线" w:cs="Bodoni MT"/>
+          <w:b/>
+          <w:bCs/>
+          <w:sz w:val="22"/>
+          <w:szCs w:val="22"/>
+          <w:lang w:val="en-IN"/>
+        </w:rPr>
+        <w:t>Redis / Memcached</w:t>
+      </w:r>
       <w:r>
         <w:rPr>
           <w:rFonts w:hint="default" w:ascii="Bodoni MT" w:hAnsi="Bodoni MT" w:eastAsia="等线" w:cs="Bodoni MT"/>
@@ -891,10 +1041,20 @@
           <w:bCs w:val="0"/>
           <w:sz w:val="22"/>
           <w:szCs w:val="22"/>
-          <w:shd w:val="clear" w:color="FFFFFF" w:fill="D9D9D9"/>
-          <w:lang w:val="en-IN"/>
-        </w:rPr>
-        <w:t xml:space="preserve">What it caches? : </w:t>
+          <w:lang w:val="en-IN"/>
+        </w:rPr>
+        <w:t xml:space="preserve"> cache data</w:t>
+      </w:r>
+      <w:r>
+        <w:rPr>
+          <w:rFonts w:hint="default" w:ascii="Bodoni MT" w:hAnsi="Bodoni MT" w:eastAsia="等线" w:cs="Bodoni MT"/>
+          <w:b/>
+          <w:bCs/>
+          <w:sz w:val="22"/>
+          <w:szCs w:val="22"/>
+          <w:lang w:val="en-IN"/>
+        </w:rPr>
+        <w:t xml:space="preserve"> inside your backend, before </w:t>
       </w:r>
       <w:r>
         <w:rPr>
@@ -903,233 +1063,9 @@
           <w:bCs w:val="0"/>
           <w:sz w:val="22"/>
           <w:szCs w:val="22"/>
-          <w:shd w:val="clear" w:color="FFFFFF" w:fill="D9D9D9"/>
-          <w:lang w:val="en-IN"/>
-        </w:rPr>
-        <w:t>DB query results, User sessions, Computed objects, Aggregations, Authorization info</w:t>
-      </w:r>
-    </w:p>
-    <w:p>
-      <w:pPr>
-        <w:keepNext w:val="0"/>
-        <w:keepLines w:val="0"/>
-        <w:widowControl/>
-        <w:numPr>
-          <w:ilvl w:val="0"/>
-          <w:numId w:val="11"/>
-        </w:numPr>
-        <w:suppressLineNumbers w:val="0"/>
-        <w:spacing w:before="0" w:beforeAutospacing="0" w:after="0" w:afterAutospacing="0" w:line="360" w:lineRule="auto"/>
-        <w:ind w:left="420" w:leftChars="0" w:right="0" w:hanging="420" w:firstLineChars="0"/>
-        <w:jc w:val="left"/>
-        <w:rPr>
-          <w:rFonts w:hint="default" w:ascii="Bodoni MT" w:hAnsi="Bodoni MT" w:eastAsia="等线" w:cs="Bodoni MT"/>
-          <w:sz w:val="22"/>
-          <w:szCs w:val="22"/>
-        </w:rPr>
-      </w:pPr>
-      <w:r>
-        <w:rPr>
-          <w:rFonts w:hint="default" w:ascii="Bodoni MT" w:hAnsi="Bodoni MT" w:eastAsia="等线" w:cs="Bodoni MT"/>
-          <w:sz w:val="22"/>
-          <w:szCs w:val="22"/>
-          <w:lang w:val="en-IN"/>
-        </w:rPr>
-        <w:t xml:space="preserve">Simple difference between </w:t>
-      </w:r>
-      <w:r>
-        <w:rPr>
-          <w:rFonts w:hint="default" w:ascii="Bodoni MT" w:hAnsi="Bodoni MT" w:eastAsia="等线" w:cs="Bodoni MT"/>
-          <w:b/>
-          <w:bCs/>
-          <w:sz w:val="22"/>
-          <w:szCs w:val="22"/>
-          <w:lang w:val="en-IN"/>
-        </w:rPr>
-        <w:t>CDN</w:t>
-      </w:r>
-      <w:r>
-        <w:rPr>
-          <w:rFonts w:hint="default" w:ascii="Bodoni MT" w:hAnsi="Bodoni MT" w:eastAsia="等线" w:cs="Bodoni MT"/>
-          <w:b w:val="0"/>
-          <w:bCs w:val="0"/>
-          <w:sz w:val="22"/>
-          <w:szCs w:val="22"/>
-          <w:lang w:val="en-IN"/>
-        </w:rPr>
-        <w:t xml:space="preserve"> and </w:t>
-      </w:r>
-      <w:r>
-        <w:rPr>
-          <w:rFonts w:hint="default" w:ascii="Bodoni MT" w:hAnsi="Bodoni MT" w:eastAsia="等线" w:cs="Bodoni MT"/>
-          <w:b/>
-          <w:bCs/>
-          <w:sz w:val="22"/>
-          <w:szCs w:val="22"/>
-          <w:lang w:val="en-IN"/>
-        </w:rPr>
-        <w:t>Redis/Memcached/</w:t>
-      </w:r>
-      <w:r>
-        <w:rPr>
-          <w:rFonts w:hint="default" w:ascii="Bodoni MT" w:hAnsi="Bodoni MT" w:eastAsia="等线" w:cs="Bodoni MT"/>
-          <w:b w:val="0"/>
-          <w:bCs w:val="0"/>
-          <w:sz w:val="22"/>
-          <w:szCs w:val="22"/>
-          <w:lang w:val="en-IN"/>
-        </w:rPr>
-        <w:t xml:space="preserve"> (other application service) is:</w:t>
-      </w:r>
-    </w:p>
-    <w:p>
-      <w:pPr>
-        <w:keepNext w:val="0"/>
-        <w:keepLines w:val="0"/>
-        <w:widowControl/>
-        <w:numPr>
-          <w:ilvl w:val="1"/>
-          <w:numId w:val="11"/>
-        </w:numPr>
-        <w:suppressLineNumbers w:val="0"/>
-        <w:spacing w:before="0" w:beforeAutospacing="0" w:after="0" w:afterAutospacing="0" w:line="360" w:lineRule="auto"/>
-        <w:ind w:left="840" w:leftChars="0" w:right="0" w:hanging="420" w:firstLineChars="0"/>
-        <w:jc w:val="left"/>
-        <w:rPr>
-          <w:rFonts w:hint="default" w:ascii="Bodoni MT" w:hAnsi="Bodoni MT" w:eastAsia="等线" w:cs="Bodoni MT"/>
-          <w:sz w:val="22"/>
-          <w:szCs w:val="22"/>
-        </w:rPr>
-      </w:pPr>
-      <w:r>
-        <w:rPr>
-          <w:rFonts w:hint="default" w:ascii="Bodoni MT" w:hAnsi="Bodoni MT" w:eastAsia="等线" w:cs="Bodoni MT"/>
-          <w:b/>
-          <w:bCs/>
-          <w:sz w:val="22"/>
-          <w:szCs w:val="22"/>
-          <w:lang w:val="en-IN"/>
-        </w:rPr>
-        <w:t>CDN</w:t>
-      </w:r>
-      <w:r>
-        <w:rPr>
-          <w:rFonts w:hint="default" w:ascii="Bodoni MT" w:hAnsi="Bodoni MT" w:eastAsia="等线" w:cs="Bodoni MT"/>
-          <w:b w:val="0"/>
-          <w:bCs w:val="0"/>
-          <w:sz w:val="22"/>
-          <w:szCs w:val="22"/>
-          <w:lang w:val="en-IN"/>
-        </w:rPr>
-        <w:t xml:space="preserve"> caches the things between </w:t>
-      </w:r>
-      <w:r>
-        <w:rPr>
-          <w:rFonts w:hint="default" w:ascii="Bodoni MT" w:hAnsi="Bodoni MT" w:eastAsia="等线" w:cs="Bodoni MT"/>
-          <w:b/>
-          <w:bCs/>
-          <w:sz w:val="22"/>
-          <w:szCs w:val="22"/>
-          <w:lang w:val="en-IN"/>
-        </w:rPr>
-        <w:t xml:space="preserve">client </w:t>
-      </w:r>
-      <w:r>
-        <w:rPr>
-          <w:rFonts w:hint="default" w:ascii="Bodoni MT" w:hAnsi="Bodoni MT" w:eastAsia="等线" w:cs="Bodoni MT"/>
-          <w:b w:val="0"/>
-          <w:bCs w:val="0"/>
-          <w:sz w:val="22"/>
-          <w:szCs w:val="22"/>
-          <w:lang w:val="en-IN"/>
-        </w:rPr>
-        <w:t xml:space="preserve">and </w:t>
-      </w:r>
-      <w:r>
-        <w:rPr>
-          <w:rFonts w:hint="default" w:ascii="Bodoni MT" w:hAnsi="Bodoni MT" w:eastAsia="等线" w:cs="Bodoni MT"/>
-          <w:b/>
-          <w:bCs/>
-          <w:sz w:val="22"/>
-          <w:szCs w:val="22"/>
-          <w:lang w:val="en-IN"/>
-        </w:rPr>
-        <w:t>server</w:t>
-      </w:r>
-    </w:p>
-    <w:p>
-      <w:pPr>
-        <w:keepNext w:val="0"/>
-        <w:keepLines w:val="0"/>
-        <w:widowControl/>
-        <w:numPr>
-          <w:ilvl w:val="1"/>
-          <w:numId w:val="11"/>
-        </w:numPr>
-        <w:suppressLineNumbers w:val="0"/>
-        <w:spacing w:before="0" w:beforeAutospacing="0" w:after="0" w:afterAutospacing="0" w:line="360" w:lineRule="auto"/>
-        <w:ind w:left="840" w:leftChars="0" w:right="0" w:hanging="420" w:firstLineChars="0"/>
-        <w:jc w:val="left"/>
-        <w:rPr>
-          <w:rFonts w:hint="default" w:ascii="Bodoni MT" w:hAnsi="Bodoni MT" w:eastAsia="等线" w:cs="Bodoni MT"/>
-          <w:sz w:val="22"/>
-          <w:szCs w:val="22"/>
-        </w:rPr>
-      </w:pPr>
-      <w:r>
-        <w:rPr>
-          <w:rFonts w:hint="default" w:ascii="Bodoni MT" w:hAnsi="Bodoni MT" w:eastAsia="等线" w:cs="Bodoni MT"/>
-          <w:b/>
-          <w:bCs/>
-          <w:sz w:val="22"/>
-          <w:szCs w:val="22"/>
-          <w:lang w:val="en-IN"/>
-        </w:rPr>
-        <w:t>Redis / Memcached</w:t>
-      </w:r>
-      <w:r>
-        <w:rPr>
-          <w:rFonts w:hint="default" w:ascii="Bodoni MT" w:hAnsi="Bodoni MT" w:eastAsia="等线" w:cs="Bodoni MT"/>
-          <w:b w:val="0"/>
-          <w:bCs w:val="0"/>
-          <w:sz w:val="22"/>
-          <w:szCs w:val="22"/>
-          <w:lang w:val="en-IN"/>
-        </w:rPr>
-        <w:t xml:space="preserve"> cache data</w:t>
-      </w:r>
-      <w:r>
-        <w:rPr>
-          <w:rFonts w:hint="default" w:ascii="Bodoni MT" w:hAnsi="Bodoni MT" w:eastAsia="等线" w:cs="Bodoni MT"/>
-          <w:b/>
-          <w:bCs/>
-          <w:sz w:val="22"/>
-          <w:szCs w:val="22"/>
-          <w:lang w:val="en-IN"/>
-        </w:rPr>
-        <w:t xml:space="preserve"> inside your backend, before </w:t>
-      </w:r>
-      <w:r>
-        <w:rPr>
-          <w:rFonts w:hint="default" w:ascii="Bodoni MT" w:hAnsi="Bodoni MT" w:eastAsia="等线" w:cs="Bodoni MT"/>
-          <w:b w:val="0"/>
-          <w:bCs w:val="0"/>
-          <w:sz w:val="22"/>
-          <w:szCs w:val="22"/>
-          <w:lang w:val="en-IN"/>
-        </w:rPr>
-        <w:t>hitting the database</w:t>
-      </w:r>
-      <w:r>
-        <w:rPr>
-          <w:rFonts w:hint="default" w:ascii="Bodoni MT" w:hAnsi="Bodoni MT" w:eastAsia="等线" w:cs="Bodoni MT"/>
-          <w:b w:val="0"/>
-          <w:bCs w:val="0"/>
-          <w:sz w:val="22"/>
-          <w:szCs w:val="22"/>
-          <w:lang w:val="en-IN"/>
-        </w:rPr>
-        <w:t>.</w:t>
+          <w:lang w:val="en-IN"/>
+        </w:rPr>
+        <w:t>hitting the database.</w:t>
       </w:r>
     </w:p>
     <w:p>
@@ -1215,25 +1151,165 @@
           <w:rFonts w:hint="default" w:ascii="Bodoni MT" w:hAnsi="Bodoni MT" w:eastAsia="等线" w:cs="Bodoni MT"/>
           <w:sz w:val="22"/>
           <w:szCs w:val="22"/>
-        </w:rPr>
-      </w:pPr>
+          <w:u w:val="single"/>
+        </w:rPr>
+      </w:pPr>
+      <w:r>
+        <w:rPr>
+          <w:rFonts w:hint="default" w:ascii="Bodoni MT" w:hAnsi="Bodoni MT" w:eastAsia="等线" w:cs="Bodoni MT"/>
+          <w:b/>
+          <w:bCs/>
+          <w:sz w:val="22"/>
+          <w:szCs w:val="22"/>
+          <w:u w:val="single"/>
+          <w:lang w:val="en-IN"/>
+        </w:rPr>
+        <w:t>Cache terminologies</w:t>
+      </w:r>
     </w:p>
     <w:p>
       <w:pPr>
-        <w:rPr>
-          <w:rFonts w:hint="default" w:ascii="Bodoni MT" w:hAnsi="Bodoni MT" w:eastAsia="等线" w:cs="Bodoni MT"/>
-          <w:sz w:val="22"/>
-          <w:szCs w:val="22"/>
-        </w:rPr>
-      </w:pPr>
-      <w:r>
-        <w:rPr>
-          <w:rFonts w:hint="default" w:ascii="Bodoni MT" w:hAnsi="Bodoni MT" w:eastAsia="等线" w:cs="Bodoni MT"/>
-          <w:sz w:val="22"/>
-          <w:szCs w:val="22"/>
-          <w:lang w:val="en-IN"/>
-        </w:rPr>
-        <w:br w:type="page"/>
+        <w:keepNext w:val="0"/>
+        <w:keepLines w:val="0"/>
+        <w:widowControl/>
+        <w:numPr>
+          <w:ilvl w:val="1"/>
+          <w:numId w:val="11"/>
+        </w:numPr>
+        <w:suppressLineNumbers w:val="0"/>
+        <w:spacing w:before="0" w:beforeAutospacing="0" w:after="0" w:afterAutospacing="0" w:line="360" w:lineRule="auto"/>
+        <w:ind w:left="840" w:leftChars="0" w:right="0" w:hanging="420" w:firstLineChars="0"/>
+        <w:jc w:val="left"/>
+        <w:rPr>
+          <w:rFonts w:hint="default" w:ascii="Bodoni MT" w:hAnsi="Bodoni MT" w:eastAsia="等线" w:cs="Bodoni MT"/>
+          <w:sz w:val="22"/>
+          <w:szCs w:val="22"/>
+        </w:rPr>
+      </w:pPr>
+      <w:r>
+        <w:rPr>
+          <w:rFonts w:hint="default" w:ascii="Bodoni MT" w:hAnsi="Bodoni MT" w:eastAsia="等线" w:cs="Bodoni MT"/>
+          <w:sz w:val="22"/>
+          <w:szCs w:val="22"/>
+          <w:lang w:val="en-IN"/>
+        </w:rPr>
+        <w:t>Cache HIT and Cache MISS</w:t>
+      </w:r>
+    </w:p>
+    <w:p>
+      <w:pPr>
+        <w:keepNext w:val="0"/>
+        <w:keepLines w:val="0"/>
+        <w:widowControl/>
+        <w:numPr>
+          <w:ilvl w:val="1"/>
+          <w:numId w:val="11"/>
+        </w:numPr>
+        <w:suppressLineNumbers w:val="0"/>
+        <w:spacing w:before="0" w:beforeAutospacing="0" w:after="0" w:afterAutospacing="0" w:line="360" w:lineRule="auto"/>
+        <w:ind w:left="840" w:leftChars="0" w:right="0" w:hanging="420" w:firstLineChars="0"/>
+        <w:jc w:val="left"/>
+        <w:rPr>
+          <w:rFonts w:hint="default" w:ascii="Bodoni MT" w:hAnsi="Bodoni MT" w:eastAsia="等线" w:cs="Bodoni MT"/>
+          <w:sz w:val="22"/>
+          <w:szCs w:val="22"/>
+        </w:rPr>
+      </w:pPr>
+      <w:r>
+        <w:rPr>
+          <w:rFonts w:hint="default" w:ascii="Bodoni MT" w:hAnsi="Bodoni MT" w:eastAsia="等线" w:cs="Bodoni MT"/>
+          <w:sz w:val="22"/>
+          <w:szCs w:val="22"/>
+          <w:lang w:val="en-IN"/>
+        </w:rPr>
+        <w:t>Cache eviction policies: LRU, LFU, FIFO, TTL bases</w:t>
+      </w:r>
+    </w:p>
+    <w:p>
+      <w:pPr>
+        <w:keepNext w:val="0"/>
+        <w:keepLines w:val="0"/>
+        <w:widowControl/>
+        <w:numPr>
+          <w:ilvl w:val="1"/>
+          <w:numId w:val="11"/>
+        </w:numPr>
+        <w:suppressLineNumbers w:val="0"/>
+        <w:spacing w:before="0" w:beforeAutospacing="0" w:after="0" w:afterAutospacing="0" w:line="360" w:lineRule="auto"/>
+        <w:ind w:left="840" w:leftChars="0" w:right="0" w:hanging="420" w:firstLineChars="0"/>
+        <w:jc w:val="left"/>
+        <w:rPr>
+          <w:rFonts w:hint="default" w:ascii="Bodoni MT" w:hAnsi="Bodoni MT" w:eastAsia="等线" w:cs="Bodoni MT"/>
+          <w:sz w:val="22"/>
+          <w:szCs w:val="22"/>
+        </w:rPr>
+      </w:pPr>
+      <w:r>
+        <w:rPr>
+          <w:rFonts w:hint="default" w:ascii="Bodoni MT" w:hAnsi="Bodoni MT" w:eastAsia="等线" w:cs="Bodoni MT"/>
+          <w:sz w:val="22"/>
+          <w:szCs w:val="22"/>
+          <w:lang w:val="en-IN"/>
+        </w:rPr>
+        <w:t>Cache expiry and TTL</w:t>
+      </w:r>
+    </w:p>
+    <w:p>
+      <w:pPr>
+        <w:keepNext w:val="0"/>
+        <w:keepLines w:val="0"/>
+        <w:widowControl/>
+        <w:numPr>
+          <w:ilvl w:val="1"/>
+          <w:numId w:val="11"/>
+        </w:numPr>
+        <w:suppressLineNumbers w:val="0"/>
+        <w:spacing w:before="0" w:beforeAutospacing="0" w:after="0" w:afterAutospacing="0" w:line="360" w:lineRule="auto"/>
+        <w:ind w:left="840" w:leftChars="0" w:right="0" w:hanging="420" w:firstLineChars="0"/>
+        <w:jc w:val="left"/>
+        <w:rPr>
+          <w:rFonts w:hint="default" w:ascii="Bodoni MT" w:hAnsi="Bodoni MT" w:eastAsia="等线" w:cs="Bodoni MT"/>
+          <w:sz w:val="22"/>
+          <w:szCs w:val="22"/>
+        </w:rPr>
+      </w:pPr>
+      <w:r>
+        <w:rPr>
+          <w:rFonts w:hint="default" w:ascii="Bodoni MT" w:hAnsi="Bodoni MT" w:eastAsia="等线" w:cs="Bodoni MT"/>
+          <w:sz w:val="22"/>
+          <w:szCs w:val="22"/>
+          <w:lang w:val="en-IN"/>
+        </w:rPr>
+        <w:t>Cache loading strategies: Lazy loading, Eager loading or Cache warming</w:t>
+      </w:r>
+    </w:p>
+    <w:p>
+      <w:pPr>
+        <w:keepNext w:val="0"/>
+        <w:keepLines w:val="0"/>
+        <w:widowControl/>
+        <w:numPr>
+          <w:ilvl w:val="1"/>
+          <w:numId w:val="11"/>
+        </w:numPr>
+        <w:suppressLineNumbers w:val="0"/>
+        <w:spacing w:before="0" w:beforeAutospacing="0" w:after="0" w:afterAutospacing="0" w:line="360" w:lineRule="auto"/>
+        <w:ind w:left="840" w:leftChars="0" w:right="0" w:hanging="420" w:firstLineChars="0"/>
+        <w:jc w:val="left"/>
+        <w:rPr>
+          <w:rFonts w:hint="default" w:ascii="Bodoni MT" w:hAnsi="Bodoni MT" w:eastAsia="等线" w:cs="Bodoni MT"/>
+          <w:sz w:val="22"/>
+          <w:szCs w:val="22"/>
+        </w:rPr>
+      </w:pPr>
+      <w:r>
+        <w:rPr>
+          <w:rFonts w:hint="default" w:ascii="Bodoni MT" w:hAnsi="Bodoni MT" w:eastAsia="等线" w:cs="Bodoni MT"/>
+          <w:sz w:val="22"/>
+          <w:szCs w:val="22"/>
+          <w:lang w:val="en-IN"/>
+        </w:rPr>
+        <w:t>Cache size and capacity</w:t>
       </w:r>
     </w:p>
     <w:p>
@@ -1258,13 +1334,29 @@
       <w:r>
         <w:rPr>
           <w:rFonts w:hint="default" w:ascii="Bodoni MT" w:hAnsi="Bodoni MT" w:eastAsia="等线" w:cs="Bodoni MT"/>
-          <w:b/>
-          <w:bCs/>
-          <w:sz w:val="22"/>
-          <w:szCs w:val="22"/>
-          <w:lang w:val="en-IN"/>
-        </w:rPr>
-        <w:t>Cache terminologies</w:t>
+          <w:sz w:val="22"/>
+          <w:szCs w:val="22"/>
+          <w:lang w:val="en-IN"/>
+        </w:rPr>
+        <w:t>F</w:t>
+      </w:r>
+    </w:p>
+    <w:p>
+      <w:pPr>
+        <w:rPr>
+          <w:rFonts w:hint="default" w:ascii="Bodoni MT" w:hAnsi="Bodoni MT" w:eastAsia="等线" w:cs="Bodoni MT"/>
+          <w:sz w:val="22"/>
+          <w:szCs w:val="22"/>
+        </w:rPr>
+      </w:pPr>
+      <w:r>
+        <w:rPr>
+          <w:rFonts w:hint="default" w:ascii="Bodoni MT" w:hAnsi="Bodoni MT" w:eastAsia="等线" w:cs="Bodoni MT"/>
+          <w:sz w:val="22"/>
+          <w:szCs w:val="22"/>
+          <w:lang w:val="en-IN"/>
+        </w:rPr>
+        <w:br w:type="page"/>
       </w:r>
     </w:p>
     <w:p>
@@ -1273,143 +1365,37 @@
         <w:keepLines w:val="0"/>
         <w:widowControl/>
         <w:numPr>
-          <w:ilvl w:val="1"/>
-          <w:numId w:val="11"/>
+          <w:ilvl w:val="0"/>
+          <w:numId w:val="0"/>
         </w:numPr>
         <w:suppressLineNumbers w:val="0"/>
         <w:spacing w:before="0" w:beforeAutospacing="0" w:after="0" w:afterAutospacing="0" w:line="360" w:lineRule="auto"/>
-        <w:ind w:left="840" w:leftChars="0" w:right="0" w:hanging="420" w:firstLineChars="0"/>
-        <w:jc w:val="left"/>
-        <w:rPr>
-          <w:rFonts w:hint="default" w:ascii="Bodoni MT" w:hAnsi="Bodoni MT" w:eastAsia="等线" w:cs="Bodoni MT"/>
-          <w:sz w:val="22"/>
-          <w:szCs w:val="22"/>
-        </w:rPr>
-      </w:pPr>
-      <w:r>
-        <w:rPr>
-          <w:rFonts w:hint="default" w:ascii="Bodoni MT" w:hAnsi="Bodoni MT" w:eastAsia="等线" w:cs="Bodoni MT"/>
-          <w:sz w:val="22"/>
-          <w:szCs w:val="22"/>
-          <w:lang w:val="en-IN"/>
-        </w:rPr>
-        <w:t>Cache HIT and Cache MISS</w:t>
-      </w:r>
-    </w:p>
-    <w:p>
-      <w:pPr>
-        <w:keepNext w:val="0"/>
-        <w:keepLines w:val="0"/>
-        <w:widowControl/>
-        <w:numPr>
-          <w:ilvl w:val="1"/>
-          <w:numId w:val="11"/>
-        </w:numPr>
-        <w:suppressLineNumbers w:val="0"/>
-        <w:spacing w:before="0" w:beforeAutospacing="0" w:after="0" w:afterAutospacing="0" w:line="360" w:lineRule="auto"/>
-        <w:ind w:left="840" w:leftChars="0" w:right="0" w:hanging="420" w:firstLineChars="0"/>
-        <w:jc w:val="left"/>
-        <w:rPr>
-          <w:rFonts w:hint="default" w:ascii="Bodoni MT" w:hAnsi="Bodoni MT" w:eastAsia="等线" w:cs="Bodoni MT"/>
-          <w:sz w:val="22"/>
-          <w:szCs w:val="22"/>
-        </w:rPr>
-      </w:pPr>
-      <w:r>
-        <w:rPr>
-          <w:rFonts w:hint="default" w:ascii="Bodoni MT" w:hAnsi="Bodoni MT" w:eastAsia="等线" w:cs="Bodoni MT"/>
-          <w:sz w:val="22"/>
-          <w:szCs w:val="22"/>
-          <w:lang w:val="en-IN"/>
-        </w:rPr>
-        <w:t>Cache eviction policies: LRU, LFU, FIFO, TTL bases</w:t>
-      </w:r>
-    </w:p>
-    <w:p>
-      <w:pPr>
-        <w:keepNext w:val="0"/>
-        <w:keepLines w:val="0"/>
-        <w:widowControl/>
-        <w:numPr>
-          <w:ilvl w:val="1"/>
-          <w:numId w:val="11"/>
-        </w:numPr>
-        <w:suppressLineNumbers w:val="0"/>
-        <w:spacing w:before="0" w:beforeAutospacing="0" w:after="0" w:afterAutospacing="0" w:line="360" w:lineRule="auto"/>
-        <w:ind w:left="840" w:leftChars="0" w:right="0" w:hanging="420" w:firstLineChars="0"/>
-        <w:jc w:val="left"/>
-        <w:rPr>
-          <w:rFonts w:hint="default" w:ascii="Bodoni MT" w:hAnsi="Bodoni MT" w:eastAsia="等线" w:cs="Bodoni MT"/>
-          <w:sz w:val="22"/>
-          <w:szCs w:val="22"/>
-        </w:rPr>
-      </w:pPr>
-      <w:r>
-        <w:rPr>
-          <w:rFonts w:hint="default" w:ascii="Bodoni MT" w:hAnsi="Bodoni MT" w:eastAsia="等线" w:cs="Bodoni MT"/>
-          <w:sz w:val="22"/>
-          <w:szCs w:val="22"/>
-          <w:lang w:val="en-IN"/>
-        </w:rPr>
-        <w:t>Cache expiry and TTL</w:t>
-      </w:r>
-    </w:p>
-    <w:p>
-      <w:pPr>
-        <w:keepNext w:val="0"/>
-        <w:keepLines w:val="0"/>
-        <w:widowControl/>
-        <w:numPr>
-          <w:ilvl w:val="1"/>
-          <w:numId w:val="11"/>
-        </w:numPr>
-        <w:suppressLineNumbers w:val="0"/>
-        <w:spacing w:before="0" w:beforeAutospacing="0" w:after="0" w:afterAutospacing="0" w:line="360" w:lineRule="auto"/>
-        <w:ind w:left="840" w:leftChars="0" w:right="0" w:hanging="420" w:firstLineChars="0"/>
-        <w:jc w:val="left"/>
-        <w:rPr>
-          <w:rFonts w:hint="default" w:ascii="Bodoni MT" w:hAnsi="Bodoni MT" w:eastAsia="等线" w:cs="Bodoni MT"/>
-          <w:sz w:val="22"/>
-          <w:szCs w:val="22"/>
-        </w:rPr>
-      </w:pPr>
-      <w:r>
-        <w:rPr>
-          <w:rFonts w:hint="default" w:ascii="Bodoni MT" w:hAnsi="Bodoni MT" w:eastAsia="等线" w:cs="Bodoni MT"/>
-          <w:sz w:val="22"/>
-          <w:szCs w:val="22"/>
-          <w:lang w:val="en-IN"/>
-        </w:rPr>
-        <w:t>Cache loading strategies: Lazy loading, Eager loading or Cache warming</w:t>
-      </w:r>
-    </w:p>
-    <w:p>
-      <w:pPr>
-        <w:keepNext w:val="0"/>
-        <w:keepLines w:val="0"/>
-        <w:widowControl/>
-        <w:numPr>
-          <w:ilvl w:val="1"/>
-          <w:numId w:val="11"/>
-        </w:numPr>
-        <w:suppressLineNumbers w:val="0"/>
-        <w:spacing w:before="0" w:beforeAutospacing="0" w:after="0" w:afterAutospacing="0" w:line="360" w:lineRule="auto"/>
-        <w:ind w:left="840" w:leftChars="0" w:right="0" w:hanging="420" w:firstLineChars="0"/>
-        <w:jc w:val="left"/>
-        <w:rPr>
-          <w:rFonts w:hint="default" w:ascii="Bodoni MT" w:hAnsi="Bodoni MT" w:eastAsia="等线" w:cs="Bodoni MT"/>
-          <w:sz w:val="22"/>
-          <w:szCs w:val="22"/>
-        </w:rPr>
-      </w:pPr>
-      <w:r>
-        <w:rPr>
-          <w:rFonts w:hint="default" w:ascii="Bodoni MT" w:hAnsi="Bodoni MT" w:eastAsia="等线" w:cs="Bodoni MT"/>
-          <w:sz w:val="22"/>
-          <w:szCs w:val="22"/>
-          <w:lang w:val="en-IN"/>
-        </w:rPr>
-        <w:t>Cache size and capacity</w:t>
+        <w:ind w:leftChars="0" w:right="0" w:rightChars="0"/>
+        <w:jc w:val="center"/>
+        <w:rPr>
+          <w:rFonts w:hint="default" w:ascii="Bodoni MT" w:hAnsi="Bodoni MT" w:eastAsia="等线" w:cs="Bodoni MT"/>
+          <w:b/>
+          <w:bCs/>
+          <w:color w:val="002060"/>
+          <w:sz w:val="40"/>
+          <w:szCs w:val="40"/>
+          <w:highlight w:val="lightGray"/>
+          <w:u w:val="single"/>
+        </w:rPr>
+      </w:pPr>
+      <w:r>
+        <w:rPr>
+          <w:rFonts w:hint="default" w:ascii="Bodoni MT" w:hAnsi="Bodoni MT" w:eastAsia="等线" w:cs="Bodoni MT"/>
+          <w:b/>
+          <w:bCs/>
+          <w:color w:val="002060"/>
+          <w:sz w:val="40"/>
+          <w:szCs w:val="40"/>
+          <w:highlight w:val="lightGray"/>
+          <w:u w:val="single"/>
+          <w:lang w:val="en-IN"/>
+        </w:rPr>
+        <w:t>Caching in Spring Boot</w:t>
       </w:r>
     </w:p>
     <w:p>
@@ -1438,92 +1424,7 @@
           <w:szCs w:val="22"/>
           <w:lang w:val="en-IN"/>
         </w:rPr>
-        <w:t>F</w:t>
-      </w:r>
-    </w:p>
-    <w:p>
-      <w:pPr>
-        <w:rPr>
-          <w:rFonts w:hint="default" w:ascii="Bodoni MT" w:hAnsi="Bodoni MT" w:eastAsia="等线" w:cs="Bodoni MT"/>
-          <w:sz w:val="22"/>
-          <w:szCs w:val="22"/>
-        </w:rPr>
-      </w:pPr>
-      <w:r>
-        <w:rPr>
-          <w:rFonts w:hint="default" w:ascii="Bodoni MT" w:hAnsi="Bodoni MT" w:eastAsia="等线" w:cs="Bodoni MT"/>
-          <w:sz w:val="22"/>
-          <w:szCs w:val="22"/>
-          <w:lang w:val="en-IN"/>
-        </w:rPr>
-        <w:br w:type="page"/>
-      </w:r>
-    </w:p>
-    <w:p>
-      <w:pPr>
-        <w:keepNext w:val="0"/>
-        <w:keepLines w:val="0"/>
-        <w:widowControl/>
-        <w:numPr>
-          <w:numId w:val="0"/>
-        </w:numPr>
-        <w:suppressLineNumbers w:val="0"/>
-        <w:spacing w:before="0" w:beforeAutospacing="0" w:after="0" w:afterAutospacing="0" w:line="360" w:lineRule="auto"/>
-        <w:ind w:leftChars="0" w:right="0" w:rightChars="0"/>
-        <w:jc w:val="center"/>
-        <w:rPr>
-          <w:rFonts w:hint="default" w:ascii="Bodoni MT" w:hAnsi="Bodoni MT" w:eastAsia="等线" w:cs="Bodoni MT"/>
-          <w:b/>
-          <w:bCs/>
-          <w:color w:val="002060"/>
-          <w:sz w:val="40"/>
-          <w:szCs w:val="40"/>
-          <w:highlight w:val="lightGray"/>
-          <w:u w:val="single"/>
-        </w:rPr>
-      </w:pPr>
-      <w:r>
-        <w:rPr>
-          <w:rFonts w:hint="default" w:ascii="Bodoni MT" w:hAnsi="Bodoni MT" w:eastAsia="等线" w:cs="Bodoni MT"/>
-          <w:b/>
-          <w:bCs/>
-          <w:color w:val="002060"/>
-          <w:sz w:val="40"/>
-          <w:szCs w:val="40"/>
-          <w:highlight w:val="lightGray"/>
-          <w:u w:val="single"/>
-          <w:lang w:val="en-IN"/>
-        </w:rPr>
-        <w:t>Caching in Spring Boot</w:t>
-      </w:r>
-    </w:p>
-    <w:p>
-      <w:pPr>
-        <w:keepNext w:val="0"/>
-        <w:keepLines w:val="0"/>
-        <w:widowControl/>
-        <w:numPr>
-          <w:ilvl w:val="0"/>
-          <w:numId w:val="11"/>
-        </w:numPr>
-        <w:suppressLineNumbers w:val="0"/>
-        <w:spacing w:before="0" w:beforeAutospacing="0" w:after="0" w:afterAutospacing="0" w:line="360" w:lineRule="auto"/>
-        <w:ind w:left="420" w:leftChars="0" w:right="0" w:hanging="420" w:firstLineChars="0"/>
-        <w:jc w:val="left"/>
-        <w:rPr>
-          <w:rFonts w:hint="default" w:ascii="Bodoni MT" w:hAnsi="Bodoni MT" w:eastAsia="等线" w:cs="Bodoni MT"/>
-          <w:sz w:val="22"/>
-          <w:szCs w:val="22"/>
-        </w:rPr>
-      </w:pPr>
-      <w:r>
-        <w:rPr>
-          <w:rFonts w:hint="default" w:ascii="Bodoni MT" w:hAnsi="Bodoni MT" w:eastAsia="等线" w:cs="Bodoni MT"/>
-          <w:sz w:val="22"/>
-          <w:szCs w:val="22"/>
-          <w:lang w:val="en-IN"/>
-        </w:rPr>
-        <w:t>There are 2 annotations.</w:t>
+        <w:t>There are the below annotations.</w:t>
       </w:r>
     </w:p>
     <w:p>
@@ -5127,6 +5028,7 @@
         <w:keepLines w:val="0"/>
         <w:widowControl/>
         <w:numPr>
+          <w:ilvl w:val="0"/>
           <w:numId w:val="0"/>
         </w:numPr>
         <w:suppressLineNumbers w:val="0"/>
@@ -5889,18 +5791,7 @@
           <w:szCs w:val="22"/>
           <w:lang w:val="en-IN"/>
         </w:rPr>
-        <w:t xml:space="preserve"> is the one which are (</w:t>
-      </w:r>
-      <w:r>
-        <w:rPr>
-          <w:rFonts w:hint="default" w:ascii="Bodoni MT" w:hAnsi="Bodoni MT" w:eastAsia="等线" w:cs="Bodoni MT"/>
-          <w:b w:val="0"/>
-          <w:bCs w:val="0"/>
-          <w:sz w:val="22"/>
-          <w:szCs w:val="22"/>
-          <w:lang w:val="en-IN"/>
-        </w:rPr>
-        <w:t>mentioned in the previous page), it adds the default configurations for the redis cache manager.</w:t>
+        <w:t xml:space="preserve"> is the one which are (mentioned in the previous page), it adds the default configurations for the redis cache manager.</w:t>
       </w:r>
     </w:p>
     <w:p>
@@ -6762,6 +6653,61 @@
     </w:p>
     <w:p>
       <w:pPr>
+        <w:rPr>
+          <w:rFonts w:hint="default" w:ascii="Bodoni MT" w:hAnsi="Bodoni MT" w:eastAsia="等线" w:cs="Bodoni MT"/>
+          <w:sz w:val="22"/>
+          <w:szCs w:val="22"/>
+        </w:rPr>
+      </w:pPr>
+      <w:r>
+        <w:rPr>
+          <w:rFonts w:hint="default" w:ascii="Bodoni MT" w:hAnsi="Bodoni MT" w:cs="Bodoni MT"/>
+          <w:lang w:val="en-IN"/>
+        </w:rPr>
+        <w:br w:type="page"/>
+      </w:r>
+    </w:p>
+    <w:p>
+      <w:pPr>
+        <w:keepNext w:val="0"/>
+        <w:keepLines w:val="0"/>
+        <w:widowControl/>
+        <w:numPr>
+          <w:numId w:val="0"/>
+        </w:numPr>
+        <w:suppressLineNumbers w:val="0"/>
+        <w:spacing w:before="0" w:beforeAutospacing="0" w:after="0" w:afterAutospacing="0" w:line="360" w:lineRule="auto"/>
+        <w:ind w:leftChars="0" w:right="0" w:rightChars="0"/>
+        <w:jc w:val="center"/>
+        <w:rPr>
+          <w:rFonts w:hint="default" w:ascii="Bodoni MT" w:hAnsi="Bodoni MT" w:eastAsia="等线" w:cs="Bodoni MT"/>
+          <w:b/>
+          <w:bCs/>
+          <w:color w:val="002060"/>
+          <w:sz w:val="40"/>
+          <w:szCs w:val="40"/>
+          <w:highlight w:val="lightGray"/>
+          <w:u w:val="single"/>
+          <w:lang w:val="en-IN"/>
+        </w:rPr>
+      </w:pPr>
+      <w:r>
+        <w:rPr>
+          <w:rFonts w:hint="default" w:ascii="Bodoni MT" w:hAnsi="Bodoni MT" w:eastAsia="等线" w:cs="Bodoni MT"/>
+          <w:b/>
+          <w:bCs/>
+          <w:color w:val="002060"/>
+          <w:sz w:val="40"/>
+          <w:szCs w:val="40"/>
+          <w:highlight w:val="lightGray"/>
+          <w:u w:val="single"/>
+          <w:lang w:val="en-IN"/>
+        </w:rPr>
+        <w:t xml:space="preserve"> Customizer </w:t>
+      </w:r>
+    </w:p>
+    <w:p>
+      <w:pPr>
         <w:keepNext w:val="0"/>
         <w:keepLines w:val="0"/>
         <w:widowControl/>
@@ -6931,8 +6877,8 @@
         </w:rPr>
         <w:drawing>
           <wp:inline distT="0" distB="0" distL="114300" distR="114300">
-            <wp:extent cx="4435475" cy="1240155"/>
-            <wp:effectExtent l="0" t="0" r="9525" b="4445"/>
+            <wp:extent cx="4305935" cy="1203960"/>
+            <wp:effectExtent l="0" t="0" r="12065" b="2540"/>
             <wp:docPr id="33" name="Picture 33"/>
             <wp:cNvGraphicFramePr>
               <a:graphicFrameLocks xmlns:a="http://schemas.openxmlformats.org/drawingml/2006/main" noChangeAspect="1"/>
@@ -6955,7 +6901,7 @@
                   <pic:spPr>
                     <a:xfrm>
                       <a:off x="0" y="0"/>
-                      <a:ext cx="4435475" cy="1240155"/>
+                      <a:ext cx="4305935" cy="1203960"/>
                     </a:xfrm>
                     <a:prstGeom prst="rect">
                       <a:avLst/>
@@ -6971,20 +6917,34 @@
           </wp:inline>
         </w:drawing>
       </w:r>
-      <w:r>
-        <w:rPr>
-          <w:rFonts w:hint="default" w:ascii="Bodoni MT" w:hAnsi="Bodoni MT" w:cs="Bodoni MT"/>
-        </w:rPr>
-        <w:br w:type="textWrapping"/>
-      </w:r>
+    </w:p>
+    <w:p>
+      <w:pPr>
+        <w:keepNext w:val="0"/>
+        <w:keepLines w:val="0"/>
+        <w:widowControl/>
+        <w:numPr>
+          <w:ilvl w:val="1"/>
+          <w:numId w:val="11"/>
+        </w:numPr>
+        <w:suppressLineNumbers w:val="0"/>
+        <w:spacing w:before="0" w:beforeAutospacing="0" w:after="0" w:afterAutospacing="0" w:line="360" w:lineRule="auto"/>
+        <w:ind w:left="840" w:leftChars="0" w:right="0" w:hanging="420" w:firstLineChars="0"/>
+        <w:jc w:val="left"/>
+        <w:rPr>
+          <w:rFonts w:hint="default" w:ascii="Bodoni MT" w:hAnsi="Bodoni MT" w:eastAsia="等线" w:cs="Bodoni MT"/>
+          <w:sz w:val="22"/>
+          <w:szCs w:val="22"/>
+        </w:rPr>
+      </w:pPr>
       <w:r>
         <w:rPr>
           <w:rFonts w:hint="default" w:ascii="Bodoni MT" w:hAnsi="Bodoni MT" w:cs="Bodoni MT"/>
         </w:rPr>
         <w:drawing>
           <wp:inline distT="0" distB="0" distL="114300" distR="114300">
-            <wp:extent cx="4909185" cy="1313180"/>
-            <wp:effectExtent l="0" t="0" r="5715" b="7620"/>
+            <wp:extent cx="4433570" cy="1186180"/>
+            <wp:effectExtent l="0" t="0" r="11430" b="7620"/>
             <wp:docPr id="34" name="Picture 34"/>
             <wp:cNvGraphicFramePr>
               <a:graphicFrameLocks xmlns:a="http://schemas.openxmlformats.org/drawingml/2006/main" noChangeAspect="1"/>
@@ -7007,7 +6967,7 @@
                   <pic:spPr>
                     <a:xfrm>
                       <a:off x="0" y="0"/>
-                      <a:ext cx="4909185" cy="1313180"/>
+                      <a:ext cx="4433570" cy="1186180"/>
                     </a:xfrm>
                     <a:prstGeom prst="rect">
                       <a:avLst/>
@@ -7588,8 +7548,8 @@
         </w:rPr>
         <w:drawing>
           <wp:inline distT="0" distB="0" distL="114300" distR="114300">
-            <wp:extent cx="4384675" cy="335280"/>
-            <wp:effectExtent l="0" t="0" r="9525" b="7620"/>
+            <wp:extent cx="4022725" cy="307340"/>
+            <wp:effectExtent l="0" t="0" r="3175" b="10160"/>
             <wp:docPr id="40" name="Picture 40"/>
             <wp:cNvGraphicFramePr>
               <a:graphicFrameLocks xmlns:a="http://schemas.openxmlformats.org/drawingml/2006/main" noChangeAspect="1"/>
@@ -7612,7 +7572,7 @@
                   <pic:spPr>
                     <a:xfrm>
                       <a:off x="0" y="0"/>
-                      <a:ext cx="4384675" cy="335280"/>
+                      <a:ext cx="4022725" cy="307340"/>
                     </a:xfrm>
                     <a:prstGeom prst="rect">
                       <a:avLst/>
@@ -7715,6 +7675,9 @@
         </w:rPr>
       </w:pPr>
       <w:r>
+        <w:rPr>
+          <w:rFonts w:hint="default" w:ascii="Bodoni MT" w:hAnsi="Bodoni MT" w:cs="Bodoni MT"/>
+        </w:rPr>
         <w:drawing>
           <wp:inline distT="0" distB="0" distL="114300" distR="114300">
             <wp:extent cx="6253480" cy="1948815"/>
@@ -7820,6 +7783,9 @@
         <w:br w:type="textWrapping"/>
       </w:r>
       <w:r>
+        <w:rPr>
+          <w:rFonts w:hint="default" w:ascii="Bodoni MT" w:hAnsi="Bodoni MT" w:cs="Bodoni MT"/>
+        </w:rPr>
         <w:drawing>
           <wp:inline distT="0" distB="0" distL="114300" distR="114300">
             <wp:extent cx="3589020" cy="1662430"/>
@@ -7891,20 +7857,7 @@
           <w:szCs w:val="22"/>
           <w:lang w:val="en-IN"/>
         </w:rPr>
-        <w:t>formLogin() takes customizer and customize the created object accord</w:t>
-      </w:r>
-      <w:bookmarkStart w:id="0" w:name="_GoBack"/>
-      <w:bookmarkEnd w:id="0"/>
-      <w:r>
-        <w:rPr>
-          <w:rFonts w:hint="default" w:ascii="Bodoni MT" w:hAnsi="Bodoni MT" w:eastAsia="等线" w:cs="Bodoni MT"/>
-          <w:b w:val="0"/>
-          <w:bCs w:val="0"/>
-          <w:sz w:val="22"/>
-          <w:szCs w:val="22"/>
-          <w:lang w:val="en-IN"/>
-        </w:rPr>
-        <w:t>ing to that.</w:t>
+        <w:t>formLogin() takes customizer and customize the created object according to that.</w:t>
       </w:r>
     </w:p>
     <w:p>
@@ -7933,7 +7886,5590 @@
           <w:szCs w:val="22"/>
           <w:lang w:val="en-IN"/>
         </w:rPr>
-        <w:t>Ff</w:t>
+        <w:t>F</w:t>
+      </w:r>
+    </w:p>
+    <w:p>
+      <w:pPr>
+        <w:keepNext w:val="0"/>
+        <w:keepLines w:val="0"/>
+        <w:widowControl/>
+        <w:numPr>
+          <w:ilvl w:val="0"/>
+          <w:numId w:val="11"/>
+        </w:numPr>
+        <w:suppressLineNumbers w:val="0"/>
+        <w:spacing w:before="0" w:beforeAutospacing="0" w:after="0" w:afterAutospacing="0" w:line="360" w:lineRule="auto"/>
+        <w:ind w:left="420" w:leftChars="0" w:right="0" w:hanging="420" w:firstLineChars="0"/>
+        <w:jc w:val="left"/>
+        <w:rPr>
+          <w:rFonts w:hint="default" w:ascii="Bodoni MT" w:hAnsi="Bodoni MT" w:eastAsia="等线" w:cs="Bodoni MT"/>
+          <w:sz w:val="22"/>
+          <w:szCs w:val="22"/>
+        </w:rPr>
+      </w:pPr>
+      <w:r>
+        <w:rPr>
+          <w:rFonts w:hint="default" w:ascii="Bodoni MT" w:hAnsi="Bodoni MT" w:eastAsia="等线" w:cs="Bodoni MT"/>
+          <w:sz w:val="22"/>
+          <w:szCs w:val="22"/>
+          <w:lang w:val="en-IN"/>
+        </w:rPr>
+        <w:t>F</w:t>
+      </w:r>
+    </w:p>
+    <w:p>
+      <w:pPr>
+        <w:keepNext w:val="0"/>
+        <w:keepLines w:val="0"/>
+        <w:widowControl/>
+        <w:numPr>
+          <w:ilvl w:val="0"/>
+          <w:numId w:val="11"/>
+        </w:numPr>
+        <w:suppressLineNumbers w:val="0"/>
+        <w:spacing w:before="0" w:beforeAutospacing="0" w:after="0" w:afterAutospacing="0" w:line="360" w:lineRule="auto"/>
+        <w:ind w:left="420" w:leftChars="0" w:right="0" w:hanging="420" w:firstLineChars="0"/>
+        <w:jc w:val="left"/>
+        <w:rPr>
+          <w:rFonts w:hint="default" w:ascii="Bodoni MT" w:hAnsi="Bodoni MT" w:eastAsia="等线" w:cs="Bodoni MT"/>
+          <w:sz w:val="22"/>
+          <w:szCs w:val="22"/>
+        </w:rPr>
+      </w:pPr>
+      <w:r>
+        <w:rPr>
+          <w:rFonts w:hint="default" w:ascii="Bodoni MT" w:hAnsi="Bodoni MT" w:eastAsia="等线" w:cs="Bodoni MT"/>
+          <w:sz w:val="22"/>
+          <w:szCs w:val="22"/>
+          <w:lang w:val="en-IN"/>
+        </w:rPr>
+        <w:t>F</w:t>
+      </w:r>
+    </w:p>
+    <w:p>
+      <w:pPr>
+        <w:keepNext w:val="0"/>
+        <w:keepLines w:val="0"/>
+        <w:widowControl/>
+        <w:numPr>
+          <w:ilvl w:val="0"/>
+          <w:numId w:val="11"/>
+        </w:numPr>
+        <w:suppressLineNumbers w:val="0"/>
+        <w:spacing w:before="0" w:beforeAutospacing="0" w:after="0" w:afterAutospacing="0" w:line="360" w:lineRule="auto"/>
+        <w:ind w:left="420" w:leftChars="0" w:right="0" w:hanging="420" w:firstLineChars="0"/>
+        <w:jc w:val="left"/>
+        <w:rPr>
+          <w:rFonts w:hint="default" w:ascii="Bodoni MT" w:hAnsi="Bodoni MT" w:eastAsia="等线" w:cs="Bodoni MT"/>
+          <w:sz w:val="22"/>
+          <w:szCs w:val="22"/>
+        </w:rPr>
+      </w:pPr>
+      <w:r>
+        <w:rPr>
+          <w:rFonts w:hint="default" w:ascii="Bodoni MT" w:hAnsi="Bodoni MT" w:eastAsia="等线" w:cs="Bodoni MT"/>
+          <w:sz w:val="22"/>
+          <w:szCs w:val="22"/>
+          <w:lang w:val="en-IN"/>
+        </w:rPr>
+        <w:t>F</w:t>
+      </w:r>
+    </w:p>
+    <w:p>
+      <w:pPr>
+        <w:keepNext w:val="0"/>
+        <w:keepLines w:val="0"/>
+        <w:widowControl/>
+        <w:numPr>
+          <w:ilvl w:val="0"/>
+          <w:numId w:val="11"/>
+        </w:numPr>
+        <w:suppressLineNumbers w:val="0"/>
+        <w:spacing w:before="0" w:beforeAutospacing="0" w:after="0" w:afterAutospacing="0" w:line="360" w:lineRule="auto"/>
+        <w:ind w:left="420" w:leftChars="0" w:right="0" w:hanging="420" w:firstLineChars="0"/>
+        <w:jc w:val="left"/>
+        <w:rPr>
+          <w:rFonts w:hint="default" w:ascii="Bodoni MT" w:hAnsi="Bodoni MT" w:eastAsia="等线" w:cs="Bodoni MT"/>
+          <w:sz w:val="22"/>
+          <w:szCs w:val="22"/>
+        </w:rPr>
+      </w:pPr>
+      <w:r>
+        <w:rPr>
+          <w:rFonts w:hint="default" w:ascii="Bodoni MT" w:hAnsi="Bodoni MT" w:eastAsia="等线" w:cs="Bodoni MT"/>
+          <w:sz w:val="22"/>
+          <w:szCs w:val="22"/>
+          <w:lang w:val="en-IN"/>
+        </w:rPr>
+        <w:t>F</w:t>
+      </w:r>
+    </w:p>
+    <w:p>
+      <w:pPr>
+        <w:keepNext w:val="0"/>
+        <w:keepLines w:val="0"/>
+        <w:widowControl/>
+        <w:numPr>
+          <w:ilvl w:val="0"/>
+          <w:numId w:val="11"/>
+        </w:numPr>
+        <w:suppressLineNumbers w:val="0"/>
+        <w:spacing w:before="0" w:beforeAutospacing="0" w:after="0" w:afterAutospacing="0" w:line="360" w:lineRule="auto"/>
+        <w:ind w:left="420" w:leftChars="0" w:right="0" w:hanging="420" w:firstLineChars="0"/>
+        <w:jc w:val="left"/>
+        <w:rPr>
+          <w:rFonts w:hint="default" w:ascii="Bodoni MT" w:hAnsi="Bodoni MT" w:eastAsia="等线" w:cs="Bodoni MT"/>
+          <w:sz w:val="22"/>
+          <w:szCs w:val="22"/>
+        </w:rPr>
+      </w:pPr>
+      <w:r>
+        <w:rPr>
+          <w:rFonts w:hint="default" w:ascii="Bodoni MT" w:hAnsi="Bodoni MT" w:eastAsia="等线" w:cs="Bodoni MT"/>
+          <w:sz w:val="22"/>
+          <w:szCs w:val="22"/>
+          <w:lang w:val="en-IN"/>
+        </w:rPr>
+        <w:t>f</w:t>
+      </w:r>
+    </w:p>
+    <w:p>
+      <w:pPr>
+        <w:rPr>
+          <w:rFonts w:hint="default" w:ascii="Bodoni MT" w:hAnsi="Bodoni MT" w:eastAsia="等线" w:cs="Bodoni MT"/>
+          <w:sz w:val="22"/>
+          <w:szCs w:val="22"/>
+        </w:rPr>
+      </w:pPr>
+      <w:r>
+        <w:rPr>
+          <w:rFonts w:hint="default" w:ascii="Bodoni MT" w:hAnsi="Bodoni MT" w:eastAsia="等线" w:cs="Bodoni MT"/>
+          <w:sz w:val="22"/>
+          <w:szCs w:val="22"/>
+          <w:lang w:val="en-IN"/>
+        </w:rPr>
+        <w:br w:type="page"/>
+      </w:r>
+    </w:p>
+    <w:p>
+      <w:pPr>
+        <w:keepNext w:val="0"/>
+        <w:keepLines w:val="0"/>
+        <w:widowControl/>
+        <w:numPr>
+          <w:ilvl w:val="0"/>
+          <w:numId w:val="11"/>
+        </w:numPr>
+        <w:suppressLineNumbers w:val="0"/>
+        <w:spacing w:before="0" w:beforeAutospacing="0" w:after="0" w:afterAutospacing="0" w:line="360" w:lineRule="auto"/>
+        <w:ind w:left="420" w:leftChars="0" w:right="0" w:hanging="420" w:firstLineChars="0"/>
+        <w:jc w:val="left"/>
+        <w:rPr>
+          <w:rFonts w:hint="default" w:ascii="Bodoni MT" w:hAnsi="Bodoni MT" w:eastAsia="等线" w:cs="Bodoni MT"/>
+          <w:sz w:val="22"/>
+          <w:szCs w:val="22"/>
+          <w:u w:val="single"/>
+        </w:rPr>
+      </w:pPr>
+      <w:r>
+        <w:rPr>
+          <w:rFonts w:hint="default" w:ascii="Bodoni MT" w:hAnsi="Bodoni MT" w:eastAsia="等线" w:cs="Bodoni MT"/>
+          <w:b/>
+          <w:bCs/>
+          <w:sz w:val="22"/>
+          <w:szCs w:val="22"/>
+          <w:u w:val="single"/>
+          <w:lang w:val="en-IN"/>
+        </w:rPr>
+        <w:t xml:space="preserve">CacheAutoConfiguration </w:t>
+      </w:r>
+      <w:r>
+        <w:rPr>
+          <w:rFonts w:hint="default" w:ascii="Bodoni MT" w:hAnsi="Bodoni MT" w:eastAsia="等线" w:cs="Bodoni MT"/>
+          <w:sz w:val="22"/>
+          <w:szCs w:val="22"/>
+          <w:u w:val="single"/>
+          <w:lang w:val="en-IN"/>
+        </w:rPr>
+        <w:t>class is the auto configuration class of Caching in Spring Boot.</w:t>
+      </w:r>
+    </w:p>
+    <w:p>
+      <w:pPr>
+        <w:keepNext w:val="0"/>
+        <w:keepLines w:val="0"/>
+        <w:widowControl/>
+        <w:numPr>
+          <w:ilvl w:val="1"/>
+          <w:numId w:val="11"/>
+        </w:numPr>
+        <w:suppressLineNumbers w:val="0"/>
+        <w:spacing w:before="0" w:beforeAutospacing="0" w:after="0" w:afterAutospacing="0" w:line="360" w:lineRule="auto"/>
+        <w:ind w:left="840" w:leftChars="0" w:right="0" w:hanging="420" w:firstLineChars="0"/>
+        <w:jc w:val="left"/>
+        <w:rPr>
+          <w:rFonts w:hint="default" w:ascii="Bodoni MT" w:hAnsi="Bodoni MT" w:eastAsia="等线" w:cs="Bodoni MT"/>
+          <w:sz w:val="22"/>
+          <w:szCs w:val="22"/>
+        </w:rPr>
+      </w:pPr>
+      <w:r>
+        <w:rPr>
+          <w:rFonts w:hint="default" w:ascii="Bodoni MT" w:hAnsi="Bodoni MT" w:eastAsia="等线" w:cs="Bodoni MT"/>
+          <w:sz w:val="22"/>
+          <w:szCs w:val="22"/>
+          <w:lang w:val="en-IN"/>
+        </w:rPr>
+        <w:t xml:space="preserve">It creates bean of </w:t>
+      </w:r>
+      <w:r>
+        <w:rPr>
+          <w:rFonts w:hint="default" w:ascii="Bodoni MT" w:hAnsi="Bodoni MT" w:eastAsia="等线" w:cs="Bodoni MT"/>
+          <w:b/>
+          <w:bCs/>
+          <w:sz w:val="22"/>
+          <w:szCs w:val="22"/>
+          <w:lang w:val="en-IN"/>
+        </w:rPr>
+        <w:t>CacheManagerCustomizers</w:t>
+      </w:r>
+      <w:r>
+        <w:rPr>
+          <w:rFonts w:hint="default" w:ascii="Bodoni MT" w:hAnsi="Bodoni MT" w:eastAsia="等线" w:cs="Bodoni MT"/>
+          <w:sz w:val="22"/>
+          <w:szCs w:val="22"/>
+          <w:lang w:val="en-IN"/>
+        </w:rPr>
+        <w:t>.</w:t>
+      </w:r>
+    </w:p>
+    <w:p>
+      <w:pPr>
+        <w:keepNext w:val="0"/>
+        <w:keepLines w:val="0"/>
+        <w:widowControl/>
+        <w:numPr>
+          <w:ilvl w:val="1"/>
+          <w:numId w:val="11"/>
+        </w:numPr>
+        <w:suppressLineNumbers w:val="0"/>
+        <w:spacing w:before="0" w:beforeAutospacing="0" w:after="0" w:afterAutospacing="0" w:line="360" w:lineRule="auto"/>
+        <w:ind w:left="840" w:leftChars="0" w:right="0" w:hanging="420" w:firstLineChars="0"/>
+        <w:jc w:val="left"/>
+        <w:rPr>
+          <w:rFonts w:hint="default" w:ascii="Bodoni MT" w:hAnsi="Bodoni MT" w:eastAsia="等线" w:cs="Bodoni MT"/>
+          <w:sz w:val="22"/>
+          <w:szCs w:val="22"/>
+        </w:rPr>
+      </w:pPr>
+      <w:r>
+        <w:rPr>
+          <w:rFonts w:hint="default" w:ascii="Bodoni MT" w:hAnsi="Bodoni MT" w:eastAsia="等线" w:cs="Bodoni MT"/>
+          <w:sz w:val="22"/>
+          <w:szCs w:val="22"/>
+          <w:lang w:val="en-IN"/>
+        </w:rPr>
+        <w:t>CacheManagerCustomizers class contains list of CacheManagerCustomizer objects</w:t>
+      </w:r>
+    </w:p>
+    <w:p>
+      <w:pPr>
+        <w:keepNext w:val="0"/>
+        <w:keepLines w:val="0"/>
+        <w:widowControl/>
+        <w:numPr>
+          <w:ilvl w:val="1"/>
+          <w:numId w:val="11"/>
+        </w:numPr>
+        <w:suppressLineNumbers w:val="0"/>
+        <w:spacing w:before="0" w:beforeAutospacing="0" w:after="0" w:afterAutospacing="0" w:line="360" w:lineRule="auto"/>
+        <w:ind w:left="840" w:leftChars="0" w:right="0" w:hanging="420" w:firstLineChars="0"/>
+        <w:jc w:val="left"/>
+        <w:rPr>
+          <w:rFonts w:hint="default" w:ascii="Bodoni MT" w:hAnsi="Bodoni MT" w:eastAsia="等线" w:cs="Bodoni MT"/>
+          <w:sz w:val="22"/>
+          <w:szCs w:val="22"/>
+        </w:rPr>
+      </w:pPr>
+      <w:r>
+        <w:rPr>
+          <w:rFonts w:hint="default" w:ascii="Bodoni MT" w:hAnsi="Bodoni MT" w:eastAsia="等线" w:cs="Bodoni MT"/>
+          <w:sz w:val="22"/>
+          <w:szCs w:val="22"/>
+          <w:lang w:val="en-IN"/>
+        </w:rPr>
+        <w:t xml:space="preserve">But mostly you don’t need to create beans of this </w:t>
+      </w:r>
+      <w:r>
+        <w:rPr>
+          <w:rFonts w:hint="default" w:ascii="Bodoni MT" w:hAnsi="Bodoni MT" w:eastAsia="等线" w:cs="Bodoni MT"/>
+          <w:b/>
+          <w:bCs/>
+          <w:sz w:val="22"/>
+          <w:szCs w:val="22"/>
+          <w:lang w:val="en-IN"/>
+        </w:rPr>
+        <w:t>CacheManagerCustomizer</w:t>
+      </w:r>
+      <w:r>
+        <w:rPr>
+          <w:rFonts w:hint="default" w:ascii="Bodoni MT" w:hAnsi="Bodoni MT" w:eastAsia="等线" w:cs="Bodoni MT"/>
+          <w:sz w:val="22"/>
+          <w:szCs w:val="22"/>
+          <w:lang w:val="en-IN"/>
+        </w:rPr>
+        <w:t>.</w:t>
+      </w:r>
+      <w:r>
+        <w:rPr>
+          <w:rFonts w:hint="default" w:ascii="Bodoni MT" w:hAnsi="Bodoni MT" w:eastAsia="等线" w:cs="Bodoni MT"/>
+          <w:sz w:val="22"/>
+          <w:szCs w:val="22"/>
+          <w:lang w:val="en-IN"/>
+        </w:rPr>
+        <w:br w:type="textWrapping"/>
+      </w:r>
+      <w:r>
+        <w:rPr>
+          <w:rFonts w:hint="default" w:ascii="Bodoni MT" w:hAnsi="Bodoni MT" w:eastAsia="等线" w:cs="Bodoni MT"/>
+          <w:sz w:val="22"/>
+          <w:szCs w:val="22"/>
+          <w:lang w:val="en-IN"/>
+        </w:rPr>
+        <w:t>Because customizers are only to update something in the pre-created beans (objects).</w:t>
+      </w:r>
+    </w:p>
+    <w:p>
+      <w:pPr>
+        <w:keepNext w:val="0"/>
+        <w:keepLines w:val="0"/>
+        <w:widowControl/>
+        <w:numPr>
+          <w:ilvl w:val="1"/>
+          <w:numId w:val="11"/>
+        </w:numPr>
+        <w:suppressLineNumbers w:val="0"/>
+        <w:spacing w:before="0" w:beforeAutospacing="0" w:after="0" w:afterAutospacing="0" w:line="360" w:lineRule="auto"/>
+        <w:ind w:left="840" w:leftChars="0" w:right="0" w:hanging="420" w:firstLineChars="0"/>
+        <w:jc w:val="left"/>
+        <w:rPr>
+          <w:rFonts w:hint="default" w:ascii="Bodoni MT" w:hAnsi="Bodoni MT" w:eastAsia="等线" w:cs="Bodoni MT"/>
+          <w:sz w:val="22"/>
+          <w:szCs w:val="22"/>
+        </w:rPr>
+      </w:pPr>
+      <w:r>
+        <w:rPr>
+          <w:rFonts w:hint="default" w:ascii="Bodoni MT" w:hAnsi="Bodoni MT" w:eastAsia="等线" w:cs="Bodoni MT"/>
+          <w:sz w:val="22"/>
+          <w:szCs w:val="22"/>
+          <w:lang w:val="en-IN"/>
+        </w:rPr>
+        <w:t xml:space="preserve">If you want to create your own custom cache manager (which is done mostly), you can create a bean of </w:t>
+      </w:r>
+      <w:r>
+        <w:rPr>
+          <w:rFonts w:hint="default" w:ascii="Bodoni MT" w:hAnsi="Bodoni MT" w:eastAsia="等线" w:cs="Bodoni MT"/>
+          <w:b/>
+          <w:bCs/>
+          <w:sz w:val="22"/>
+          <w:szCs w:val="22"/>
+          <w:lang w:val="en-IN"/>
+        </w:rPr>
+        <w:t>CacheManager</w:t>
+      </w:r>
+      <w:r>
+        <w:rPr>
+          <w:rFonts w:hint="default" w:ascii="Bodoni MT" w:hAnsi="Bodoni MT" w:eastAsia="等线" w:cs="Bodoni MT"/>
+          <w:b w:val="0"/>
+          <w:bCs w:val="0"/>
+          <w:sz w:val="22"/>
+          <w:szCs w:val="22"/>
+          <w:lang w:val="en-IN"/>
+        </w:rPr>
+        <w:t>.</w:t>
+      </w:r>
+      <w:r>
+        <w:rPr>
+          <w:rFonts w:hint="default" w:ascii="Bodoni MT" w:hAnsi="Bodoni MT" w:eastAsia="等线" w:cs="Bodoni MT"/>
+          <w:b w:val="0"/>
+          <w:bCs w:val="0"/>
+          <w:sz w:val="22"/>
+          <w:szCs w:val="22"/>
+          <w:lang w:val="en-IN"/>
+        </w:rPr>
+        <w:br w:type="textWrapping"/>
+      </w:r>
+      <w:r>
+        <w:rPr>
+          <w:rFonts w:hint="default" w:ascii="Bodoni MT" w:hAnsi="Bodoni MT" w:cs="Bodoni MT"/>
+        </w:rPr>
+        <w:drawing>
+          <wp:inline distT="0" distB="0" distL="114300" distR="114300">
+            <wp:extent cx="5273040" cy="3102610"/>
+            <wp:effectExtent l="0" t="0" r="10160" b="8890"/>
+            <wp:docPr id="44" name="Picture 44"/>
+            <wp:cNvGraphicFramePr>
+              <a:graphicFrameLocks xmlns:a="http://schemas.openxmlformats.org/drawingml/2006/main" noChangeAspect="1"/>
+            </wp:cNvGraphicFramePr>
+            <a:graphic xmlns:a="http://schemas.openxmlformats.org/drawingml/2006/main">
+              <a:graphicData uri="http://schemas.openxmlformats.org/drawingml/2006/picture">
+                <pic:pic xmlns:pic="http://schemas.openxmlformats.org/drawingml/2006/picture">
+                  <pic:nvPicPr>
+                    <pic:cNvPr id="44" name="Picture 44"/>
+                    <pic:cNvPicPr>
+                      <a:picLocks noChangeAspect="1"/>
+                    </pic:cNvPicPr>
+                  </pic:nvPicPr>
+                  <pic:blipFill>
+                    <a:blip r:embed="rId42"/>
+                    <a:stretch>
+                      <a:fillRect/>
+                    </a:stretch>
+                  </pic:blipFill>
+                  <pic:spPr>
+                    <a:xfrm>
+                      <a:off x="0" y="0"/>
+                      <a:ext cx="5273040" cy="3102610"/>
+                    </a:xfrm>
+                    <a:prstGeom prst="rect">
+                      <a:avLst/>
+                    </a:prstGeom>
+                    <a:noFill/>
+                    <a:ln>
+                      <a:noFill/>
+                    </a:ln>
+                  </pic:spPr>
+                </pic:pic>
+              </a:graphicData>
+            </a:graphic>
+          </wp:inline>
+        </w:drawing>
+      </w:r>
+    </w:p>
+    <w:p>
+      <w:pPr>
+        <w:keepNext w:val="0"/>
+        <w:keepLines w:val="0"/>
+        <w:widowControl/>
+        <w:numPr>
+          <w:ilvl w:val="1"/>
+          <w:numId w:val="11"/>
+        </w:numPr>
+        <w:suppressLineNumbers w:val="0"/>
+        <w:spacing w:before="0" w:beforeAutospacing="0" w:after="0" w:afterAutospacing="0" w:line="360" w:lineRule="auto"/>
+        <w:ind w:left="840" w:leftChars="0" w:right="0" w:hanging="420" w:firstLineChars="0"/>
+        <w:jc w:val="left"/>
+        <w:rPr>
+          <w:rFonts w:hint="default" w:ascii="Bodoni MT" w:hAnsi="Bodoni MT" w:eastAsia="等线" w:cs="Bodoni MT"/>
+          <w:sz w:val="22"/>
+          <w:szCs w:val="22"/>
+        </w:rPr>
+      </w:pPr>
+      <w:r>
+        <w:rPr>
+          <w:rFonts w:hint="default" w:ascii="Bodoni MT" w:hAnsi="Bodoni MT" w:eastAsia="等线" w:cs="Bodoni MT"/>
+          <w:sz w:val="22"/>
+          <w:szCs w:val="22"/>
+          <w:lang w:val="en-IN"/>
+        </w:rPr>
+        <w:t xml:space="preserve">There is a class called </w:t>
+      </w:r>
+      <w:r>
+        <w:rPr>
+          <w:rFonts w:hint="default" w:ascii="Bodoni MT" w:hAnsi="Bodoni MT" w:eastAsia="等线" w:cs="Bodoni MT"/>
+          <w:b/>
+          <w:bCs/>
+          <w:sz w:val="22"/>
+          <w:szCs w:val="22"/>
+          <w:lang w:val="en-IN"/>
+        </w:rPr>
+        <w:t>CacheConfigurations</w:t>
+      </w:r>
+      <w:r>
+        <w:rPr>
+          <w:rFonts w:hint="default" w:ascii="Bodoni MT" w:hAnsi="Bodoni MT" w:eastAsia="等线" w:cs="Bodoni MT"/>
+          <w:b w:val="0"/>
+          <w:bCs w:val="0"/>
+          <w:sz w:val="22"/>
+          <w:szCs w:val="22"/>
+          <w:lang w:val="en-IN"/>
+        </w:rPr>
+        <w:t xml:space="preserve"> which contains a mapper of cache type to the specific cache provider</w:t>
+      </w:r>
+      <w:r>
+        <w:rPr>
+          <w:rFonts w:hint="default" w:ascii="Bodoni MT" w:hAnsi="Bodoni MT" w:eastAsia="等线" w:cs="Bodoni MT"/>
+          <w:b w:val="0"/>
+          <w:bCs w:val="0"/>
+          <w:sz w:val="22"/>
+          <w:szCs w:val="22"/>
+          <w:lang w:val="en-IN"/>
+        </w:rPr>
+        <w:br w:type="textWrapping"/>
+      </w:r>
+      <w:r>
+        <w:rPr>
+          <w:rFonts w:hint="default" w:ascii="Bodoni MT" w:hAnsi="Bodoni MT" w:cs="Bodoni MT"/>
+        </w:rPr>
+        <w:drawing>
+          <wp:inline distT="0" distB="0" distL="114300" distR="114300">
+            <wp:extent cx="5273675" cy="2383790"/>
+            <wp:effectExtent l="0" t="0" r="9525" b="3810"/>
+            <wp:docPr id="45" name="Picture 45"/>
+            <wp:cNvGraphicFramePr>
+              <a:graphicFrameLocks xmlns:a="http://schemas.openxmlformats.org/drawingml/2006/main" noChangeAspect="1"/>
+            </wp:cNvGraphicFramePr>
+            <a:graphic xmlns:a="http://schemas.openxmlformats.org/drawingml/2006/main">
+              <a:graphicData uri="http://schemas.openxmlformats.org/drawingml/2006/picture">
+                <pic:pic xmlns:pic="http://schemas.openxmlformats.org/drawingml/2006/picture">
+                  <pic:nvPicPr>
+                    <pic:cNvPr id="45" name="Picture 45"/>
+                    <pic:cNvPicPr>
+                      <a:picLocks noChangeAspect="1"/>
+                    </pic:cNvPicPr>
+                  </pic:nvPicPr>
+                  <pic:blipFill>
+                    <a:blip r:embed="rId43"/>
+                    <a:stretch>
+                      <a:fillRect/>
+                    </a:stretch>
+                  </pic:blipFill>
+                  <pic:spPr>
+                    <a:xfrm>
+                      <a:off x="0" y="0"/>
+                      <a:ext cx="5273675" cy="2383790"/>
+                    </a:xfrm>
+                    <a:prstGeom prst="rect">
+                      <a:avLst/>
+                    </a:prstGeom>
+                    <a:noFill/>
+                    <a:ln>
+                      <a:noFill/>
+                    </a:ln>
+                  </pic:spPr>
+                </pic:pic>
+              </a:graphicData>
+            </a:graphic>
+          </wp:inline>
+        </w:drawing>
+      </w:r>
+    </w:p>
+    <w:p>
+      <w:pPr>
+        <w:keepNext w:val="0"/>
+        <w:keepLines w:val="0"/>
+        <w:widowControl/>
+        <w:numPr>
+          <w:ilvl w:val="2"/>
+          <w:numId w:val="11"/>
+        </w:numPr>
+        <w:suppressLineNumbers w:val="0"/>
+        <w:spacing w:before="0" w:beforeAutospacing="0" w:after="0" w:afterAutospacing="0" w:line="360" w:lineRule="auto"/>
+        <w:ind w:left="1260" w:leftChars="0" w:right="0" w:hanging="420" w:firstLineChars="0"/>
+        <w:jc w:val="left"/>
+        <w:rPr>
+          <w:rFonts w:hint="default" w:ascii="Bodoni MT" w:hAnsi="Bodoni MT" w:eastAsia="等线" w:cs="Bodoni MT"/>
+          <w:sz w:val="22"/>
+          <w:szCs w:val="22"/>
+        </w:rPr>
+      </w:pPr>
+      <w:r>
+        <w:rPr>
+          <w:rFonts w:hint="default" w:ascii="Bodoni MT" w:hAnsi="Bodoni MT" w:cs="Bodoni MT"/>
+          <w:lang w:val="en-IN"/>
+        </w:rPr>
+        <w:t>These classes are the configuration classes which creates the Cache bean.</w:t>
+      </w:r>
+      <w:r>
+        <w:rPr>
+          <w:rFonts w:hint="default" w:ascii="Bodoni MT" w:hAnsi="Bodoni MT" w:cs="Bodoni MT"/>
+          <w:lang w:val="en-IN"/>
+        </w:rPr>
+        <w:br w:type="textWrapping"/>
+      </w:r>
+      <w:r>
+        <w:rPr>
+          <w:rFonts w:hint="default" w:ascii="Bodoni MT" w:hAnsi="Bodoni MT" w:cs="Bodoni MT"/>
+        </w:rPr>
+        <w:drawing>
+          <wp:inline distT="0" distB="0" distL="114300" distR="114300">
+            <wp:extent cx="5274310" cy="2050415"/>
+            <wp:effectExtent l="0" t="0" r="8890" b="6985"/>
+            <wp:docPr id="46" name="Picture 46"/>
+            <wp:cNvGraphicFramePr>
+              <a:graphicFrameLocks xmlns:a="http://schemas.openxmlformats.org/drawingml/2006/main" noChangeAspect="1"/>
+            </wp:cNvGraphicFramePr>
+            <a:graphic xmlns:a="http://schemas.openxmlformats.org/drawingml/2006/main">
+              <a:graphicData uri="http://schemas.openxmlformats.org/drawingml/2006/picture">
+                <pic:pic xmlns:pic="http://schemas.openxmlformats.org/drawingml/2006/picture">
+                  <pic:nvPicPr>
+                    <pic:cNvPr id="46" name="Picture 46"/>
+                    <pic:cNvPicPr>
+                      <a:picLocks noChangeAspect="1"/>
+                    </pic:cNvPicPr>
+                  </pic:nvPicPr>
+                  <pic:blipFill>
+                    <a:blip r:embed="rId44"/>
+                    <a:stretch>
+                      <a:fillRect/>
+                    </a:stretch>
+                  </pic:blipFill>
+                  <pic:spPr>
+                    <a:xfrm>
+                      <a:off x="0" y="0"/>
+                      <a:ext cx="5274310" cy="2050415"/>
+                    </a:xfrm>
+                    <a:prstGeom prst="rect">
+                      <a:avLst/>
+                    </a:prstGeom>
+                    <a:noFill/>
+                    <a:ln>
+                      <a:noFill/>
+                    </a:ln>
+                  </pic:spPr>
+                </pic:pic>
+              </a:graphicData>
+            </a:graphic>
+          </wp:inline>
+        </w:drawing>
+      </w:r>
+    </w:p>
+    <w:p>
+      <w:pPr>
+        <w:keepNext w:val="0"/>
+        <w:keepLines w:val="0"/>
+        <w:widowControl/>
+        <w:numPr>
+          <w:ilvl w:val="1"/>
+          <w:numId w:val="11"/>
+        </w:numPr>
+        <w:suppressLineNumbers w:val="0"/>
+        <w:spacing w:before="0" w:beforeAutospacing="0" w:after="0" w:afterAutospacing="0" w:line="360" w:lineRule="auto"/>
+        <w:ind w:left="840" w:leftChars="0" w:right="0" w:hanging="420" w:firstLineChars="0"/>
+        <w:jc w:val="left"/>
+        <w:rPr>
+          <w:rFonts w:hint="default" w:ascii="Bodoni MT" w:hAnsi="Bodoni MT" w:eastAsia="等线" w:cs="Bodoni MT"/>
+          <w:sz w:val="22"/>
+          <w:szCs w:val="22"/>
+        </w:rPr>
+      </w:pPr>
+    </w:p>
+    <w:p>
+      <w:pPr>
+        <w:keepNext w:val="0"/>
+        <w:keepLines w:val="0"/>
+        <w:widowControl/>
+        <w:numPr>
+          <w:ilvl w:val="0"/>
+          <w:numId w:val="11"/>
+        </w:numPr>
+        <w:suppressLineNumbers w:val="0"/>
+        <w:spacing w:before="0" w:beforeAutospacing="0" w:after="0" w:afterAutospacing="0" w:line="360" w:lineRule="auto"/>
+        <w:ind w:left="420" w:leftChars="0" w:right="0" w:hanging="420" w:firstLineChars="0"/>
+        <w:jc w:val="left"/>
+        <w:rPr>
+          <w:rFonts w:hint="default" w:ascii="Bodoni MT" w:hAnsi="Bodoni MT" w:eastAsia="等线" w:cs="Bodoni MT"/>
+          <w:sz w:val="22"/>
+          <w:szCs w:val="22"/>
+        </w:rPr>
+      </w:pPr>
+      <w:r>
+        <w:rPr>
+          <w:rFonts w:hint="default" w:ascii="Bodoni MT" w:hAnsi="Bodoni MT" w:eastAsia="等线" w:cs="Bodoni MT"/>
+          <w:sz w:val="22"/>
+          <w:szCs w:val="22"/>
+          <w:lang w:val="en-IN"/>
+        </w:rPr>
+        <w:t>F</w:t>
+      </w:r>
+    </w:p>
+    <w:p>
+      <w:pPr>
+        <w:rPr>
+          <w:rFonts w:hint="default" w:ascii="Bodoni MT" w:hAnsi="Bodoni MT" w:eastAsia="等线" w:cs="Bodoni MT"/>
+          <w:color w:val="002060"/>
+          <w:sz w:val="22"/>
+          <w:szCs w:val="22"/>
+        </w:rPr>
+      </w:pPr>
+      <w:r>
+        <w:rPr>
+          <w:rFonts w:hint="default" w:ascii="Bodoni MT" w:hAnsi="Bodoni MT" w:eastAsia="等线" w:cs="Bodoni MT"/>
+          <w:color w:val="002060"/>
+          <w:sz w:val="22"/>
+          <w:szCs w:val="22"/>
+          <w:lang w:val="en-IN"/>
+        </w:rPr>
+        <w:br w:type="page"/>
+      </w:r>
+    </w:p>
+    <w:p>
+      <w:pPr>
+        <w:keepNext w:val="0"/>
+        <w:keepLines w:val="0"/>
+        <w:widowControl/>
+        <w:numPr>
+          <w:numId w:val="0"/>
+        </w:numPr>
+        <w:suppressLineNumbers w:val="0"/>
+        <w:spacing w:before="0" w:beforeAutospacing="0" w:after="0" w:afterAutospacing="0" w:line="360" w:lineRule="auto"/>
+        <w:ind w:leftChars="0" w:right="0" w:rightChars="0"/>
+        <w:jc w:val="center"/>
+        <w:rPr>
+          <w:rFonts w:hint="default" w:ascii="Bodoni MT" w:hAnsi="Bodoni MT" w:eastAsia="等线" w:cs="Bodoni MT"/>
+          <w:b/>
+          <w:bCs/>
+          <w:color w:val="002060"/>
+          <w:sz w:val="40"/>
+          <w:szCs w:val="40"/>
+          <w:highlight w:val="lightGray"/>
+          <w:u w:val="single"/>
+          <w:lang w:val="en-IN"/>
+        </w:rPr>
+      </w:pPr>
+      <w:r>
+        <w:rPr>
+          <w:rFonts w:hint="default" w:ascii="Bodoni MT" w:hAnsi="Bodoni MT" w:eastAsia="等线" w:cs="Bodoni MT"/>
+          <w:b/>
+          <w:bCs/>
+          <w:color w:val="002060"/>
+          <w:sz w:val="40"/>
+          <w:szCs w:val="40"/>
+          <w:highlight w:val="lightGray"/>
+          <w:u w:val="single"/>
+          <w:lang w:val="en-IN"/>
+        </w:rPr>
+        <w:t xml:space="preserve"> ACID Properties </w:t>
+      </w:r>
+    </w:p>
+    <w:p>
+      <w:pPr>
+        <w:keepNext w:val="0"/>
+        <w:keepLines w:val="0"/>
+        <w:widowControl/>
+        <w:numPr>
+          <w:ilvl w:val="0"/>
+          <w:numId w:val="11"/>
+        </w:numPr>
+        <w:suppressLineNumbers w:val="0"/>
+        <w:spacing w:before="0" w:beforeAutospacing="0" w:after="0" w:afterAutospacing="0" w:line="360" w:lineRule="auto"/>
+        <w:ind w:left="420" w:leftChars="0" w:right="0" w:hanging="420" w:firstLineChars="0"/>
+        <w:jc w:val="left"/>
+        <w:rPr>
+          <w:rFonts w:hint="default" w:ascii="Bodoni MT" w:hAnsi="Bodoni MT" w:eastAsia="等线" w:cs="Bodoni MT"/>
+          <w:sz w:val="22"/>
+          <w:szCs w:val="22"/>
+        </w:rPr>
+      </w:pPr>
+      <w:r>
+        <w:rPr>
+          <w:rFonts w:hint="default" w:ascii="Bodoni MT" w:hAnsi="Bodoni MT" w:eastAsia="等线" w:cs="Bodoni MT"/>
+          <w:sz w:val="22"/>
+          <w:szCs w:val="22"/>
+          <w:lang w:val="en-IN"/>
+        </w:rPr>
+        <w:t>ACID properties description</w:t>
+      </w:r>
+    </w:p>
+    <w:p>
+      <w:pPr>
+        <w:keepNext w:val="0"/>
+        <w:keepLines w:val="0"/>
+        <w:widowControl/>
+        <w:numPr>
+          <w:ilvl w:val="1"/>
+          <w:numId w:val="11"/>
+        </w:numPr>
+        <w:suppressLineNumbers w:val="0"/>
+        <w:spacing w:before="0" w:beforeAutospacing="0" w:after="0" w:afterAutospacing="0" w:line="360" w:lineRule="auto"/>
+        <w:ind w:left="840" w:leftChars="0" w:right="0" w:hanging="420" w:firstLineChars="0"/>
+        <w:jc w:val="left"/>
+        <w:rPr>
+          <w:rFonts w:hint="default" w:ascii="Bodoni MT" w:hAnsi="Bodoni MT" w:eastAsia="等线" w:cs="Bodoni MT"/>
+          <w:sz w:val="22"/>
+          <w:szCs w:val="22"/>
+        </w:rPr>
+      </w:pPr>
+      <w:r>
+        <w:rPr>
+          <w:rFonts w:hint="default" w:ascii="Bodoni MT" w:hAnsi="Bodoni MT" w:eastAsia="等线" w:cs="Bodoni MT"/>
+          <w:b/>
+          <w:bCs/>
+          <w:sz w:val="22"/>
+          <w:szCs w:val="22"/>
+          <w:lang w:val="en-IN"/>
+        </w:rPr>
+        <w:t>Atomicity</w:t>
+      </w:r>
+    </w:p>
+    <w:p>
+      <w:pPr>
+        <w:keepNext w:val="0"/>
+        <w:keepLines w:val="0"/>
+        <w:widowControl/>
+        <w:numPr>
+          <w:ilvl w:val="2"/>
+          <w:numId w:val="11"/>
+        </w:numPr>
+        <w:suppressLineNumbers w:val="0"/>
+        <w:spacing w:before="0" w:beforeAutospacing="0" w:after="0" w:afterAutospacing="0" w:line="360" w:lineRule="auto"/>
+        <w:ind w:left="1260" w:leftChars="0" w:right="0" w:hanging="420" w:firstLineChars="0"/>
+        <w:jc w:val="left"/>
+        <w:rPr>
+          <w:rFonts w:hint="default" w:ascii="Bodoni MT" w:hAnsi="Bodoni MT" w:eastAsia="等线" w:cs="Bodoni MT"/>
+          <w:sz w:val="22"/>
+          <w:szCs w:val="22"/>
+        </w:rPr>
+      </w:pPr>
+      <w:r>
+        <w:rPr>
+          <w:rFonts w:hint="default" w:ascii="Bodoni MT" w:hAnsi="Bodoni MT" w:eastAsia="等线" w:cs="Bodoni MT"/>
+          <w:b w:val="0"/>
+          <w:bCs w:val="0"/>
+          <w:sz w:val="22"/>
+          <w:szCs w:val="22"/>
+          <w:lang w:val="en-IN"/>
+        </w:rPr>
+        <w:t xml:space="preserve">Transaction is </w:t>
+      </w:r>
+      <w:r>
+        <w:rPr>
+          <w:rFonts w:hint="default" w:ascii="Bodoni MT" w:hAnsi="Bodoni MT" w:eastAsia="等线" w:cs="Bodoni MT"/>
+          <w:b/>
+          <w:bCs/>
+          <w:sz w:val="22"/>
+          <w:szCs w:val="22"/>
+          <w:lang w:val="en-IN"/>
+        </w:rPr>
+        <w:t>all-or-nothing</w:t>
+      </w:r>
+      <w:r>
+        <w:rPr>
+          <w:rFonts w:hint="default" w:ascii="Bodoni MT" w:hAnsi="Bodoni MT" w:eastAsia="等线" w:cs="Bodoni MT"/>
+          <w:b w:val="0"/>
+          <w:bCs w:val="0"/>
+          <w:sz w:val="22"/>
+          <w:szCs w:val="22"/>
+          <w:lang w:val="en-IN"/>
+        </w:rPr>
+        <w:t>. Either all the operations succeed, or none do.</w:t>
+      </w:r>
+    </w:p>
+    <w:p>
+      <w:pPr>
+        <w:keepNext w:val="0"/>
+        <w:keepLines w:val="0"/>
+        <w:widowControl/>
+        <w:numPr>
+          <w:ilvl w:val="1"/>
+          <w:numId w:val="11"/>
+        </w:numPr>
+        <w:suppressLineNumbers w:val="0"/>
+        <w:spacing w:before="0" w:beforeAutospacing="0" w:after="0" w:afterAutospacing="0" w:line="360" w:lineRule="auto"/>
+        <w:ind w:left="840" w:leftChars="0" w:right="0" w:hanging="420" w:firstLineChars="0"/>
+        <w:jc w:val="left"/>
+        <w:rPr>
+          <w:rFonts w:hint="default" w:ascii="Bodoni MT" w:hAnsi="Bodoni MT" w:eastAsia="等线" w:cs="Bodoni MT"/>
+          <w:sz w:val="22"/>
+          <w:szCs w:val="22"/>
+        </w:rPr>
+      </w:pPr>
+      <w:r>
+        <w:rPr>
+          <w:rFonts w:hint="default" w:ascii="Bodoni MT" w:hAnsi="Bodoni MT" w:eastAsia="等线" w:cs="Bodoni MT"/>
+          <w:b/>
+          <w:bCs/>
+          <w:sz w:val="22"/>
+          <w:szCs w:val="22"/>
+          <w:lang w:val="en-IN"/>
+        </w:rPr>
+        <w:t>Consistency</w:t>
+      </w:r>
+    </w:p>
+    <w:p>
+      <w:pPr>
+        <w:keepNext w:val="0"/>
+        <w:keepLines w:val="0"/>
+        <w:widowControl/>
+        <w:numPr>
+          <w:ilvl w:val="2"/>
+          <w:numId w:val="11"/>
+        </w:numPr>
+        <w:suppressLineNumbers w:val="0"/>
+        <w:spacing w:before="0" w:beforeAutospacing="0" w:after="0" w:afterAutospacing="0" w:line="360" w:lineRule="auto"/>
+        <w:ind w:left="1260" w:leftChars="0" w:right="0" w:hanging="420" w:firstLineChars="0"/>
+        <w:jc w:val="left"/>
+        <w:rPr>
+          <w:rFonts w:hint="default" w:ascii="Bodoni MT" w:hAnsi="Bodoni MT" w:eastAsia="等线" w:cs="Bodoni MT"/>
+          <w:sz w:val="22"/>
+          <w:szCs w:val="22"/>
+        </w:rPr>
+      </w:pPr>
+      <w:r>
+        <w:rPr>
+          <w:rFonts w:hint="default" w:ascii="Bodoni MT" w:hAnsi="Bodoni MT" w:eastAsia="等线" w:cs="Bodoni MT"/>
+          <w:b w:val="0"/>
+          <w:bCs w:val="0"/>
+          <w:sz w:val="22"/>
+          <w:szCs w:val="22"/>
+          <w:lang w:val="en-IN"/>
+        </w:rPr>
+        <w:t xml:space="preserve">Transaction brings DB from one </w:t>
+      </w:r>
+      <w:r>
+        <w:rPr>
+          <w:rFonts w:hint="default" w:ascii="Bodoni MT" w:hAnsi="Bodoni MT" w:eastAsia="等线" w:cs="Bodoni MT"/>
+          <w:b/>
+          <w:bCs/>
+          <w:sz w:val="22"/>
+          <w:szCs w:val="22"/>
+          <w:lang w:val="en-IN"/>
+        </w:rPr>
+        <w:t>valid state to another</w:t>
+      </w:r>
+      <w:r>
+        <w:rPr>
+          <w:rFonts w:hint="default" w:ascii="Bodoni MT" w:hAnsi="Bodoni MT" w:eastAsia="等线" w:cs="Bodoni MT"/>
+          <w:b w:val="0"/>
+          <w:bCs w:val="0"/>
+          <w:sz w:val="22"/>
+          <w:szCs w:val="22"/>
+          <w:lang w:val="en-IN"/>
+        </w:rPr>
+        <w:t>.</w:t>
+      </w:r>
+    </w:p>
+    <w:p>
+      <w:pPr>
+        <w:keepNext w:val="0"/>
+        <w:keepLines w:val="0"/>
+        <w:widowControl/>
+        <w:numPr>
+          <w:ilvl w:val="2"/>
+          <w:numId w:val="11"/>
+        </w:numPr>
+        <w:suppressLineNumbers w:val="0"/>
+        <w:spacing w:before="0" w:beforeAutospacing="0" w:after="0" w:afterAutospacing="0" w:line="360" w:lineRule="auto"/>
+        <w:ind w:left="1260" w:leftChars="0" w:right="0" w:hanging="420" w:firstLineChars="0"/>
+        <w:jc w:val="left"/>
+        <w:rPr>
+          <w:rFonts w:hint="default" w:ascii="Bodoni MT" w:hAnsi="Bodoni MT" w:eastAsia="等线" w:cs="Bodoni MT"/>
+          <w:sz w:val="22"/>
+          <w:szCs w:val="22"/>
+        </w:rPr>
+      </w:pPr>
+      <w:r>
+        <w:rPr>
+          <w:rFonts w:hint="default" w:ascii="Bodoni MT" w:hAnsi="Bodoni MT" w:eastAsia="等线" w:cs="Bodoni MT"/>
+          <w:b w:val="0"/>
+          <w:bCs w:val="0"/>
+          <w:sz w:val="22"/>
+          <w:szCs w:val="22"/>
+          <w:lang w:val="en-IN"/>
+        </w:rPr>
+        <w:t xml:space="preserve">Example: </w:t>
+      </w:r>
+    </w:p>
+    <w:p>
+      <w:pPr>
+        <w:keepNext w:val="0"/>
+        <w:keepLines w:val="0"/>
+        <w:widowControl/>
+        <w:numPr>
+          <w:ilvl w:val="3"/>
+          <w:numId w:val="11"/>
+        </w:numPr>
+        <w:suppressLineNumbers w:val="0"/>
+        <w:spacing w:before="0" w:beforeAutospacing="0" w:after="0" w:afterAutospacing="0" w:line="360" w:lineRule="auto"/>
+        <w:ind w:left="1680" w:leftChars="0" w:right="0" w:hanging="420" w:firstLineChars="0"/>
+        <w:jc w:val="left"/>
+        <w:rPr>
+          <w:rFonts w:hint="default" w:ascii="Bodoni MT" w:hAnsi="Bodoni MT" w:eastAsia="等线" w:cs="Bodoni MT"/>
+          <w:sz w:val="22"/>
+          <w:szCs w:val="22"/>
+        </w:rPr>
+      </w:pPr>
+      <w:r>
+        <w:rPr>
+          <w:rFonts w:hint="default" w:ascii="Bodoni MT" w:hAnsi="Bodoni MT" w:eastAsia="等线" w:cs="Bodoni MT"/>
+          <w:b w:val="0"/>
+          <w:bCs w:val="0"/>
+          <w:sz w:val="22"/>
+          <w:szCs w:val="22"/>
+          <w:lang w:val="en-IN"/>
+        </w:rPr>
+        <w:t>A had 100, B had 50; after transferring 50 to B, A will have 50 and B will have 100.</w:t>
+      </w:r>
+    </w:p>
+    <w:p>
+      <w:pPr>
+        <w:keepNext w:val="0"/>
+        <w:keepLines w:val="0"/>
+        <w:widowControl/>
+        <w:numPr>
+          <w:ilvl w:val="3"/>
+          <w:numId w:val="11"/>
+        </w:numPr>
+        <w:suppressLineNumbers w:val="0"/>
+        <w:spacing w:before="0" w:beforeAutospacing="0" w:after="0" w:afterAutospacing="0" w:line="360" w:lineRule="auto"/>
+        <w:ind w:left="1680" w:leftChars="0" w:right="0" w:hanging="420" w:firstLineChars="0"/>
+        <w:jc w:val="left"/>
+        <w:rPr>
+          <w:rFonts w:hint="default" w:ascii="Bodoni MT" w:hAnsi="Bodoni MT" w:eastAsia="等线" w:cs="Bodoni MT"/>
+          <w:sz w:val="22"/>
+          <w:szCs w:val="22"/>
+        </w:rPr>
+      </w:pPr>
+      <w:r>
+        <w:rPr>
+          <w:rFonts w:hint="default" w:ascii="Bodoni MT" w:hAnsi="Bodoni MT" w:eastAsia="等线" w:cs="Bodoni MT"/>
+          <w:sz w:val="22"/>
+          <w:szCs w:val="22"/>
+          <w:lang w:val="en-IN"/>
+        </w:rPr>
+        <w:t>Total money before: 150, Total money after: 150</w:t>
+      </w:r>
+    </w:p>
+    <w:p>
+      <w:pPr>
+        <w:keepNext w:val="0"/>
+        <w:keepLines w:val="0"/>
+        <w:widowControl/>
+        <w:numPr>
+          <w:ilvl w:val="1"/>
+          <w:numId w:val="11"/>
+        </w:numPr>
+        <w:suppressLineNumbers w:val="0"/>
+        <w:spacing w:before="0" w:beforeAutospacing="0" w:after="0" w:afterAutospacing="0" w:line="360" w:lineRule="auto"/>
+        <w:ind w:left="840" w:leftChars="0" w:right="0" w:hanging="420" w:firstLineChars="0"/>
+        <w:jc w:val="left"/>
+        <w:rPr>
+          <w:rFonts w:hint="default" w:ascii="Bodoni MT" w:hAnsi="Bodoni MT" w:eastAsia="等线" w:cs="Bodoni MT"/>
+          <w:sz w:val="22"/>
+          <w:szCs w:val="22"/>
+        </w:rPr>
+      </w:pPr>
+      <w:r>
+        <w:rPr>
+          <w:rFonts w:hint="default" w:ascii="Bodoni MT" w:hAnsi="Bodoni MT" w:eastAsia="等线" w:cs="Bodoni MT"/>
+          <w:b/>
+          <w:bCs/>
+          <w:sz w:val="22"/>
+          <w:szCs w:val="22"/>
+          <w:lang w:val="en-IN"/>
+        </w:rPr>
+        <w:t>Isolation</w:t>
+      </w:r>
+    </w:p>
+    <w:p>
+      <w:pPr>
+        <w:keepNext w:val="0"/>
+        <w:keepLines w:val="0"/>
+        <w:widowControl/>
+        <w:numPr>
+          <w:ilvl w:val="2"/>
+          <w:numId w:val="11"/>
+        </w:numPr>
+        <w:suppressLineNumbers w:val="0"/>
+        <w:spacing w:before="0" w:beforeAutospacing="0" w:after="0" w:afterAutospacing="0" w:line="360" w:lineRule="auto"/>
+        <w:ind w:left="1260" w:leftChars="0" w:right="0" w:hanging="420" w:firstLineChars="0"/>
+        <w:jc w:val="left"/>
+        <w:rPr>
+          <w:rFonts w:hint="default" w:ascii="Bodoni MT" w:hAnsi="Bodoni MT" w:eastAsia="等线" w:cs="Bodoni MT"/>
+          <w:sz w:val="22"/>
+          <w:szCs w:val="22"/>
+        </w:rPr>
+      </w:pPr>
+      <w:r>
+        <w:rPr>
+          <w:rFonts w:hint="default" w:ascii="Bodoni MT" w:hAnsi="Bodoni MT" w:eastAsia="等线" w:cs="Bodoni MT"/>
+          <w:sz w:val="22"/>
+          <w:szCs w:val="22"/>
+          <w:lang w:val="en-IN"/>
+        </w:rPr>
+        <w:t>Transaction do not interfere with each other.</w:t>
+      </w:r>
+    </w:p>
+    <w:p>
+      <w:pPr>
+        <w:keepNext w:val="0"/>
+        <w:keepLines w:val="0"/>
+        <w:widowControl/>
+        <w:numPr>
+          <w:ilvl w:val="2"/>
+          <w:numId w:val="11"/>
+        </w:numPr>
+        <w:suppressLineNumbers w:val="0"/>
+        <w:spacing w:before="0" w:beforeAutospacing="0" w:after="0" w:afterAutospacing="0" w:line="360" w:lineRule="auto"/>
+        <w:ind w:left="1260" w:leftChars="0" w:right="0" w:hanging="420" w:firstLineChars="0"/>
+        <w:jc w:val="left"/>
+        <w:rPr>
+          <w:rFonts w:hint="default" w:ascii="Bodoni MT" w:hAnsi="Bodoni MT" w:eastAsia="等线" w:cs="Bodoni MT"/>
+          <w:sz w:val="22"/>
+          <w:szCs w:val="22"/>
+        </w:rPr>
+      </w:pPr>
+      <w:r>
+        <w:rPr>
+          <w:rFonts w:hint="default" w:ascii="Bodoni MT" w:hAnsi="Bodoni MT" w:eastAsia="等线" w:cs="Bodoni MT"/>
+          <w:sz w:val="22"/>
+          <w:szCs w:val="22"/>
+          <w:lang w:val="en-IN"/>
+        </w:rPr>
+        <w:t>Example: flight booking system, 2 people shouldn’t end up booking the same seat.</w:t>
+      </w:r>
+    </w:p>
+    <w:p>
+      <w:pPr>
+        <w:keepNext w:val="0"/>
+        <w:keepLines w:val="0"/>
+        <w:widowControl/>
+        <w:numPr>
+          <w:ilvl w:val="1"/>
+          <w:numId w:val="11"/>
+        </w:numPr>
+        <w:suppressLineNumbers w:val="0"/>
+        <w:spacing w:before="0" w:beforeAutospacing="0" w:after="0" w:afterAutospacing="0" w:line="360" w:lineRule="auto"/>
+        <w:ind w:left="840" w:leftChars="0" w:right="0" w:hanging="420" w:firstLineChars="0"/>
+        <w:jc w:val="left"/>
+        <w:rPr>
+          <w:rFonts w:hint="default" w:ascii="Bodoni MT" w:hAnsi="Bodoni MT" w:eastAsia="等线" w:cs="Bodoni MT"/>
+          <w:sz w:val="22"/>
+          <w:szCs w:val="22"/>
+        </w:rPr>
+      </w:pPr>
+      <w:r>
+        <w:rPr>
+          <w:rFonts w:hint="default" w:ascii="Bodoni MT" w:hAnsi="Bodoni MT" w:eastAsia="等线" w:cs="Bodoni MT"/>
+          <w:b/>
+          <w:bCs/>
+          <w:sz w:val="22"/>
+          <w:szCs w:val="22"/>
+          <w:lang w:val="en-IN"/>
+        </w:rPr>
+        <w:t>Durability</w:t>
+      </w:r>
+    </w:p>
+    <w:p>
+      <w:pPr>
+        <w:keepNext w:val="0"/>
+        <w:keepLines w:val="0"/>
+        <w:widowControl/>
+        <w:numPr>
+          <w:ilvl w:val="2"/>
+          <w:numId w:val="11"/>
+        </w:numPr>
+        <w:suppressLineNumbers w:val="0"/>
+        <w:spacing w:before="0" w:beforeAutospacing="0" w:after="0" w:afterAutospacing="0" w:line="360" w:lineRule="auto"/>
+        <w:ind w:left="1260" w:leftChars="0" w:right="0" w:hanging="420" w:firstLineChars="0"/>
+        <w:jc w:val="left"/>
+        <w:rPr>
+          <w:rFonts w:hint="default" w:ascii="Bodoni MT" w:hAnsi="Bodoni MT" w:eastAsia="等线" w:cs="Bodoni MT"/>
+          <w:sz w:val="22"/>
+          <w:szCs w:val="22"/>
+        </w:rPr>
+      </w:pPr>
+      <w:r>
+        <w:rPr>
+          <w:rFonts w:hint="default" w:ascii="Bodoni MT" w:hAnsi="Bodoni MT" w:eastAsia="等线" w:cs="Bodoni MT"/>
+          <w:b w:val="0"/>
+          <w:bCs w:val="0"/>
+          <w:sz w:val="22"/>
+          <w:szCs w:val="22"/>
+          <w:lang w:val="en-IN"/>
+        </w:rPr>
+        <w:t>If transaction is committed, even after DB or System failure, the changes should be permanent.</w:t>
+      </w:r>
+    </w:p>
+    <w:p>
+      <w:pPr>
+        <w:keepNext w:val="0"/>
+        <w:keepLines w:val="0"/>
+        <w:widowControl/>
+        <w:numPr>
+          <w:ilvl w:val="0"/>
+          <w:numId w:val="11"/>
+        </w:numPr>
+        <w:suppressLineNumbers w:val="0"/>
+        <w:spacing w:before="0" w:beforeAutospacing="0" w:after="0" w:afterAutospacing="0" w:line="360" w:lineRule="auto"/>
+        <w:ind w:left="420" w:leftChars="0" w:right="0" w:hanging="420" w:firstLineChars="0"/>
+        <w:jc w:val="left"/>
+        <w:rPr>
+          <w:rFonts w:hint="default" w:ascii="Bodoni MT" w:hAnsi="Bodoni MT" w:eastAsia="等线" w:cs="Bodoni MT"/>
+          <w:sz w:val="22"/>
+          <w:szCs w:val="22"/>
+        </w:rPr>
+      </w:pPr>
+      <w:r>
+        <w:rPr>
+          <w:rFonts w:hint="default" w:ascii="Bodoni MT" w:hAnsi="Bodoni MT" w:eastAsia="等线" w:cs="Bodoni MT"/>
+          <w:sz w:val="22"/>
+          <w:szCs w:val="22"/>
+          <w:lang w:val="en-IN"/>
+        </w:rPr>
+        <w:t>Advantages</w:t>
+      </w:r>
+    </w:p>
+    <w:p>
+      <w:pPr>
+        <w:keepNext w:val="0"/>
+        <w:keepLines w:val="0"/>
+        <w:widowControl/>
+        <w:numPr>
+          <w:ilvl w:val="1"/>
+          <w:numId w:val="11"/>
+        </w:numPr>
+        <w:suppressLineNumbers w:val="0"/>
+        <w:spacing w:before="0" w:beforeAutospacing="0" w:after="0" w:afterAutospacing="0" w:line="360" w:lineRule="auto"/>
+        <w:ind w:left="840" w:leftChars="0" w:right="0" w:hanging="420" w:firstLineChars="0"/>
+        <w:jc w:val="left"/>
+        <w:rPr>
+          <w:rFonts w:hint="default" w:ascii="Bodoni MT" w:hAnsi="Bodoni MT" w:eastAsia="等线" w:cs="Bodoni MT"/>
+          <w:sz w:val="22"/>
+          <w:szCs w:val="22"/>
+        </w:rPr>
+      </w:pPr>
+      <w:r>
+        <w:rPr>
+          <w:rFonts w:hint="default" w:ascii="Bodoni MT" w:hAnsi="Bodoni MT" w:eastAsia="等线" w:cs="Bodoni MT"/>
+          <w:sz w:val="22"/>
+          <w:szCs w:val="22"/>
+          <w:lang w:val="en-IN"/>
+        </w:rPr>
+        <w:t>Data Integrity: data remains consistent and free from corruption.</w:t>
+      </w:r>
+    </w:p>
+    <w:p>
+      <w:pPr>
+        <w:keepNext w:val="0"/>
+        <w:keepLines w:val="0"/>
+        <w:widowControl/>
+        <w:numPr>
+          <w:ilvl w:val="1"/>
+          <w:numId w:val="11"/>
+        </w:numPr>
+        <w:suppressLineNumbers w:val="0"/>
+        <w:spacing w:before="0" w:beforeAutospacing="0" w:after="0" w:afterAutospacing="0" w:line="360" w:lineRule="auto"/>
+        <w:ind w:left="840" w:leftChars="0" w:right="0" w:hanging="420" w:firstLineChars="0"/>
+        <w:jc w:val="left"/>
+        <w:rPr>
+          <w:rFonts w:hint="default" w:ascii="Bodoni MT" w:hAnsi="Bodoni MT" w:eastAsia="等线" w:cs="Bodoni MT"/>
+          <w:sz w:val="22"/>
+          <w:szCs w:val="22"/>
+        </w:rPr>
+      </w:pPr>
+      <w:r>
+        <w:rPr>
+          <w:rFonts w:hint="default" w:ascii="Bodoni MT" w:hAnsi="Bodoni MT" w:eastAsia="等线" w:cs="Bodoni MT"/>
+          <w:sz w:val="22"/>
+          <w:szCs w:val="22"/>
+          <w:lang w:val="en-IN"/>
+        </w:rPr>
+        <w:t>Reliability: consistent and reliable execution of transactions.</w:t>
+      </w:r>
+    </w:p>
+    <w:p>
+      <w:pPr>
+        <w:keepNext w:val="0"/>
+        <w:keepLines w:val="0"/>
+        <w:widowControl/>
+        <w:numPr>
+          <w:ilvl w:val="1"/>
+          <w:numId w:val="11"/>
+        </w:numPr>
+        <w:suppressLineNumbers w:val="0"/>
+        <w:spacing w:before="0" w:beforeAutospacing="0" w:after="0" w:afterAutospacing="0" w:line="360" w:lineRule="auto"/>
+        <w:ind w:left="840" w:leftChars="0" w:right="0" w:hanging="420" w:firstLineChars="0"/>
+        <w:jc w:val="left"/>
+        <w:rPr>
+          <w:rFonts w:hint="default" w:ascii="Bodoni MT" w:hAnsi="Bodoni MT" w:eastAsia="等线" w:cs="Bodoni MT"/>
+          <w:sz w:val="22"/>
+          <w:szCs w:val="22"/>
+        </w:rPr>
+      </w:pPr>
+      <w:r>
+        <w:rPr>
+          <w:rFonts w:hint="default" w:ascii="Bodoni MT" w:hAnsi="Bodoni MT" w:eastAsia="等线" w:cs="Bodoni MT"/>
+          <w:sz w:val="22"/>
+          <w:szCs w:val="22"/>
+          <w:lang w:val="en-IN"/>
+        </w:rPr>
+        <w:t>Concurrency control: simultaneous access to data without conflicts.</w:t>
+      </w:r>
+    </w:p>
+    <w:p>
+      <w:pPr>
+        <w:keepNext w:val="0"/>
+        <w:keepLines w:val="0"/>
+        <w:widowControl/>
+        <w:numPr>
+          <w:ilvl w:val="1"/>
+          <w:numId w:val="11"/>
+        </w:numPr>
+        <w:suppressLineNumbers w:val="0"/>
+        <w:spacing w:before="0" w:beforeAutospacing="0" w:after="0" w:afterAutospacing="0" w:line="360" w:lineRule="auto"/>
+        <w:ind w:left="840" w:leftChars="0" w:right="0" w:hanging="420" w:firstLineChars="0"/>
+        <w:jc w:val="left"/>
+        <w:rPr>
+          <w:rFonts w:hint="default" w:ascii="Bodoni MT" w:hAnsi="Bodoni MT" w:eastAsia="等线" w:cs="Bodoni MT"/>
+          <w:sz w:val="22"/>
+          <w:szCs w:val="22"/>
+        </w:rPr>
+      </w:pPr>
+      <w:r>
+        <w:rPr>
+          <w:rFonts w:hint="default" w:ascii="Bodoni MT" w:hAnsi="Bodoni MT" w:eastAsia="等线" w:cs="Bodoni MT"/>
+          <w:sz w:val="22"/>
+          <w:szCs w:val="22"/>
+          <w:lang w:val="en-IN"/>
+        </w:rPr>
+        <w:t>Fault tolerance: data durability, surviving system failures.</w:t>
+      </w:r>
+    </w:p>
+    <w:p>
+      <w:pPr>
+        <w:keepNext w:val="0"/>
+        <w:keepLines w:val="0"/>
+        <w:widowControl/>
+        <w:numPr>
+          <w:ilvl w:val="1"/>
+          <w:numId w:val="11"/>
+        </w:numPr>
+        <w:suppressLineNumbers w:val="0"/>
+        <w:spacing w:before="0" w:beforeAutospacing="0" w:after="0" w:afterAutospacing="0" w:line="360" w:lineRule="auto"/>
+        <w:ind w:left="840" w:leftChars="0" w:right="0" w:hanging="420" w:firstLineChars="0"/>
+        <w:jc w:val="left"/>
+        <w:rPr>
+          <w:rFonts w:hint="default" w:ascii="Bodoni MT" w:hAnsi="Bodoni MT" w:eastAsia="等线" w:cs="Bodoni MT"/>
+          <w:sz w:val="22"/>
+          <w:szCs w:val="22"/>
+        </w:rPr>
+      </w:pPr>
+      <w:r>
+        <w:rPr>
+          <w:rFonts w:hint="default" w:ascii="Bodoni MT" w:hAnsi="Bodoni MT" w:eastAsia="等线" w:cs="Bodoni MT"/>
+          <w:sz w:val="22"/>
+          <w:szCs w:val="22"/>
+          <w:lang w:val="en-IN"/>
+        </w:rPr>
+        <w:t>Transaction management: structured transaction handling.</w:t>
+      </w:r>
+    </w:p>
+    <w:p>
+      <w:pPr>
+        <w:keepNext w:val="0"/>
+        <w:keepLines w:val="0"/>
+        <w:widowControl/>
+        <w:numPr>
+          <w:ilvl w:val="0"/>
+          <w:numId w:val="11"/>
+        </w:numPr>
+        <w:suppressLineNumbers w:val="0"/>
+        <w:spacing w:before="0" w:beforeAutospacing="0" w:after="0" w:afterAutospacing="0" w:line="360" w:lineRule="auto"/>
+        <w:ind w:left="420" w:leftChars="0" w:right="0" w:hanging="420" w:firstLineChars="0"/>
+        <w:jc w:val="left"/>
+        <w:rPr>
+          <w:rFonts w:hint="default" w:ascii="Bodoni MT" w:hAnsi="Bodoni MT" w:eastAsia="等线" w:cs="Bodoni MT"/>
+          <w:sz w:val="22"/>
+          <w:szCs w:val="22"/>
+        </w:rPr>
+      </w:pPr>
+      <w:r>
+        <w:rPr>
+          <w:rFonts w:hint="default" w:ascii="Bodoni MT" w:hAnsi="Bodoni MT" w:eastAsia="等线" w:cs="Bodoni MT"/>
+          <w:sz w:val="22"/>
+          <w:szCs w:val="22"/>
+          <w:lang w:val="en-IN"/>
+        </w:rPr>
+        <w:t>Disadvantages</w:t>
+      </w:r>
+    </w:p>
+    <w:p>
+      <w:pPr>
+        <w:keepNext w:val="0"/>
+        <w:keepLines w:val="0"/>
+        <w:widowControl/>
+        <w:numPr>
+          <w:ilvl w:val="1"/>
+          <w:numId w:val="11"/>
+        </w:numPr>
+        <w:suppressLineNumbers w:val="0"/>
+        <w:spacing w:before="0" w:beforeAutospacing="0" w:after="0" w:afterAutospacing="0" w:line="360" w:lineRule="auto"/>
+        <w:ind w:left="840" w:leftChars="0" w:right="0" w:hanging="420" w:firstLineChars="0"/>
+        <w:jc w:val="left"/>
+        <w:rPr>
+          <w:rFonts w:hint="default" w:ascii="Bodoni MT" w:hAnsi="Bodoni MT" w:eastAsia="等线" w:cs="Bodoni MT"/>
+          <w:sz w:val="22"/>
+          <w:szCs w:val="22"/>
+        </w:rPr>
+      </w:pPr>
+      <w:r>
+        <w:rPr>
+          <w:rFonts w:hint="default" w:ascii="Bodoni MT" w:hAnsi="Bodoni MT" w:eastAsia="等线" w:cs="Bodoni MT"/>
+          <w:sz w:val="22"/>
+          <w:szCs w:val="22"/>
+          <w:lang w:val="en-IN"/>
+        </w:rPr>
+        <w:t>Performance overhead: impact system performance &amp; throughput due to additional processing and resource utilization</w:t>
+      </w:r>
+    </w:p>
+    <w:p>
+      <w:pPr>
+        <w:keepNext w:val="0"/>
+        <w:keepLines w:val="0"/>
+        <w:widowControl/>
+        <w:numPr>
+          <w:ilvl w:val="1"/>
+          <w:numId w:val="11"/>
+        </w:numPr>
+        <w:suppressLineNumbers w:val="0"/>
+        <w:spacing w:before="0" w:beforeAutospacing="0" w:after="0" w:afterAutospacing="0" w:line="360" w:lineRule="auto"/>
+        <w:ind w:left="840" w:leftChars="0" w:right="0" w:hanging="420" w:firstLineChars="0"/>
+        <w:jc w:val="left"/>
+        <w:rPr>
+          <w:rFonts w:hint="default" w:ascii="Bodoni MT" w:hAnsi="Bodoni MT" w:eastAsia="等线" w:cs="Bodoni MT"/>
+          <w:sz w:val="22"/>
+          <w:szCs w:val="22"/>
+        </w:rPr>
+      </w:pPr>
+      <w:r>
+        <w:rPr>
+          <w:rFonts w:hint="default" w:ascii="Bodoni MT" w:hAnsi="Bodoni MT" w:eastAsia="等线" w:cs="Bodoni MT"/>
+          <w:sz w:val="22"/>
+          <w:szCs w:val="22"/>
+          <w:lang w:val="en-IN"/>
+        </w:rPr>
+        <w:t>Complexity: add complexity to DB systems, increasing design and maintenance challenges.</w:t>
+      </w:r>
+    </w:p>
+    <w:p>
+      <w:pPr>
+        <w:keepNext w:val="0"/>
+        <w:keepLines w:val="0"/>
+        <w:widowControl/>
+        <w:numPr>
+          <w:ilvl w:val="1"/>
+          <w:numId w:val="11"/>
+        </w:numPr>
+        <w:suppressLineNumbers w:val="0"/>
+        <w:spacing w:before="0" w:beforeAutospacing="0" w:after="0" w:afterAutospacing="0" w:line="360" w:lineRule="auto"/>
+        <w:ind w:left="840" w:leftChars="0" w:right="0" w:hanging="420" w:firstLineChars="0"/>
+        <w:jc w:val="left"/>
+        <w:rPr>
+          <w:rFonts w:hint="default" w:ascii="Bodoni MT" w:hAnsi="Bodoni MT" w:eastAsia="等线" w:cs="Bodoni MT"/>
+          <w:sz w:val="22"/>
+          <w:szCs w:val="22"/>
+        </w:rPr>
+      </w:pPr>
+      <w:r>
+        <w:rPr>
+          <w:rFonts w:hint="default" w:ascii="Bodoni MT" w:hAnsi="Bodoni MT" w:eastAsia="等线" w:cs="Bodoni MT"/>
+          <w:sz w:val="22"/>
+          <w:szCs w:val="22"/>
+          <w:lang w:val="en-IN"/>
+        </w:rPr>
+        <w:t>Scalability challenges</w:t>
+      </w:r>
+    </w:p>
+    <w:p>
+      <w:pPr>
+        <w:keepNext w:val="0"/>
+        <w:keepLines w:val="0"/>
+        <w:widowControl/>
+        <w:numPr>
+          <w:ilvl w:val="1"/>
+          <w:numId w:val="11"/>
+        </w:numPr>
+        <w:suppressLineNumbers w:val="0"/>
+        <w:spacing w:before="0" w:beforeAutospacing="0" w:after="0" w:afterAutospacing="0" w:line="360" w:lineRule="auto"/>
+        <w:ind w:left="840" w:leftChars="0" w:right="0" w:hanging="420" w:firstLineChars="0"/>
+        <w:jc w:val="left"/>
+        <w:rPr>
+          <w:rFonts w:hint="default" w:ascii="Bodoni MT" w:hAnsi="Bodoni MT" w:eastAsia="等线" w:cs="Bodoni MT"/>
+          <w:sz w:val="22"/>
+          <w:szCs w:val="22"/>
+        </w:rPr>
+      </w:pPr>
+      <w:r>
+        <w:rPr>
+          <w:rFonts w:hint="default" w:ascii="Bodoni MT" w:hAnsi="Bodoni MT" w:eastAsia="等线" w:cs="Bodoni MT"/>
+          <w:sz w:val="22"/>
+          <w:szCs w:val="22"/>
+          <w:lang w:val="en-IN"/>
+        </w:rPr>
+        <w:t>Potential for deadlocks</w:t>
+      </w:r>
+    </w:p>
+    <w:p>
+      <w:pPr>
+        <w:keepNext w:val="0"/>
+        <w:keepLines w:val="0"/>
+        <w:widowControl/>
+        <w:numPr>
+          <w:ilvl w:val="1"/>
+          <w:numId w:val="11"/>
+        </w:numPr>
+        <w:suppressLineNumbers w:val="0"/>
+        <w:spacing w:before="0" w:beforeAutospacing="0" w:after="0" w:afterAutospacing="0" w:line="360" w:lineRule="auto"/>
+        <w:ind w:left="840" w:leftChars="0" w:right="0" w:hanging="420" w:firstLineChars="0"/>
+        <w:jc w:val="left"/>
+        <w:rPr>
+          <w:rFonts w:hint="default" w:ascii="Bodoni MT" w:hAnsi="Bodoni MT" w:eastAsia="等线" w:cs="Bodoni MT"/>
+          <w:sz w:val="22"/>
+          <w:szCs w:val="22"/>
+        </w:rPr>
+      </w:pPr>
+      <w:r>
+        <w:rPr>
+          <w:rFonts w:hint="default" w:ascii="Bodoni MT" w:hAnsi="Bodoni MT" w:eastAsia="等线" w:cs="Bodoni MT"/>
+          <w:sz w:val="22"/>
+          <w:szCs w:val="22"/>
+          <w:lang w:val="en-IN"/>
+        </w:rPr>
+        <w:t>Limited concurrency</w:t>
+      </w:r>
+    </w:p>
+    <w:p>
+      <w:pPr>
+        <w:keepNext w:val="0"/>
+        <w:keepLines w:val="0"/>
+        <w:widowControl/>
+        <w:numPr>
+          <w:ilvl w:val="0"/>
+          <w:numId w:val="11"/>
+        </w:numPr>
+        <w:suppressLineNumbers w:val="0"/>
+        <w:spacing w:before="0" w:beforeAutospacing="0" w:after="0" w:afterAutospacing="0" w:line="360" w:lineRule="auto"/>
+        <w:ind w:left="420" w:leftChars="0" w:right="0" w:hanging="420" w:firstLineChars="0"/>
+        <w:jc w:val="left"/>
+        <w:rPr>
+          <w:rFonts w:hint="default" w:ascii="Bodoni MT" w:hAnsi="Bodoni MT" w:eastAsia="等线" w:cs="Bodoni MT"/>
+          <w:sz w:val="22"/>
+          <w:szCs w:val="22"/>
+        </w:rPr>
+      </w:pPr>
+    </w:p>
+    <w:p>
+      <w:pPr>
+        <w:rPr>
+          <w:rFonts w:hint="default" w:ascii="Bodoni MT" w:hAnsi="Bodoni MT" w:eastAsia="等线" w:cs="Bodoni MT"/>
+          <w:sz w:val="22"/>
+          <w:szCs w:val="22"/>
+        </w:rPr>
+      </w:pPr>
+      <w:r>
+        <w:rPr>
+          <w:rFonts w:hint="default" w:ascii="Bodoni MT" w:hAnsi="Bodoni MT" w:eastAsia="等线" w:cs="Bodoni MT"/>
+          <w:sz w:val="22"/>
+          <w:szCs w:val="22"/>
+        </w:rPr>
+        <w:br w:type="page"/>
+      </w:r>
+    </w:p>
+    <w:p>
+      <w:pPr>
+        <w:keepNext w:val="0"/>
+        <w:keepLines w:val="0"/>
+        <w:widowControl/>
+        <w:numPr>
+          <w:ilvl w:val="0"/>
+          <w:numId w:val="11"/>
+        </w:numPr>
+        <w:suppressLineNumbers w:val="0"/>
+        <w:spacing w:before="0" w:beforeAutospacing="0" w:after="0" w:afterAutospacing="0" w:line="360" w:lineRule="auto"/>
+        <w:ind w:left="420" w:leftChars="0" w:right="0" w:hanging="420" w:firstLineChars="0"/>
+        <w:jc w:val="left"/>
+        <w:rPr>
+          <w:rFonts w:hint="default" w:ascii="Bodoni MT" w:hAnsi="Bodoni MT" w:eastAsia="等线" w:cs="Bodoni MT"/>
+          <w:sz w:val="22"/>
+          <w:szCs w:val="22"/>
+        </w:rPr>
+      </w:pPr>
+      <w:r>
+        <w:rPr>
+          <w:rFonts w:hint="default" w:ascii="Bodoni MT" w:hAnsi="Bodoni MT" w:eastAsia="等线" w:cs="Bodoni MT"/>
+          <w:sz w:val="22"/>
+          <w:szCs w:val="22"/>
+          <w:lang w:val="en-IN"/>
+        </w:rPr>
+        <w:t>Example of Transaction in PostgreSQL</w:t>
+      </w:r>
+    </w:p>
+    <w:p>
+      <w:pPr>
+        <w:keepNext w:val="0"/>
+        <w:keepLines w:val="0"/>
+        <w:widowControl/>
+        <w:numPr>
+          <w:ilvl w:val="1"/>
+          <w:numId w:val="11"/>
+        </w:numPr>
+        <w:suppressLineNumbers w:val="0"/>
+        <w:spacing w:before="0" w:beforeAutospacing="0" w:after="0" w:afterAutospacing="0" w:line="360" w:lineRule="auto"/>
+        <w:ind w:left="840" w:leftChars="0" w:right="0" w:hanging="420" w:firstLineChars="0"/>
+        <w:jc w:val="left"/>
+        <w:rPr>
+          <w:rFonts w:hint="default" w:ascii="Bodoni MT" w:hAnsi="Bodoni MT" w:eastAsia="等线" w:cs="Bodoni MT"/>
+          <w:sz w:val="22"/>
+          <w:szCs w:val="22"/>
+        </w:rPr>
+      </w:pPr>
+      <w:r>
+        <w:rPr>
+          <w:rFonts w:hint="default" w:ascii="Bodoni MT" w:hAnsi="Bodoni MT" w:eastAsia="等线" w:cs="Bodoni MT"/>
+          <w:sz w:val="22"/>
+          <w:szCs w:val="22"/>
+          <w:lang w:val="en-IN"/>
+        </w:rPr>
+        <w:t xml:space="preserve">You can open the postgresql terminal using </w:t>
+      </w:r>
+      <w:r>
+        <w:rPr>
+          <w:rFonts w:hint="default" w:ascii="Bodoni MT" w:hAnsi="Bodoni MT" w:eastAsia="等线" w:cs="Bodoni MT"/>
+          <w:b/>
+          <w:bCs/>
+          <w:sz w:val="22"/>
+          <w:szCs w:val="22"/>
+          <w:lang w:val="en-IN"/>
+        </w:rPr>
+        <w:t>psql</w:t>
+      </w:r>
+      <w:r>
+        <w:rPr>
+          <w:rFonts w:hint="default" w:ascii="Bodoni MT" w:hAnsi="Bodoni MT" w:eastAsia="等线" w:cs="Bodoni MT"/>
+          <w:b w:val="0"/>
+          <w:bCs w:val="0"/>
+          <w:sz w:val="22"/>
+          <w:szCs w:val="22"/>
+          <w:lang w:val="en-IN"/>
+        </w:rPr>
+        <w:t xml:space="preserve"> command in your terminal.</w:t>
+      </w:r>
+      <w:r>
+        <w:rPr>
+          <w:rFonts w:hint="default" w:ascii="Bodoni MT" w:hAnsi="Bodoni MT" w:eastAsia="等线" w:cs="Bodoni MT"/>
+          <w:b w:val="0"/>
+          <w:bCs w:val="0"/>
+          <w:sz w:val="22"/>
+          <w:szCs w:val="22"/>
+          <w:lang w:val="en-IN"/>
+        </w:rPr>
+        <w:br w:type="textWrapping"/>
+      </w:r>
+      <w:r>
+        <w:rPr>
+          <w:rFonts w:hint="default" w:ascii="Bodoni MT" w:hAnsi="Bodoni MT" w:cs="Bodoni MT"/>
+        </w:rPr>
+        <w:drawing>
+          <wp:inline distT="0" distB="0" distL="114300" distR="114300">
+            <wp:extent cx="5273675" cy="171450"/>
+            <wp:effectExtent l="0" t="0" r="9525" b="6350"/>
+            <wp:docPr id="3" name="Picture 1"/>
+            <wp:cNvGraphicFramePr>
+              <a:graphicFrameLocks xmlns:a="http://schemas.openxmlformats.org/drawingml/2006/main" noChangeAspect="1"/>
+            </wp:cNvGraphicFramePr>
+            <a:graphic xmlns:a="http://schemas.openxmlformats.org/drawingml/2006/main">
+              <a:graphicData uri="http://schemas.openxmlformats.org/drawingml/2006/picture">
+                <pic:pic xmlns:pic="http://schemas.openxmlformats.org/drawingml/2006/picture">
+                  <pic:nvPicPr>
+                    <pic:cNvPr id="3" name="Picture 1"/>
+                    <pic:cNvPicPr>
+                      <a:picLocks noChangeAspect="1"/>
+                    </pic:cNvPicPr>
+                  </pic:nvPicPr>
+                  <pic:blipFill>
+                    <a:blip r:embed="rId45"/>
+                    <a:stretch>
+                      <a:fillRect/>
+                    </a:stretch>
+                  </pic:blipFill>
+                  <pic:spPr>
+                    <a:xfrm>
+                      <a:off x="0" y="0"/>
+                      <a:ext cx="5273675" cy="171450"/>
+                    </a:xfrm>
+                    <a:prstGeom prst="rect">
+                      <a:avLst/>
+                    </a:prstGeom>
+                    <a:noFill/>
+                    <a:ln>
+                      <a:noFill/>
+                    </a:ln>
+                  </pic:spPr>
+                </pic:pic>
+              </a:graphicData>
+            </a:graphic>
+          </wp:inline>
+        </w:drawing>
+      </w:r>
+    </w:p>
+    <w:p>
+      <w:pPr>
+        <w:keepNext w:val="0"/>
+        <w:keepLines w:val="0"/>
+        <w:widowControl/>
+        <w:numPr>
+          <w:ilvl w:val="1"/>
+          <w:numId w:val="11"/>
+        </w:numPr>
+        <w:suppressLineNumbers w:val="0"/>
+        <w:spacing w:before="0" w:beforeAutospacing="0" w:after="0" w:afterAutospacing="0" w:line="360" w:lineRule="auto"/>
+        <w:ind w:left="840" w:leftChars="0" w:right="0" w:hanging="420" w:firstLineChars="0"/>
+        <w:jc w:val="left"/>
+        <w:rPr>
+          <w:rFonts w:hint="default" w:ascii="Bodoni MT" w:hAnsi="Bodoni MT" w:eastAsia="等线" w:cs="Bodoni MT"/>
+          <w:sz w:val="22"/>
+          <w:szCs w:val="22"/>
+        </w:rPr>
+      </w:pPr>
+      <w:r>
+        <w:rPr>
+          <w:rFonts w:hint="default" w:ascii="Bodoni MT" w:hAnsi="Bodoni MT" w:eastAsia="等线" w:cs="Bodoni MT"/>
+          <w:sz w:val="22"/>
+          <w:szCs w:val="22"/>
+          <w:lang w:val="en-IN"/>
+        </w:rPr>
+        <w:t>NOTE: you need to enter</w:t>
+      </w:r>
+      <w:r>
+        <w:rPr>
+          <w:rFonts w:hint="default" w:ascii="Bodoni MT" w:hAnsi="Bodoni MT" w:eastAsia="等线" w:cs="Bodoni MT"/>
+          <w:sz w:val="22"/>
+          <w:szCs w:val="22"/>
+          <w:highlight w:val="darkGray"/>
+          <w:lang w:val="en-IN"/>
+        </w:rPr>
+        <w:t xml:space="preserve"> </w:t>
+      </w:r>
+      <w:r>
+        <w:rPr>
+          <w:rFonts w:hint="default" w:ascii="Bodoni MT" w:hAnsi="Bodoni MT" w:eastAsia="等线" w:cs="Bodoni MT"/>
+          <w:b/>
+          <w:bCs/>
+          <w:sz w:val="22"/>
+          <w:szCs w:val="22"/>
+          <w:highlight w:val="darkGray"/>
+          <w:lang w:val="en-IN"/>
+        </w:rPr>
+        <w:t>;</w:t>
+      </w:r>
+      <w:r>
+        <w:rPr>
+          <w:rFonts w:hint="default" w:ascii="Bodoni MT" w:hAnsi="Bodoni MT" w:eastAsia="等线" w:cs="Bodoni MT"/>
+          <w:b w:val="0"/>
+          <w:bCs w:val="0"/>
+          <w:sz w:val="22"/>
+          <w:szCs w:val="22"/>
+          <w:highlight w:val="darkGray"/>
+          <w:lang w:val="en-IN"/>
+        </w:rPr>
+        <w:t xml:space="preserve"> </w:t>
+      </w:r>
+      <w:r>
+        <w:rPr>
+          <w:rFonts w:hint="default" w:ascii="Bodoni MT" w:hAnsi="Bodoni MT" w:eastAsia="等线" w:cs="Bodoni MT"/>
+          <w:b w:val="0"/>
+          <w:bCs w:val="0"/>
+          <w:sz w:val="22"/>
+          <w:szCs w:val="22"/>
+          <w:lang w:val="en-IN"/>
+        </w:rPr>
+        <w:t>otherwise it’ll wait till you enter this.</w:t>
+      </w:r>
+    </w:p>
+    <w:p>
+      <w:pPr>
+        <w:keepNext w:val="0"/>
+        <w:keepLines w:val="0"/>
+        <w:widowControl/>
+        <w:numPr>
+          <w:ilvl w:val="1"/>
+          <w:numId w:val="11"/>
+        </w:numPr>
+        <w:suppressLineNumbers w:val="0"/>
+        <w:spacing w:before="0" w:beforeAutospacing="0" w:after="0" w:afterAutospacing="0" w:line="360" w:lineRule="auto"/>
+        <w:ind w:left="840" w:leftChars="0" w:right="0" w:hanging="420" w:firstLineChars="0"/>
+        <w:jc w:val="left"/>
+        <w:rPr>
+          <w:rFonts w:hint="default" w:ascii="Bodoni MT" w:hAnsi="Bodoni MT" w:eastAsia="等线" w:cs="Bodoni MT"/>
+          <w:sz w:val="22"/>
+          <w:szCs w:val="22"/>
+        </w:rPr>
+      </w:pPr>
+      <w:r>
+        <w:rPr>
+          <w:rFonts w:hint="default" w:ascii="Bodoni MT" w:hAnsi="Bodoni MT" w:eastAsia="等线" w:cs="Bodoni MT"/>
+          <w:b w:val="0"/>
+          <w:bCs w:val="0"/>
+          <w:sz w:val="22"/>
+          <w:szCs w:val="22"/>
+          <w:lang w:val="en-IN"/>
+        </w:rPr>
+        <w:t xml:space="preserve">I created a dummy table </w:t>
+      </w:r>
+      <w:r>
+        <w:rPr>
+          <w:rFonts w:hint="default" w:ascii="Bodoni MT" w:hAnsi="Bodoni MT" w:eastAsia="等线" w:cs="Bodoni MT"/>
+          <w:b w:val="0"/>
+          <w:bCs w:val="0"/>
+          <w:i/>
+          <w:iCs/>
+          <w:sz w:val="22"/>
+          <w:szCs w:val="22"/>
+          <w:lang w:val="en-IN"/>
+        </w:rPr>
+        <w:t>accounts</w:t>
+      </w:r>
+      <w:r>
+        <w:rPr>
+          <w:rFonts w:hint="default" w:ascii="Bodoni MT" w:hAnsi="Bodoni MT" w:eastAsia="等线" w:cs="Bodoni MT"/>
+          <w:b w:val="0"/>
+          <w:bCs w:val="0"/>
+          <w:sz w:val="22"/>
+          <w:szCs w:val="22"/>
+          <w:lang w:val="en-IN"/>
+        </w:rPr>
+        <w:t xml:space="preserve"> and entered a few values</w:t>
+      </w:r>
+      <w:r>
+        <w:rPr>
+          <w:rFonts w:hint="default" w:ascii="Bodoni MT" w:hAnsi="Bodoni MT" w:eastAsia="等线" w:cs="Bodoni MT"/>
+          <w:b w:val="0"/>
+          <w:bCs w:val="0"/>
+          <w:sz w:val="22"/>
+          <w:szCs w:val="22"/>
+          <w:lang w:val="en-IN"/>
+        </w:rPr>
+        <w:br w:type="textWrapping"/>
+      </w:r>
+      <w:r>
+        <w:rPr>
+          <w:rFonts w:hint="default" w:ascii="Bodoni MT" w:hAnsi="Bodoni MT" w:cs="Bodoni MT"/>
+        </w:rPr>
+        <w:drawing>
+          <wp:inline distT="0" distB="0" distL="114300" distR="114300">
+            <wp:extent cx="5267325" cy="1015365"/>
+            <wp:effectExtent l="0" t="0" r="3175" b="635"/>
+            <wp:docPr id="22" name="Picture 3"/>
+            <wp:cNvGraphicFramePr>
+              <a:graphicFrameLocks xmlns:a="http://schemas.openxmlformats.org/drawingml/2006/main" noChangeAspect="1"/>
+            </wp:cNvGraphicFramePr>
+            <a:graphic xmlns:a="http://schemas.openxmlformats.org/drawingml/2006/main">
+              <a:graphicData uri="http://schemas.openxmlformats.org/drawingml/2006/picture">
+                <pic:pic xmlns:pic="http://schemas.openxmlformats.org/drawingml/2006/picture">
+                  <pic:nvPicPr>
+                    <pic:cNvPr id="22" name="Picture 3"/>
+                    <pic:cNvPicPr>
+                      <a:picLocks noChangeAspect="1"/>
+                    </pic:cNvPicPr>
+                  </pic:nvPicPr>
+                  <pic:blipFill>
+                    <a:blip r:embed="rId46"/>
+                    <a:stretch>
+                      <a:fillRect/>
+                    </a:stretch>
+                  </pic:blipFill>
+                  <pic:spPr>
+                    <a:xfrm>
+                      <a:off x="0" y="0"/>
+                      <a:ext cx="5267325" cy="1015365"/>
+                    </a:xfrm>
+                    <a:prstGeom prst="rect">
+                      <a:avLst/>
+                    </a:prstGeom>
+                    <a:noFill/>
+                    <a:ln>
+                      <a:noFill/>
+                    </a:ln>
+                  </pic:spPr>
+                </pic:pic>
+              </a:graphicData>
+            </a:graphic>
+          </wp:inline>
+        </w:drawing>
+      </w:r>
+    </w:p>
+    <w:p>
+      <w:pPr>
+        <w:keepNext w:val="0"/>
+        <w:keepLines w:val="0"/>
+        <w:widowControl/>
+        <w:numPr>
+          <w:ilvl w:val="1"/>
+          <w:numId w:val="11"/>
+        </w:numPr>
+        <w:suppressLineNumbers w:val="0"/>
+        <w:spacing w:before="0" w:beforeAutospacing="0" w:after="0" w:afterAutospacing="0" w:line="360" w:lineRule="auto"/>
+        <w:ind w:left="840" w:leftChars="0" w:right="0" w:hanging="420" w:firstLineChars="0"/>
+        <w:jc w:val="left"/>
+        <w:rPr>
+          <w:rFonts w:hint="default" w:ascii="Bodoni MT" w:hAnsi="Bodoni MT" w:eastAsia="等线" w:cs="Bodoni MT"/>
+          <w:sz w:val="22"/>
+          <w:szCs w:val="22"/>
+        </w:rPr>
+      </w:pPr>
+      <w:r>
+        <w:rPr>
+          <w:rFonts w:hint="default" w:ascii="Bodoni MT" w:hAnsi="Bodoni MT" w:eastAsia="等线" w:cs="Bodoni MT"/>
+          <w:b w:val="0"/>
+          <w:bCs w:val="0"/>
+          <w:sz w:val="22"/>
+          <w:szCs w:val="22"/>
+          <w:lang w:val="en-IN"/>
+        </w:rPr>
+        <w:t xml:space="preserve">To start a transaction: </w:t>
+      </w:r>
+      <w:r>
+        <w:rPr>
+          <w:rFonts w:hint="default" w:ascii="Bodoni MT" w:hAnsi="Bodoni MT" w:eastAsia="等线" w:cs="Bodoni MT"/>
+          <w:b/>
+          <w:bCs/>
+          <w:sz w:val="22"/>
+          <w:szCs w:val="22"/>
+          <w:lang w:val="en-IN"/>
+        </w:rPr>
+        <w:t>begin;</w:t>
+      </w:r>
+      <w:r>
+        <w:rPr>
+          <w:rFonts w:hint="default" w:ascii="Bodoni MT" w:hAnsi="Bodoni MT" w:eastAsia="等线" w:cs="Bodoni MT"/>
+          <w:b w:val="0"/>
+          <w:bCs w:val="0"/>
+          <w:sz w:val="22"/>
+          <w:szCs w:val="22"/>
+          <w:lang w:val="en-IN"/>
+        </w:rPr>
+        <w:t xml:space="preserve"> is used</w:t>
+      </w:r>
+      <w:r>
+        <w:rPr>
+          <w:rFonts w:hint="default" w:ascii="Bodoni MT" w:hAnsi="Bodoni MT" w:eastAsia="等线" w:cs="Bodoni MT"/>
+          <w:b w:val="0"/>
+          <w:bCs w:val="0"/>
+          <w:sz w:val="22"/>
+          <w:szCs w:val="22"/>
+          <w:lang w:val="en-IN"/>
+        </w:rPr>
+        <w:br w:type="textWrapping"/>
+      </w:r>
+      <w:r>
+        <w:rPr>
+          <w:rFonts w:hint="default" w:ascii="Bodoni MT" w:hAnsi="Bodoni MT" w:cs="Bodoni MT"/>
+        </w:rPr>
+        <w:drawing>
+          <wp:inline distT="0" distB="0" distL="114300" distR="114300">
+            <wp:extent cx="1914525" cy="590550"/>
+            <wp:effectExtent l="0" t="0" r="3175" b="6350"/>
+            <wp:docPr id="14" name="Picture 2"/>
+            <wp:cNvGraphicFramePr>
+              <a:graphicFrameLocks xmlns:a="http://schemas.openxmlformats.org/drawingml/2006/main" noChangeAspect="1"/>
+            </wp:cNvGraphicFramePr>
+            <a:graphic xmlns:a="http://schemas.openxmlformats.org/drawingml/2006/main">
+              <a:graphicData uri="http://schemas.openxmlformats.org/drawingml/2006/picture">
+                <pic:pic xmlns:pic="http://schemas.openxmlformats.org/drawingml/2006/picture">
+                  <pic:nvPicPr>
+                    <pic:cNvPr id="14" name="Picture 2"/>
+                    <pic:cNvPicPr>
+                      <a:picLocks noChangeAspect="1"/>
+                    </pic:cNvPicPr>
+                  </pic:nvPicPr>
+                  <pic:blipFill>
+                    <a:blip r:embed="rId47"/>
+                    <a:stretch>
+                      <a:fillRect/>
+                    </a:stretch>
+                  </pic:blipFill>
+                  <pic:spPr>
+                    <a:xfrm>
+                      <a:off x="0" y="0"/>
+                      <a:ext cx="1914525" cy="590550"/>
+                    </a:xfrm>
+                    <a:prstGeom prst="rect">
+                      <a:avLst/>
+                    </a:prstGeom>
+                    <a:noFill/>
+                    <a:ln>
+                      <a:noFill/>
+                    </a:ln>
+                  </pic:spPr>
+                </pic:pic>
+              </a:graphicData>
+            </a:graphic>
+          </wp:inline>
+        </w:drawing>
+      </w:r>
+    </w:p>
+    <w:p>
+      <w:pPr>
+        <w:keepNext w:val="0"/>
+        <w:keepLines w:val="0"/>
+        <w:widowControl/>
+        <w:numPr>
+          <w:ilvl w:val="1"/>
+          <w:numId w:val="11"/>
+        </w:numPr>
+        <w:suppressLineNumbers w:val="0"/>
+        <w:spacing w:before="0" w:beforeAutospacing="0" w:after="0" w:afterAutospacing="0" w:line="360" w:lineRule="auto"/>
+        <w:ind w:left="840" w:leftChars="0" w:right="0" w:hanging="420" w:firstLineChars="0"/>
+        <w:jc w:val="left"/>
+        <w:rPr>
+          <w:rFonts w:hint="default" w:ascii="Bodoni MT" w:hAnsi="Bodoni MT" w:eastAsia="等线" w:cs="Bodoni MT"/>
+          <w:sz w:val="22"/>
+          <w:szCs w:val="22"/>
+        </w:rPr>
+      </w:pPr>
+      <w:r>
+        <w:rPr>
+          <w:rFonts w:hint="default" w:ascii="Bodoni MT" w:hAnsi="Bodoni MT" w:cs="Bodoni MT"/>
+          <w:lang w:val="en-IN"/>
+        </w:rPr>
+        <w:t xml:space="preserve">If you see in the below, when I did </w:t>
+      </w:r>
+      <w:r>
+        <w:rPr>
+          <w:rFonts w:hint="default" w:ascii="Bodoni MT" w:hAnsi="Bodoni MT" w:cs="Bodoni MT"/>
+          <w:b/>
+          <w:bCs/>
+          <w:lang w:val="en-IN"/>
+        </w:rPr>
+        <w:t>rollback;</w:t>
+      </w:r>
+      <w:r>
+        <w:rPr>
+          <w:rFonts w:hint="default" w:ascii="Bodoni MT" w:hAnsi="Bodoni MT" w:cs="Bodoni MT"/>
+          <w:b w:val="0"/>
+          <w:bCs w:val="0"/>
+          <w:lang w:val="en-IN"/>
+        </w:rPr>
+        <w:t xml:space="preserve"> the state got reverted.</w:t>
+      </w:r>
+      <w:r>
+        <w:rPr>
+          <w:rFonts w:hint="default" w:ascii="Bodoni MT" w:hAnsi="Bodoni MT" w:cs="Bodoni MT"/>
+          <w:b w:val="0"/>
+          <w:bCs w:val="0"/>
+          <w:lang w:val="en-IN"/>
+        </w:rPr>
+        <w:br w:type="textWrapping"/>
+      </w:r>
+      <w:r>
+        <w:rPr>
+          <w:rFonts w:hint="default" w:ascii="Bodoni MT" w:hAnsi="Bodoni MT" w:cs="Bodoni MT"/>
+          <w:b w:val="0"/>
+          <w:bCs w:val="0"/>
+          <w:lang w:val="en-IN"/>
+        </w:rPr>
+        <w:t xml:space="preserve">Whatever you write after </w:t>
+      </w:r>
+      <w:r>
+        <w:rPr>
+          <w:rFonts w:hint="default" w:ascii="Bodoni MT" w:hAnsi="Bodoni MT" w:cs="Bodoni MT"/>
+          <w:b/>
+          <w:bCs/>
+          <w:lang w:val="en-IN"/>
+        </w:rPr>
+        <w:t>begin;</w:t>
+      </w:r>
+      <w:r>
+        <w:rPr>
+          <w:rFonts w:hint="default" w:ascii="Bodoni MT" w:hAnsi="Bodoni MT" w:cs="Bodoni MT"/>
+          <w:b w:val="0"/>
+          <w:bCs w:val="0"/>
+          <w:lang w:val="en-IN"/>
+        </w:rPr>
+        <w:t xml:space="preserve"> its just a snapshot that gets updated, not the DB. </w:t>
+      </w:r>
+      <w:r>
+        <w:rPr>
+          <w:rFonts w:hint="default" w:ascii="Bodoni MT" w:hAnsi="Bodoni MT" w:cs="Bodoni MT"/>
+        </w:rPr>
+        <w:br w:type="textWrapping"/>
+      </w:r>
+      <w:r>
+        <w:rPr>
+          <w:rFonts w:hint="default" w:ascii="Bodoni MT" w:hAnsi="Bodoni MT" w:cs="Bodoni MT"/>
+        </w:rPr>
+        <w:drawing>
+          <wp:inline distT="0" distB="0" distL="114300" distR="114300">
+            <wp:extent cx="5272405" cy="4156710"/>
+            <wp:effectExtent l="0" t="0" r="10795" b="8890"/>
+            <wp:docPr id="24" name="Picture 4"/>
+            <wp:cNvGraphicFramePr>
+              <a:graphicFrameLocks xmlns:a="http://schemas.openxmlformats.org/drawingml/2006/main" noChangeAspect="1"/>
+            </wp:cNvGraphicFramePr>
+            <a:graphic xmlns:a="http://schemas.openxmlformats.org/drawingml/2006/main">
+              <a:graphicData uri="http://schemas.openxmlformats.org/drawingml/2006/picture">
+                <pic:pic xmlns:pic="http://schemas.openxmlformats.org/drawingml/2006/picture">
+                  <pic:nvPicPr>
+                    <pic:cNvPr id="24" name="Picture 4"/>
+                    <pic:cNvPicPr>
+                      <a:picLocks noChangeAspect="1"/>
+                    </pic:cNvPicPr>
+                  </pic:nvPicPr>
+                  <pic:blipFill>
+                    <a:blip r:embed="rId48"/>
+                    <a:stretch>
+                      <a:fillRect/>
+                    </a:stretch>
+                  </pic:blipFill>
+                  <pic:spPr>
+                    <a:xfrm>
+                      <a:off x="0" y="0"/>
+                      <a:ext cx="5272405" cy="4156710"/>
+                    </a:xfrm>
+                    <a:prstGeom prst="rect">
+                      <a:avLst/>
+                    </a:prstGeom>
+                    <a:noFill/>
+                    <a:ln>
+                      <a:noFill/>
+                    </a:ln>
+                  </pic:spPr>
+                </pic:pic>
+              </a:graphicData>
+            </a:graphic>
+          </wp:inline>
+        </w:drawing>
+      </w:r>
+      <w:r>
+        <w:rPr>
+          <w:rFonts w:hint="default" w:ascii="Bodoni MT" w:hAnsi="Bodoni MT" w:cs="Bodoni MT"/>
+        </w:rPr>
+        <w:br w:type="textWrapping"/>
+      </w:r>
+      <w:r>
+        <w:rPr>
+          <w:rFonts w:hint="default" w:ascii="Bodoni MT" w:hAnsi="Bodoni MT" w:cs="Bodoni MT"/>
+          <w:lang w:val="en-IN"/>
+        </w:rPr>
+        <w:t>name=’rahul’  or  name</w:t>
+      </w:r>
+      <w:r>
+        <w:rPr>
+          <w:rFonts w:hint="default" w:ascii="Bodoni MT" w:hAnsi="Bodoni MT" w:cs="Bodoni MT"/>
+          <w:shd w:val="clear" w:color="FFFFFF" w:fill="D9D9D9"/>
+          <w:lang w:val="en-IN"/>
+        </w:rPr>
+        <w:t xml:space="preserve"> </w:t>
+      </w:r>
+      <w:r>
+        <w:rPr>
+          <w:rFonts w:hint="default" w:ascii="Bodoni MT" w:hAnsi="Bodoni MT" w:cs="Bodoni MT"/>
+          <w:lang w:val="en-IN"/>
+        </w:rPr>
+        <w:t>=</w:t>
+      </w:r>
+      <w:r>
+        <w:rPr>
+          <w:rFonts w:hint="default" w:ascii="Bodoni MT" w:hAnsi="Bodoni MT" w:cs="Bodoni MT"/>
+          <w:shd w:val="clear" w:color="FFFFFF" w:fill="D9D9D9"/>
+          <w:lang w:val="en-IN"/>
+        </w:rPr>
+        <w:t xml:space="preserve"> </w:t>
+      </w:r>
+      <w:r>
+        <w:rPr>
+          <w:rFonts w:hint="default" w:ascii="Bodoni MT" w:hAnsi="Bodoni MT" w:cs="Bodoni MT"/>
+          <w:lang w:val="en-IN"/>
+        </w:rPr>
+        <w:t xml:space="preserve">‘rahul’   , </w:t>
+      </w:r>
+      <w:r>
+        <w:rPr>
+          <w:rFonts w:hint="default" w:ascii="Bodoni MT" w:hAnsi="Bodoni MT" w:cs="Bodoni MT"/>
+          <w:shd w:val="clear" w:color="FFFFFF" w:fill="D9D9D9"/>
+          <w:lang w:val="en-IN"/>
+        </w:rPr>
+        <w:t>double quotes for identifiers, single quote for strings</w:t>
+      </w:r>
+      <w:r>
+        <w:rPr>
+          <w:rFonts w:hint="default" w:ascii="Bodoni MT" w:hAnsi="Bodoni MT" w:cs="Bodoni MT"/>
+          <w:lang w:val="en-IN"/>
+        </w:rPr>
+        <w:t>.</w:t>
+      </w:r>
+    </w:p>
+    <w:p>
+      <w:pPr>
+        <w:keepNext w:val="0"/>
+        <w:keepLines w:val="0"/>
+        <w:widowControl/>
+        <w:numPr>
+          <w:ilvl w:val="1"/>
+          <w:numId w:val="11"/>
+        </w:numPr>
+        <w:suppressLineNumbers w:val="0"/>
+        <w:spacing w:before="0" w:beforeAutospacing="0" w:after="0" w:afterAutospacing="0" w:line="360" w:lineRule="auto"/>
+        <w:ind w:left="840" w:leftChars="0" w:right="0" w:hanging="420" w:firstLineChars="0"/>
+        <w:jc w:val="left"/>
+        <w:rPr>
+          <w:rFonts w:hint="default" w:ascii="Bodoni MT" w:hAnsi="Bodoni MT" w:eastAsia="等线" w:cs="Bodoni MT"/>
+          <w:sz w:val="22"/>
+          <w:szCs w:val="22"/>
+        </w:rPr>
+      </w:pPr>
+      <w:r>
+        <w:rPr>
+          <w:rFonts w:hint="default" w:ascii="Bodoni MT" w:hAnsi="Bodoni MT" w:eastAsia="等线" w:cs="Bodoni MT"/>
+          <w:sz w:val="22"/>
+          <w:szCs w:val="22"/>
+          <w:lang w:val="en-IN"/>
+        </w:rPr>
+        <w:t xml:space="preserve">In the below, I have done </w:t>
+      </w:r>
+      <w:r>
+        <w:rPr>
+          <w:rFonts w:hint="default" w:ascii="Bodoni MT" w:hAnsi="Bodoni MT" w:eastAsia="等线" w:cs="Bodoni MT"/>
+          <w:b/>
+          <w:bCs/>
+          <w:sz w:val="22"/>
+          <w:szCs w:val="22"/>
+          <w:lang w:val="en-IN"/>
+        </w:rPr>
+        <w:t>commit;</w:t>
+      </w:r>
+      <w:r>
+        <w:rPr>
+          <w:rFonts w:hint="default" w:ascii="Bodoni MT" w:hAnsi="Bodoni MT" w:eastAsia="等线" w:cs="Bodoni MT"/>
+          <w:b w:val="0"/>
+          <w:bCs w:val="0"/>
+          <w:sz w:val="22"/>
+          <w:szCs w:val="22"/>
+          <w:lang w:val="en-IN"/>
+        </w:rPr>
+        <w:t xml:space="preserve">  it’ll update the table.</w:t>
+      </w:r>
+      <w:r>
+        <w:rPr>
+          <w:rFonts w:hint="default" w:ascii="Bodoni MT" w:hAnsi="Bodoni MT" w:eastAsia="等线" w:cs="Bodoni MT"/>
+          <w:b w:val="0"/>
+          <w:bCs w:val="0"/>
+          <w:sz w:val="22"/>
+          <w:szCs w:val="22"/>
+          <w:lang w:val="en-IN"/>
+        </w:rPr>
+        <w:br w:type="textWrapping"/>
+      </w:r>
+      <w:r>
+        <w:rPr>
+          <w:rFonts w:hint="default" w:ascii="Bodoni MT" w:hAnsi="Bodoni MT" w:cs="Bodoni MT"/>
+        </w:rPr>
+        <w:drawing>
+          <wp:inline distT="0" distB="0" distL="114300" distR="114300">
+            <wp:extent cx="4872990" cy="3695065"/>
+            <wp:effectExtent l="0" t="0" r="3810" b="635"/>
+            <wp:docPr id="31" name="Picture 5"/>
+            <wp:cNvGraphicFramePr>
+              <a:graphicFrameLocks xmlns:a="http://schemas.openxmlformats.org/drawingml/2006/main" noChangeAspect="1"/>
+            </wp:cNvGraphicFramePr>
+            <a:graphic xmlns:a="http://schemas.openxmlformats.org/drawingml/2006/main">
+              <a:graphicData uri="http://schemas.openxmlformats.org/drawingml/2006/picture">
+                <pic:pic xmlns:pic="http://schemas.openxmlformats.org/drawingml/2006/picture">
+                  <pic:nvPicPr>
+                    <pic:cNvPr id="31" name="Picture 5"/>
+                    <pic:cNvPicPr>
+                      <a:picLocks noChangeAspect="1"/>
+                    </pic:cNvPicPr>
+                  </pic:nvPicPr>
+                  <pic:blipFill>
+                    <a:blip r:embed="rId49"/>
+                    <a:stretch>
+                      <a:fillRect/>
+                    </a:stretch>
+                  </pic:blipFill>
+                  <pic:spPr>
+                    <a:xfrm>
+                      <a:off x="0" y="0"/>
+                      <a:ext cx="4872990" cy="3695065"/>
+                    </a:xfrm>
+                    <a:prstGeom prst="rect">
+                      <a:avLst/>
+                    </a:prstGeom>
+                    <a:noFill/>
+                    <a:ln>
+                      <a:noFill/>
+                    </a:ln>
+                  </pic:spPr>
+                </pic:pic>
+              </a:graphicData>
+            </a:graphic>
+          </wp:inline>
+        </w:drawing>
+      </w:r>
+    </w:p>
+    <w:p>
+      <w:pPr>
+        <w:keepNext w:val="0"/>
+        <w:keepLines w:val="0"/>
+        <w:widowControl/>
+        <w:numPr>
+          <w:ilvl w:val="1"/>
+          <w:numId w:val="11"/>
+        </w:numPr>
+        <w:suppressLineNumbers w:val="0"/>
+        <w:spacing w:before="0" w:beforeAutospacing="0" w:after="0" w:afterAutospacing="0" w:line="360" w:lineRule="auto"/>
+        <w:ind w:left="840" w:leftChars="0" w:right="0" w:hanging="420" w:firstLineChars="0"/>
+        <w:jc w:val="left"/>
+        <w:rPr>
+          <w:rFonts w:hint="default" w:ascii="Bodoni MT" w:hAnsi="Bodoni MT" w:eastAsia="等线" w:cs="Bodoni MT"/>
+          <w:sz w:val="22"/>
+          <w:szCs w:val="22"/>
+        </w:rPr>
+      </w:pPr>
+      <w:r>
+        <w:rPr>
+          <w:rFonts w:hint="default" w:ascii="Bodoni MT" w:hAnsi="Bodoni MT" w:cs="Bodoni MT"/>
+          <w:lang w:val="en-IN"/>
+        </w:rPr>
+        <w:t xml:space="preserve">In the below, you can see we got one error while executing the sql query. So even if you execute </w:t>
+      </w:r>
+      <w:r>
+        <w:rPr>
+          <w:rFonts w:hint="default" w:ascii="Bodoni MT" w:hAnsi="Bodoni MT" w:cs="Bodoni MT"/>
+          <w:b/>
+          <w:bCs/>
+          <w:lang w:val="en-IN"/>
+        </w:rPr>
+        <w:t>commit;</w:t>
+      </w:r>
+      <w:r>
+        <w:rPr>
+          <w:rFonts w:hint="default" w:ascii="Bodoni MT" w:hAnsi="Bodoni MT" w:cs="Bodoni MT"/>
+          <w:b w:val="0"/>
+          <w:bCs w:val="0"/>
+          <w:lang w:val="en-IN"/>
+        </w:rPr>
+        <w:t xml:space="preserve"> here it’ll rollback to its original state.</w:t>
+      </w:r>
+      <w:r>
+        <w:rPr>
+          <w:rFonts w:hint="default" w:ascii="Bodoni MT" w:hAnsi="Bodoni MT" w:cs="Bodoni MT"/>
+          <w:b w:val="0"/>
+          <w:bCs w:val="0"/>
+          <w:lang w:val="en-IN"/>
+        </w:rPr>
+        <w:br w:type="textWrapping"/>
+      </w:r>
+      <w:r>
+        <w:rPr>
+          <w:rFonts w:hint="default" w:ascii="Bodoni MT" w:hAnsi="Bodoni MT" w:cs="Bodoni MT"/>
+        </w:rPr>
+        <w:drawing>
+          <wp:inline distT="0" distB="0" distL="114300" distR="114300">
+            <wp:extent cx="4464050" cy="4192905"/>
+            <wp:effectExtent l="0" t="0" r="6350" b="10795"/>
+            <wp:docPr id="47" name="Picture 6"/>
+            <wp:cNvGraphicFramePr>
+              <a:graphicFrameLocks xmlns:a="http://schemas.openxmlformats.org/drawingml/2006/main" noChangeAspect="1"/>
+            </wp:cNvGraphicFramePr>
+            <a:graphic xmlns:a="http://schemas.openxmlformats.org/drawingml/2006/main">
+              <a:graphicData uri="http://schemas.openxmlformats.org/drawingml/2006/picture">
+                <pic:pic xmlns:pic="http://schemas.openxmlformats.org/drawingml/2006/picture">
+                  <pic:nvPicPr>
+                    <pic:cNvPr id="47" name="Picture 6"/>
+                    <pic:cNvPicPr>
+                      <a:picLocks noChangeAspect="1"/>
+                    </pic:cNvPicPr>
+                  </pic:nvPicPr>
+                  <pic:blipFill>
+                    <a:blip r:embed="rId50"/>
+                    <a:stretch>
+                      <a:fillRect/>
+                    </a:stretch>
+                  </pic:blipFill>
+                  <pic:spPr>
+                    <a:xfrm>
+                      <a:off x="0" y="0"/>
+                      <a:ext cx="4464050" cy="4192905"/>
+                    </a:xfrm>
+                    <a:prstGeom prst="rect">
+                      <a:avLst/>
+                    </a:prstGeom>
+                    <a:noFill/>
+                    <a:ln>
+                      <a:noFill/>
+                    </a:ln>
+                  </pic:spPr>
+                </pic:pic>
+              </a:graphicData>
+            </a:graphic>
+          </wp:inline>
+        </w:drawing>
+      </w:r>
+    </w:p>
+    <w:p>
+      <w:pPr>
+        <w:rPr>
+          <w:rFonts w:hint="default" w:ascii="Bodoni MT" w:hAnsi="Bodoni MT" w:eastAsia="等线" w:cs="Bodoni MT"/>
+          <w:sz w:val="22"/>
+          <w:szCs w:val="22"/>
+        </w:rPr>
+      </w:pPr>
+      <w:r>
+        <w:rPr>
+          <w:rFonts w:hint="default" w:ascii="Bodoni MT" w:hAnsi="Bodoni MT" w:eastAsia="等线" w:cs="Bodoni MT"/>
+          <w:sz w:val="22"/>
+          <w:szCs w:val="22"/>
+          <w:lang w:val="en-IN"/>
+        </w:rPr>
+        <w:br w:type="page"/>
+      </w:r>
+    </w:p>
+    <w:p>
+      <w:pPr>
+        <w:keepNext w:val="0"/>
+        <w:keepLines w:val="0"/>
+        <w:widowControl/>
+        <w:numPr>
+          <w:numId w:val="0"/>
+        </w:numPr>
+        <w:suppressLineNumbers w:val="0"/>
+        <w:spacing w:before="0" w:beforeAutospacing="0" w:after="0" w:afterAutospacing="0" w:line="360" w:lineRule="auto"/>
+        <w:ind w:leftChars="0" w:right="0" w:rightChars="0"/>
+        <w:jc w:val="center"/>
+        <w:rPr>
+          <w:rFonts w:hint="default" w:ascii="Bodoni MT" w:hAnsi="Bodoni MT" w:eastAsia="等线" w:cs="Bodoni MT"/>
+          <w:b/>
+          <w:bCs/>
+          <w:color w:val="002060"/>
+          <w:sz w:val="40"/>
+          <w:szCs w:val="40"/>
+          <w:highlight w:val="lightGray"/>
+          <w:u w:val="single"/>
+          <w:lang w:val="en-IN"/>
+        </w:rPr>
+      </w:pPr>
+      <w:r>
+        <w:rPr>
+          <w:rFonts w:hint="default" w:ascii="Bodoni MT" w:hAnsi="Bodoni MT" w:eastAsia="等线" w:cs="Bodoni MT"/>
+          <w:b/>
+          <w:bCs/>
+          <w:color w:val="002060"/>
+          <w:sz w:val="40"/>
+          <w:szCs w:val="40"/>
+          <w:highlight w:val="lightGray"/>
+          <w:u w:val="single"/>
+          <w:lang w:val="en-IN"/>
+        </w:rPr>
+        <w:t xml:space="preserve"> Transactional Isolation </w:t>
+      </w:r>
+    </w:p>
+    <w:p>
+      <w:pPr>
+        <w:keepNext w:val="0"/>
+        <w:keepLines w:val="0"/>
+        <w:widowControl/>
+        <w:numPr>
+          <w:ilvl w:val="0"/>
+          <w:numId w:val="11"/>
+        </w:numPr>
+        <w:suppressLineNumbers w:val="0"/>
+        <w:spacing w:before="0" w:beforeAutospacing="0" w:after="0" w:afterAutospacing="0" w:line="360" w:lineRule="auto"/>
+        <w:ind w:left="420" w:leftChars="0" w:right="0" w:hanging="420" w:firstLineChars="0"/>
+        <w:jc w:val="left"/>
+        <w:rPr>
+          <w:rFonts w:hint="default" w:ascii="Bodoni MT" w:hAnsi="Bodoni MT" w:eastAsia="等线" w:cs="Bodoni MT"/>
+          <w:sz w:val="22"/>
+          <w:szCs w:val="22"/>
+        </w:rPr>
+      </w:pPr>
+      <w:r>
+        <w:rPr>
+          <w:rFonts w:hint="default" w:ascii="Bodoni MT" w:hAnsi="Bodoni MT" w:eastAsia="等线" w:cs="Bodoni MT"/>
+          <w:sz w:val="22"/>
+          <w:szCs w:val="22"/>
+          <w:lang w:val="en-IN"/>
+        </w:rPr>
+        <w:t>When multiple transactions run at same time, DB must decide: “</w:t>
+      </w:r>
+      <w:r>
+        <w:rPr>
+          <w:rFonts w:hint="default" w:ascii="Bodoni MT" w:hAnsi="Bodoni MT" w:eastAsia="等线" w:cs="Bodoni MT"/>
+          <w:b/>
+          <w:bCs/>
+          <w:sz w:val="22"/>
+          <w:szCs w:val="22"/>
+          <w:lang w:val="en-IN"/>
+        </w:rPr>
+        <w:t>Who sees whose changes and when</w:t>
+      </w:r>
+      <w:r>
+        <w:rPr>
+          <w:rFonts w:hint="default" w:ascii="Bodoni MT" w:hAnsi="Bodoni MT" w:eastAsia="等线" w:cs="Bodoni MT"/>
+          <w:b w:val="0"/>
+          <w:bCs w:val="0"/>
+          <w:sz w:val="22"/>
+          <w:szCs w:val="22"/>
+          <w:lang w:val="en-IN"/>
+        </w:rPr>
+        <w:t>”</w:t>
+      </w:r>
+    </w:p>
+    <w:p>
+      <w:pPr>
+        <w:keepNext w:val="0"/>
+        <w:keepLines w:val="0"/>
+        <w:widowControl/>
+        <w:numPr>
+          <w:ilvl w:val="0"/>
+          <w:numId w:val="11"/>
+        </w:numPr>
+        <w:suppressLineNumbers w:val="0"/>
+        <w:spacing w:before="0" w:beforeAutospacing="0" w:after="0" w:afterAutospacing="0" w:line="360" w:lineRule="auto"/>
+        <w:ind w:left="420" w:leftChars="0" w:right="0" w:hanging="420" w:firstLineChars="0"/>
+        <w:jc w:val="left"/>
+        <w:rPr>
+          <w:rFonts w:hint="default" w:ascii="Bodoni MT" w:hAnsi="Bodoni MT" w:eastAsia="等线" w:cs="Bodoni MT"/>
+          <w:sz w:val="22"/>
+          <w:szCs w:val="22"/>
+        </w:rPr>
+      </w:pPr>
+      <w:r>
+        <w:rPr>
+          <w:rFonts w:hint="default" w:ascii="Bodoni MT" w:hAnsi="Bodoni MT" w:eastAsia="等线" w:cs="Bodoni MT"/>
+          <w:b w:val="0"/>
+          <w:bCs w:val="0"/>
+          <w:sz w:val="22"/>
+          <w:szCs w:val="22"/>
+          <w:lang w:val="en-IN"/>
+        </w:rPr>
+        <w:t>Isolation Levels:</w:t>
+      </w:r>
+    </w:p>
+    <w:p>
+      <w:pPr>
+        <w:keepNext w:val="0"/>
+        <w:keepLines w:val="0"/>
+        <w:widowControl/>
+        <w:numPr>
+          <w:ilvl w:val="1"/>
+          <w:numId w:val="11"/>
+        </w:numPr>
+        <w:suppressLineNumbers w:val="0"/>
+        <w:spacing w:before="0" w:beforeAutospacing="0" w:after="0" w:afterAutospacing="0" w:line="360" w:lineRule="auto"/>
+        <w:ind w:left="840" w:leftChars="0" w:right="0" w:hanging="420" w:firstLineChars="0"/>
+        <w:jc w:val="left"/>
+        <w:rPr>
+          <w:rFonts w:hint="default" w:ascii="Bodoni MT" w:hAnsi="Bodoni MT" w:eastAsia="等线" w:cs="Bodoni MT"/>
+          <w:sz w:val="22"/>
+          <w:szCs w:val="22"/>
+        </w:rPr>
+      </w:pPr>
+      <w:r>
+        <w:rPr>
+          <w:rFonts w:hint="default" w:ascii="Bodoni MT" w:hAnsi="Bodoni MT" w:eastAsia="等线" w:cs="Bodoni MT"/>
+          <w:b/>
+          <w:bCs/>
+          <w:sz w:val="22"/>
+          <w:szCs w:val="22"/>
+          <w:lang w:val="en-IN"/>
+        </w:rPr>
+        <w:t>READ UNCOMMITTED</w:t>
+      </w:r>
+    </w:p>
+    <w:p>
+      <w:pPr>
+        <w:keepNext w:val="0"/>
+        <w:keepLines w:val="0"/>
+        <w:widowControl/>
+        <w:numPr>
+          <w:ilvl w:val="2"/>
+          <w:numId w:val="11"/>
+        </w:numPr>
+        <w:suppressLineNumbers w:val="0"/>
+        <w:spacing w:before="0" w:beforeAutospacing="0" w:after="0" w:afterAutospacing="0" w:line="360" w:lineRule="auto"/>
+        <w:ind w:left="1260" w:leftChars="0" w:right="0" w:hanging="420" w:firstLineChars="0"/>
+        <w:jc w:val="left"/>
+        <w:rPr>
+          <w:rFonts w:hint="default" w:ascii="Bodoni MT" w:hAnsi="Bodoni MT" w:eastAsia="等线" w:cs="Bodoni MT"/>
+          <w:sz w:val="22"/>
+          <w:szCs w:val="22"/>
+        </w:rPr>
+      </w:pPr>
+      <w:r>
+        <w:rPr>
+          <w:rFonts w:hint="default" w:ascii="Bodoni MT" w:hAnsi="Bodoni MT" w:eastAsia="等线" w:cs="Bodoni MT"/>
+          <w:sz w:val="22"/>
+          <w:szCs w:val="22"/>
+          <w:lang w:val="en-IN"/>
+        </w:rPr>
+        <w:t>It allows a transaction to see the changes made by other transactions even if they are NOT committed yet.</w:t>
+      </w:r>
+    </w:p>
+    <w:p>
+      <w:pPr>
+        <w:keepNext w:val="0"/>
+        <w:keepLines w:val="0"/>
+        <w:widowControl/>
+        <w:numPr>
+          <w:ilvl w:val="2"/>
+          <w:numId w:val="11"/>
+        </w:numPr>
+        <w:suppressLineNumbers w:val="0"/>
+        <w:spacing w:before="0" w:beforeAutospacing="0" w:after="0" w:afterAutospacing="0" w:line="360" w:lineRule="auto"/>
+        <w:ind w:left="1260" w:leftChars="0" w:right="0" w:hanging="420" w:firstLineChars="0"/>
+        <w:jc w:val="left"/>
+        <w:rPr>
+          <w:rFonts w:hint="default" w:ascii="Bodoni MT" w:hAnsi="Bodoni MT" w:eastAsia="等线" w:cs="Bodoni MT"/>
+          <w:sz w:val="22"/>
+          <w:szCs w:val="22"/>
+          <w:shd w:val="clear" w:color="FFFFFF" w:fill="D9D9D9"/>
+        </w:rPr>
+      </w:pPr>
+      <w:r>
+        <w:rPr>
+          <w:rFonts w:hint="default" w:ascii="Bodoni MT" w:hAnsi="Bodoni MT" w:eastAsia="等线" w:cs="Bodoni MT"/>
+          <w:sz w:val="22"/>
+          <w:szCs w:val="22"/>
+          <w:shd w:val="clear" w:color="FFFFFF" w:fill="D9D9D9"/>
+          <w:lang w:val="en-IN"/>
+        </w:rPr>
+        <w:t>You can read the data that might still be rolled back.</w:t>
+      </w:r>
+    </w:p>
+    <w:p>
+      <w:pPr>
+        <w:keepNext w:val="0"/>
+        <w:keepLines w:val="0"/>
+        <w:widowControl/>
+        <w:numPr>
+          <w:ilvl w:val="2"/>
+          <w:numId w:val="11"/>
+        </w:numPr>
+        <w:suppressLineNumbers w:val="0"/>
+        <w:spacing w:before="0" w:beforeAutospacing="0" w:after="0" w:afterAutospacing="0" w:line="360" w:lineRule="auto"/>
+        <w:ind w:left="1260" w:leftChars="0" w:right="0" w:hanging="420" w:firstLineChars="0"/>
+        <w:jc w:val="left"/>
+        <w:rPr>
+          <w:rFonts w:hint="default" w:ascii="Bodoni MT" w:hAnsi="Bodoni MT" w:eastAsia="等线" w:cs="Bodoni MT"/>
+          <w:sz w:val="22"/>
+          <w:szCs w:val="22"/>
+        </w:rPr>
+      </w:pPr>
+      <w:r>
+        <w:rPr>
+          <w:rFonts w:hint="default" w:ascii="Bodoni MT" w:hAnsi="Bodoni MT" w:cs="Bodoni MT"/>
+        </w:rPr>
+        <w:drawing>
+          <wp:inline distT="0" distB="0" distL="114300" distR="114300">
+            <wp:extent cx="1978025" cy="266700"/>
+            <wp:effectExtent l="0" t="0" r="3175" b="0"/>
+            <wp:docPr id="48" name="Picture 7"/>
+            <wp:cNvGraphicFramePr>
+              <a:graphicFrameLocks xmlns:a="http://schemas.openxmlformats.org/drawingml/2006/main" noChangeAspect="1"/>
+            </wp:cNvGraphicFramePr>
+            <a:graphic xmlns:a="http://schemas.openxmlformats.org/drawingml/2006/main">
+              <a:graphicData uri="http://schemas.openxmlformats.org/drawingml/2006/picture">
+                <pic:pic xmlns:pic="http://schemas.openxmlformats.org/drawingml/2006/picture">
+                  <pic:nvPicPr>
+                    <pic:cNvPr id="48" name="Picture 7"/>
+                    <pic:cNvPicPr>
+                      <a:picLocks noChangeAspect="1"/>
+                    </pic:cNvPicPr>
+                  </pic:nvPicPr>
+                  <pic:blipFill>
+                    <a:blip r:embed="rId51"/>
+                    <a:stretch>
+                      <a:fillRect/>
+                    </a:stretch>
+                  </pic:blipFill>
+                  <pic:spPr>
+                    <a:xfrm>
+                      <a:off x="0" y="0"/>
+                      <a:ext cx="1978025" cy="266700"/>
+                    </a:xfrm>
+                    <a:prstGeom prst="rect">
+                      <a:avLst/>
+                    </a:prstGeom>
+                    <a:noFill/>
+                    <a:ln>
+                      <a:noFill/>
+                    </a:ln>
+                  </pic:spPr>
+                </pic:pic>
+              </a:graphicData>
+            </a:graphic>
+          </wp:inline>
+        </w:drawing>
+      </w:r>
+      <w:r>
+        <w:rPr>
+          <w:rFonts w:hint="default" w:ascii="Bodoni MT" w:hAnsi="Bodoni MT" w:cs="Bodoni MT"/>
+          <w:lang w:val="en-IN"/>
+        </w:rPr>
+        <w:t xml:space="preserve">   (initial state)</w:t>
+      </w:r>
+    </w:p>
+    <w:p>
+      <w:pPr>
+        <w:keepNext w:val="0"/>
+        <w:keepLines w:val="0"/>
+        <w:widowControl/>
+        <w:numPr>
+          <w:ilvl w:val="2"/>
+          <w:numId w:val="11"/>
+        </w:numPr>
+        <w:suppressLineNumbers w:val="0"/>
+        <w:spacing w:before="0" w:beforeAutospacing="0" w:after="0" w:afterAutospacing="0" w:line="360" w:lineRule="auto"/>
+        <w:ind w:left="1260" w:leftChars="0" w:right="0" w:hanging="420" w:firstLineChars="0"/>
+        <w:jc w:val="left"/>
+        <w:rPr>
+          <w:rFonts w:hint="default" w:ascii="Bodoni MT" w:hAnsi="Bodoni MT" w:eastAsia="等线" w:cs="Bodoni MT"/>
+          <w:sz w:val="22"/>
+          <w:szCs w:val="22"/>
+        </w:rPr>
+      </w:pPr>
+      <w:r>
+        <w:rPr>
+          <w:rFonts w:hint="default" w:ascii="Bodoni MT" w:hAnsi="Bodoni MT" w:cs="Bodoni MT"/>
+        </w:rPr>
+        <w:drawing>
+          <wp:inline distT="0" distB="0" distL="114300" distR="114300">
+            <wp:extent cx="3894455" cy="1864995"/>
+            <wp:effectExtent l="0" t="0" r="4445" b="1905"/>
+            <wp:docPr id="49" name="Picture 8"/>
+            <wp:cNvGraphicFramePr>
+              <a:graphicFrameLocks xmlns:a="http://schemas.openxmlformats.org/drawingml/2006/main" noChangeAspect="1"/>
+            </wp:cNvGraphicFramePr>
+            <a:graphic xmlns:a="http://schemas.openxmlformats.org/drawingml/2006/main">
+              <a:graphicData uri="http://schemas.openxmlformats.org/drawingml/2006/picture">
+                <pic:pic xmlns:pic="http://schemas.openxmlformats.org/drawingml/2006/picture">
+                  <pic:nvPicPr>
+                    <pic:cNvPr id="49" name="Picture 8"/>
+                    <pic:cNvPicPr>
+                      <a:picLocks noChangeAspect="1"/>
+                    </pic:cNvPicPr>
+                  </pic:nvPicPr>
+                  <pic:blipFill>
+                    <a:blip r:embed="rId52"/>
+                    <a:stretch>
+                      <a:fillRect/>
+                    </a:stretch>
+                  </pic:blipFill>
+                  <pic:spPr>
+                    <a:xfrm>
+                      <a:off x="0" y="0"/>
+                      <a:ext cx="3894455" cy="1864995"/>
+                    </a:xfrm>
+                    <a:prstGeom prst="rect">
+                      <a:avLst/>
+                    </a:prstGeom>
+                    <a:noFill/>
+                    <a:ln>
+                      <a:noFill/>
+                    </a:ln>
+                  </pic:spPr>
+                </pic:pic>
+              </a:graphicData>
+            </a:graphic>
+          </wp:inline>
+        </w:drawing>
+      </w:r>
+    </w:p>
+    <w:p>
+      <w:pPr>
+        <w:keepNext w:val="0"/>
+        <w:keepLines w:val="0"/>
+        <w:widowControl/>
+        <w:numPr>
+          <w:ilvl w:val="2"/>
+          <w:numId w:val="11"/>
+        </w:numPr>
+        <w:suppressLineNumbers w:val="0"/>
+        <w:spacing w:before="0" w:beforeAutospacing="0" w:after="0" w:afterAutospacing="0" w:line="360" w:lineRule="auto"/>
+        <w:ind w:left="1260" w:leftChars="0" w:right="0" w:hanging="420" w:firstLineChars="0"/>
+        <w:jc w:val="left"/>
+        <w:rPr>
+          <w:rFonts w:hint="default" w:ascii="Bodoni MT" w:hAnsi="Bodoni MT" w:eastAsia="等线" w:cs="Bodoni MT"/>
+          <w:color w:val="C00000"/>
+          <w:sz w:val="22"/>
+          <w:szCs w:val="22"/>
+        </w:rPr>
+      </w:pPr>
+      <w:r>
+        <w:rPr>
+          <w:rFonts w:hint="default" w:ascii="Bodoni MT" w:hAnsi="Bodoni MT" w:cs="Bodoni MT"/>
+          <w:color w:val="C00000"/>
+          <w:lang w:val="en-IN"/>
+        </w:rPr>
+        <w:t>Here T1 will rollback if he wants or he gets any error; reading data by T2 will not cause any error in T1.</w:t>
+      </w:r>
+    </w:p>
+    <w:p>
+      <w:pPr>
+        <w:keepNext w:val="0"/>
+        <w:keepLines w:val="0"/>
+        <w:widowControl/>
+        <w:numPr>
+          <w:ilvl w:val="2"/>
+          <w:numId w:val="11"/>
+        </w:numPr>
+        <w:suppressLineNumbers w:val="0"/>
+        <w:spacing w:before="0" w:beforeAutospacing="0" w:after="0" w:afterAutospacing="0" w:line="360" w:lineRule="auto"/>
+        <w:ind w:left="1260" w:leftChars="0" w:right="0" w:hanging="420" w:firstLineChars="0"/>
+        <w:jc w:val="left"/>
+        <w:rPr>
+          <w:rFonts w:hint="default" w:ascii="Bodoni MT" w:hAnsi="Bodoni MT" w:eastAsia="等线" w:cs="Bodoni MT"/>
+          <w:sz w:val="22"/>
+          <w:szCs w:val="22"/>
+        </w:rPr>
+      </w:pPr>
+      <w:r>
+        <w:rPr>
+          <w:rFonts w:hint="default" w:ascii="Bodoni MT" w:hAnsi="Bodoni MT" w:eastAsia="等线" w:cs="Bodoni MT"/>
+          <w:sz w:val="22"/>
+          <w:szCs w:val="22"/>
+        </w:rPr>
+        <w:t xml:space="preserve">In PostgreSQL, a transaction never fails because another transaction reads its data — failures only occur due to errors </w:t>
+      </w:r>
+      <w:r>
+        <w:rPr>
+          <w:rFonts w:hint="default" w:ascii="Bodoni MT" w:hAnsi="Bodoni MT" w:eastAsia="等线" w:cs="Bodoni MT"/>
+          <w:b/>
+          <w:bCs/>
+          <w:sz w:val="22"/>
+          <w:szCs w:val="22"/>
+        </w:rPr>
+        <w:t xml:space="preserve">within </w:t>
+      </w:r>
+      <w:r>
+        <w:rPr>
+          <w:rFonts w:hint="default" w:ascii="Bodoni MT" w:hAnsi="Bodoni MT" w:eastAsia="等线" w:cs="Bodoni MT"/>
+          <w:sz w:val="22"/>
+          <w:szCs w:val="22"/>
+        </w:rPr>
+        <w:t>the transaction or concurrency conflicts like deadlocks or serialization failures.</w:t>
+      </w:r>
+    </w:p>
+    <w:p>
+      <w:pPr>
+        <w:keepNext w:val="0"/>
+        <w:keepLines w:val="0"/>
+        <w:widowControl/>
+        <w:numPr>
+          <w:ilvl w:val="2"/>
+          <w:numId w:val="11"/>
+        </w:numPr>
+        <w:suppressLineNumbers w:val="0"/>
+        <w:spacing w:before="0" w:beforeAutospacing="0" w:after="0" w:afterAutospacing="0" w:line="360" w:lineRule="auto"/>
+        <w:ind w:left="1260" w:leftChars="0" w:right="0" w:hanging="420" w:firstLineChars="0"/>
+        <w:jc w:val="left"/>
+        <w:rPr>
+          <w:rFonts w:hint="default" w:ascii="Bodoni MT" w:hAnsi="Bodoni MT" w:eastAsia="等线" w:cs="Bodoni MT"/>
+          <w:sz w:val="22"/>
+          <w:szCs w:val="22"/>
+        </w:rPr>
+      </w:pPr>
+      <w:r>
+        <w:rPr>
+          <w:rFonts w:hint="default" w:ascii="Bodoni MT" w:hAnsi="Bodoni MT" w:eastAsia="等线" w:cs="Bodoni MT"/>
+          <w:color w:val="C00000"/>
+          <w:sz w:val="22"/>
+          <w:szCs w:val="22"/>
+          <w:shd w:val="clear" w:color="FFFFFF" w:fill="D9D9D9"/>
+          <w:lang w:val="en-IN"/>
+        </w:rPr>
+        <w:t>PostgreSQL treats READ UNCOMMITTED as READ COMMITTED</w:t>
+      </w:r>
+      <w:r>
+        <w:rPr>
+          <w:rFonts w:hint="default" w:ascii="Bodoni MT" w:hAnsi="Bodoni MT" w:eastAsia="等线" w:cs="Bodoni MT"/>
+          <w:sz w:val="22"/>
+          <w:szCs w:val="22"/>
+          <w:lang w:val="en-IN"/>
+        </w:rPr>
+        <w:t>.</w:t>
+      </w:r>
+    </w:p>
+    <w:p>
+      <w:pPr>
+        <w:keepNext w:val="0"/>
+        <w:keepLines w:val="0"/>
+        <w:widowControl/>
+        <w:numPr>
+          <w:ilvl w:val="1"/>
+          <w:numId w:val="11"/>
+        </w:numPr>
+        <w:suppressLineNumbers w:val="0"/>
+        <w:spacing w:before="0" w:beforeAutospacing="0" w:after="0" w:afterAutospacing="0" w:line="360" w:lineRule="auto"/>
+        <w:ind w:left="840" w:leftChars="0" w:right="0" w:hanging="420" w:firstLineChars="0"/>
+        <w:jc w:val="left"/>
+        <w:rPr>
+          <w:rFonts w:hint="default" w:ascii="Bodoni MT" w:hAnsi="Bodoni MT" w:eastAsia="等线" w:cs="Bodoni MT"/>
+          <w:sz w:val="22"/>
+          <w:szCs w:val="22"/>
+        </w:rPr>
+      </w:pPr>
+      <w:r>
+        <w:rPr>
+          <w:rFonts w:hint="default" w:ascii="Bodoni MT" w:hAnsi="Bodoni MT" w:eastAsia="等线" w:cs="Bodoni MT"/>
+          <w:b/>
+          <w:bCs/>
+          <w:sz w:val="22"/>
+          <w:szCs w:val="22"/>
+          <w:lang w:val="en-IN"/>
+        </w:rPr>
+        <w:t xml:space="preserve">READ COMMITTED </w:t>
+      </w:r>
+      <w:r>
+        <w:rPr>
+          <w:rFonts w:hint="default" w:ascii="Bodoni MT" w:hAnsi="Bodoni MT" w:eastAsia="等线" w:cs="Bodoni MT"/>
+          <w:b w:val="0"/>
+          <w:bCs w:val="0"/>
+          <w:sz w:val="22"/>
+          <w:szCs w:val="22"/>
+          <w:lang w:val="en-IN"/>
+        </w:rPr>
+        <w:t xml:space="preserve">  (default in PostgreSQL)</w:t>
+      </w:r>
+    </w:p>
+    <w:p>
+      <w:pPr>
+        <w:keepNext w:val="0"/>
+        <w:keepLines w:val="0"/>
+        <w:widowControl/>
+        <w:numPr>
+          <w:ilvl w:val="2"/>
+          <w:numId w:val="11"/>
+        </w:numPr>
+        <w:suppressLineNumbers w:val="0"/>
+        <w:spacing w:before="0" w:beforeAutospacing="0" w:after="0" w:afterAutospacing="0" w:line="360" w:lineRule="auto"/>
+        <w:ind w:left="1260" w:leftChars="0" w:right="0" w:hanging="420" w:firstLineChars="0"/>
+        <w:jc w:val="left"/>
+        <w:rPr>
+          <w:rFonts w:hint="default" w:ascii="Bodoni MT" w:hAnsi="Bodoni MT" w:eastAsia="等线" w:cs="Bodoni MT"/>
+          <w:sz w:val="22"/>
+          <w:szCs w:val="22"/>
+        </w:rPr>
+      </w:pPr>
+      <w:r>
+        <w:rPr>
+          <w:rFonts w:hint="default" w:ascii="Bodoni MT" w:hAnsi="Bodoni MT" w:eastAsia="等线" w:cs="Bodoni MT"/>
+          <w:b w:val="0"/>
+          <w:bCs w:val="0"/>
+          <w:sz w:val="22"/>
+          <w:szCs w:val="22"/>
+          <w:shd w:val="clear" w:color="FFFFFF" w:fill="D9D9D9"/>
+          <w:lang w:val="en-IN"/>
+        </w:rPr>
+        <w:t>A transaction NEVER sees uncommitted versions created by other transactions</w:t>
+      </w:r>
+      <w:r>
+        <w:rPr>
+          <w:rFonts w:hint="default" w:ascii="Bodoni MT" w:hAnsi="Bodoni MT" w:eastAsia="等线" w:cs="Bodoni MT"/>
+          <w:b w:val="0"/>
+          <w:bCs w:val="0"/>
+          <w:sz w:val="22"/>
+          <w:szCs w:val="22"/>
+          <w:lang w:val="en-IN"/>
+        </w:rPr>
+        <w:t>.</w:t>
+      </w:r>
+    </w:p>
+    <w:p>
+      <w:pPr>
+        <w:keepNext w:val="0"/>
+        <w:keepLines w:val="0"/>
+        <w:widowControl/>
+        <w:numPr>
+          <w:ilvl w:val="2"/>
+          <w:numId w:val="11"/>
+        </w:numPr>
+        <w:suppressLineNumbers w:val="0"/>
+        <w:spacing w:before="0" w:beforeAutospacing="0" w:after="0" w:afterAutospacing="0" w:line="360" w:lineRule="auto"/>
+        <w:ind w:left="1260" w:leftChars="0" w:right="0" w:hanging="420" w:firstLineChars="0"/>
+        <w:jc w:val="left"/>
+        <w:rPr>
+          <w:rFonts w:hint="default" w:ascii="Bodoni MT" w:hAnsi="Bodoni MT" w:eastAsia="等线" w:cs="Bodoni MT"/>
+          <w:sz w:val="22"/>
+          <w:szCs w:val="22"/>
+        </w:rPr>
+      </w:pPr>
+      <w:r>
+        <w:rPr>
+          <w:rFonts w:hint="default" w:ascii="Bodoni MT" w:hAnsi="Bodoni MT" w:eastAsia="等线" w:cs="Bodoni MT"/>
+          <w:b w:val="0"/>
+          <w:bCs w:val="0"/>
+          <w:sz w:val="22"/>
+          <w:szCs w:val="22"/>
+          <w:lang w:val="en-IN"/>
+        </w:rPr>
+        <w:t>PostgreSQL uses MVCC (Multi-Version Concurrency Control) to implement READ UNCOMMITTED.</w:t>
+      </w:r>
+    </w:p>
+    <w:p>
+      <w:pPr>
+        <w:keepNext w:val="0"/>
+        <w:keepLines w:val="0"/>
+        <w:widowControl/>
+        <w:numPr>
+          <w:ilvl w:val="3"/>
+          <w:numId w:val="11"/>
+        </w:numPr>
+        <w:suppressLineNumbers w:val="0"/>
+        <w:spacing w:before="0" w:beforeAutospacing="0" w:after="0" w:afterAutospacing="0" w:line="360" w:lineRule="auto"/>
+        <w:ind w:left="1680" w:leftChars="0" w:right="0" w:hanging="420" w:firstLineChars="0"/>
+        <w:jc w:val="left"/>
+        <w:rPr>
+          <w:rFonts w:hint="default" w:ascii="Bodoni MT" w:hAnsi="Bodoni MT" w:eastAsia="等线" w:cs="Bodoni MT"/>
+          <w:sz w:val="22"/>
+          <w:szCs w:val="22"/>
+        </w:rPr>
+      </w:pPr>
+      <w:r>
+        <w:rPr>
+          <w:rFonts w:hint="default" w:ascii="Bodoni MT" w:hAnsi="Bodoni MT" w:eastAsia="等线" w:cs="Bodoni MT"/>
+          <w:b w:val="0"/>
+          <w:bCs w:val="0"/>
+          <w:sz w:val="22"/>
+          <w:szCs w:val="22"/>
+          <w:lang w:val="en-IN"/>
+        </w:rPr>
+        <w:t>The DB doesn’t overwrite the old row.</w:t>
+      </w:r>
+    </w:p>
+    <w:p>
+      <w:pPr>
+        <w:keepNext w:val="0"/>
+        <w:keepLines w:val="0"/>
+        <w:widowControl/>
+        <w:numPr>
+          <w:ilvl w:val="3"/>
+          <w:numId w:val="11"/>
+        </w:numPr>
+        <w:suppressLineNumbers w:val="0"/>
+        <w:spacing w:before="0" w:beforeAutospacing="0" w:after="0" w:afterAutospacing="0" w:line="360" w:lineRule="auto"/>
+        <w:ind w:left="1680" w:leftChars="0" w:right="0" w:hanging="420" w:firstLineChars="0"/>
+        <w:jc w:val="left"/>
+        <w:rPr>
+          <w:rFonts w:hint="default" w:ascii="Bodoni MT" w:hAnsi="Bodoni MT" w:eastAsia="等线" w:cs="Bodoni MT"/>
+          <w:sz w:val="22"/>
+          <w:szCs w:val="22"/>
+        </w:rPr>
+      </w:pPr>
+      <w:r>
+        <w:rPr>
+          <w:rFonts w:hint="default" w:ascii="Bodoni MT" w:hAnsi="Bodoni MT" w:eastAsia="等线" w:cs="Bodoni MT"/>
+          <w:b w:val="0"/>
+          <w:bCs w:val="0"/>
+          <w:sz w:val="22"/>
+          <w:szCs w:val="22"/>
+          <w:lang w:val="en-IN"/>
+        </w:rPr>
+        <w:t>Rather, it creates a new version of that row.</w:t>
+      </w:r>
+    </w:p>
+    <w:p>
+      <w:pPr>
+        <w:keepNext w:val="0"/>
+        <w:keepLines w:val="0"/>
+        <w:widowControl/>
+        <w:numPr>
+          <w:ilvl w:val="3"/>
+          <w:numId w:val="11"/>
+        </w:numPr>
+        <w:suppressLineNumbers w:val="0"/>
+        <w:spacing w:before="0" w:beforeAutospacing="0" w:after="0" w:afterAutospacing="0" w:line="360" w:lineRule="auto"/>
+        <w:ind w:left="1680" w:leftChars="0" w:right="0" w:hanging="420" w:firstLineChars="0"/>
+        <w:jc w:val="left"/>
+        <w:rPr>
+          <w:rFonts w:hint="default" w:ascii="Bodoni MT" w:hAnsi="Bodoni MT" w:eastAsia="等线" w:cs="Bodoni MT"/>
+          <w:sz w:val="22"/>
+          <w:szCs w:val="22"/>
+        </w:rPr>
+      </w:pPr>
+      <w:r>
+        <w:rPr>
+          <w:rFonts w:hint="default" w:ascii="Bodoni MT" w:hAnsi="Bodoni MT" w:cs="Bodoni MT"/>
+        </w:rPr>
+        <w:drawing>
+          <wp:inline distT="0" distB="0" distL="114300" distR="114300">
+            <wp:extent cx="1893570" cy="835025"/>
+            <wp:effectExtent l="0" t="0" r="11430" b="3175"/>
+            <wp:docPr id="50" name="Picture 9"/>
+            <wp:cNvGraphicFramePr>
+              <a:graphicFrameLocks xmlns:a="http://schemas.openxmlformats.org/drawingml/2006/main" noChangeAspect="1"/>
+            </wp:cNvGraphicFramePr>
+            <a:graphic xmlns:a="http://schemas.openxmlformats.org/drawingml/2006/main">
+              <a:graphicData uri="http://schemas.openxmlformats.org/drawingml/2006/picture">
+                <pic:pic xmlns:pic="http://schemas.openxmlformats.org/drawingml/2006/picture">
+                  <pic:nvPicPr>
+                    <pic:cNvPr id="50" name="Picture 9"/>
+                    <pic:cNvPicPr>
+                      <a:picLocks noChangeAspect="1"/>
+                    </pic:cNvPicPr>
+                  </pic:nvPicPr>
+                  <pic:blipFill>
+                    <a:blip r:embed="rId53"/>
+                    <a:stretch>
+                      <a:fillRect/>
+                    </a:stretch>
+                  </pic:blipFill>
+                  <pic:spPr>
+                    <a:xfrm>
+                      <a:off x="0" y="0"/>
+                      <a:ext cx="1893570" cy="835025"/>
+                    </a:xfrm>
+                    <a:prstGeom prst="rect">
+                      <a:avLst/>
+                    </a:prstGeom>
+                    <a:noFill/>
+                    <a:ln>
+                      <a:noFill/>
+                    </a:ln>
+                  </pic:spPr>
+                </pic:pic>
+              </a:graphicData>
+            </a:graphic>
+          </wp:inline>
+        </w:drawing>
+      </w:r>
+      <w:r>
+        <w:rPr>
+          <w:rFonts w:hint="default" w:ascii="Bodoni MT" w:hAnsi="Bodoni MT" w:cs="Bodoni MT"/>
+          <w:lang w:val="en-IN"/>
+        </w:rPr>
+        <w:t xml:space="preserve"> (like this)</w:t>
+      </w:r>
+    </w:p>
+    <w:p>
+      <w:pPr>
+        <w:keepNext w:val="0"/>
+        <w:keepLines w:val="0"/>
+        <w:widowControl/>
+        <w:numPr>
+          <w:ilvl w:val="3"/>
+          <w:numId w:val="11"/>
+        </w:numPr>
+        <w:suppressLineNumbers w:val="0"/>
+        <w:spacing w:before="0" w:beforeAutospacing="0" w:after="0" w:afterAutospacing="0" w:line="360" w:lineRule="auto"/>
+        <w:ind w:left="1680" w:leftChars="0" w:right="0" w:hanging="420" w:firstLineChars="0"/>
+        <w:jc w:val="left"/>
+        <w:rPr>
+          <w:rFonts w:hint="default" w:ascii="Bodoni MT" w:hAnsi="Bodoni MT" w:eastAsia="等线" w:cs="Bodoni MT"/>
+          <w:sz w:val="22"/>
+          <w:szCs w:val="22"/>
+        </w:rPr>
+      </w:pPr>
+      <w:r>
+        <w:rPr>
+          <w:rFonts w:hint="default" w:ascii="Bodoni MT" w:hAnsi="Bodoni MT" w:eastAsia="等线" w:cs="Bodoni MT"/>
+          <w:sz w:val="22"/>
+          <w:szCs w:val="22"/>
+          <w:lang w:val="en-IN"/>
+        </w:rPr>
+        <w:t>You can’t see those versions directly; PostgreSQL manages those internally using metadata (xmin, xmax)</w:t>
+      </w:r>
+    </w:p>
+    <w:p>
+      <w:pPr>
+        <w:keepNext w:val="0"/>
+        <w:keepLines w:val="0"/>
+        <w:widowControl/>
+        <w:numPr>
+          <w:ilvl w:val="2"/>
+          <w:numId w:val="11"/>
+        </w:numPr>
+        <w:suppressLineNumbers w:val="0"/>
+        <w:spacing w:before="0" w:beforeAutospacing="0" w:after="0" w:afterAutospacing="0" w:line="360" w:lineRule="auto"/>
+        <w:ind w:left="1260" w:leftChars="0" w:right="0" w:hanging="420" w:firstLineChars="0"/>
+        <w:jc w:val="left"/>
+        <w:rPr>
+          <w:rFonts w:hint="default" w:ascii="Bodoni MT" w:hAnsi="Bodoni MT" w:eastAsia="等线" w:cs="Bodoni MT"/>
+          <w:sz w:val="22"/>
+          <w:szCs w:val="22"/>
+        </w:rPr>
+      </w:pPr>
+      <w:r>
+        <w:rPr>
+          <w:rFonts w:hint="default" w:ascii="Bodoni MT" w:hAnsi="Bodoni MT" w:cs="Bodoni MT"/>
+          <w:lang w:val="en-IN"/>
+        </w:rPr>
+        <w:t>Initially the balance was: 100</w:t>
+      </w:r>
+      <w:r>
+        <w:rPr>
+          <w:rFonts w:hint="default" w:ascii="Bodoni MT" w:hAnsi="Bodoni MT" w:cs="Bodoni MT"/>
+        </w:rPr>
+        <w:br w:type="textWrapping"/>
+      </w:r>
+      <w:r>
+        <w:rPr>
+          <w:rFonts w:hint="default" w:ascii="Bodoni MT" w:hAnsi="Bodoni MT" w:cs="Bodoni MT"/>
+        </w:rPr>
+        <w:drawing>
+          <wp:inline distT="0" distB="0" distL="114300" distR="114300">
+            <wp:extent cx="3345815" cy="727710"/>
+            <wp:effectExtent l="0" t="0" r="6985" b="8890"/>
+            <wp:docPr id="51" name="Picture 10"/>
+            <wp:cNvGraphicFramePr>
+              <a:graphicFrameLocks xmlns:a="http://schemas.openxmlformats.org/drawingml/2006/main" noChangeAspect="1"/>
+            </wp:cNvGraphicFramePr>
+            <a:graphic xmlns:a="http://schemas.openxmlformats.org/drawingml/2006/main">
+              <a:graphicData uri="http://schemas.openxmlformats.org/drawingml/2006/picture">
+                <pic:pic xmlns:pic="http://schemas.openxmlformats.org/drawingml/2006/picture">
+                  <pic:nvPicPr>
+                    <pic:cNvPr id="51" name="Picture 10"/>
+                    <pic:cNvPicPr>
+                      <a:picLocks noChangeAspect="1"/>
+                    </pic:cNvPicPr>
+                  </pic:nvPicPr>
+                  <pic:blipFill>
+                    <a:blip r:embed="rId54"/>
+                    <a:stretch>
+                      <a:fillRect/>
+                    </a:stretch>
+                  </pic:blipFill>
+                  <pic:spPr>
+                    <a:xfrm>
+                      <a:off x="0" y="0"/>
+                      <a:ext cx="3345815" cy="727710"/>
+                    </a:xfrm>
+                    <a:prstGeom prst="rect">
+                      <a:avLst/>
+                    </a:prstGeom>
+                    <a:noFill/>
+                    <a:ln>
+                      <a:noFill/>
+                    </a:ln>
+                  </pic:spPr>
+                </pic:pic>
+              </a:graphicData>
+            </a:graphic>
+          </wp:inline>
+        </w:drawing>
+      </w:r>
+    </w:p>
+    <w:p>
+      <w:pPr>
+        <w:keepNext w:val="0"/>
+        <w:keepLines w:val="0"/>
+        <w:widowControl/>
+        <w:numPr>
+          <w:ilvl w:val="2"/>
+          <w:numId w:val="11"/>
+        </w:numPr>
+        <w:suppressLineNumbers w:val="0"/>
+        <w:spacing w:before="0" w:beforeAutospacing="0" w:after="0" w:afterAutospacing="0" w:line="360" w:lineRule="auto"/>
+        <w:ind w:left="1260" w:leftChars="0" w:right="0" w:hanging="420" w:firstLineChars="0"/>
+        <w:jc w:val="left"/>
+        <w:rPr>
+          <w:rFonts w:hint="default" w:ascii="Bodoni MT" w:hAnsi="Bodoni MT" w:eastAsia="等线" w:cs="Bodoni MT"/>
+          <w:sz w:val="22"/>
+          <w:szCs w:val="22"/>
+        </w:rPr>
+      </w:pPr>
+      <w:r>
+        <w:rPr>
+          <w:rFonts w:hint="default" w:ascii="Bodoni MT" w:hAnsi="Bodoni MT" w:cs="Bodoni MT"/>
+          <w:lang w:val="en-IN"/>
+        </w:rPr>
+        <w:t xml:space="preserve">Then transaction T1 update the balance </w:t>
+      </w:r>
+      <w:r>
+        <w:rPr>
+          <w:rFonts w:hint="default" w:ascii="Bodoni MT" w:hAnsi="Bodoni MT" w:cs="Bodoni MT"/>
+          <w:b w:val="0"/>
+          <w:bCs w:val="0"/>
+          <w:i/>
+          <w:iCs/>
+          <w:lang w:val="en-IN"/>
+        </w:rPr>
+        <w:t>150</w:t>
+      </w:r>
+      <w:r>
+        <w:rPr>
+          <w:rFonts w:hint="default" w:ascii="Bodoni MT" w:hAnsi="Bodoni MT" w:cs="Bodoni MT"/>
+          <w:b w:val="0"/>
+          <w:bCs w:val="0"/>
+          <w:i w:val="0"/>
+          <w:iCs w:val="0"/>
+          <w:lang w:val="en-IN"/>
+        </w:rPr>
+        <w:t xml:space="preserve"> but not yet committed</w:t>
+      </w:r>
+      <w:r>
+        <w:rPr>
+          <w:rFonts w:hint="default" w:ascii="Bodoni MT" w:hAnsi="Bodoni MT" w:cs="Bodoni MT"/>
+          <w:b w:val="0"/>
+          <w:bCs w:val="0"/>
+          <w:i w:val="0"/>
+          <w:iCs w:val="0"/>
+          <w:lang w:val="en-IN"/>
+        </w:rPr>
+        <w:br w:type="textWrapping"/>
+      </w:r>
+      <w:r>
+        <w:rPr>
+          <w:rFonts w:hint="default" w:ascii="Bodoni MT" w:hAnsi="Bodoni MT" w:cs="Bodoni MT"/>
+        </w:rPr>
+        <w:drawing>
+          <wp:inline distT="0" distB="0" distL="114300" distR="114300">
+            <wp:extent cx="3168015" cy="1096010"/>
+            <wp:effectExtent l="0" t="0" r="6985" b="8890"/>
+            <wp:docPr id="52" name="Picture 11"/>
+            <wp:cNvGraphicFramePr>
+              <a:graphicFrameLocks xmlns:a="http://schemas.openxmlformats.org/drawingml/2006/main" noChangeAspect="1"/>
+            </wp:cNvGraphicFramePr>
+            <a:graphic xmlns:a="http://schemas.openxmlformats.org/drawingml/2006/main">
+              <a:graphicData uri="http://schemas.openxmlformats.org/drawingml/2006/picture">
+                <pic:pic xmlns:pic="http://schemas.openxmlformats.org/drawingml/2006/picture">
+                  <pic:nvPicPr>
+                    <pic:cNvPr id="52" name="Picture 11"/>
+                    <pic:cNvPicPr>
+                      <a:picLocks noChangeAspect="1"/>
+                    </pic:cNvPicPr>
+                  </pic:nvPicPr>
+                  <pic:blipFill>
+                    <a:blip r:embed="rId55"/>
+                    <a:stretch>
+                      <a:fillRect/>
+                    </a:stretch>
+                  </pic:blipFill>
+                  <pic:spPr>
+                    <a:xfrm>
+                      <a:off x="0" y="0"/>
+                      <a:ext cx="3168015" cy="1096010"/>
+                    </a:xfrm>
+                    <a:prstGeom prst="rect">
+                      <a:avLst/>
+                    </a:prstGeom>
+                    <a:noFill/>
+                    <a:ln>
+                      <a:noFill/>
+                    </a:ln>
+                  </pic:spPr>
+                </pic:pic>
+              </a:graphicData>
+            </a:graphic>
+          </wp:inline>
+        </w:drawing>
+      </w:r>
+    </w:p>
+    <w:p>
+      <w:pPr>
+        <w:keepNext w:val="0"/>
+        <w:keepLines w:val="0"/>
+        <w:widowControl/>
+        <w:numPr>
+          <w:ilvl w:val="2"/>
+          <w:numId w:val="11"/>
+        </w:numPr>
+        <w:suppressLineNumbers w:val="0"/>
+        <w:spacing w:before="0" w:beforeAutospacing="0" w:after="0" w:afterAutospacing="0" w:line="360" w:lineRule="auto"/>
+        <w:ind w:left="1260" w:leftChars="0" w:right="0" w:hanging="420" w:firstLineChars="0"/>
+        <w:jc w:val="left"/>
+        <w:rPr>
+          <w:rFonts w:hint="default" w:ascii="Bodoni MT" w:hAnsi="Bodoni MT" w:eastAsia="等线" w:cs="Bodoni MT"/>
+          <w:sz w:val="22"/>
+          <w:szCs w:val="22"/>
+        </w:rPr>
+      </w:pPr>
+      <w:r>
+        <w:rPr>
+          <w:rFonts w:hint="default" w:ascii="Bodoni MT" w:hAnsi="Bodoni MT" w:eastAsia="等线" w:cs="Bodoni MT"/>
+          <w:sz w:val="22"/>
+          <w:szCs w:val="22"/>
+          <w:lang w:val="en-IN"/>
+        </w:rPr>
+        <w:t>Now PostgreSQL will keep 2 versions of this row</w:t>
+      </w:r>
+      <w:r>
+        <w:rPr>
+          <w:rFonts w:hint="default" w:ascii="Bodoni MT" w:hAnsi="Bodoni MT" w:eastAsia="等线" w:cs="Bodoni MT"/>
+          <w:sz w:val="22"/>
+          <w:szCs w:val="22"/>
+          <w:lang w:val="en-IN"/>
+        </w:rPr>
+        <w:br w:type="textWrapping"/>
+      </w:r>
+      <w:r>
+        <w:rPr>
+          <w:rFonts w:hint="default" w:ascii="Bodoni MT" w:hAnsi="Bodoni MT" w:cs="Bodoni MT"/>
+        </w:rPr>
+        <w:drawing>
+          <wp:inline distT="0" distB="0" distL="114300" distR="114300">
+            <wp:extent cx="2743200" cy="914400"/>
+            <wp:effectExtent l="0" t="0" r="0" b="0"/>
+            <wp:docPr id="53" name="Picture 12"/>
+            <wp:cNvGraphicFramePr>
+              <a:graphicFrameLocks xmlns:a="http://schemas.openxmlformats.org/drawingml/2006/main" noChangeAspect="1"/>
+            </wp:cNvGraphicFramePr>
+            <a:graphic xmlns:a="http://schemas.openxmlformats.org/drawingml/2006/main">
+              <a:graphicData uri="http://schemas.openxmlformats.org/drawingml/2006/picture">
+                <pic:pic xmlns:pic="http://schemas.openxmlformats.org/drawingml/2006/picture">
+                  <pic:nvPicPr>
+                    <pic:cNvPr id="53" name="Picture 12"/>
+                    <pic:cNvPicPr>
+                      <a:picLocks noChangeAspect="1"/>
+                    </pic:cNvPicPr>
+                  </pic:nvPicPr>
+                  <pic:blipFill>
+                    <a:blip r:embed="rId56"/>
+                    <a:stretch>
+                      <a:fillRect/>
+                    </a:stretch>
+                  </pic:blipFill>
+                  <pic:spPr>
+                    <a:xfrm>
+                      <a:off x="0" y="0"/>
+                      <a:ext cx="2743200" cy="914400"/>
+                    </a:xfrm>
+                    <a:prstGeom prst="rect">
+                      <a:avLst/>
+                    </a:prstGeom>
+                    <a:noFill/>
+                    <a:ln>
+                      <a:noFill/>
+                    </a:ln>
+                  </pic:spPr>
+                </pic:pic>
+              </a:graphicData>
+            </a:graphic>
+          </wp:inline>
+        </w:drawing>
+      </w:r>
+    </w:p>
+    <w:p>
+      <w:pPr>
+        <w:keepNext w:val="0"/>
+        <w:keepLines w:val="0"/>
+        <w:widowControl/>
+        <w:numPr>
+          <w:ilvl w:val="2"/>
+          <w:numId w:val="11"/>
+        </w:numPr>
+        <w:suppressLineNumbers w:val="0"/>
+        <w:spacing w:before="0" w:beforeAutospacing="0" w:after="0" w:afterAutospacing="0" w:line="360" w:lineRule="auto"/>
+        <w:ind w:left="1260" w:leftChars="0" w:right="0" w:hanging="420" w:firstLineChars="0"/>
+        <w:jc w:val="left"/>
+        <w:rPr>
+          <w:rFonts w:hint="default" w:ascii="Bodoni MT" w:hAnsi="Bodoni MT" w:eastAsia="等线" w:cs="Bodoni MT"/>
+          <w:sz w:val="22"/>
+          <w:szCs w:val="22"/>
+        </w:rPr>
+      </w:pPr>
+      <w:r>
+        <w:rPr>
+          <w:rFonts w:hint="default" w:ascii="Bodoni MT" w:hAnsi="Bodoni MT" w:eastAsia="等线" w:cs="Bodoni MT"/>
+          <w:sz w:val="22"/>
+          <w:szCs w:val="22"/>
+          <w:lang w:val="en-IN"/>
+        </w:rPr>
+        <w:t>Now, another transaction T2 wants to read that data</w:t>
+      </w:r>
+      <w:r>
+        <w:rPr>
+          <w:rFonts w:hint="default" w:ascii="Bodoni MT" w:hAnsi="Bodoni MT" w:eastAsia="等线" w:cs="Bodoni MT"/>
+          <w:sz w:val="22"/>
+          <w:szCs w:val="22"/>
+          <w:lang w:val="en-IN"/>
+        </w:rPr>
+        <w:br w:type="textWrapping"/>
+      </w:r>
+      <w:r>
+        <w:drawing>
+          <wp:inline distT="0" distB="0" distL="114300" distR="114300">
+            <wp:extent cx="3705225" cy="1139190"/>
+            <wp:effectExtent l="0" t="0" r="3175" b="3810"/>
+            <wp:docPr id="54" name="Picture 13"/>
+            <wp:cNvGraphicFramePr>
+              <a:graphicFrameLocks xmlns:a="http://schemas.openxmlformats.org/drawingml/2006/main" noChangeAspect="1"/>
+            </wp:cNvGraphicFramePr>
+            <a:graphic xmlns:a="http://schemas.openxmlformats.org/drawingml/2006/main">
+              <a:graphicData uri="http://schemas.openxmlformats.org/drawingml/2006/picture">
+                <pic:pic xmlns:pic="http://schemas.openxmlformats.org/drawingml/2006/picture">
+                  <pic:nvPicPr>
+                    <pic:cNvPr id="54" name="Picture 13"/>
+                    <pic:cNvPicPr>
+                      <a:picLocks noChangeAspect="1"/>
+                    </pic:cNvPicPr>
+                  </pic:nvPicPr>
+                  <pic:blipFill>
+                    <a:blip r:embed="rId57"/>
+                    <a:stretch>
+                      <a:fillRect/>
+                    </a:stretch>
+                  </pic:blipFill>
+                  <pic:spPr>
+                    <a:xfrm>
+                      <a:off x="0" y="0"/>
+                      <a:ext cx="3705225" cy="1139190"/>
+                    </a:xfrm>
+                    <a:prstGeom prst="rect">
+                      <a:avLst/>
+                    </a:prstGeom>
+                    <a:noFill/>
+                    <a:ln>
+                      <a:noFill/>
+                    </a:ln>
+                  </pic:spPr>
+                </pic:pic>
+              </a:graphicData>
+            </a:graphic>
+          </wp:inline>
+        </w:drawing>
+      </w:r>
+    </w:p>
+    <w:p>
+      <w:pPr>
+        <w:keepNext w:val="0"/>
+        <w:keepLines w:val="0"/>
+        <w:widowControl/>
+        <w:numPr>
+          <w:ilvl w:val="2"/>
+          <w:numId w:val="11"/>
+        </w:numPr>
+        <w:suppressLineNumbers w:val="0"/>
+        <w:spacing w:before="0" w:beforeAutospacing="0" w:after="0" w:afterAutospacing="0" w:line="360" w:lineRule="auto"/>
+        <w:ind w:left="1260" w:leftChars="0" w:right="0" w:hanging="420" w:firstLineChars="0"/>
+        <w:jc w:val="left"/>
+        <w:rPr>
+          <w:rFonts w:hint="default" w:ascii="Bodoni MT" w:hAnsi="Bodoni MT" w:eastAsia="等线" w:cs="Bodoni MT"/>
+          <w:sz w:val="22"/>
+          <w:szCs w:val="22"/>
+        </w:rPr>
+      </w:pPr>
+      <w:r>
+        <w:rPr>
+          <w:rFonts w:hint="default" w:ascii="Bodoni MT"/>
+          <w:lang w:val="en-IN"/>
+        </w:rPr>
+        <w:t>The rule is: a transaction can get the version of data which is of latest version and committed.</w:t>
+      </w:r>
+      <w:r>
+        <w:rPr>
+          <w:rFonts w:hint="default" w:ascii="Bodoni MT"/>
+          <w:lang w:val="en-IN"/>
+        </w:rPr>
+        <w:br w:type="textWrapping"/>
+      </w:r>
+      <w:r>
+        <w:rPr>
+          <w:rFonts w:hint="default" w:ascii="Bodoni MT"/>
+          <w:lang w:val="en-IN"/>
+        </w:rPr>
+        <w:t xml:space="preserve">Now, latest version is </w:t>
+      </w:r>
+      <w:r>
+        <w:rPr>
+          <w:rFonts w:hint="default" w:ascii="Bodoni MT"/>
+          <w:b/>
+          <w:bCs/>
+          <w:lang w:val="en-IN"/>
+        </w:rPr>
+        <w:t>v1</w:t>
+      </w:r>
+      <w:r>
+        <w:rPr>
+          <w:rFonts w:hint="default" w:ascii="Bodoni MT"/>
+          <w:b w:val="0"/>
+          <w:bCs w:val="0"/>
+          <w:lang w:val="en-IN"/>
+        </w:rPr>
+        <w:t xml:space="preserve"> (in our case) because version </w:t>
+      </w:r>
+      <w:r>
+        <w:rPr>
+          <w:rFonts w:hint="default" w:ascii="Bodoni MT"/>
+          <w:b/>
+          <w:bCs/>
+          <w:lang w:val="en-IN"/>
+        </w:rPr>
+        <w:t>v2</w:t>
+      </w:r>
+      <w:r>
+        <w:rPr>
+          <w:rFonts w:hint="default" w:ascii="Bodoni MT"/>
+          <w:b w:val="0"/>
+          <w:bCs w:val="0"/>
+          <w:lang w:val="en-IN"/>
+        </w:rPr>
+        <w:t xml:space="preserve"> is not yet committed.</w:t>
+      </w:r>
+      <w:r>
+        <w:rPr>
+          <w:rFonts w:hint="default" w:ascii="Bodoni MT"/>
+          <w:b w:val="0"/>
+          <w:bCs w:val="0"/>
+          <w:lang w:val="en-IN"/>
+        </w:rPr>
+        <w:br w:type="textWrapping"/>
+      </w:r>
+      <w:r>
+        <w:rPr>
+          <w:rFonts w:hint="default" w:ascii="Bodoni MT"/>
+          <w:b w:val="0"/>
+          <w:bCs w:val="0"/>
+          <w:lang w:val="en-IN"/>
+        </w:rPr>
+        <w:t xml:space="preserve">So, T2 will read the balance as </w:t>
+      </w:r>
+      <w:r>
+        <w:rPr>
+          <w:rFonts w:hint="default" w:ascii="Bodoni MT"/>
+          <w:b/>
+          <w:bCs/>
+          <w:lang w:val="en-IN"/>
+        </w:rPr>
+        <w:t>100</w:t>
+      </w:r>
+      <w:r>
+        <w:rPr>
+          <w:rFonts w:hint="default" w:ascii="Bodoni MT"/>
+          <w:b w:val="0"/>
+          <w:bCs w:val="0"/>
+          <w:lang w:val="en-IN"/>
+        </w:rPr>
+        <w:t xml:space="preserve"> (not </w:t>
+      </w:r>
+      <w:r>
+        <w:rPr>
+          <w:rFonts w:hint="default" w:ascii="Bodoni MT"/>
+          <w:b w:val="0"/>
+          <w:bCs w:val="0"/>
+          <w:i/>
+          <w:iCs/>
+          <w:lang w:val="en-IN"/>
+        </w:rPr>
+        <w:t>150</w:t>
+      </w:r>
+      <w:r>
+        <w:rPr>
+          <w:rFonts w:hint="default" w:ascii="Bodoni MT"/>
+          <w:b w:val="0"/>
+          <w:bCs w:val="0"/>
+          <w:i w:val="0"/>
+          <w:iCs w:val="0"/>
+          <w:lang w:val="en-IN"/>
+        </w:rPr>
+        <w:t>)</w:t>
+      </w:r>
+      <w:r>
+        <w:rPr>
+          <w:rFonts w:hint="default" w:ascii="Bodoni MT"/>
+          <w:b w:val="0"/>
+          <w:bCs w:val="0"/>
+          <w:lang w:val="en-IN"/>
+        </w:rPr>
+        <w:br w:type="textWrapping"/>
+      </w:r>
+      <w:r>
+        <w:drawing>
+          <wp:inline distT="0" distB="0" distL="114300" distR="114300">
+            <wp:extent cx="2855595" cy="1276985"/>
+            <wp:effectExtent l="0" t="0" r="1905" b="5715"/>
+            <wp:docPr id="56" name="Picture 15"/>
+            <wp:cNvGraphicFramePr>
+              <a:graphicFrameLocks xmlns:a="http://schemas.openxmlformats.org/drawingml/2006/main" noChangeAspect="1"/>
+            </wp:cNvGraphicFramePr>
+            <a:graphic xmlns:a="http://schemas.openxmlformats.org/drawingml/2006/main">
+              <a:graphicData uri="http://schemas.openxmlformats.org/drawingml/2006/picture">
+                <pic:pic xmlns:pic="http://schemas.openxmlformats.org/drawingml/2006/picture">
+                  <pic:nvPicPr>
+                    <pic:cNvPr id="56" name="Picture 15"/>
+                    <pic:cNvPicPr>
+                      <a:picLocks noChangeAspect="1"/>
+                    </pic:cNvPicPr>
+                  </pic:nvPicPr>
+                  <pic:blipFill>
+                    <a:blip r:embed="rId58"/>
+                    <a:stretch>
+                      <a:fillRect/>
+                    </a:stretch>
+                  </pic:blipFill>
+                  <pic:spPr>
+                    <a:xfrm>
+                      <a:off x="0" y="0"/>
+                      <a:ext cx="2855595" cy="1276985"/>
+                    </a:xfrm>
+                    <a:prstGeom prst="rect">
+                      <a:avLst/>
+                    </a:prstGeom>
+                    <a:noFill/>
+                    <a:ln>
+                      <a:noFill/>
+                    </a:ln>
+                  </pic:spPr>
+                </pic:pic>
+              </a:graphicData>
+            </a:graphic>
+          </wp:inline>
+        </w:drawing>
+      </w:r>
+    </w:p>
+    <w:p>
+      <w:pPr>
+        <w:keepNext w:val="0"/>
+        <w:keepLines w:val="0"/>
+        <w:widowControl/>
+        <w:numPr>
+          <w:ilvl w:val="2"/>
+          <w:numId w:val="11"/>
+        </w:numPr>
+        <w:suppressLineNumbers w:val="0"/>
+        <w:spacing w:before="0" w:beforeAutospacing="0" w:after="0" w:afterAutospacing="0" w:line="360" w:lineRule="auto"/>
+        <w:ind w:left="1260" w:leftChars="0" w:right="0" w:hanging="420" w:firstLineChars="0"/>
+        <w:jc w:val="left"/>
+        <w:rPr>
+          <w:rFonts w:hint="default" w:ascii="Bodoni MT" w:hAnsi="Bodoni MT" w:eastAsia="等线" w:cs="Bodoni MT"/>
+          <w:sz w:val="22"/>
+          <w:szCs w:val="22"/>
+        </w:rPr>
+      </w:pPr>
+      <w:r>
+        <w:rPr>
+          <w:rFonts w:hint="default" w:ascii="Bodoni MT"/>
+          <w:shd w:val="clear" w:color="FFFFFF" w:fill="D9D9D9"/>
+          <w:lang w:val="en-IN"/>
+        </w:rPr>
+        <w:t xml:space="preserve">If T1 commits its changes, version </w:t>
+      </w:r>
+      <w:r>
+        <w:rPr>
+          <w:rFonts w:hint="default" w:ascii="Bodoni MT"/>
+          <w:b/>
+          <w:bCs/>
+          <w:shd w:val="clear" w:color="FFFFFF" w:fill="D9D9D9"/>
+          <w:lang w:val="en-IN"/>
+        </w:rPr>
+        <w:t>v2</w:t>
+      </w:r>
+      <w:r>
+        <w:rPr>
+          <w:rFonts w:hint="default" w:ascii="Bodoni MT"/>
+          <w:shd w:val="clear" w:color="FFFFFF" w:fill="D9D9D9"/>
+          <w:lang w:val="en-IN"/>
+        </w:rPr>
+        <w:t xml:space="preserve"> becomes the committed version. So when T2 reads the data again, it will now see 150 instead of 100</w:t>
+      </w:r>
+      <w:r>
+        <w:rPr>
+          <w:rFonts w:hint="default" w:ascii="Bodoni MT"/>
+          <w:b w:val="0"/>
+          <w:bCs w:val="0"/>
+          <w:shd w:val="clear" w:color="FFFFFF" w:fill="D9D9D9"/>
+          <w:lang w:val="en-IN"/>
+        </w:rPr>
+        <w:t>.</w:t>
+      </w:r>
+    </w:p>
+    <w:p>
+      <w:pPr>
+        <w:keepNext w:val="0"/>
+        <w:keepLines w:val="0"/>
+        <w:widowControl/>
+        <w:numPr>
+          <w:ilvl w:val="2"/>
+          <w:numId w:val="11"/>
+        </w:numPr>
+        <w:suppressLineNumbers w:val="0"/>
+        <w:spacing w:before="0" w:beforeAutospacing="0" w:after="0" w:afterAutospacing="0" w:line="360" w:lineRule="auto"/>
+        <w:ind w:left="1260" w:leftChars="0" w:right="0" w:hanging="420" w:firstLineChars="0"/>
+        <w:jc w:val="left"/>
+        <w:rPr>
+          <w:rFonts w:hint="default" w:ascii="Bodoni MT" w:hAnsi="Bodoni MT" w:eastAsia="等线" w:cs="Bodoni MT"/>
+          <w:sz w:val="22"/>
+          <w:szCs w:val="22"/>
+        </w:rPr>
+      </w:pPr>
+      <w:r>
+        <w:rPr>
+          <w:rFonts w:hint="default" w:ascii="Bodoni MT"/>
+          <w:b w:val="0"/>
+          <w:bCs w:val="0"/>
+          <w:shd w:val="clear" w:color="FFFFFF" w:fill="D9D9D9"/>
+          <w:lang w:val="en-IN"/>
+        </w:rPr>
+        <w:t xml:space="preserve">In READ COMMITTED, every query inside a transaction fetches the latest committed data at that moment. So if a transaction runs multiple queries, each one can return </w:t>
+      </w:r>
+      <w:r>
+        <w:rPr>
+          <w:rFonts w:hint="default" w:ascii="Bodoni MT"/>
+          <w:b/>
+          <w:bCs/>
+          <w:i/>
+          <w:iCs/>
+          <w:shd w:val="clear" w:color="FFFFFF" w:fill="D9D9D9"/>
+          <w:lang w:val="en-IN"/>
+        </w:rPr>
+        <w:t xml:space="preserve">different </w:t>
+      </w:r>
+      <w:r>
+        <w:rPr>
+          <w:rFonts w:hint="default" w:ascii="Bodoni MT"/>
+          <w:b w:val="0"/>
+          <w:bCs w:val="0"/>
+          <w:shd w:val="clear" w:color="FFFFFF" w:fill="D9D9D9"/>
+          <w:lang w:val="en-IN"/>
+        </w:rPr>
+        <w:t xml:space="preserve">values if other transactions </w:t>
+      </w:r>
+      <w:r>
+        <w:rPr>
+          <w:rFonts w:hint="default" w:ascii="Bodoni MT"/>
+          <w:b/>
+          <w:bCs/>
+          <w:i/>
+          <w:iCs/>
+          <w:shd w:val="clear" w:color="FFFFFF" w:fill="D9D9D9"/>
+          <w:lang w:val="en-IN"/>
+        </w:rPr>
+        <w:t>commit</w:t>
+      </w:r>
+      <w:r>
+        <w:rPr>
+          <w:rFonts w:hint="default" w:ascii="Bodoni MT"/>
+          <w:b w:val="0"/>
+          <w:bCs w:val="0"/>
+          <w:shd w:val="clear" w:color="FFFFFF" w:fill="D9D9D9"/>
+          <w:lang w:val="en-IN"/>
+        </w:rPr>
+        <w:t xml:space="preserve"> changes in between.</w:t>
+      </w:r>
+    </w:p>
+    <w:p>
+      <w:pPr>
+        <w:keepNext w:val="0"/>
+        <w:keepLines w:val="0"/>
+        <w:widowControl/>
+        <w:numPr>
+          <w:ilvl w:val="1"/>
+          <w:numId w:val="11"/>
+        </w:numPr>
+        <w:suppressLineNumbers w:val="0"/>
+        <w:spacing w:before="0" w:beforeAutospacing="0" w:after="0" w:afterAutospacing="0" w:line="360" w:lineRule="auto"/>
+        <w:ind w:left="840" w:leftChars="0" w:right="0" w:hanging="420" w:firstLineChars="0"/>
+        <w:jc w:val="left"/>
+        <w:rPr>
+          <w:rFonts w:hint="default" w:ascii="Bodoni MT" w:hAnsi="Bodoni MT" w:eastAsia="等线" w:cs="Bodoni MT"/>
+          <w:sz w:val="22"/>
+          <w:szCs w:val="22"/>
+        </w:rPr>
+      </w:pPr>
+      <w:r>
+        <w:rPr>
+          <w:rFonts w:hint="default" w:ascii="Bodoni MT" w:hAnsi="Bodoni MT" w:eastAsia="等线" w:cs="Bodoni MT"/>
+          <w:b/>
+          <w:bCs/>
+          <w:sz w:val="22"/>
+          <w:szCs w:val="22"/>
+          <w:lang w:val="en-IN"/>
+        </w:rPr>
+        <w:t>REPEATABLE READ</w:t>
+      </w:r>
+    </w:p>
+    <w:p>
+      <w:pPr>
+        <w:keepNext w:val="0"/>
+        <w:keepLines w:val="0"/>
+        <w:widowControl/>
+        <w:numPr>
+          <w:ilvl w:val="2"/>
+          <w:numId w:val="11"/>
+        </w:numPr>
+        <w:suppressLineNumbers w:val="0"/>
+        <w:spacing w:before="0" w:beforeAutospacing="0" w:after="0" w:afterAutospacing="0" w:line="360" w:lineRule="auto"/>
+        <w:ind w:left="1260" w:leftChars="0" w:right="0" w:hanging="420" w:firstLineChars="0"/>
+        <w:jc w:val="left"/>
+        <w:rPr>
+          <w:rFonts w:hint="default" w:ascii="Bodoni MT" w:hAnsi="Bodoni MT" w:eastAsia="等线" w:cs="Bodoni MT"/>
+          <w:sz w:val="22"/>
+          <w:szCs w:val="22"/>
+        </w:rPr>
+      </w:pPr>
+      <w:r>
+        <w:rPr>
+          <w:rFonts w:hint="default" w:ascii="Bodoni MT" w:hAnsi="Bodoni MT" w:eastAsia="等线"/>
+          <w:sz w:val="22"/>
+          <w:szCs w:val="22"/>
+          <w:lang w:val="en-IN"/>
+        </w:rPr>
+        <w:t>Repeatable Read removes the inconsistency you can face in READ COMMITTED, where the same row might return different values if other transactions commit changes in between</w:t>
+      </w:r>
+      <w:r>
+        <w:rPr>
+          <w:rFonts w:hint="default" w:ascii="Bodoni MT" w:hAnsi="Bodoni MT" w:eastAsia="等线" w:cs="Bodoni MT"/>
+          <w:sz w:val="22"/>
+          <w:szCs w:val="22"/>
+          <w:lang w:val="en-IN"/>
+        </w:rPr>
+        <w:t>.</w:t>
+      </w:r>
+    </w:p>
+    <w:p>
+      <w:pPr>
+        <w:keepNext w:val="0"/>
+        <w:keepLines w:val="0"/>
+        <w:widowControl/>
+        <w:numPr>
+          <w:ilvl w:val="2"/>
+          <w:numId w:val="11"/>
+        </w:numPr>
+        <w:suppressLineNumbers w:val="0"/>
+        <w:spacing w:before="0" w:beforeAutospacing="0" w:after="0" w:afterAutospacing="0" w:line="360" w:lineRule="auto"/>
+        <w:ind w:left="1260" w:leftChars="0" w:right="0" w:hanging="420" w:firstLineChars="0"/>
+        <w:jc w:val="left"/>
+        <w:rPr>
+          <w:rFonts w:hint="default" w:ascii="Bodoni MT" w:hAnsi="Bodoni MT" w:eastAsia="等线" w:cs="Bodoni MT"/>
+          <w:sz w:val="22"/>
+          <w:szCs w:val="22"/>
+        </w:rPr>
+      </w:pPr>
+      <w:r>
+        <w:rPr>
+          <w:rFonts w:hint="default" w:ascii="Bodoni MT" w:hAnsi="Bodoni MT" w:eastAsia="等线"/>
+          <w:sz w:val="22"/>
+          <w:szCs w:val="22"/>
+          <w:lang w:val="en-IN"/>
+        </w:rPr>
+        <w:t>It works by taking a snapshot at the</w:t>
+      </w:r>
+      <w:r>
+        <w:rPr>
+          <w:rFonts w:hint="default" w:ascii="Bodoni MT" w:hAnsi="Bodoni MT" w:eastAsia="等线"/>
+          <w:b/>
+          <w:bCs/>
+          <w:sz w:val="22"/>
+          <w:szCs w:val="22"/>
+          <w:lang w:val="en-IN"/>
+        </w:rPr>
+        <w:t xml:space="preserve"> start</w:t>
+      </w:r>
+      <w:r>
+        <w:rPr>
+          <w:rFonts w:hint="default" w:ascii="Bodoni MT" w:hAnsi="Bodoni MT" w:eastAsia="等线"/>
+          <w:sz w:val="22"/>
+          <w:szCs w:val="22"/>
+          <w:lang w:val="en-IN"/>
+        </w:rPr>
+        <w:t xml:space="preserve"> of the transaction. Even if other transactions update and commit new values later, the current transaction continues to see the data exactly as it existed </w:t>
+      </w:r>
+      <w:r>
+        <w:rPr>
+          <w:rFonts w:hint="default" w:ascii="Bodoni MT" w:hAnsi="Bodoni MT" w:eastAsia="等线"/>
+          <w:b/>
+          <w:bCs/>
+          <w:i/>
+          <w:iCs/>
+          <w:sz w:val="22"/>
+          <w:szCs w:val="22"/>
+          <w:lang w:val="en-IN"/>
+        </w:rPr>
+        <w:t>when it began</w:t>
+      </w:r>
+      <w:r>
+        <w:rPr>
+          <w:rFonts w:hint="default" w:ascii="Bodoni MT" w:hAnsi="Bodoni MT" w:eastAsia="等线" w:cs="Bodoni MT"/>
+          <w:sz w:val="22"/>
+          <w:szCs w:val="22"/>
+          <w:lang w:val="en-IN"/>
+        </w:rPr>
+        <w:t>.</w:t>
+      </w:r>
+    </w:p>
+    <w:p>
+      <w:pPr>
+        <w:keepNext w:val="0"/>
+        <w:keepLines w:val="0"/>
+        <w:widowControl/>
+        <w:numPr>
+          <w:ilvl w:val="2"/>
+          <w:numId w:val="11"/>
+        </w:numPr>
+        <w:suppressLineNumbers w:val="0"/>
+        <w:spacing w:before="0" w:beforeAutospacing="0" w:after="0" w:afterAutospacing="0" w:line="360" w:lineRule="auto"/>
+        <w:ind w:left="1260" w:leftChars="0" w:right="0" w:hanging="420" w:firstLineChars="0"/>
+        <w:jc w:val="left"/>
+        <w:rPr>
+          <w:rFonts w:hint="default" w:ascii="Bodoni MT" w:hAnsi="Bodoni MT" w:eastAsia="等线" w:cs="Bodoni MT"/>
+          <w:sz w:val="22"/>
+          <w:szCs w:val="22"/>
+        </w:rPr>
+      </w:pPr>
+      <w:r>
+        <w:rPr>
+          <w:rFonts w:hint="default" w:ascii="Bodoni MT" w:hAnsi="Bodoni MT" w:eastAsia="等线" w:cs="Bodoni MT"/>
+          <w:sz w:val="22"/>
+          <w:szCs w:val="22"/>
+          <w:lang w:val="en-IN"/>
+        </w:rPr>
+        <w:t xml:space="preserve">Initially the balance was </w:t>
+      </w:r>
+      <w:r>
+        <w:rPr>
+          <w:rFonts w:hint="default" w:ascii="Bodoni MT" w:hAnsi="Bodoni MT" w:eastAsia="等线" w:cs="Bodoni MT"/>
+          <w:i/>
+          <w:iCs/>
+          <w:sz w:val="22"/>
+          <w:szCs w:val="22"/>
+          <w:lang w:val="en-IN"/>
+        </w:rPr>
+        <w:t>100</w:t>
+      </w:r>
+      <w:r>
+        <w:rPr>
+          <w:rFonts w:hint="default" w:ascii="Bodoni MT" w:hAnsi="Bodoni MT" w:eastAsia="等线" w:cs="Bodoni MT"/>
+          <w:i/>
+          <w:iCs/>
+          <w:sz w:val="22"/>
+          <w:szCs w:val="22"/>
+          <w:lang w:val="en-IN"/>
+        </w:rPr>
+        <w:br w:type="textWrapping"/>
+      </w:r>
+      <w:r>
+        <w:drawing>
+          <wp:inline distT="0" distB="0" distL="114300" distR="114300">
+            <wp:extent cx="1743710" cy="455295"/>
+            <wp:effectExtent l="0" t="0" r="8890" b="1905"/>
+            <wp:docPr id="57" name="Picture 16"/>
+            <wp:cNvGraphicFramePr>
+              <a:graphicFrameLocks xmlns:a="http://schemas.openxmlformats.org/drawingml/2006/main" noChangeAspect="1"/>
+            </wp:cNvGraphicFramePr>
+            <a:graphic xmlns:a="http://schemas.openxmlformats.org/drawingml/2006/main">
+              <a:graphicData uri="http://schemas.openxmlformats.org/drawingml/2006/picture">
+                <pic:pic xmlns:pic="http://schemas.openxmlformats.org/drawingml/2006/picture">
+                  <pic:nvPicPr>
+                    <pic:cNvPr id="57" name="Picture 16"/>
+                    <pic:cNvPicPr>
+                      <a:picLocks noChangeAspect="1"/>
+                    </pic:cNvPicPr>
+                  </pic:nvPicPr>
+                  <pic:blipFill>
+                    <a:blip r:embed="rId59"/>
+                    <a:stretch>
+                      <a:fillRect/>
+                    </a:stretch>
+                  </pic:blipFill>
+                  <pic:spPr>
+                    <a:xfrm>
+                      <a:off x="0" y="0"/>
+                      <a:ext cx="1743710" cy="455295"/>
+                    </a:xfrm>
+                    <a:prstGeom prst="rect">
+                      <a:avLst/>
+                    </a:prstGeom>
+                    <a:noFill/>
+                    <a:ln>
+                      <a:noFill/>
+                    </a:ln>
+                  </pic:spPr>
+                </pic:pic>
+              </a:graphicData>
+            </a:graphic>
+          </wp:inline>
+        </w:drawing>
+      </w:r>
+    </w:p>
+    <w:p>
+      <w:pPr>
+        <w:keepNext w:val="0"/>
+        <w:keepLines w:val="0"/>
+        <w:widowControl/>
+        <w:numPr>
+          <w:ilvl w:val="2"/>
+          <w:numId w:val="11"/>
+        </w:numPr>
+        <w:suppressLineNumbers w:val="0"/>
+        <w:spacing w:before="0" w:beforeAutospacing="0" w:after="0" w:afterAutospacing="0" w:line="360" w:lineRule="auto"/>
+        <w:ind w:left="1260" w:leftChars="0" w:right="0" w:hanging="420" w:firstLineChars="0"/>
+        <w:jc w:val="left"/>
+        <w:rPr>
+          <w:rFonts w:hint="default" w:ascii="Bodoni MT" w:hAnsi="Bodoni MT" w:eastAsia="等线" w:cs="Bodoni MT"/>
+          <w:sz w:val="22"/>
+          <w:szCs w:val="22"/>
+        </w:rPr>
+      </w:pPr>
+      <w:r>
+        <w:rPr>
+          <w:rFonts w:hint="default" w:ascii="Bodoni MT"/>
+          <w:lang w:val="en-IN"/>
+        </w:rPr>
+        <w:t xml:space="preserve">Transaction T1 is started, it’ll get the value: </w:t>
+      </w:r>
+      <w:r>
+        <w:rPr>
+          <w:rFonts w:hint="default" w:ascii="Bodoni MT"/>
+          <w:i/>
+          <w:iCs/>
+          <w:lang w:val="en-IN"/>
+        </w:rPr>
+        <w:t>100</w:t>
+      </w:r>
+      <w:r>
+        <w:rPr>
+          <w:rFonts w:hint="default" w:ascii="Bodoni MT"/>
+          <w:i w:val="0"/>
+          <w:iCs w:val="0"/>
+          <w:lang w:val="en-IN"/>
+        </w:rPr>
+        <w:t xml:space="preserve"> </w:t>
+      </w:r>
+      <w:r>
+        <w:rPr>
+          <w:rFonts w:hint="default" w:ascii="Bodoni MT"/>
+          <w:lang w:val="en-IN"/>
+        </w:rPr>
+        <w:br w:type="textWrapping"/>
+      </w:r>
+      <w:r>
+        <w:drawing>
+          <wp:inline distT="0" distB="0" distL="114300" distR="114300">
+            <wp:extent cx="3252470" cy="1049020"/>
+            <wp:effectExtent l="0" t="0" r="11430" b="5080"/>
+            <wp:docPr id="58" name="Picture 17"/>
+            <wp:cNvGraphicFramePr>
+              <a:graphicFrameLocks xmlns:a="http://schemas.openxmlformats.org/drawingml/2006/main" noChangeAspect="1"/>
+            </wp:cNvGraphicFramePr>
+            <a:graphic xmlns:a="http://schemas.openxmlformats.org/drawingml/2006/main">
+              <a:graphicData uri="http://schemas.openxmlformats.org/drawingml/2006/picture">
+                <pic:pic xmlns:pic="http://schemas.openxmlformats.org/drawingml/2006/picture">
+                  <pic:nvPicPr>
+                    <pic:cNvPr id="58" name="Picture 17"/>
+                    <pic:cNvPicPr>
+                      <a:picLocks noChangeAspect="1"/>
+                    </pic:cNvPicPr>
+                  </pic:nvPicPr>
+                  <pic:blipFill>
+                    <a:blip r:embed="rId60"/>
+                    <a:stretch>
+                      <a:fillRect/>
+                    </a:stretch>
+                  </pic:blipFill>
+                  <pic:spPr>
+                    <a:xfrm>
+                      <a:off x="0" y="0"/>
+                      <a:ext cx="3252470" cy="1049020"/>
+                    </a:xfrm>
+                    <a:prstGeom prst="rect">
+                      <a:avLst/>
+                    </a:prstGeom>
+                    <a:noFill/>
+                    <a:ln>
+                      <a:noFill/>
+                    </a:ln>
+                  </pic:spPr>
+                </pic:pic>
+              </a:graphicData>
+            </a:graphic>
+          </wp:inline>
+        </w:drawing>
+      </w:r>
+    </w:p>
+    <w:p>
+      <w:pPr>
+        <w:keepNext w:val="0"/>
+        <w:keepLines w:val="0"/>
+        <w:widowControl/>
+        <w:numPr>
+          <w:ilvl w:val="2"/>
+          <w:numId w:val="11"/>
+        </w:numPr>
+        <w:suppressLineNumbers w:val="0"/>
+        <w:spacing w:before="0" w:beforeAutospacing="0" w:after="0" w:afterAutospacing="0" w:line="360" w:lineRule="auto"/>
+        <w:ind w:left="1260" w:leftChars="0" w:right="0" w:hanging="420" w:firstLineChars="0"/>
+        <w:jc w:val="left"/>
+        <w:rPr>
+          <w:rFonts w:hint="default" w:ascii="Bodoni MT" w:hAnsi="Bodoni MT" w:eastAsia="等线" w:cs="Bodoni MT"/>
+          <w:sz w:val="22"/>
+          <w:szCs w:val="22"/>
+        </w:rPr>
+      </w:pPr>
+      <w:r>
+        <w:rPr>
+          <w:rFonts w:hint="default" w:ascii="Bodoni MT" w:hAnsi="Bodoni MT" w:eastAsia="等线" w:cs="Bodoni MT"/>
+          <w:sz w:val="22"/>
+          <w:szCs w:val="22"/>
+          <w:lang w:val="en-IN"/>
+        </w:rPr>
+        <w:t>Now another transaction T2 comes, update the balance, and commits it.</w:t>
+      </w:r>
+      <w:r>
+        <w:rPr>
+          <w:rFonts w:hint="default" w:ascii="Bodoni MT" w:hAnsi="Bodoni MT" w:eastAsia="等线" w:cs="Bodoni MT"/>
+          <w:sz w:val="22"/>
+          <w:szCs w:val="22"/>
+          <w:lang w:val="en-IN"/>
+        </w:rPr>
+        <w:br w:type="textWrapping"/>
+      </w:r>
+      <w:r>
+        <w:drawing>
+          <wp:inline distT="0" distB="0" distL="114300" distR="114300">
+            <wp:extent cx="2896235" cy="644525"/>
+            <wp:effectExtent l="0" t="0" r="12065" b="3175"/>
+            <wp:docPr id="59" name="Picture 18"/>
+            <wp:cNvGraphicFramePr>
+              <a:graphicFrameLocks xmlns:a="http://schemas.openxmlformats.org/drawingml/2006/main" noChangeAspect="1"/>
+            </wp:cNvGraphicFramePr>
+            <a:graphic xmlns:a="http://schemas.openxmlformats.org/drawingml/2006/main">
+              <a:graphicData uri="http://schemas.openxmlformats.org/drawingml/2006/picture">
+                <pic:pic xmlns:pic="http://schemas.openxmlformats.org/drawingml/2006/picture">
+                  <pic:nvPicPr>
+                    <pic:cNvPr id="59" name="Picture 18"/>
+                    <pic:cNvPicPr>
+                      <a:picLocks noChangeAspect="1"/>
+                    </pic:cNvPicPr>
+                  </pic:nvPicPr>
+                  <pic:blipFill>
+                    <a:blip r:embed="rId61"/>
+                    <a:stretch>
+                      <a:fillRect/>
+                    </a:stretch>
+                  </pic:blipFill>
+                  <pic:spPr>
+                    <a:xfrm>
+                      <a:off x="0" y="0"/>
+                      <a:ext cx="2896235" cy="644525"/>
+                    </a:xfrm>
+                    <a:prstGeom prst="rect">
+                      <a:avLst/>
+                    </a:prstGeom>
+                    <a:noFill/>
+                    <a:ln>
+                      <a:noFill/>
+                    </a:ln>
+                  </pic:spPr>
+                </pic:pic>
+              </a:graphicData>
+            </a:graphic>
+          </wp:inline>
+        </w:drawing>
+      </w:r>
+    </w:p>
+    <w:p>
+      <w:pPr>
+        <w:keepNext w:val="0"/>
+        <w:keepLines w:val="0"/>
+        <w:widowControl/>
+        <w:numPr>
+          <w:ilvl w:val="2"/>
+          <w:numId w:val="11"/>
+        </w:numPr>
+        <w:suppressLineNumbers w:val="0"/>
+        <w:spacing w:before="0" w:beforeAutospacing="0" w:after="0" w:afterAutospacing="0" w:line="360" w:lineRule="auto"/>
+        <w:ind w:left="1260" w:leftChars="0" w:right="0" w:hanging="420" w:firstLineChars="0"/>
+        <w:jc w:val="left"/>
+        <w:rPr>
+          <w:rFonts w:hint="default" w:ascii="Bodoni MT" w:hAnsi="Bodoni MT" w:eastAsia="等线" w:cs="Bodoni MT"/>
+          <w:sz w:val="22"/>
+          <w:szCs w:val="22"/>
+        </w:rPr>
+      </w:pPr>
+      <w:r>
+        <w:rPr>
+          <w:rFonts w:hint="default" w:ascii="Bodoni MT"/>
+          <w:lang w:val="en-IN"/>
+        </w:rPr>
+        <w:t xml:space="preserve">Now, if T1 reads the balance again, it’ll get </w:t>
+      </w:r>
+      <w:r>
+        <w:rPr>
+          <w:rFonts w:hint="default" w:ascii="Bodoni MT"/>
+          <w:i/>
+          <w:iCs/>
+          <w:lang w:val="en-IN"/>
+        </w:rPr>
+        <w:t>100</w:t>
+      </w:r>
+      <w:r>
+        <w:rPr>
+          <w:rFonts w:hint="default" w:ascii="Bodoni MT"/>
+          <w:i w:val="0"/>
+          <w:iCs w:val="0"/>
+          <w:lang w:val="en-IN"/>
+        </w:rPr>
+        <w:t xml:space="preserve"> only (not 200)</w:t>
+      </w:r>
+      <w:r>
+        <w:rPr>
+          <w:rFonts w:hint="default" w:ascii="Bodoni MT"/>
+          <w:i w:val="0"/>
+          <w:iCs w:val="0"/>
+          <w:lang w:val="en-IN"/>
+        </w:rPr>
+        <w:br w:type="textWrapping"/>
+      </w:r>
+      <w:r>
+        <w:drawing>
+          <wp:inline distT="0" distB="0" distL="114300" distR="114300">
+            <wp:extent cx="2620010" cy="1136015"/>
+            <wp:effectExtent l="0" t="0" r="8890" b="6985"/>
+            <wp:docPr id="61" name="Picture 20"/>
+            <wp:cNvGraphicFramePr>
+              <a:graphicFrameLocks xmlns:a="http://schemas.openxmlformats.org/drawingml/2006/main" noChangeAspect="1"/>
+            </wp:cNvGraphicFramePr>
+            <a:graphic xmlns:a="http://schemas.openxmlformats.org/drawingml/2006/main">
+              <a:graphicData uri="http://schemas.openxmlformats.org/drawingml/2006/picture">
+                <pic:pic xmlns:pic="http://schemas.openxmlformats.org/drawingml/2006/picture">
+                  <pic:nvPicPr>
+                    <pic:cNvPr id="61" name="Picture 20"/>
+                    <pic:cNvPicPr>
+                      <a:picLocks noChangeAspect="1"/>
+                    </pic:cNvPicPr>
+                  </pic:nvPicPr>
+                  <pic:blipFill>
+                    <a:blip r:embed="rId62"/>
+                    <a:stretch>
+                      <a:fillRect/>
+                    </a:stretch>
+                  </pic:blipFill>
+                  <pic:spPr>
+                    <a:xfrm>
+                      <a:off x="0" y="0"/>
+                      <a:ext cx="2620010" cy="1136015"/>
+                    </a:xfrm>
+                    <a:prstGeom prst="rect">
+                      <a:avLst/>
+                    </a:prstGeom>
+                    <a:noFill/>
+                    <a:ln>
+                      <a:noFill/>
+                    </a:ln>
+                  </pic:spPr>
+                </pic:pic>
+              </a:graphicData>
+            </a:graphic>
+          </wp:inline>
+        </w:drawing>
+      </w:r>
+    </w:p>
+    <w:p>
+      <w:pPr>
+        <w:keepNext w:val="0"/>
+        <w:keepLines w:val="0"/>
+        <w:widowControl/>
+        <w:numPr>
+          <w:ilvl w:val="2"/>
+          <w:numId w:val="11"/>
+        </w:numPr>
+        <w:suppressLineNumbers w:val="0"/>
+        <w:spacing w:before="0" w:beforeAutospacing="0" w:after="0" w:afterAutospacing="0" w:line="360" w:lineRule="auto"/>
+        <w:ind w:left="1260" w:leftChars="0" w:right="0" w:hanging="420" w:firstLineChars="0"/>
+        <w:jc w:val="left"/>
+        <w:rPr>
+          <w:rFonts w:hint="default" w:ascii="Bodoni MT" w:hAnsi="Bodoni MT" w:eastAsia="等线" w:cs="Bodoni MT"/>
+          <w:color w:val="C00000"/>
+          <w:sz w:val="22"/>
+          <w:szCs w:val="22"/>
+        </w:rPr>
+      </w:pPr>
+      <w:r>
+        <w:rPr>
+          <w:rFonts w:hint="default" w:ascii="Bodoni MT" w:hAnsi="Bodoni MT" w:eastAsia="等线" w:cs="Bodoni MT"/>
+          <w:color w:val="C00000"/>
+          <w:sz w:val="22"/>
+          <w:szCs w:val="22"/>
+          <w:lang w:val="en-IN"/>
+        </w:rPr>
+        <w:t xml:space="preserve">If it was READ COMMITTED, then here T1 would have gotten </w:t>
+      </w:r>
+      <w:r>
+        <w:rPr>
+          <w:rFonts w:hint="default" w:ascii="Bodoni MT" w:hAnsi="Bodoni MT" w:eastAsia="等线" w:cs="Bodoni MT"/>
+          <w:i/>
+          <w:iCs/>
+          <w:color w:val="C00000"/>
+          <w:sz w:val="22"/>
+          <w:szCs w:val="22"/>
+          <w:lang w:val="en-IN"/>
+        </w:rPr>
+        <w:t>200</w:t>
+      </w:r>
+      <w:r>
+        <w:rPr>
+          <w:rFonts w:hint="default" w:ascii="Bodoni MT" w:hAnsi="Bodoni MT" w:eastAsia="等线" w:cs="Bodoni MT"/>
+          <w:i w:val="0"/>
+          <w:iCs w:val="0"/>
+          <w:color w:val="C00000"/>
+          <w:sz w:val="22"/>
+          <w:szCs w:val="22"/>
+          <w:lang w:val="en-IN"/>
+        </w:rPr>
+        <w:t xml:space="preserve"> instead of 100.</w:t>
+      </w:r>
+    </w:p>
+    <w:p>
+      <w:pPr>
+        <w:keepNext w:val="0"/>
+        <w:keepLines w:val="0"/>
+        <w:widowControl/>
+        <w:numPr>
+          <w:ilvl w:val="1"/>
+          <w:numId w:val="11"/>
+        </w:numPr>
+        <w:suppressLineNumbers w:val="0"/>
+        <w:spacing w:before="0" w:beforeAutospacing="0" w:after="0" w:afterAutospacing="0" w:line="360" w:lineRule="auto"/>
+        <w:ind w:left="840" w:leftChars="0" w:right="0" w:hanging="420" w:firstLineChars="0"/>
+        <w:jc w:val="left"/>
+        <w:rPr>
+          <w:rFonts w:hint="default" w:ascii="Bodoni MT" w:hAnsi="Bodoni MT" w:eastAsia="等线" w:cs="Bodoni MT"/>
+          <w:sz w:val="22"/>
+          <w:szCs w:val="22"/>
+        </w:rPr>
+      </w:pPr>
+      <w:r>
+        <w:rPr>
+          <w:rFonts w:hint="default" w:ascii="Bodoni MT" w:hAnsi="Bodoni MT" w:eastAsia="等线" w:cs="Bodoni MT"/>
+          <w:b/>
+          <w:bCs/>
+          <w:sz w:val="22"/>
+          <w:szCs w:val="22"/>
+          <w:lang w:val="en-IN"/>
+        </w:rPr>
+        <w:t>SERIALIZABLE</w:t>
+      </w:r>
+      <w:r>
+        <w:rPr>
+          <w:rFonts w:hint="default" w:ascii="Bodoni MT" w:hAnsi="Bodoni MT" w:eastAsia="等线" w:cs="Bodoni MT"/>
+          <w:b w:val="0"/>
+          <w:bCs w:val="0"/>
+          <w:sz w:val="22"/>
+          <w:szCs w:val="22"/>
+          <w:lang w:val="en-IN"/>
+        </w:rPr>
+        <w:t xml:space="preserve"> </w:t>
+      </w:r>
+    </w:p>
+    <w:p>
+      <w:pPr>
+        <w:keepNext w:val="0"/>
+        <w:keepLines w:val="0"/>
+        <w:widowControl/>
+        <w:numPr>
+          <w:ilvl w:val="2"/>
+          <w:numId w:val="11"/>
+        </w:numPr>
+        <w:suppressLineNumbers w:val="0"/>
+        <w:spacing w:before="0" w:beforeAutospacing="0" w:after="0" w:afterAutospacing="0" w:line="360" w:lineRule="auto"/>
+        <w:ind w:left="1260" w:leftChars="0" w:right="0" w:hanging="420" w:firstLineChars="0"/>
+        <w:jc w:val="left"/>
+        <w:rPr>
+          <w:rFonts w:hint="default" w:ascii="Bodoni MT" w:hAnsi="Bodoni MT" w:eastAsia="等线" w:cs="Bodoni MT"/>
+          <w:sz w:val="22"/>
+          <w:szCs w:val="22"/>
+        </w:rPr>
+      </w:pPr>
+    </w:p>
+    <w:p>
+      <w:pPr>
+        <w:keepNext w:val="0"/>
+        <w:keepLines w:val="0"/>
+        <w:widowControl/>
+        <w:numPr>
+          <w:ilvl w:val="0"/>
+          <w:numId w:val="11"/>
+        </w:numPr>
+        <w:suppressLineNumbers w:val="0"/>
+        <w:spacing w:before="0" w:beforeAutospacing="0" w:after="0" w:afterAutospacing="0" w:line="360" w:lineRule="auto"/>
+        <w:ind w:left="420" w:leftChars="0" w:right="0" w:hanging="420" w:firstLineChars="0"/>
+        <w:jc w:val="left"/>
+        <w:rPr>
+          <w:rFonts w:hint="default" w:ascii="Bodoni MT" w:hAnsi="Bodoni MT" w:eastAsia="等线" w:cs="Bodoni MT"/>
+          <w:sz w:val="22"/>
+          <w:szCs w:val="22"/>
+        </w:rPr>
+      </w:pPr>
+      <w:r>
+        <w:rPr>
+          <w:rFonts w:hint="default" w:ascii="Bodoni MT" w:hAnsi="Bodoni MT" w:eastAsia="等线" w:cs="Bodoni MT"/>
+          <w:sz w:val="22"/>
+          <w:szCs w:val="22"/>
+          <w:lang w:val="en-IN"/>
+        </w:rPr>
+        <w:t>F</w:t>
+      </w:r>
+    </w:p>
+    <w:p>
+      <w:pPr>
+        <w:keepNext w:val="0"/>
+        <w:keepLines w:val="0"/>
+        <w:widowControl/>
+        <w:numPr>
+          <w:ilvl w:val="0"/>
+          <w:numId w:val="11"/>
+        </w:numPr>
+        <w:suppressLineNumbers w:val="0"/>
+        <w:spacing w:before="0" w:beforeAutospacing="0" w:after="0" w:afterAutospacing="0" w:line="360" w:lineRule="auto"/>
+        <w:ind w:left="420" w:leftChars="0" w:right="0" w:hanging="420" w:firstLineChars="0"/>
+        <w:jc w:val="left"/>
+        <w:rPr>
+          <w:rFonts w:hint="default" w:ascii="Bodoni MT" w:hAnsi="Bodoni MT" w:eastAsia="等线" w:cs="Bodoni MT"/>
+          <w:sz w:val="22"/>
+          <w:szCs w:val="22"/>
+        </w:rPr>
+      </w:pPr>
+      <w:r>
+        <w:rPr>
+          <w:rFonts w:hint="default" w:ascii="Bodoni MT" w:hAnsi="Bodoni MT" w:eastAsia="等线" w:cs="Bodoni MT"/>
+          <w:sz w:val="22"/>
+          <w:szCs w:val="22"/>
+          <w:lang w:val="en-IN"/>
+        </w:rPr>
+        <w:t xml:space="preserve">Above all the things were for </w:t>
+      </w:r>
+      <w:r>
+        <w:rPr>
+          <w:rFonts w:hint="default" w:ascii="Bodoni MT" w:hAnsi="Bodoni MT" w:eastAsia="等线" w:cs="Bodoni MT"/>
+          <w:b/>
+          <w:bCs/>
+          <w:sz w:val="22"/>
+          <w:szCs w:val="22"/>
+          <w:lang w:val="en-IN"/>
+        </w:rPr>
+        <w:t>READ</w:t>
+      </w:r>
+      <w:r>
+        <w:rPr>
+          <w:rFonts w:hint="default" w:ascii="Bodoni MT" w:hAnsi="Bodoni MT" w:eastAsia="等线" w:cs="Bodoni MT"/>
+          <w:b w:val="0"/>
+          <w:bCs w:val="0"/>
+          <w:sz w:val="22"/>
+          <w:szCs w:val="22"/>
+          <w:lang w:val="en-IN"/>
+        </w:rPr>
+        <w:t>, how the WRITE happens?</w:t>
+      </w:r>
+    </w:p>
+    <w:p>
+      <w:pPr>
+        <w:keepNext w:val="0"/>
+        <w:keepLines w:val="0"/>
+        <w:widowControl/>
+        <w:numPr>
+          <w:ilvl w:val="1"/>
+          <w:numId w:val="11"/>
+        </w:numPr>
+        <w:suppressLineNumbers w:val="0"/>
+        <w:spacing w:before="0" w:beforeAutospacing="0" w:after="0" w:afterAutospacing="0" w:line="360" w:lineRule="auto"/>
+        <w:ind w:left="840" w:leftChars="0" w:right="0" w:hanging="420" w:firstLineChars="0"/>
+        <w:jc w:val="left"/>
+        <w:rPr>
+          <w:rFonts w:hint="default" w:ascii="Bodoni MT" w:hAnsi="Bodoni MT" w:eastAsia="等线" w:cs="Bodoni MT"/>
+          <w:sz w:val="22"/>
+          <w:szCs w:val="22"/>
+        </w:rPr>
+      </w:pPr>
+      <w:r>
+        <w:rPr>
+          <w:rFonts w:hint="default" w:ascii="Bodoni MT" w:hAnsi="Bodoni MT" w:eastAsia="等线" w:cs="Bodoni MT"/>
+          <w:b/>
+          <w:bCs/>
+          <w:sz w:val="22"/>
+          <w:szCs w:val="22"/>
+          <w:lang w:val="en-IN"/>
+        </w:rPr>
+        <w:t>READ UNCOMMITTED</w:t>
+      </w:r>
+      <w:r>
+        <w:rPr>
+          <w:rFonts w:hint="default" w:ascii="Bodoni MT" w:hAnsi="Bodoni MT" w:eastAsia="等线" w:cs="Bodoni MT"/>
+          <w:b w:val="0"/>
+          <w:bCs w:val="0"/>
+          <w:sz w:val="22"/>
+          <w:szCs w:val="22"/>
+          <w:lang w:val="en-IN"/>
+        </w:rPr>
+        <w:t xml:space="preserve"> </w:t>
+      </w:r>
+    </w:p>
+    <w:p>
+      <w:pPr>
+        <w:keepNext w:val="0"/>
+        <w:keepLines w:val="0"/>
+        <w:widowControl/>
+        <w:numPr>
+          <w:ilvl w:val="2"/>
+          <w:numId w:val="11"/>
+        </w:numPr>
+        <w:suppressLineNumbers w:val="0"/>
+        <w:spacing w:before="0" w:beforeAutospacing="0" w:after="0" w:afterAutospacing="0" w:line="360" w:lineRule="auto"/>
+        <w:ind w:left="1260" w:leftChars="0" w:right="0" w:hanging="420" w:firstLineChars="0"/>
+        <w:jc w:val="left"/>
+        <w:rPr>
+          <w:rFonts w:hint="default" w:ascii="Bodoni MT" w:hAnsi="Bodoni MT" w:eastAsia="等线" w:cs="Bodoni MT"/>
+          <w:sz w:val="22"/>
+          <w:szCs w:val="22"/>
+        </w:rPr>
+      </w:pPr>
+      <w:r>
+        <w:rPr>
+          <w:rFonts w:hint="default" w:ascii="Bodoni MT" w:hAnsi="Bodoni MT" w:eastAsia="等线" w:cs="Bodoni MT"/>
+          <w:b w:val="0"/>
+          <w:bCs w:val="0"/>
+          <w:sz w:val="22"/>
+          <w:szCs w:val="22"/>
+          <w:lang w:val="en-IN"/>
+        </w:rPr>
+        <w:t>Here, if some transaction updates a row, it writes normally (with LOCKS)</w:t>
+      </w:r>
+    </w:p>
+    <w:p>
+      <w:pPr>
+        <w:keepNext w:val="0"/>
+        <w:keepLines w:val="0"/>
+        <w:widowControl/>
+        <w:numPr>
+          <w:ilvl w:val="2"/>
+          <w:numId w:val="11"/>
+        </w:numPr>
+        <w:suppressLineNumbers w:val="0"/>
+        <w:spacing w:before="0" w:beforeAutospacing="0" w:after="0" w:afterAutospacing="0" w:line="360" w:lineRule="auto"/>
+        <w:ind w:left="1260" w:leftChars="0" w:right="0" w:hanging="420" w:firstLineChars="0"/>
+        <w:jc w:val="left"/>
+        <w:rPr>
+          <w:rFonts w:hint="default" w:ascii="Bodoni MT" w:hAnsi="Bodoni MT" w:eastAsia="等线" w:cs="Bodoni MT"/>
+          <w:sz w:val="22"/>
+          <w:szCs w:val="22"/>
+        </w:rPr>
+      </w:pPr>
+      <w:r>
+        <w:rPr>
+          <w:rFonts w:hint="default" w:ascii="Bodoni MT" w:hAnsi="Bodoni MT" w:eastAsia="等线" w:cs="Bodoni MT"/>
+          <w:b w:val="0"/>
+          <w:bCs w:val="0"/>
+          <w:sz w:val="22"/>
+          <w:szCs w:val="22"/>
+          <w:lang w:val="en-IN"/>
+        </w:rPr>
+        <w:t>But the database does a very little protection;</w:t>
+      </w:r>
+    </w:p>
+    <w:p>
+      <w:pPr>
+        <w:keepNext w:val="0"/>
+        <w:keepLines w:val="0"/>
+        <w:widowControl/>
+        <w:numPr>
+          <w:ilvl w:val="2"/>
+          <w:numId w:val="11"/>
+        </w:numPr>
+        <w:suppressLineNumbers w:val="0"/>
+        <w:spacing w:before="0" w:beforeAutospacing="0" w:after="0" w:afterAutospacing="0" w:line="360" w:lineRule="auto"/>
+        <w:ind w:left="1260" w:leftChars="0" w:right="0" w:hanging="420" w:firstLineChars="0"/>
+        <w:jc w:val="left"/>
+        <w:rPr>
+          <w:rFonts w:hint="default" w:ascii="Bodoni MT" w:hAnsi="Bodoni MT" w:eastAsia="等线" w:cs="Bodoni MT"/>
+          <w:sz w:val="22"/>
+          <w:szCs w:val="22"/>
+        </w:rPr>
+      </w:pPr>
+      <w:r>
+        <w:rPr>
+          <w:rFonts w:hint="default" w:ascii="Bodoni MT" w:hAnsi="Bodoni MT" w:eastAsia="等线" w:cs="Bodoni MT"/>
+          <w:b w:val="0"/>
+          <w:bCs w:val="0"/>
+          <w:sz w:val="22"/>
+          <w:szCs w:val="22"/>
+          <w:lang w:val="en-IN"/>
+        </w:rPr>
+        <w:t>Other transaction can OVERWRITE the same row without strong checks</w:t>
+      </w:r>
+    </w:p>
+    <w:p>
+      <w:pPr>
+        <w:keepNext w:val="0"/>
+        <w:keepLines w:val="0"/>
+        <w:widowControl/>
+        <w:numPr>
+          <w:ilvl w:val="2"/>
+          <w:numId w:val="11"/>
+        </w:numPr>
+        <w:suppressLineNumbers w:val="0"/>
+        <w:spacing w:before="0" w:beforeAutospacing="0" w:after="0" w:afterAutospacing="0" w:line="360" w:lineRule="auto"/>
+        <w:ind w:left="1260" w:leftChars="0" w:right="0" w:hanging="420" w:firstLineChars="0"/>
+        <w:jc w:val="left"/>
+        <w:rPr>
+          <w:rFonts w:hint="default" w:ascii="Bodoni MT" w:hAnsi="Bodoni MT" w:eastAsia="等线" w:cs="Bodoni MT"/>
+          <w:sz w:val="22"/>
+          <w:szCs w:val="22"/>
+        </w:rPr>
+      </w:pPr>
+      <w:r>
+        <w:rPr>
+          <w:rFonts w:hint="default" w:ascii="Bodoni MT" w:hAnsi="Bodoni MT" w:eastAsia="等线" w:cs="Bodoni MT"/>
+          <w:sz w:val="22"/>
+          <w:szCs w:val="22"/>
+          <w:lang w:val="en-IN"/>
+        </w:rPr>
+        <w:t>Two transaction can update based on old values;</w:t>
+      </w:r>
+    </w:p>
+    <w:p>
+      <w:pPr>
+        <w:keepNext w:val="0"/>
+        <w:keepLines w:val="0"/>
+        <w:widowControl/>
+        <w:numPr>
+          <w:ilvl w:val="2"/>
+          <w:numId w:val="11"/>
+        </w:numPr>
+        <w:suppressLineNumbers w:val="0"/>
+        <w:spacing w:before="0" w:beforeAutospacing="0" w:after="0" w:afterAutospacing="0" w:line="360" w:lineRule="auto"/>
+        <w:ind w:left="1260" w:leftChars="0" w:right="0" w:hanging="420" w:firstLineChars="0"/>
+        <w:jc w:val="left"/>
+        <w:rPr>
+          <w:rFonts w:hint="default" w:ascii="Bodoni MT" w:hAnsi="Bodoni MT" w:eastAsia="等线" w:cs="Bodoni MT"/>
+          <w:sz w:val="22"/>
+          <w:szCs w:val="22"/>
+        </w:rPr>
+      </w:pPr>
+      <w:r>
+        <w:rPr>
+          <w:rFonts w:hint="default" w:ascii="Bodoni MT" w:hAnsi="Bodoni MT" w:eastAsia="等线"/>
+          <w:sz w:val="22"/>
+          <w:szCs w:val="22"/>
+          <w:lang w:val="en-IN"/>
+        </w:rPr>
+        <w:t>Writes don’t coordinate much, so overwriting can happen.</w:t>
+      </w:r>
+    </w:p>
+    <w:p>
+      <w:pPr>
+        <w:keepNext w:val="0"/>
+        <w:keepLines w:val="0"/>
+        <w:widowControl/>
+        <w:numPr>
+          <w:ilvl w:val="1"/>
+          <w:numId w:val="11"/>
+        </w:numPr>
+        <w:suppressLineNumbers w:val="0"/>
+        <w:spacing w:before="0" w:beforeAutospacing="0" w:after="0" w:afterAutospacing="0" w:line="360" w:lineRule="auto"/>
+        <w:ind w:left="840" w:leftChars="0" w:right="0" w:hanging="420" w:firstLineChars="0"/>
+        <w:jc w:val="left"/>
+        <w:rPr>
+          <w:rFonts w:hint="default" w:ascii="Bodoni MT" w:hAnsi="Bodoni MT" w:eastAsia="等线" w:cs="Bodoni MT"/>
+          <w:sz w:val="22"/>
+          <w:szCs w:val="22"/>
+        </w:rPr>
+      </w:pPr>
+      <w:r>
+        <w:rPr>
+          <w:rFonts w:hint="default" w:ascii="Bodoni MT" w:hAnsi="Bodoni MT" w:eastAsia="等线" w:cs="Bodoni MT"/>
+          <w:b/>
+          <w:bCs/>
+          <w:sz w:val="22"/>
+          <w:szCs w:val="22"/>
+          <w:lang w:val="en-IN"/>
+        </w:rPr>
+        <w:t>READ COMMITTED</w:t>
+      </w:r>
+      <w:r>
+        <w:rPr>
+          <w:rFonts w:hint="default" w:ascii="Bodoni MT" w:hAnsi="Bodoni MT" w:eastAsia="等线" w:cs="Bodoni MT"/>
+          <w:b w:val="0"/>
+          <w:bCs w:val="0"/>
+          <w:sz w:val="22"/>
+          <w:szCs w:val="22"/>
+          <w:lang w:val="en-IN"/>
+        </w:rPr>
+        <w:t xml:space="preserve"> </w:t>
+      </w:r>
+    </w:p>
+    <w:p>
+      <w:pPr>
+        <w:keepNext w:val="0"/>
+        <w:keepLines w:val="0"/>
+        <w:widowControl/>
+        <w:numPr>
+          <w:ilvl w:val="2"/>
+          <w:numId w:val="11"/>
+        </w:numPr>
+        <w:suppressLineNumbers w:val="0"/>
+        <w:spacing w:before="0" w:beforeAutospacing="0" w:after="0" w:afterAutospacing="0" w:line="360" w:lineRule="auto"/>
+        <w:ind w:left="1260" w:leftChars="0" w:right="0" w:hanging="420" w:firstLineChars="0"/>
+        <w:jc w:val="left"/>
+        <w:rPr>
+          <w:rFonts w:hint="default" w:ascii="Bodoni MT" w:hAnsi="Bodoni MT" w:eastAsia="等线" w:cs="Bodoni MT"/>
+          <w:sz w:val="22"/>
+          <w:szCs w:val="22"/>
+        </w:rPr>
+      </w:pPr>
+      <w:r>
+        <w:rPr>
+          <w:rFonts w:hint="default" w:ascii="Bodoni MT" w:hAnsi="Bodoni MT" w:eastAsia="等线" w:cs="Bodoni MT"/>
+          <w:b w:val="0"/>
+          <w:bCs w:val="0"/>
+          <w:sz w:val="22"/>
+          <w:szCs w:val="22"/>
+          <w:lang w:val="en-IN"/>
+        </w:rPr>
+        <w:t>When a transaction updates a row, it apply LOCK.</w:t>
+      </w:r>
+    </w:p>
+    <w:p>
+      <w:pPr>
+        <w:keepNext w:val="0"/>
+        <w:keepLines w:val="0"/>
+        <w:widowControl/>
+        <w:numPr>
+          <w:ilvl w:val="2"/>
+          <w:numId w:val="11"/>
+        </w:numPr>
+        <w:suppressLineNumbers w:val="0"/>
+        <w:spacing w:before="0" w:beforeAutospacing="0" w:after="0" w:afterAutospacing="0" w:line="360" w:lineRule="auto"/>
+        <w:ind w:left="1260" w:leftChars="0" w:right="0" w:hanging="420" w:firstLineChars="0"/>
+        <w:jc w:val="left"/>
+        <w:rPr>
+          <w:rFonts w:hint="default" w:ascii="Bodoni MT" w:hAnsi="Bodoni MT" w:eastAsia="等线" w:cs="Bodoni MT"/>
+          <w:sz w:val="22"/>
+          <w:szCs w:val="22"/>
+        </w:rPr>
+      </w:pPr>
+      <w:r>
+        <w:rPr>
+          <w:rFonts w:hint="default" w:ascii="Bodoni MT" w:hAnsi="Bodoni MT" w:eastAsia="等线" w:cs="Bodoni MT"/>
+          <w:b w:val="0"/>
+          <w:bCs w:val="0"/>
+          <w:sz w:val="22"/>
+          <w:szCs w:val="22"/>
+          <w:lang w:val="en-IN"/>
+        </w:rPr>
+        <w:t xml:space="preserve">If another transaction tries to update the same row, it must </w:t>
+      </w:r>
+      <w:r>
+        <w:rPr>
+          <w:rFonts w:hint="default" w:ascii="Bodoni MT" w:hAnsi="Bodoni MT" w:eastAsia="等线" w:cs="Bodoni MT"/>
+          <w:b w:val="0"/>
+          <w:bCs w:val="0"/>
+          <w:sz w:val="22"/>
+          <w:szCs w:val="22"/>
+          <w:shd w:val="clear" w:color="FFFFFF" w:fill="D9D9D9"/>
+          <w:lang w:val="en-IN"/>
+        </w:rPr>
+        <w:t>wait until the first one commits</w:t>
+      </w:r>
+      <w:r>
+        <w:rPr>
+          <w:rFonts w:hint="default" w:ascii="Bodoni MT" w:hAnsi="Bodoni MT" w:eastAsia="等线" w:cs="Bodoni MT"/>
+          <w:b w:val="0"/>
+          <w:bCs w:val="0"/>
+          <w:sz w:val="22"/>
+          <w:szCs w:val="22"/>
+          <w:lang w:val="en-IN"/>
+        </w:rPr>
+        <w:t>.</w:t>
+      </w:r>
+    </w:p>
+    <w:p>
+      <w:pPr>
+        <w:keepNext w:val="0"/>
+        <w:keepLines w:val="0"/>
+        <w:widowControl/>
+        <w:numPr>
+          <w:ilvl w:val="2"/>
+          <w:numId w:val="11"/>
+        </w:numPr>
+        <w:suppressLineNumbers w:val="0"/>
+        <w:spacing w:before="0" w:beforeAutospacing="0" w:after="0" w:afterAutospacing="0" w:line="360" w:lineRule="auto"/>
+        <w:ind w:left="1260" w:leftChars="0" w:right="0" w:hanging="420" w:firstLineChars="0"/>
+        <w:jc w:val="left"/>
+        <w:rPr>
+          <w:rFonts w:hint="default" w:ascii="Bodoni MT" w:hAnsi="Bodoni MT" w:eastAsia="等线" w:cs="Bodoni MT"/>
+          <w:sz w:val="22"/>
+          <w:szCs w:val="22"/>
+        </w:rPr>
+      </w:pPr>
+      <w:r>
+        <w:rPr>
+          <w:rFonts w:hint="default" w:ascii="Bodoni MT" w:hAnsi="Bodoni MT" w:eastAsia="等线" w:cs="Bodoni MT"/>
+          <w:sz w:val="22"/>
+          <w:szCs w:val="22"/>
+          <w:lang w:val="en-IN"/>
+        </w:rPr>
+        <w:t>After waiting, it’ll update the latest committed value.</w:t>
+      </w:r>
+    </w:p>
+    <w:p>
+      <w:pPr>
+        <w:keepNext w:val="0"/>
+        <w:keepLines w:val="0"/>
+        <w:widowControl/>
+        <w:numPr>
+          <w:ilvl w:val="2"/>
+          <w:numId w:val="11"/>
+        </w:numPr>
+        <w:suppressLineNumbers w:val="0"/>
+        <w:spacing w:before="0" w:beforeAutospacing="0" w:after="0" w:afterAutospacing="0" w:line="360" w:lineRule="auto"/>
+        <w:ind w:left="1260" w:leftChars="0" w:right="0" w:hanging="420" w:firstLineChars="0"/>
+        <w:jc w:val="left"/>
+        <w:rPr>
+          <w:rFonts w:hint="default" w:ascii="Bodoni MT" w:hAnsi="Bodoni MT" w:eastAsia="等线" w:cs="Bodoni MT"/>
+          <w:sz w:val="22"/>
+          <w:szCs w:val="22"/>
+        </w:rPr>
+      </w:pPr>
+      <w:r>
+        <w:rPr>
+          <w:rFonts w:hint="default" w:ascii="Bodoni MT" w:hAnsi="Bodoni MT" w:eastAsia="等线" w:cs="Bodoni MT"/>
+          <w:sz w:val="22"/>
+          <w:szCs w:val="22"/>
+          <w:shd w:val="clear" w:color="FFFFFF" w:fill="D9D9D9"/>
+          <w:lang w:val="en-IN"/>
+        </w:rPr>
+        <w:t>No dirty writes; updates happens one after another; but if your logic reads faster than write then overwrite still may happen</w:t>
+      </w:r>
+      <w:r>
+        <w:rPr>
+          <w:rFonts w:hint="default" w:ascii="Bodoni MT" w:hAnsi="Bodoni MT" w:eastAsia="等线" w:cs="Bodoni MT"/>
+          <w:sz w:val="22"/>
+          <w:szCs w:val="22"/>
+          <w:lang w:val="en-IN"/>
+        </w:rPr>
+        <w:t>.</w:t>
+      </w:r>
+    </w:p>
+    <w:p>
+      <w:pPr>
+        <w:keepNext w:val="0"/>
+        <w:keepLines w:val="0"/>
+        <w:widowControl/>
+        <w:numPr>
+          <w:ilvl w:val="1"/>
+          <w:numId w:val="11"/>
+        </w:numPr>
+        <w:suppressLineNumbers w:val="0"/>
+        <w:spacing w:before="0" w:beforeAutospacing="0" w:after="0" w:afterAutospacing="0" w:line="360" w:lineRule="auto"/>
+        <w:ind w:left="840" w:leftChars="0" w:right="0" w:hanging="420" w:firstLineChars="0"/>
+        <w:jc w:val="left"/>
+        <w:rPr>
+          <w:rFonts w:hint="default" w:ascii="Bodoni MT" w:hAnsi="Bodoni MT" w:eastAsia="等线" w:cs="Bodoni MT"/>
+          <w:sz w:val="22"/>
+          <w:szCs w:val="22"/>
+        </w:rPr>
+      </w:pPr>
+      <w:r>
+        <w:rPr>
+          <w:rFonts w:hint="default" w:ascii="Bodoni MT" w:hAnsi="Bodoni MT" w:eastAsia="等线" w:cs="Bodoni MT"/>
+          <w:b/>
+          <w:bCs/>
+          <w:sz w:val="22"/>
+          <w:szCs w:val="22"/>
+          <w:lang w:val="en-IN"/>
+        </w:rPr>
+        <w:t>REPEATABLE READ</w:t>
+      </w:r>
+      <w:r>
+        <w:rPr>
+          <w:rFonts w:hint="default" w:ascii="Bodoni MT" w:hAnsi="Bodoni MT" w:eastAsia="等线" w:cs="Bodoni MT"/>
+          <w:b w:val="0"/>
+          <w:bCs w:val="0"/>
+          <w:sz w:val="22"/>
+          <w:szCs w:val="22"/>
+          <w:lang w:val="en-IN"/>
+        </w:rPr>
+        <w:t xml:space="preserve"> </w:t>
+      </w:r>
+    </w:p>
+    <w:p>
+      <w:pPr>
+        <w:keepNext w:val="0"/>
+        <w:keepLines w:val="0"/>
+        <w:widowControl/>
+        <w:numPr>
+          <w:ilvl w:val="2"/>
+          <w:numId w:val="11"/>
+        </w:numPr>
+        <w:suppressLineNumbers w:val="0"/>
+        <w:spacing w:before="0" w:beforeAutospacing="0" w:after="0" w:afterAutospacing="0" w:line="360" w:lineRule="auto"/>
+        <w:ind w:left="1260" w:leftChars="0" w:right="0" w:hanging="420" w:firstLineChars="0"/>
+        <w:jc w:val="left"/>
+        <w:rPr>
+          <w:rFonts w:hint="default" w:ascii="Bodoni MT" w:hAnsi="Bodoni MT" w:eastAsia="等线" w:cs="Bodoni MT"/>
+          <w:sz w:val="22"/>
+          <w:szCs w:val="22"/>
+        </w:rPr>
+      </w:pPr>
+      <w:r>
+        <w:rPr>
+          <w:rFonts w:hint="default" w:ascii="Bodoni MT" w:hAnsi="Bodoni MT" w:eastAsia="等线"/>
+          <w:sz w:val="22"/>
+          <w:szCs w:val="22"/>
+        </w:rPr>
+        <w:t xml:space="preserve">In many databases, Read Committed and Repeatable Read use </w:t>
+      </w:r>
+      <w:r>
+        <w:rPr>
+          <w:rFonts w:hint="default" w:ascii="Bodoni MT" w:hAnsi="Bodoni MT" w:eastAsia="等线"/>
+          <w:b/>
+          <w:bCs/>
+          <w:sz w:val="22"/>
+          <w:szCs w:val="22"/>
+        </w:rPr>
+        <w:t>similar locks for writes</w:t>
+      </w:r>
+      <w:r>
+        <w:rPr>
+          <w:rFonts w:hint="default" w:ascii="Bodoni MT" w:hAnsi="Bodoni MT" w:eastAsia="等线"/>
+          <w:sz w:val="22"/>
+          <w:szCs w:val="22"/>
+        </w:rPr>
+        <w:t xml:space="preserve">, but when conflicts happen, Read Committed typically </w:t>
+      </w:r>
+      <w:r>
+        <w:rPr>
+          <w:rFonts w:hint="default" w:ascii="Bodoni MT" w:hAnsi="Bodoni MT" w:eastAsia="等线"/>
+          <w:b/>
+          <w:bCs/>
+          <w:sz w:val="22"/>
+          <w:szCs w:val="22"/>
+        </w:rPr>
+        <w:t>waits and proceeds</w:t>
+      </w:r>
+      <w:r>
+        <w:rPr>
+          <w:rFonts w:hint="default" w:ascii="Bodoni MT" w:hAnsi="Bodoni MT" w:eastAsia="等线"/>
+          <w:sz w:val="22"/>
+          <w:szCs w:val="22"/>
+        </w:rPr>
+        <w:t xml:space="preserve">, while Repeatable Read may either </w:t>
+      </w:r>
+      <w:r>
+        <w:rPr>
+          <w:rFonts w:hint="default" w:ascii="Bodoni MT" w:hAnsi="Bodoni MT" w:eastAsia="等线"/>
+          <w:b/>
+          <w:bCs/>
+          <w:sz w:val="22"/>
+          <w:szCs w:val="22"/>
+        </w:rPr>
+        <w:t>block or abort</w:t>
+      </w:r>
+      <w:r>
+        <w:rPr>
+          <w:rFonts w:hint="default" w:ascii="Bodoni MT" w:hAnsi="Bodoni MT" w:eastAsia="等线"/>
+          <w:sz w:val="22"/>
+          <w:szCs w:val="22"/>
+        </w:rPr>
+        <w:t xml:space="preserve"> the transaction depending on the database</w:t>
+      </w:r>
+    </w:p>
+    <w:p>
+      <w:pPr>
+        <w:keepNext w:val="0"/>
+        <w:keepLines w:val="0"/>
+        <w:widowControl/>
+        <w:numPr>
+          <w:ilvl w:val="2"/>
+          <w:numId w:val="11"/>
+        </w:numPr>
+        <w:suppressLineNumbers w:val="0"/>
+        <w:spacing w:before="0" w:beforeAutospacing="0" w:after="0" w:afterAutospacing="0" w:line="360" w:lineRule="auto"/>
+        <w:ind w:left="1260" w:leftChars="0" w:right="0" w:hanging="420" w:firstLineChars="0"/>
+        <w:jc w:val="left"/>
+        <w:rPr>
+          <w:rFonts w:hint="default" w:ascii="Bodoni MT" w:hAnsi="Bodoni MT" w:eastAsia="等线" w:cs="Bodoni MT"/>
+          <w:sz w:val="22"/>
+          <w:szCs w:val="22"/>
+        </w:rPr>
+      </w:pPr>
+      <w:r>
+        <w:rPr>
+          <w:rFonts w:hint="default" w:ascii="Bodoni MT" w:hAnsi="Bodoni MT" w:eastAsia="等线" w:cs="Bodoni MT"/>
+          <w:sz w:val="22"/>
+          <w:szCs w:val="22"/>
+          <w:lang w:val="en-IN"/>
+        </w:rPr>
+        <w:t xml:space="preserve"> Some DBs have same write rule for both READ COMMITTED and REPEATABLE READ.</w:t>
+      </w:r>
+    </w:p>
+    <w:p>
+      <w:pPr>
+        <w:keepNext w:val="0"/>
+        <w:keepLines w:val="0"/>
+        <w:widowControl/>
+        <w:numPr>
+          <w:ilvl w:val="0"/>
+          <w:numId w:val="11"/>
+        </w:numPr>
+        <w:suppressLineNumbers w:val="0"/>
+        <w:spacing w:before="0" w:beforeAutospacing="0" w:after="0" w:afterAutospacing="0" w:line="360" w:lineRule="auto"/>
+        <w:ind w:left="420" w:leftChars="0" w:right="0" w:hanging="420" w:firstLineChars="0"/>
+        <w:jc w:val="left"/>
+        <w:rPr>
+          <w:rFonts w:hint="default" w:ascii="Bodoni MT" w:hAnsi="Bodoni MT" w:eastAsia="等线" w:cs="Bodoni MT"/>
+          <w:sz w:val="22"/>
+          <w:szCs w:val="22"/>
+        </w:rPr>
+      </w:pPr>
+      <w:r>
+        <w:rPr>
+          <w:rFonts w:hint="default" w:ascii="Bodoni MT" w:hAnsi="Bodoni MT" w:eastAsia="等线" w:cs="Bodoni MT"/>
+          <w:sz w:val="22"/>
+          <w:szCs w:val="22"/>
+          <w:lang w:val="en-IN"/>
+        </w:rPr>
+        <w:t>In simple words:</w:t>
+      </w:r>
+    </w:p>
+    <w:p>
+      <w:pPr>
+        <w:keepNext w:val="0"/>
+        <w:keepLines w:val="0"/>
+        <w:widowControl/>
+        <w:numPr>
+          <w:ilvl w:val="1"/>
+          <w:numId w:val="11"/>
+        </w:numPr>
+        <w:suppressLineNumbers w:val="0"/>
+        <w:spacing w:before="0" w:beforeAutospacing="0" w:after="0" w:afterAutospacing="0" w:line="360" w:lineRule="auto"/>
+        <w:ind w:left="840" w:leftChars="0" w:right="0" w:hanging="420" w:firstLineChars="0"/>
+        <w:jc w:val="left"/>
+        <w:rPr>
+          <w:rFonts w:hint="default" w:ascii="Bodoni MT" w:hAnsi="Bodoni MT" w:eastAsia="等线"/>
+          <w:sz w:val="22"/>
+          <w:szCs w:val="22"/>
+        </w:rPr>
+      </w:pPr>
+      <w:r>
+        <w:rPr>
+          <w:rFonts w:hint="default" w:ascii="Bodoni MT" w:hAnsi="Bodoni MT" w:eastAsia="等线"/>
+          <w:sz w:val="22"/>
+          <w:szCs w:val="22"/>
+        </w:rPr>
+        <w:t xml:space="preserve">READ UNCOMMITTED </w:t>
+      </w:r>
+    </w:p>
+    <w:p>
+      <w:pPr>
+        <w:keepNext w:val="0"/>
+        <w:keepLines w:val="0"/>
+        <w:widowControl/>
+        <w:numPr>
+          <w:ilvl w:val="2"/>
+          <w:numId w:val="11"/>
+        </w:numPr>
+        <w:suppressLineNumbers w:val="0"/>
+        <w:spacing w:before="0" w:beforeAutospacing="0" w:after="0" w:afterAutospacing="0" w:line="360" w:lineRule="auto"/>
+        <w:ind w:left="1260" w:leftChars="0" w:right="0" w:hanging="420" w:firstLineChars="0"/>
+        <w:jc w:val="left"/>
+        <w:rPr>
+          <w:rFonts w:hint="default" w:ascii="Bodoni MT" w:hAnsi="Bodoni MT" w:eastAsia="等线"/>
+          <w:sz w:val="22"/>
+          <w:szCs w:val="22"/>
+        </w:rPr>
+      </w:pPr>
+      <w:r>
+        <w:rPr>
+          <w:rFonts w:hint="default" w:ascii="Bodoni MT" w:hAnsi="Bodoni MT" w:eastAsia="等线"/>
+          <w:sz w:val="22"/>
+          <w:szCs w:val="22"/>
+        </w:rPr>
+        <w:t>You can read even uncommitted data; writes may overwrite — least safe.</w:t>
+      </w:r>
+    </w:p>
+    <w:p>
+      <w:pPr>
+        <w:keepNext w:val="0"/>
+        <w:keepLines w:val="0"/>
+        <w:widowControl/>
+        <w:numPr>
+          <w:ilvl w:val="1"/>
+          <w:numId w:val="11"/>
+        </w:numPr>
+        <w:suppressLineNumbers w:val="0"/>
+        <w:spacing w:before="0" w:beforeAutospacing="0" w:after="0" w:afterAutospacing="0" w:line="360" w:lineRule="auto"/>
+        <w:ind w:left="840" w:leftChars="0" w:right="0" w:hanging="420" w:firstLineChars="0"/>
+        <w:jc w:val="left"/>
+        <w:rPr>
+          <w:rFonts w:hint="default" w:ascii="Bodoni MT" w:hAnsi="Bodoni MT" w:eastAsia="等线"/>
+          <w:sz w:val="22"/>
+          <w:szCs w:val="22"/>
+        </w:rPr>
+      </w:pPr>
+      <w:r>
+        <w:rPr>
+          <w:rFonts w:hint="default" w:ascii="Bodoni MT" w:hAnsi="Bodoni MT" w:eastAsia="等线"/>
+          <w:sz w:val="22"/>
+          <w:szCs w:val="22"/>
+        </w:rPr>
+        <w:t>READ COMMITTED</w:t>
+      </w:r>
+    </w:p>
+    <w:p>
+      <w:pPr>
+        <w:keepNext w:val="0"/>
+        <w:keepLines w:val="0"/>
+        <w:widowControl/>
+        <w:numPr>
+          <w:ilvl w:val="2"/>
+          <w:numId w:val="11"/>
+        </w:numPr>
+        <w:suppressLineNumbers w:val="0"/>
+        <w:spacing w:before="0" w:beforeAutospacing="0" w:after="0" w:afterAutospacing="0" w:line="360" w:lineRule="auto"/>
+        <w:ind w:left="1260" w:leftChars="0" w:right="0" w:hanging="420" w:firstLineChars="0"/>
+        <w:jc w:val="left"/>
+        <w:rPr>
+          <w:rFonts w:hint="default" w:ascii="Bodoni MT" w:hAnsi="Bodoni MT" w:eastAsia="等线"/>
+          <w:sz w:val="22"/>
+          <w:szCs w:val="22"/>
+        </w:rPr>
+      </w:pPr>
+      <w:r>
+        <w:rPr>
+          <w:rFonts w:hint="default" w:ascii="Bodoni MT" w:hAnsi="Bodoni MT" w:eastAsia="等线"/>
+          <w:sz w:val="22"/>
+          <w:szCs w:val="22"/>
+        </w:rPr>
+        <w:t>You read only committed data; writes wait and update the latest value</w:t>
+      </w:r>
+      <w:r>
+        <w:rPr>
+          <w:rFonts w:hint="default" w:ascii="Bodoni MT" w:hAnsi="Bodoni MT" w:eastAsia="等线"/>
+          <w:sz w:val="22"/>
+          <w:szCs w:val="22"/>
+          <w:lang w:val="en-IN"/>
+        </w:rPr>
+        <w:t>.</w:t>
+      </w:r>
+    </w:p>
+    <w:p>
+      <w:pPr>
+        <w:keepNext w:val="0"/>
+        <w:keepLines w:val="0"/>
+        <w:widowControl/>
+        <w:numPr>
+          <w:ilvl w:val="1"/>
+          <w:numId w:val="11"/>
+        </w:numPr>
+        <w:suppressLineNumbers w:val="0"/>
+        <w:spacing w:before="0" w:beforeAutospacing="0" w:after="0" w:afterAutospacing="0" w:line="360" w:lineRule="auto"/>
+        <w:ind w:left="840" w:leftChars="0" w:right="0" w:hanging="420" w:firstLineChars="0"/>
+        <w:jc w:val="left"/>
+        <w:rPr>
+          <w:rFonts w:hint="default" w:ascii="Bodoni MT" w:hAnsi="Bodoni MT" w:eastAsia="等线"/>
+          <w:sz w:val="22"/>
+          <w:szCs w:val="22"/>
+        </w:rPr>
+      </w:pPr>
+      <w:r>
+        <w:rPr>
+          <w:rFonts w:hint="default" w:ascii="Bodoni MT" w:hAnsi="Bodoni MT" w:eastAsia="等线"/>
+          <w:sz w:val="22"/>
+          <w:szCs w:val="22"/>
+        </w:rPr>
+        <w:t xml:space="preserve">REPEATABLE READ </w:t>
+      </w:r>
+    </w:p>
+    <w:p>
+      <w:pPr>
+        <w:keepNext w:val="0"/>
+        <w:keepLines w:val="0"/>
+        <w:widowControl/>
+        <w:numPr>
+          <w:ilvl w:val="2"/>
+          <w:numId w:val="11"/>
+        </w:numPr>
+        <w:suppressLineNumbers w:val="0"/>
+        <w:spacing w:before="0" w:beforeAutospacing="0" w:after="0" w:afterAutospacing="0" w:line="360" w:lineRule="auto"/>
+        <w:ind w:left="1260" w:leftChars="0" w:right="0" w:hanging="420" w:firstLineChars="0"/>
+        <w:jc w:val="left"/>
+        <w:rPr>
+          <w:rFonts w:hint="default" w:ascii="Bodoni MT" w:hAnsi="Bodoni MT" w:eastAsia="等线"/>
+          <w:sz w:val="22"/>
+          <w:szCs w:val="22"/>
+        </w:rPr>
+      </w:pPr>
+      <w:r>
+        <w:rPr>
+          <w:rFonts w:hint="default" w:ascii="Bodoni MT" w:hAnsi="Bodoni MT" w:eastAsia="等线"/>
+          <w:sz w:val="22"/>
+          <w:szCs w:val="22"/>
+        </w:rPr>
+        <w:t>You read a fixed snapshot; writes allowed only if data hasn’t changed (else wait/abort).</w:t>
+      </w:r>
+    </w:p>
+    <w:p>
+      <w:pPr>
+        <w:keepNext w:val="0"/>
+        <w:keepLines w:val="0"/>
+        <w:widowControl/>
+        <w:numPr>
+          <w:ilvl w:val="1"/>
+          <w:numId w:val="11"/>
+        </w:numPr>
+        <w:suppressLineNumbers w:val="0"/>
+        <w:spacing w:before="0" w:beforeAutospacing="0" w:after="0" w:afterAutospacing="0" w:line="360" w:lineRule="auto"/>
+        <w:ind w:left="840" w:leftChars="0" w:right="0" w:hanging="420" w:firstLineChars="0"/>
+        <w:jc w:val="left"/>
+        <w:rPr>
+          <w:rFonts w:hint="default" w:ascii="Bodoni MT" w:hAnsi="Bodoni MT" w:eastAsia="等线"/>
+          <w:sz w:val="22"/>
+          <w:szCs w:val="22"/>
+        </w:rPr>
+      </w:pPr>
+      <w:r>
+        <w:rPr>
+          <w:rFonts w:hint="default" w:ascii="Bodoni MT" w:hAnsi="Bodoni MT" w:eastAsia="等线"/>
+          <w:sz w:val="22"/>
+          <w:szCs w:val="22"/>
+        </w:rPr>
+        <w:t xml:space="preserve">SERIALIZABLE </w:t>
+      </w:r>
+      <w:bookmarkStart w:id="0" w:name="_GoBack"/>
+      <w:bookmarkEnd w:id="0"/>
+    </w:p>
+    <w:p>
+      <w:pPr>
+        <w:keepNext w:val="0"/>
+        <w:keepLines w:val="0"/>
+        <w:widowControl/>
+        <w:numPr>
+          <w:ilvl w:val="2"/>
+          <w:numId w:val="11"/>
+        </w:numPr>
+        <w:suppressLineNumbers w:val="0"/>
+        <w:spacing w:before="0" w:beforeAutospacing="0" w:after="0" w:afterAutospacing="0" w:line="360" w:lineRule="auto"/>
+        <w:ind w:left="1260" w:leftChars="0" w:right="0" w:hanging="420" w:firstLineChars="0"/>
+        <w:jc w:val="left"/>
+        <w:rPr>
+          <w:rFonts w:hint="default" w:ascii="Bodoni MT" w:hAnsi="Bodoni MT" w:eastAsia="等线" w:cs="Bodoni MT"/>
+          <w:sz w:val="22"/>
+          <w:szCs w:val="22"/>
+        </w:rPr>
+      </w:pPr>
+      <w:r>
+        <w:rPr>
+          <w:rFonts w:hint="default" w:ascii="Bodoni MT" w:hAnsi="Bodoni MT" w:eastAsia="等线"/>
+          <w:sz w:val="22"/>
+          <w:szCs w:val="22"/>
+        </w:rPr>
+        <w:t>Transactions behave as if run one by one; conflicts cause retries — safest.</w:t>
+      </w:r>
+    </w:p>
+    <w:p>
+      <w:pPr>
+        <w:keepNext w:val="0"/>
+        <w:keepLines w:val="0"/>
+        <w:widowControl/>
+        <w:numPr>
+          <w:ilvl w:val="0"/>
+          <w:numId w:val="11"/>
+        </w:numPr>
+        <w:suppressLineNumbers w:val="0"/>
+        <w:spacing w:before="0" w:beforeAutospacing="0" w:after="0" w:afterAutospacing="0" w:line="360" w:lineRule="auto"/>
+        <w:ind w:left="420" w:leftChars="0" w:right="0" w:hanging="420" w:firstLineChars="0"/>
+        <w:jc w:val="left"/>
+        <w:rPr>
+          <w:rFonts w:hint="default" w:ascii="Bodoni MT" w:hAnsi="Bodoni MT" w:eastAsia="等线" w:cs="Bodoni MT"/>
+          <w:sz w:val="22"/>
+          <w:szCs w:val="22"/>
+        </w:rPr>
+      </w:pPr>
+      <w:r>
+        <w:rPr>
+          <w:rFonts w:hint="default" w:ascii="Bodoni MT" w:hAnsi="Bodoni MT" w:eastAsia="等线" w:cs="Bodoni MT"/>
+          <w:sz w:val="22"/>
+          <w:szCs w:val="22"/>
+          <w:lang w:val="en-IN"/>
+        </w:rPr>
+        <w:t>F</w:t>
+      </w:r>
+    </w:p>
+    <w:p>
+      <w:pPr>
+        <w:keepNext w:val="0"/>
+        <w:keepLines w:val="0"/>
+        <w:widowControl/>
+        <w:numPr>
+          <w:ilvl w:val="0"/>
+          <w:numId w:val="11"/>
+        </w:numPr>
+        <w:suppressLineNumbers w:val="0"/>
+        <w:spacing w:before="0" w:beforeAutospacing="0" w:after="0" w:afterAutospacing="0" w:line="360" w:lineRule="auto"/>
+        <w:ind w:left="420" w:leftChars="0" w:right="0" w:hanging="420" w:firstLineChars="0"/>
+        <w:jc w:val="left"/>
+        <w:rPr>
+          <w:rFonts w:hint="default" w:ascii="Bodoni MT" w:hAnsi="Bodoni MT" w:eastAsia="等线" w:cs="Bodoni MT"/>
+          <w:sz w:val="22"/>
+          <w:szCs w:val="22"/>
+        </w:rPr>
+      </w:pPr>
+      <w:r>
+        <w:rPr>
+          <w:rFonts w:hint="default" w:ascii="Bodoni MT" w:hAnsi="Bodoni MT" w:eastAsia="等线" w:cs="Bodoni MT"/>
+          <w:sz w:val="22"/>
+          <w:szCs w:val="22"/>
+          <w:lang w:val="en-IN"/>
+        </w:rPr>
+        <w:t>F</w:t>
+      </w:r>
+    </w:p>
+    <w:p>
+      <w:pPr>
+        <w:keepNext w:val="0"/>
+        <w:keepLines w:val="0"/>
+        <w:widowControl/>
+        <w:numPr>
+          <w:ilvl w:val="0"/>
+          <w:numId w:val="11"/>
+        </w:numPr>
+        <w:suppressLineNumbers w:val="0"/>
+        <w:spacing w:before="0" w:beforeAutospacing="0" w:after="0" w:afterAutospacing="0" w:line="360" w:lineRule="auto"/>
+        <w:ind w:left="420" w:leftChars="0" w:right="0" w:hanging="420" w:firstLineChars="0"/>
+        <w:jc w:val="left"/>
+        <w:rPr>
+          <w:rFonts w:hint="default" w:ascii="Bodoni MT" w:hAnsi="Bodoni MT" w:eastAsia="等线" w:cs="Bodoni MT"/>
+          <w:sz w:val="22"/>
+          <w:szCs w:val="22"/>
+        </w:rPr>
+      </w:pPr>
+      <w:r>
+        <w:rPr>
+          <w:rFonts w:hint="default" w:ascii="Bodoni MT" w:hAnsi="Bodoni MT" w:eastAsia="等线" w:cs="Bodoni MT"/>
+          <w:sz w:val="22"/>
+          <w:szCs w:val="22"/>
+          <w:lang w:val="en-IN"/>
+        </w:rPr>
+        <w:t>F</w:t>
+      </w:r>
+    </w:p>
+    <w:p>
+      <w:pPr>
+        <w:keepNext w:val="0"/>
+        <w:keepLines w:val="0"/>
+        <w:widowControl/>
+        <w:numPr>
+          <w:ilvl w:val="0"/>
+          <w:numId w:val="11"/>
+        </w:numPr>
+        <w:suppressLineNumbers w:val="0"/>
+        <w:spacing w:before="0" w:beforeAutospacing="0" w:after="0" w:afterAutospacing="0" w:line="360" w:lineRule="auto"/>
+        <w:ind w:left="420" w:leftChars="0" w:right="0" w:hanging="420" w:firstLineChars="0"/>
+        <w:jc w:val="left"/>
+        <w:rPr>
+          <w:rFonts w:hint="default" w:ascii="Bodoni MT" w:hAnsi="Bodoni MT" w:eastAsia="等线" w:cs="Bodoni MT"/>
+          <w:sz w:val="22"/>
+          <w:szCs w:val="22"/>
+        </w:rPr>
+      </w:pPr>
+      <w:r>
+        <w:rPr>
+          <w:rFonts w:hint="default" w:ascii="Bodoni MT" w:hAnsi="Bodoni MT" w:eastAsia="等线" w:cs="Bodoni MT"/>
+          <w:sz w:val="22"/>
+          <w:szCs w:val="22"/>
+          <w:lang w:val="en-IN"/>
+        </w:rPr>
+        <w:t>F</w:t>
+      </w:r>
+    </w:p>
+    <w:p>
+      <w:pPr>
+        <w:keepNext w:val="0"/>
+        <w:keepLines w:val="0"/>
+        <w:widowControl/>
+        <w:numPr>
+          <w:ilvl w:val="0"/>
+          <w:numId w:val="11"/>
+        </w:numPr>
+        <w:suppressLineNumbers w:val="0"/>
+        <w:spacing w:before="0" w:beforeAutospacing="0" w:after="0" w:afterAutospacing="0" w:line="360" w:lineRule="auto"/>
+        <w:ind w:left="420" w:leftChars="0" w:right="0" w:hanging="420" w:firstLineChars="0"/>
+        <w:jc w:val="left"/>
+        <w:rPr>
+          <w:rFonts w:hint="default" w:ascii="Bodoni MT" w:hAnsi="Bodoni MT" w:eastAsia="等线" w:cs="Bodoni MT"/>
+          <w:sz w:val="22"/>
+          <w:szCs w:val="22"/>
+        </w:rPr>
+      </w:pPr>
+      <w:r>
+        <w:rPr>
+          <w:rFonts w:hint="default" w:ascii="Bodoni MT" w:hAnsi="Bodoni MT" w:eastAsia="等线" w:cs="Bodoni MT"/>
+          <w:sz w:val="22"/>
+          <w:szCs w:val="22"/>
+          <w:lang w:val="en-IN"/>
+        </w:rPr>
+        <w:t>F</w:t>
+      </w:r>
+    </w:p>
+    <w:p>
+      <w:pPr>
+        <w:keepNext w:val="0"/>
+        <w:keepLines w:val="0"/>
+        <w:widowControl/>
+        <w:numPr>
+          <w:ilvl w:val="0"/>
+          <w:numId w:val="11"/>
+        </w:numPr>
+        <w:suppressLineNumbers w:val="0"/>
+        <w:spacing w:before="0" w:beforeAutospacing="0" w:after="0" w:afterAutospacing="0" w:line="360" w:lineRule="auto"/>
+        <w:ind w:left="420" w:leftChars="0" w:right="0" w:hanging="420" w:firstLineChars="0"/>
+        <w:jc w:val="left"/>
+        <w:rPr>
+          <w:rFonts w:hint="default" w:ascii="Bodoni MT" w:hAnsi="Bodoni MT" w:eastAsia="等线" w:cs="Bodoni MT"/>
+          <w:sz w:val="22"/>
+          <w:szCs w:val="22"/>
+        </w:rPr>
+      </w:pPr>
+      <w:r>
+        <w:rPr>
+          <w:rFonts w:hint="default" w:ascii="Bodoni MT" w:hAnsi="Bodoni MT" w:eastAsia="等线" w:cs="Bodoni MT"/>
+          <w:sz w:val="22"/>
+          <w:szCs w:val="22"/>
+          <w:lang w:val="en-IN"/>
+        </w:rPr>
+        <w:t>F</w:t>
+      </w:r>
+    </w:p>
+    <w:p>
+      <w:pPr>
+        <w:keepNext w:val="0"/>
+        <w:keepLines w:val="0"/>
+        <w:widowControl/>
+        <w:numPr>
+          <w:ilvl w:val="0"/>
+          <w:numId w:val="11"/>
+        </w:numPr>
+        <w:suppressLineNumbers w:val="0"/>
+        <w:spacing w:before="0" w:beforeAutospacing="0" w:after="0" w:afterAutospacing="0" w:line="360" w:lineRule="auto"/>
+        <w:ind w:left="420" w:leftChars="0" w:right="0" w:hanging="420" w:firstLineChars="0"/>
+        <w:jc w:val="left"/>
+        <w:rPr>
+          <w:rFonts w:hint="default" w:ascii="Bodoni MT" w:hAnsi="Bodoni MT" w:eastAsia="等线" w:cs="Bodoni MT"/>
+          <w:sz w:val="22"/>
+          <w:szCs w:val="22"/>
+        </w:rPr>
+      </w:pPr>
+      <w:r>
+        <w:rPr>
+          <w:rFonts w:hint="default" w:ascii="Bodoni MT" w:hAnsi="Bodoni MT" w:eastAsia="等线" w:cs="Bodoni MT"/>
+          <w:sz w:val="22"/>
+          <w:szCs w:val="22"/>
+          <w:lang w:val="en-IN"/>
+        </w:rPr>
+        <w:t>F</w:t>
+      </w:r>
+    </w:p>
+    <w:p>
+      <w:pPr>
+        <w:keepNext w:val="0"/>
+        <w:keepLines w:val="0"/>
+        <w:widowControl/>
+        <w:numPr>
+          <w:ilvl w:val="0"/>
+          <w:numId w:val="11"/>
+        </w:numPr>
+        <w:suppressLineNumbers w:val="0"/>
+        <w:spacing w:before="0" w:beforeAutospacing="0" w:after="0" w:afterAutospacing="0" w:line="360" w:lineRule="auto"/>
+        <w:ind w:left="420" w:leftChars="0" w:right="0" w:hanging="420" w:firstLineChars="0"/>
+        <w:jc w:val="left"/>
+        <w:rPr>
+          <w:rFonts w:hint="default" w:ascii="Bodoni MT" w:hAnsi="Bodoni MT" w:eastAsia="等线" w:cs="Bodoni MT"/>
+          <w:sz w:val="22"/>
+          <w:szCs w:val="22"/>
+        </w:rPr>
+      </w:pPr>
+      <w:r>
+        <w:rPr>
+          <w:rFonts w:hint="default" w:ascii="Bodoni MT" w:hAnsi="Bodoni MT" w:eastAsia="等线" w:cs="Bodoni MT"/>
+          <w:sz w:val="22"/>
+          <w:szCs w:val="22"/>
+          <w:lang w:val="en-IN"/>
+        </w:rPr>
+        <w:t>F</w:t>
       </w:r>
     </w:p>
     <w:p>
@@ -8441,23 +13977,23 @@
     <w:lsdException w:qFormat="1" w:uiPriority="0" w:name="heading 9"/>
     <w:lsdException w:qFormat="1" w:unhideWhenUsed="0" w:uiPriority="0" w:semiHidden="0" w:name="index 1"/>
     <w:lsdException w:qFormat="1" w:unhideWhenUsed="0" w:uiPriority="0" w:semiHidden="0" w:name="index 2"/>
-    <w:lsdException w:unhideWhenUsed="0" w:uiPriority="0" w:semiHidden="0" w:name="index 3"/>
+    <w:lsdException w:qFormat="1" w:unhideWhenUsed="0" w:uiPriority="0" w:semiHidden="0" w:name="index 3"/>
     <w:lsdException w:qFormat="1" w:unhideWhenUsed="0" w:uiPriority="0" w:semiHidden="0" w:name="index 4"/>
-    <w:lsdException w:unhideWhenUsed="0" w:uiPriority="0" w:semiHidden="0" w:name="index 5"/>
+    <w:lsdException w:qFormat="1" w:unhideWhenUsed="0" w:uiPriority="0" w:semiHidden="0" w:name="index 5"/>
     <w:lsdException w:unhideWhenUsed="0" w:uiPriority="0" w:semiHidden="0" w:name="index 6"/>
-    <w:lsdException w:unhideWhenUsed="0" w:uiPriority="0" w:semiHidden="0" w:name="index 7"/>
+    <w:lsdException w:qFormat="1" w:unhideWhenUsed="0" w:uiPriority="0" w:semiHidden="0" w:name="index 7"/>
     <w:lsdException w:unhideWhenUsed="0" w:uiPriority="0" w:semiHidden="0" w:name="index 8"/>
     <w:lsdException w:unhideWhenUsed="0" w:uiPriority="0" w:semiHidden="0" w:name="index 9"/>
     <w:lsdException w:unhideWhenUsed="0" w:uiPriority="0" w:semiHidden="0" w:name="toc 1"/>
     <w:lsdException w:unhideWhenUsed="0" w:uiPriority="0" w:semiHidden="0" w:name="toc 2"/>
-    <w:lsdException w:unhideWhenUsed="0" w:uiPriority="0" w:semiHidden="0" w:name="toc 3"/>
+    <w:lsdException w:qFormat="1" w:unhideWhenUsed="0" w:uiPriority="0" w:semiHidden="0" w:name="toc 3"/>
     <w:lsdException w:unhideWhenUsed="0" w:uiPriority="0" w:semiHidden="0" w:name="toc 4"/>
     <w:lsdException w:unhideWhenUsed="0" w:uiPriority="0" w:semiHidden="0" w:name="toc 5"/>
     <w:lsdException w:unhideWhenUsed="0" w:uiPriority="0" w:semiHidden="0" w:name="toc 6"/>
-    <w:lsdException w:unhideWhenUsed="0" w:uiPriority="0" w:semiHidden="0" w:name="toc 7"/>
+    <w:lsdException w:qFormat="1" w:unhideWhenUsed="0" w:uiPriority="0" w:semiHidden="0" w:name="toc 7"/>
     <w:lsdException w:unhideWhenUsed="0" w:uiPriority="0" w:semiHidden="0" w:name="toc 8"/>
     <w:lsdException w:unhideWhenUsed="0" w:uiPriority="0" w:semiHidden="0" w:name="toc 9"/>
-    <w:lsdException w:unhideWhenUsed="0" w:uiPriority="0" w:semiHidden="0" w:name="Normal Indent"/>
+    <w:lsdException w:qFormat="1" w:unhideWhenUsed="0" w:uiPriority="0" w:semiHidden="0" w:name="Normal Indent"/>
     <w:lsdException w:qFormat="1" w:unhideWhenUsed="0" w:uiPriority="0" w:semiHidden="0" w:name="footnote text"/>
     <w:lsdException w:qFormat="1" w:unhideWhenUsed="0" w:uiPriority="0" w:semiHidden="0" w:name="annotation text"/>
     <w:lsdException w:qFormat="1" w:unhideWhenUsed="0" w:uiPriority="0" w:semiHidden="0" w:name="header"/>
@@ -8474,7 +14010,7 @@
     <w:lsdException w:qFormat="1" w:unhideWhenUsed="0" w:uiPriority="0" w:semiHidden="0" w:name="endnote reference"/>
     <w:lsdException w:qFormat="1" w:unhideWhenUsed="0" w:uiPriority="0" w:semiHidden="0" w:name="endnote text"/>
     <w:lsdException w:unhideWhenUsed="0" w:uiPriority="0" w:semiHidden="0" w:name="table of authorities"/>
-    <w:lsdException w:unhideWhenUsed="0" w:uiPriority="0" w:semiHidden="0" w:name="macro"/>
+    <w:lsdException w:qFormat="1" w:unhideWhenUsed="0" w:uiPriority="0" w:semiHidden="0" w:name="macro"/>
     <w:lsdException w:unhideWhenUsed="0" w:uiPriority="0" w:semiHidden="0" w:name="toa heading"/>
     <w:lsdException w:unhideWhenUsed="0" w:uiPriority="0" w:semiHidden="0" w:name="List"/>
     <w:lsdException w:unhideWhenUsed="0" w:uiPriority="0" w:semiHidden="0" w:name="List Bullet"/>
@@ -8482,14 +14018,14 @@
     <w:lsdException w:unhideWhenUsed="0" w:uiPriority="0" w:semiHidden="0" w:name="List 2"/>
     <w:lsdException w:unhideWhenUsed="0" w:uiPriority="0" w:semiHidden="0" w:name="List 3"/>
     <w:lsdException w:unhideWhenUsed="0" w:uiPriority="0" w:semiHidden="0" w:name="List 4"/>
-    <w:lsdException w:unhideWhenUsed="0" w:uiPriority="0" w:semiHidden="0" w:name="List 5"/>
+    <w:lsdException w:qFormat="1" w:unhideWhenUsed="0" w:uiPriority="0" w:semiHidden="0" w:name="List 5"/>
     <w:lsdException w:unhideWhenUsed="0" w:uiPriority="0" w:semiHidden="0" w:name="List Bullet 2"/>
     <w:lsdException w:qFormat="1" w:unhideWhenUsed="0" w:uiPriority="0" w:semiHidden="0" w:name="List Bullet 3"/>
     <w:lsdException w:qFormat="1" w:unhideWhenUsed="0" w:uiPriority="0" w:semiHidden="0" w:name="List Bullet 4"/>
-    <w:lsdException w:unhideWhenUsed="0" w:uiPriority="0" w:semiHidden="0" w:name="List Bullet 5"/>
+    <w:lsdException w:qFormat="1" w:unhideWhenUsed="0" w:uiPriority="0" w:semiHidden="0" w:name="List Bullet 5"/>
     <w:lsdException w:unhideWhenUsed="0" w:uiPriority="0" w:semiHidden="0" w:name="List Number 2"/>
-    <w:lsdException w:unhideWhenUsed="0" w:uiPriority="0" w:semiHidden="0" w:name="List Number 3"/>
-    <w:lsdException w:unhideWhenUsed="0" w:uiPriority="0" w:semiHidden="0" w:name="List Number 4"/>
+    <w:lsdException w:qFormat="1" w:unhideWhenUsed="0" w:uiPriority="0" w:semiHidden="0" w:name="List Number 3"/>
+    <w:lsdException w:qFormat="1" w:unhideWhenUsed="0" w:uiPriority="0" w:semiHidden="0" w:name="List Number 4"/>
     <w:lsdException w:unhideWhenUsed="0" w:uiPriority="0" w:semiHidden="0" w:name="List Number 5"/>
     <w:lsdException w:qFormat="1" w:unhideWhenUsed="0" w:uiPriority="0" w:semiHidden="0" w:name="Title"/>
     <w:lsdException w:qFormat="1" w:unhideWhenUsed="0" w:uiPriority="0" w:semiHidden="0" w:name="Closing"/>
@@ -8498,13 +14034,13 @@
     <w:lsdException w:qFormat="1" w:unhideWhenUsed="0" w:uiPriority="0" w:semiHidden="0" w:name="Body Text"/>
     <w:lsdException w:qFormat="1" w:unhideWhenUsed="0" w:uiPriority="0" w:semiHidden="0" w:name="Body Text Indent"/>
     <w:lsdException w:unhideWhenUsed="0" w:uiPriority="0" w:semiHidden="0" w:name="List Continue"/>
-    <w:lsdException w:unhideWhenUsed="0" w:uiPriority="0" w:semiHidden="0" w:name="List Continue 2"/>
+    <w:lsdException w:qFormat="1" w:unhideWhenUsed="0" w:uiPriority="0" w:semiHidden="0" w:name="List Continue 2"/>
     <w:lsdException w:unhideWhenUsed="0" w:uiPriority="0" w:semiHidden="0" w:name="List Continue 3"/>
-    <w:lsdException w:unhideWhenUsed="0" w:uiPriority="0" w:semiHidden="0" w:name="List Continue 4"/>
+    <w:lsdException w:qFormat="1" w:unhideWhenUsed="0" w:uiPriority="0" w:semiHidden="0" w:name="List Continue 4"/>
     <w:lsdException w:unhideWhenUsed="0" w:uiPriority="0" w:semiHidden="0" w:name="List Continue 5"/>
     <w:lsdException w:unhideWhenUsed="0" w:uiPriority="0" w:semiHidden="0" w:name="Message Header"/>
     <w:lsdException w:qFormat="1" w:unhideWhenUsed="0" w:uiPriority="0" w:semiHidden="0" w:name="Subtitle"/>
-    <w:lsdException w:unhideWhenUsed="0" w:uiPriority="0" w:semiHidden="0" w:name="Salutation"/>
+    <w:lsdException w:qFormat="1" w:unhideWhenUsed="0" w:uiPriority="0" w:semiHidden="0" w:name="Salutation"/>
     <w:lsdException w:qFormat="1" w:unhideWhenUsed="0" w:uiPriority="0" w:semiHidden="0" w:name="Date"/>
     <w:lsdException w:qFormat="1" w:unhideWhenUsed="0" w:uiPriority="0" w:semiHidden="0" w:name="Body Text First Indent"/>
     <w:lsdException w:qFormat="1" w:unhideWhenUsed="0" w:uiPriority="0" w:semiHidden="0" w:name="Body Text First Indent 2"/>
@@ -8534,7 +14070,7 @@
     <w:lsdException w:qFormat="1" w:unhideWhenUsed="0" w:uiPriority="0" w:semiHidden="0" w:name="HTML Variable"/>
     <w:lsdException w:qFormat="1" w:unhideWhenUsed="0" w:uiPriority="0" w:name="Normal Table"/>
     <w:lsdException w:qFormat="1" w:unhideWhenUsed="0" w:uiPriority="0" w:semiHidden="0" w:name="annotation subject"/>
-    <w:lsdException w:unhideWhenUsed="0" w:uiPriority="0" w:semiHidden="0" w:name="Table Simple 1"/>
+    <w:lsdException w:qFormat="1" w:unhideWhenUsed="0" w:uiPriority="0" w:semiHidden="0" w:name="Table Simple 1"/>
     <w:lsdException w:unhideWhenUsed="0" w:uiPriority="0" w:semiHidden="0" w:name="Table Simple 2"/>
     <w:lsdException w:unhideWhenUsed="0" w:uiPriority="0" w:semiHidden="0" w:name="Table Simple 3"/>
     <w:lsdException w:unhideWhenUsed="0" w:uiPriority="0" w:semiHidden="0" w:name="Table Classic 1"/>
@@ -8542,56 +14078,56 @@
     <w:lsdException w:unhideWhenUsed="0" w:uiPriority="0" w:semiHidden="0" w:name="Table Classic 3"/>
     <w:lsdException w:unhideWhenUsed="0" w:uiPriority="0" w:semiHidden="0" w:name="Table Classic 4"/>
     <w:lsdException w:unhideWhenUsed="0" w:uiPriority="0" w:semiHidden="0" w:name="Table Colorful 1"/>
-    <w:lsdException w:unhideWhenUsed="0" w:uiPriority="0" w:semiHidden="0" w:name="Table Colorful 2"/>
-    <w:lsdException w:unhideWhenUsed="0" w:uiPriority="0" w:semiHidden="0" w:name="Table Colorful 3"/>
-    <w:lsdException w:unhideWhenUsed="0" w:uiPriority="0" w:semiHidden="0" w:name="Table Columns 1"/>
-    <w:lsdException w:unhideWhenUsed="0" w:uiPriority="0" w:semiHidden="0" w:name="Table Columns 2"/>
+    <w:lsdException w:qFormat="1" w:unhideWhenUsed="0" w:uiPriority="0" w:semiHidden="0" w:name="Table Colorful 2"/>
+    <w:lsdException w:qFormat="1" w:unhideWhenUsed="0" w:uiPriority="0" w:semiHidden="0" w:name="Table Colorful 3"/>
+    <w:lsdException w:qFormat="1" w:unhideWhenUsed="0" w:uiPriority="0" w:semiHidden="0" w:name="Table Columns 1"/>
+    <w:lsdException w:qFormat="1" w:unhideWhenUsed="0" w:uiPriority="0" w:semiHidden="0" w:name="Table Columns 2"/>
     <w:lsdException w:unhideWhenUsed="0" w:uiPriority="0" w:semiHidden="0" w:name="Table Columns 3"/>
     <w:lsdException w:unhideWhenUsed="0" w:uiPriority="0" w:semiHidden="0" w:name="Table Columns 4"/>
-    <w:lsdException w:unhideWhenUsed="0" w:uiPriority="0" w:semiHidden="0" w:name="Table Columns 5"/>
-    <w:lsdException w:unhideWhenUsed="0" w:uiPriority="0" w:semiHidden="0" w:name="Table Grid 1"/>
-    <w:lsdException w:unhideWhenUsed="0" w:uiPriority="0" w:semiHidden="0" w:name="Table Grid 2"/>
-    <w:lsdException w:unhideWhenUsed="0" w:uiPriority="0" w:semiHidden="0" w:name="Table Grid 3"/>
-    <w:lsdException w:unhideWhenUsed="0" w:uiPriority="0" w:semiHidden="0" w:name="Table Grid 4"/>
+    <w:lsdException w:qFormat="1" w:unhideWhenUsed="0" w:uiPriority="0" w:semiHidden="0" w:name="Table Columns 5"/>
+    <w:lsdException w:qFormat="1" w:unhideWhenUsed="0" w:uiPriority="0" w:semiHidden="0" w:name="Table Grid 1"/>
+    <w:lsdException w:qFormat="1" w:unhideWhenUsed="0" w:uiPriority="0" w:semiHidden="0" w:name="Table Grid 2"/>
+    <w:lsdException w:qFormat="1" w:unhideWhenUsed="0" w:uiPriority="0" w:semiHidden="0" w:name="Table Grid 3"/>
+    <w:lsdException w:qFormat="1" w:unhideWhenUsed="0" w:uiPriority="0" w:semiHidden="0" w:name="Table Grid 4"/>
     <w:lsdException w:unhideWhenUsed="0" w:uiPriority="0" w:semiHidden="0" w:name="Table Grid 5"/>
-    <w:lsdException w:unhideWhenUsed="0" w:uiPriority="0" w:semiHidden="0" w:name="Table Grid 6"/>
-    <w:lsdException w:unhideWhenUsed="0" w:uiPriority="0" w:semiHidden="0" w:name="Table Grid 7"/>
+    <w:lsdException w:qFormat="1" w:unhideWhenUsed="0" w:uiPriority="0" w:semiHidden="0" w:name="Table Grid 6"/>
+    <w:lsdException w:qFormat="1" w:unhideWhenUsed="0" w:uiPriority="0" w:semiHidden="0" w:name="Table Grid 7"/>
     <w:lsdException w:unhideWhenUsed="0" w:uiPriority="0" w:semiHidden="0" w:name="Table Grid 8"/>
     <w:lsdException w:unhideWhenUsed="0" w:uiPriority="0" w:semiHidden="0" w:name="Table List 1"/>
     <w:lsdException w:unhideWhenUsed="0" w:uiPriority="0" w:semiHidden="0" w:name="Table List 2"/>
-    <w:lsdException w:unhideWhenUsed="0" w:uiPriority="0" w:semiHidden="0" w:name="Table List 3"/>
-    <w:lsdException w:unhideWhenUsed="0" w:uiPriority="0" w:semiHidden="0" w:name="Table List 4"/>
-    <w:lsdException w:unhideWhenUsed="0" w:uiPriority="0" w:semiHidden="0" w:name="Table List 5"/>
-    <w:lsdException w:unhideWhenUsed="0" w:uiPriority="0" w:semiHidden="0" w:name="Table List 6"/>
+    <w:lsdException w:qFormat="1" w:unhideWhenUsed="0" w:uiPriority="0" w:semiHidden="0" w:name="Table List 3"/>
+    <w:lsdException w:qFormat="1" w:unhideWhenUsed="0" w:uiPriority="0" w:semiHidden="0" w:name="Table List 4"/>
+    <w:lsdException w:qFormat="1" w:unhideWhenUsed="0" w:uiPriority="0" w:semiHidden="0" w:name="Table List 5"/>
+    <w:lsdException w:qFormat="1" w:unhideWhenUsed="0" w:uiPriority="0" w:semiHidden="0" w:name="Table List 6"/>
     <w:lsdException w:unhideWhenUsed="0" w:uiPriority="0" w:semiHidden="0" w:name="Table List 7"/>
-    <w:lsdException w:unhideWhenUsed="0" w:uiPriority="0" w:semiHidden="0" w:name="Table List 8"/>
+    <w:lsdException w:qFormat="1" w:unhideWhenUsed="0" w:uiPriority="0" w:semiHidden="0" w:name="Table List 8"/>
     <w:lsdException w:unhideWhenUsed="0" w:uiPriority="0" w:semiHidden="0" w:name="Table 3D effects 1"/>
     <w:lsdException w:unhideWhenUsed="0" w:uiPriority="0" w:semiHidden="0" w:name="Table 3D effects 2"/>
     <w:lsdException w:unhideWhenUsed="0" w:uiPriority="0" w:semiHidden="0" w:name="Table 3D effects 3"/>
-    <w:lsdException w:unhideWhenUsed="0" w:uiPriority="0" w:semiHidden="0" w:name="Table Contemporary"/>
+    <w:lsdException w:qFormat="1" w:unhideWhenUsed="0" w:uiPriority="0" w:semiHidden="0" w:name="Table Contemporary"/>
     <w:lsdException w:unhideWhenUsed="0" w:uiPriority="0" w:semiHidden="0" w:name="Table Elegant"/>
     <w:lsdException w:unhideWhenUsed="0" w:uiPriority="0" w:semiHidden="0" w:name="Table Professional"/>
     <w:lsdException w:unhideWhenUsed="0" w:uiPriority="0" w:semiHidden="0" w:name="Table Subtle 1"/>
     <w:lsdException w:unhideWhenUsed="0" w:uiPriority="0" w:semiHidden="0" w:name="Table Subtle 2"/>
     <w:lsdException w:unhideWhenUsed="0" w:uiPriority="0" w:semiHidden="0" w:name="Table Web 1"/>
     <w:lsdException w:unhideWhenUsed="0" w:uiPriority="0" w:semiHidden="0" w:name="Table Web 2"/>
-    <w:lsdException w:unhideWhenUsed="0" w:uiPriority="0" w:semiHidden="0" w:name="Table Web 3"/>
+    <w:lsdException w:qFormat="1" w:unhideWhenUsed="0" w:uiPriority="0" w:semiHidden="0" w:name="Table Web 3"/>
     <w:lsdException w:qFormat="1" w:unhideWhenUsed="0" w:uiPriority="0" w:semiHidden="0" w:name="Balloon Text"/>
     <w:lsdException w:unhideWhenUsed="0" w:uiPriority="0" w:semiHidden="0" w:name="Table Grid"/>
     <w:lsdException w:unhideWhenUsed="0" w:uiPriority="0" w:semiHidden="0" w:name="Table Theme"/>
     <w:lsdException w:unhideWhenUsed="0" w:uiPriority="60" w:semiHidden="0" w:name="Light Shading"/>
-    <w:lsdException w:unhideWhenUsed="0" w:uiPriority="61" w:semiHidden="0" w:name="Light List"/>
-    <w:lsdException w:unhideWhenUsed="0" w:uiPriority="62" w:semiHidden="0" w:name="Light Grid"/>
+    <w:lsdException w:qFormat="1" w:unhideWhenUsed="0" w:uiPriority="61" w:semiHidden="0" w:name="Light List"/>
+    <w:lsdException w:qFormat="1" w:unhideWhenUsed="0" w:uiPriority="62" w:semiHidden="0" w:name="Light Grid"/>
     <w:lsdException w:unhideWhenUsed="0" w:uiPriority="63" w:semiHidden="0" w:name="Medium Shading 1"/>
-    <w:lsdException w:unhideWhenUsed="0" w:uiPriority="64" w:semiHidden="0" w:name="Medium Shading 2"/>
-    <w:lsdException w:unhideWhenUsed="0" w:uiPriority="65" w:semiHidden="0" w:name="Medium List 1"/>
+    <w:lsdException w:qFormat="1" w:unhideWhenUsed="0" w:uiPriority="64" w:semiHidden="0" w:name="Medium Shading 2"/>
+    <w:lsdException w:qFormat="1" w:unhideWhenUsed="0" w:uiPriority="65" w:semiHidden="0" w:name="Medium List 1"/>
     <w:lsdException w:unhideWhenUsed="0" w:uiPriority="66" w:semiHidden="0" w:name="Medium List 2"/>
-    <w:lsdException w:unhideWhenUsed="0" w:uiPriority="67" w:semiHidden="0" w:name="Medium Grid 1"/>
+    <w:lsdException w:qFormat="1" w:unhideWhenUsed="0" w:uiPriority="67" w:semiHidden="0" w:name="Medium Grid 1"/>
     <w:lsdException w:unhideWhenUsed="0" w:uiPriority="68" w:semiHidden="0" w:name="Medium Grid 2"/>
     <w:lsdException w:unhideWhenUsed="0" w:uiPriority="69" w:semiHidden="0" w:name="Medium Grid 3"/>
     <w:lsdException w:unhideWhenUsed="0" w:uiPriority="70" w:semiHidden="0" w:name="Dark List"/>
     <w:lsdException w:unhideWhenUsed="0" w:uiPriority="71" w:semiHidden="0" w:name="Colorful Shading"/>
-    <w:lsdException w:unhideWhenUsed="0" w:uiPriority="72" w:semiHidden="0" w:name="Colorful List"/>
+    <w:lsdException w:qFormat="1" w:unhideWhenUsed="0" w:uiPriority="72" w:semiHidden="0" w:name="Colorful List"/>
     <w:lsdException w:unhideWhenUsed="0" w:uiPriority="73" w:semiHidden="0" w:name="Colorful Grid"/>
     <w:lsdException w:unhideWhenUsed="0" w:uiPriority="60" w:semiHidden="0" w:name="Light Shading Accent 1"/>
     <w:lsdException w:unhideWhenUsed="0" w:uiPriority="61" w:semiHidden="0" w:name="Light List Accent 1"/>
@@ -8604,56 +14140,56 @@
     <w:lsdException w:unhideWhenUsed="0" w:uiPriority="68" w:semiHidden="0" w:name="Medium Grid 2 Accent 1"/>
     <w:lsdException w:unhideWhenUsed="0" w:uiPriority="69" w:semiHidden="0" w:name="Medium Grid 3 Accent 1"/>
     <w:lsdException w:unhideWhenUsed="0" w:uiPriority="70" w:semiHidden="0" w:name="Dark List Accent 1"/>
-    <w:lsdException w:unhideWhenUsed="0" w:uiPriority="71" w:semiHidden="0" w:name="Colorful Shading Accent 1"/>
+    <w:lsdException w:qFormat="1" w:unhideWhenUsed="0" w:uiPriority="71" w:semiHidden="0" w:name="Colorful Shading Accent 1"/>
     <w:lsdException w:unhideWhenUsed="0" w:uiPriority="72" w:semiHidden="0" w:name="Colorful List Accent 1"/>
     <w:lsdException w:unhideWhenUsed="0" w:uiPriority="73" w:semiHidden="0" w:name="Colorful Grid Accent 1"/>
-    <w:lsdException w:unhideWhenUsed="0" w:uiPriority="60" w:semiHidden="0" w:name="Light Shading Accent 2"/>
+    <w:lsdException w:qFormat="1" w:unhideWhenUsed="0" w:uiPriority="60" w:semiHidden="0" w:name="Light Shading Accent 2"/>
     <w:lsdException w:unhideWhenUsed="0" w:uiPriority="61" w:semiHidden="0" w:name="Light List Accent 2"/>
-    <w:lsdException w:unhideWhenUsed="0" w:uiPriority="62" w:semiHidden="0" w:name="Light Grid Accent 2"/>
+    <w:lsdException w:qFormat="1" w:unhideWhenUsed="0" w:uiPriority="62" w:semiHidden="0" w:name="Light Grid Accent 2"/>
     <w:lsdException w:unhideWhenUsed="0" w:uiPriority="63" w:semiHidden="0" w:name="Medium Shading 1 Accent 2"/>
     <w:lsdException w:unhideWhenUsed="0" w:uiPriority="64" w:semiHidden="0" w:name="Medium Shading 2 Accent 2"/>
     <w:lsdException w:unhideWhenUsed="0" w:uiPriority="65" w:semiHidden="0" w:name="Medium List 1 Accent 2"/>
     <w:lsdException w:unhideWhenUsed="0" w:uiPriority="66" w:semiHidden="0" w:name="Medium List 2 Accent 2"/>
-    <w:lsdException w:unhideWhenUsed="0" w:uiPriority="67" w:semiHidden="0" w:name="Medium Grid 1 Accent 2"/>
+    <w:lsdException w:qFormat="1" w:unhideWhenUsed="0" w:uiPriority="67" w:semiHidden="0" w:name="Medium Grid 1 Accent 2"/>
     <w:lsdException w:unhideWhenUsed="0" w:uiPriority="68" w:semiHidden="0" w:name="Medium Grid 2 Accent 2"/>
-    <w:lsdException w:unhideWhenUsed="0" w:uiPriority="69" w:semiHidden="0" w:name="Medium Grid 3 Accent 2"/>
+    <w:lsdException w:qFormat="1" w:unhideWhenUsed="0" w:uiPriority="69" w:semiHidden="0" w:name="Medium Grid 3 Accent 2"/>
     <w:lsdException w:unhideWhenUsed="0" w:uiPriority="70" w:semiHidden="0" w:name="Dark List Accent 2"/>
     <w:lsdException w:unhideWhenUsed="0" w:uiPriority="71" w:semiHidden="0" w:name="Colorful Shading Accent 2"/>
     <w:lsdException w:unhideWhenUsed="0" w:uiPriority="72" w:semiHidden="0" w:name="Colorful List Accent 2"/>
     <w:lsdException w:unhideWhenUsed="0" w:uiPriority="73" w:semiHidden="0" w:name="Colorful Grid Accent 2"/>
     <w:lsdException w:unhideWhenUsed="0" w:uiPriority="60" w:semiHidden="0" w:name="Light Shading Accent 3"/>
-    <w:lsdException w:unhideWhenUsed="0" w:uiPriority="61" w:semiHidden="0" w:name="Light List Accent 3"/>
+    <w:lsdException w:qFormat="1" w:unhideWhenUsed="0" w:uiPriority="61" w:semiHidden="0" w:name="Light List Accent 3"/>
     <w:lsdException w:unhideWhenUsed="0" w:uiPriority="62" w:semiHidden="0" w:name="Light Grid Accent 3"/>
     <w:lsdException w:unhideWhenUsed="0" w:uiPriority="63" w:semiHidden="0" w:name="Medium Shading 1 Accent 3"/>
     <w:lsdException w:unhideWhenUsed="0" w:uiPriority="64" w:semiHidden="0" w:name="Medium Shading 2 Accent 3"/>
     <w:lsdException w:unhideWhenUsed="0" w:uiPriority="65" w:semiHidden="0" w:name="Medium List 1 Accent 3"/>
-    <w:lsdException w:unhideWhenUsed="0" w:uiPriority="66" w:semiHidden="0" w:name="Medium List 2 Accent 3"/>
-    <w:lsdException w:unhideWhenUsed="0" w:uiPriority="67" w:semiHidden="0" w:name="Medium Grid 1 Accent 3"/>
+    <w:lsdException w:qFormat="1" w:unhideWhenUsed="0" w:uiPriority="66" w:semiHidden="0" w:name="Medium List 2 Accent 3"/>
+    <w:lsdException w:qFormat="1" w:unhideWhenUsed="0" w:uiPriority="67" w:semiHidden="0" w:name="Medium Grid 1 Accent 3"/>
     <w:lsdException w:unhideWhenUsed="0" w:uiPriority="68" w:semiHidden="0" w:name="Medium Grid 2 Accent 3"/>
-    <w:lsdException w:unhideWhenUsed="0" w:uiPriority="69" w:semiHidden="0" w:name="Medium Grid 3 Accent 3"/>
+    <w:lsdException w:qFormat="1" w:unhideWhenUsed="0" w:uiPriority="69" w:semiHidden="0" w:name="Medium Grid 3 Accent 3"/>
     <w:lsdException w:unhideWhenUsed="0" w:uiPriority="70" w:semiHidden="0" w:name="Dark List Accent 3"/>
     <w:lsdException w:unhideWhenUsed="0" w:uiPriority="71" w:semiHidden="0" w:name="Colorful Shading Accent 3"/>
     <w:lsdException w:unhideWhenUsed="0" w:uiPriority="72" w:semiHidden="0" w:name="Colorful List Accent 3"/>
-    <w:lsdException w:unhideWhenUsed="0" w:uiPriority="73" w:semiHidden="0" w:name="Colorful Grid Accent 3"/>
+    <w:lsdException w:qFormat="1" w:unhideWhenUsed="0" w:uiPriority="73" w:semiHidden="0" w:name="Colorful Grid Accent 3"/>
     <w:lsdException w:unhideWhenUsed="0" w:uiPriority="60" w:semiHidden="0" w:name="Light Shading Accent 4"/>
     <w:lsdException w:unhideWhenUsed="0" w:uiPriority="61" w:semiHidden="0" w:name="Light List Accent 4"/>
     <w:lsdException w:unhideWhenUsed="0" w:uiPriority="62" w:semiHidden="0" w:name="Light Grid Accent 4"/>
-    <w:lsdException w:unhideWhenUsed="0" w:uiPriority="63" w:semiHidden="0" w:name="Medium Shading 1 Accent 4"/>
-    <w:lsdException w:unhideWhenUsed="0" w:uiPriority="64" w:semiHidden="0" w:name="Medium Shading 2 Accent 4"/>
-    <w:lsdException w:unhideWhenUsed="0" w:uiPriority="65" w:semiHidden="0" w:name="Medium List 1 Accent 4"/>
-    <w:lsdException w:unhideWhenUsed="0" w:uiPriority="66" w:semiHidden="0" w:name="Medium List 2 Accent 4"/>
+    <w:lsdException w:qFormat="1" w:unhideWhenUsed="0" w:uiPriority="63" w:semiHidden="0" w:name="Medium Shading 1 Accent 4"/>
+    <w:lsdException w:qFormat="1" w:unhideWhenUsed="0" w:uiPriority="64" w:semiHidden="0" w:name="Medium Shading 2 Accent 4"/>
+    <w:lsdException w:qFormat="1" w:unhideWhenUsed="0" w:uiPriority="65" w:semiHidden="0" w:name="Medium List 1 Accent 4"/>
+    <w:lsdException w:qFormat="1" w:unhideWhenUsed="0" w:uiPriority="66" w:semiHidden="0" w:name="Medium List 2 Accent 4"/>
     <w:lsdException w:unhideWhenUsed="0" w:uiPriority="67" w:semiHidden="0" w:name="Medium Grid 1 Accent 4"/>
     <w:lsdException w:unhideWhenUsed="0" w:uiPriority="68" w:semiHidden="0" w:name="Medium Grid 2 Accent 4"/>
-    <w:lsdException w:unhideWhenUsed="0" w:uiPriority="69" w:semiHidden="0" w:name="Medium Grid 3 Accent 4"/>
+    <w:lsdException w:qFormat="1" w:unhideWhenUsed="0" w:uiPriority="69" w:semiHidden="0" w:name="Medium Grid 3 Accent 4"/>
     <w:lsdException w:unhideWhenUsed="0" w:uiPriority="70" w:semiHidden="0" w:name="Dark List Accent 4"/>
     <w:lsdException w:unhideWhenUsed="0" w:uiPriority="71" w:semiHidden="0" w:name="Colorful Shading Accent 4"/>
-    <w:lsdException w:unhideWhenUsed="0" w:uiPriority="72" w:semiHidden="0" w:name="Colorful List Accent 4"/>
+    <w:lsdException w:qFormat="1" w:unhideWhenUsed="0" w:uiPriority="72" w:semiHidden="0" w:name="Colorful List Accent 4"/>
     <w:lsdException w:unhideWhenUsed="0" w:uiPriority="73" w:semiHidden="0" w:name="Colorful Grid Accent 4"/>
     <w:lsdException w:unhideWhenUsed="0" w:uiPriority="60" w:semiHidden="0" w:name="Light Shading Accent 5"/>
     <w:lsdException w:unhideWhenUsed="0" w:uiPriority="61" w:semiHidden="0" w:name="Light List Accent 5"/>
     <w:lsdException w:unhideWhenUsed="0" w:uiPriority="62" w:semiHidden="0" w:name="Light Grid Accent 5"/>
     <w:lsdException w:unhideWhenUsed="0" w:uiPriority="63" w:semiHidden="0" w:name="Medium Shading 1 Accent 5"/>
-    <w:lsdException w:unhideWhenUsed="0" w:uiPriority="64" w:semiHidden="0" w:name="Medium Shading 2 Accent 5"/>
+    <w:lsdException w:qFormat="1" w:unhideWhenUsed="0" w:uiPriority="64" w:semiHidden="0" w:name="Medium Shading 2 Accent 5"/>
     <w:lsdException w:unhideWhenUsed="0" w:uiPriority="65" w:semiHidden="0" w:name="Medium List 1 Accent 5"/>
     <w:lsdException w:unhideWhenUsed="0" w:uiPriority="66" w:semiHidden="0" w:name="Medium List 2 Accent 5"/>
     <w:lsdException w:unhideWhenUsed="0" w:uiPriority="67" w:semiHidden="0" w:name="Medium Grid 1 Accent 5"/>
@@ -8663,17 +14199,17 @@
     <w:lsdException w:unhideWhenUsed="0" w:uiPriority="71" w:semiHidden="0" w:name="Colorful Shading Accent 5"/>
     <w:lsdException w:unhideWhenUsed="0" w:uiPriority="72" w:semiHidden="0" w:name="Colorful List Accent 5"/>
     <w:lsdException w:unhideWhenUsed="0" w:uiPriority="73" w:semiHidden="0" w:name="Colorful Grid Accent 5"/>
-    <w:lsdException w:unhideWhenUsed="0" w:uiPriority="60" w:semiHidden="0" w:name="Light Shading Accent 6"/>
-    <w:lsdException w:unhideWhenUsed="0" w:uiPriority="61" w:semiHidden="0" w:name="Light List Accent 6"/>
-    <w:lsdException w:unhideWhenUsed="0" w:uiPriority="62" w:semiHidden="0" w:name="Light Grid Accent 6"/>
+    <w:lsdException w:qFormat="1" w:unhideWhenUsed="0" w:uiPriority="60" w:semiHidden="0" w:name="Light Shading Accent 6"/>
+    <w:lsdException w:qFormat="1" w:unhideWhenUsed="0" w:uiPriority="61" w:semiHidden="0" w:name="Light List Accent 6"/>
+    <w:lsdException w:qFormat="1" w:unhideWhenUsed="0" w:uiPriority="62" w:semiHidden="0" w:name="Light Grid Accent 6"/>
     <w:lsdException w:unhideWhenUsed="0" w:uiPriority="63" w:semiHidden="0" w:name="Medium Shading 1 Accent 6"/>
     <w:lsdException w:unhideWhenUsed="0" w:uiPriority="64" w:semiHidden="0" w:name="Medium Shading 2 Accent 6"/>
     <w:lsdException w:unhideWhenUsed="0" w:uiPriority="65" w:semiHidden="0" w:name="Medium List 1 Accent 6"/>
-    <w:lsdException w:unhideWhenUsed="0" w:uiPriority="66" w:semiHidden="0" w:name="Medium List 2 Accent 6"/>
-    <w:lsdException w:unhideWhenUsed="0" w:uiPriority="67" w:semiHidden="0" w:name="Medium Grid 1 Accent 6"/>
+    <w:lsdException w:qFormat="1" w:unhideWhenUsed="0" w:uiPriority="66" w:semiHidden="0" w:name="Medium List 2 Accent 6"/>
+    <w:lsdException w:qFormat="1" w:unhideWhenUsed="0" w:uiPriority="67" w:semiHidden="0" w:name="Medium Grid 1 Accent 6"/>
     <w:lsdException w:unhideWhenUsed="0" w:uiPriority="68" w:semiHidden="0" w:name="Medium Grid 2 Accent 6"/>
-    <w:lsdException w:unhideWhenUsed="0" w:uiPriority="69" w:semiHidden="0" w:name="Medium Grid 3 Accent 6"/>
-    <w:lsdException w:unhideWhenUsed="0" w:uiPriority="70" w:semiHidden="0" w:name="Dark List Accent 6"/>
+    <w:lsdException w:qFormat="1" w:unhideWhenUsed="0" w:uiPriority="69" w:semiHidden="0" w:name="Medium Grid 3 Accent 6"/>
+    <w:lsdException w:qFormat="1" w:unhideWhenUsed="0" w:uiPriority="70" w:semiHidden="0" w:name="Dark List Accent 6"/>
     <w:lsdException w:unhideWhenUsed="0" w:uiPriority="71" w:semiHidden="0" w:name="Colorful Shading Accent 6"/>
     <w:lsdException w:unhideWhenUsed="0" w:uiPriority="72" w:semiHidden="0" w:name="Colorful List Accent 6"/>
     <w:lsdException w:unhideWhenUsed="0" w:uiPriority="73" w:semiHidden="0" w:name="Colorful Grid Accent 6"/>
@@ -9327,6 +14863,7 @@
     <w:name w:val="index 3"/>
     <w:basedOn w:val="1"/>
     <w:next w:val="1"/>
+    <w:qFormat/>
     <w:uiPriority w:val="0"/>
     <w:pPr>
       <w:ind w:left="400" w:leftChars="400"/>
@@ -9346,6 +14883,7 @@
     <w:name w:val="index 5"/>
     <w:basedOn w:val="1"/>
     <w:next w:val="1"/>
+    <w:qFormat/>
     <w:uiPriority w:val="0"/>
     <w:pPr>
       <w:ind w:left="800" w:leftChars="800"/>
@@ -9364,6 +14902,7 @@
     <w:name w:val="index 7"/>
     <w:basedOn w:val="1"/>
     <w:next w:val="1"/>
+    <w:qFormat/>
     <w:uiPriority w:val="0"/>
     <w:pPr>
       <w:ind w:left="1200" w:leftChars="1200"/>
@@ -9438,6 +14977,7 @@
   <w:style w:type="paragraph" w:styleId="67">
     <w:name w:val="List 5"/>
     <w:basedOn w:val="1"/>
+    <w:qFormat/>
     <w:uiPriority w:val="0"/>
     <w:pPr>
       <w:ind w:left="100" w:leftChars="800" w:hanging="200" w:hangingChars="200"/>
@@ -9492,6 +15032,7 @@
   <w:style w:type="paragraph" w:styleId="72">
     <w:name w:val="List Bullet 5"/>
     <w:basedOn w:val="1"/>
+    <w:qFormat/>
     <w:uiPriority w:val="0"/>
     <w:pPr>
       <w:numPr>
@@ -9512,6 +15053,7 @@
   <w:style w:type="paragraph" w:styleId="74">
     <w:name w:val="List Continue 2"/>
     <w:basedOn w:val="1"/>
+    <w:qFormat/>
     <w:uiPriority w:val="0"/>
     <w:pPr>
       <w:spacing w:after="120"/>
@@ -9530,6 +15072,7 @@
   <w:style w:type="paragraph" w:styleId="76">
     <w:name w:val="List Continue 4"/>
     <w:basedOn w:val="1"/>
+    <w:qFormat/>
     <w:uiPriority w:val="0"/>
     <w:pPr>
       <w:spacing w:after="120"/>
@@ -9570,6 +15113,7 @@
   <w:style w:type="paragraph" w:styleId="80">
     <w:name w:val="List Number 3"/>
     <w:basedOn w:val="1"/>
+    <w:qFormat/>
     <w:uiPriority w:val="0"/>
     <w:pPr>
       <w:numPr>
@@ -9581,6 +15125,7 @@
   <w:style w:type="paragraph" w:styleId="81">
     <w:name w:val="List Number 4"/>
     <w:basedOn w:val="1"/>
+    <w:qFormat/>
     <w:uiPriority w:val="0"/>
     <w:pPr>
       <w:numPr>
@@ -9602,6 +15147,7 @@
   </w:style>
   <w:style w:type="paragraph" w:styleId="83">
     <w:name w:val="macro"/>
+    <w:qFormat/>
     <w:uiPriority w:val="0"/>
     <w:pPr>
       <w:widowControl w:val="0"/>
@@ -9662,6 +15208,7 @@
   <w:style w:type="paragraph" w:styleId="86">
     <w:name w:val="Normal Indent"/>
     <w:basedOn w:val="1"/>
+    <w:qFormat/>
     <w:uiPriority w:val="0"/>
     <w:pPr>
       <w:ind w:firstLine="420" w:firstLineChars="200"/>
@@ -9694,6 +15241,7 @@
     <w:name w:val="Salutation"/>
     <w:basedOn w:val="1"/>
     <w:next w:val="1"/>
+    <w:qFormat/>
     <w:uiPriority w:val="0"/>
   </w:style>
   <w:style w:type="paragraph" w:styleId="91">
@@ -10423,6 +15971,7 @@
   <w:style w:type="table" w:styleId="102">
     <w:name w:val="Table Colorful 2"/>
     <w:basedOn w:val="12"/>
+    <w:qFormat/>
     <w:uiPriority w:val="0"/>
     <w:pPr>
       <w:widowControl w:val="0"/>
@@ -10498,6 +16047,7 @@
   <w:style w:type="table" w:styleId="103">
     <w:name w:val="Table Colorful 3"/>
     <w:basedOn w:val="12"/>
+    <w:qFormat/>
     <w:uiPriority w:val="0"/>
     <w:pPr>
       <w:widowControl w:val="0"/>
@@ -10557,6 +16107,7 @@
   <w:style w:type="table" w:styleId="104">
     <w:name w:val="Table Columns 1"/>
     <w:basedOn w:val="12"/>
+    <w:qFormat/>
     <w:uiPriority w:val="0"/>
     <w:pPr>
       <w:widowControl w:val="0"/>
@@ -10675,6 +16226,7 @@
   <w:style w:type="table" w:styleId="105">
     <w:name w:val="Table Columns 2"/>
     <w:basedOn w:val="12"/>
+    <w:qFormat/>
     <w:uiPriority w:val="0"/>
     <w:pPr>
       <w:widowControl w:val="0"/>
@@ -10963,6 +16515,7 @@
   <w:style w:type="table" w:styleId="108">
     <w:name w:val="Table Columns 5"/>
     <w:basedOn w:val="12"/>
+    <w:qFormat/>
     <w:uiPriority w:val="0"/>
     <w:pPr>
       <w:widowControl w:val="0"/>
@@ -11051,6 +16604,7 @@
   <w:style w:type="table" w:styleId="109">
     <w:name w:val="Table Contemporary"/>
     <w:basedOn w:val="12"/>
+    <w:qFormat/>
     <w:uiPriority w:val="0"/>
     <w:pPr>
       <w:widowControl w:val="0"/>
@@ -11161,6 +16715,7 @@
   <w:style w:type="table" w:styleId="112">
     <w:name w:val="Table Grid 1"/>
     <w:basedOn w:val="12"/>
+    <w:qFormat/>
     <w:uiPriority w:val="0"/>
     <w:pPr>
       <w:widowControl w:val="0"/>
@@ -11218,6 +16773,7 @@
   <w:style w:type="table" w:styleId="113">
     <w:name w:val="Table Grid 2"/>
     <w:basedOn w:val="12"/>
+    <w:qFormat/>
     <w:uiPriority w:val="0"/>
     <w:pPr>
       <w:widowControl w:val="0"/>
@@ -11289,6 +16845,7 @@
   <w:style w:type="table" w:styleId="114">
     <w:name w:val="Table Grid 3"/>
     <w:basedOn w:val="12"/>
+    <w:qFormat/>
     <w:uiPriority w:val="0"/>
     <w:pPr>
       <w:widowControl w:val="0"/>
@@ -11356,6 +16913,7 @@
   <w:style w:type="table" w:styleId="115">
     <w:name w:val="Table Grid 4"/>
     <w:basedOn w:val="12"/>
+    <w:qFormat/>
     <w:uiPriority w:val="0"/>
     <w:pPr>
       <w:widowControl w:val="0"/>
@@ -11487,6 +17045,7 @@
   <w:style w:type="table" w:styleId="117">
     <w:name w:val="Table Grid 6"/>
     <w:basedOn w:val="12"/>
+    <w:qFormat/>
     <w:uiPriority w:val="0"/>
     <w:pPr>
       <w:widowControl w:val="0"/>
@@ -11557,6 +17116,7 @@
   <w:style w:type="table" w:styleId="118">
     <w:name w:val="Table Grid 7"/>
     <w:basedOn w:val="12"/>
+    <w:qFormat/>
     <w:uiPriority w:val="0"/>
     <w:pPr>
       <w:widowControl w:val="0"/>
@@ -11872,6 +17432,7 @@
   <w:style w:type="table" w:styleId="122">
     <w:name w:val="Table List 3"/>
     <w:basedOn w:val="12"/>
+    <w:qFormat/>
     <w:uiPriority w:val="0"/>
     <w:pPr>
       <w:widowControl w:val="0"/>
@@ -11930,6 +17491,7 @@
   <w:style w:type="table" w:styleId="123">
     <w:name w:val="Table List 4"/>
     <w:basedOn w:val="12"/>
+    <w:qFormat/>
     <w:uiPriority w:val="0"/>
     <w:pPr>
       <w:widowControl w:val="0"/>
@@ -11967,6 +17529,7 @@
   <w:style w:type="table" w:styleId="124">
     <w:name w:val="Table List 5"/>
     <w:basedOn w:val="12"/>
+    <w:qFormat/>
     <w:uiPriority w:val="0"/>
     <w:pPr>
       <w:widowControl w:val="0"/>
@@ -12015,6 +17578,7 @@
   <w:style w:type="table" w:styleId="125">
     <w:name w:val="Table List 6"/>
     <w:basedOn w:val="12"/>
+    <w:qFormat/>
     <w:uiPriority w:val="0"/>
     <w:pPr>
       <w:widowControl w:val="0"/>
@@ -12178,6 +17742,7 @@
   <w:style w:type="table" w:styleId="127">
     <w:name w:val="Table List 8"/>
     <w:basedOn w:val="12"/>
+    <w:qFormat/>
     <w:uiPriority w:val="0"/>
     <w:pPr>
       <w:widowControl w:val="0"/>
@@ -12340,6 +17905,7 @@
   <w:style w:type="table" w:styleId="131">
     <w:name w:val="Table Simple 1"/>
     <w:basedOn w:val="12"/>
+    <w:qFormat/>
     <w:uiPriority w:val="0"/>
     <w:pPr>
       <w:widowControl w:val="0"/>
@@ -12777,6 +18343,7 @@
   <w:style w:type="table" w:styleId="139">
     <w:name w:val="Table Web 3"/>
     <w:basedOn w:val="12"/>
+    <w:qFormat/>
     <w:uiPriority w:val="0"/>
     <w:pPr>
       <w:widowControl w:val="0"/>
@@ -12863,6 +18430,7 @@
     <w:name w:val="toc 3"/>
     <w:basedOn w:val="1"/>
     <w:next w:val="1"/>
+    <w:qFormat/>
     <w:uiPriority w:val="0"/>
     <w:pPr>
       <w:ind w:left="840" w:leftChars="400"/>
@@ -12899,6 +18467,7 @@
     <w:name w:val="toc 7"/>
     <w:basedOn w:val="1"/>
     <w:next w:val="1"/>
+    <w:qFormat/>
     <w:uiPriority w:val="0"/>
     <w:pPr>
       <w:ind w:left="2520" w:leftChars="1200"/>
@@ -13105,6 +18674,7 @@
   <w:style w:type="table" w:styleId="153">
     <w:name w:val="Light Shading Accent 2"/>
     <w:basedOn w:val="12"/>
+    <w:qFormat/>
     <w:uiPriority w:val="60"/>
     <w:rPr>
       <w:color w:val="943634"/>
@@ -13465,6 +19035,7 @@
   <w:style w:type="table" w:styleId="157">
     <w:name w:val="Light Shading Accent 6"/>
     <w:basedOn w:val="12"/>
+    <w:qFormat/>
     <w:uiPriority w:val="60"/>
     <w:rPr>
       <w:color w:val="E36C0A"/>
@@ -13555,6 +19126,7 @@
   <w:style w:type="table" w:styleId="158">
     <w:name w:val="Light List"/>
     <w:basedOn w:val="12"/>
+    <w:qFormat/>
     <w:uiPriority w:val="61"/>
     <w:tblPr>
       <w:tblBorders>
@@ -13792,6 +19364,7 @@
   <w:style w:type="table" w:styleId="161">
     <w:name w:val="Light List Accent 3"/>
     <w:basedOn w:val="12"/>
+    <w:qFormat/>
     <w:uiPriority w:val="61"/>
     <w:tblPr>
       <w:tblBorders>
@@ -14029,6 +19602,7 @@
   <w:style w:type="table" w:styleId="164">
     <w:name w:val="Light List Accent 6"/>
     <w:basedOn w:val="12"/>
+    <w:qFormat/>
     <w:uiPriority w:val="61"/>
     <w:tblPr>
       <w:tblBorders>
@@ -14108,6 +19682,7 @@
   <w:style w:type="table" w:styleId="165">
     <w:name w:val="Light Grid"/>
     <w:basedOn w:val="12"/>
+    <w:qFormat/>
     <w:uiPriority w:val="62"/>
     <w:tblPr>
       <w:tblBorders>
@@ -14342,6 +19917,7 @@
   <w:style w:type="table" w:styleId="167">
     <w:name w:val="Light Grid Accent 2"/>
     <w:basedOn w:val="12"/>
+    <w:qFormat/>
     <w:uiPriority w:val="62"/>
     <w:tblPr>
       <w:tblBorders>
@@ -14810,6 +20386,7 @@
   <w:style w:type="table" w:styleId="171">
     <w:name w:val="Light Grid Accent 6"/>
     <w:basedOn w:val="12"/>
+    <w:qFormat/>
     <w:uiPriority w:val="62"/>
     <w:tblPr>
       <w:tblBorders>
@@ -15299,6 +20876,7 @@
   <w:style w:type="table" w:styleId="176">
     <w:name w:val="Medium Shading 1 Accent 4"/>
     <w:basedOn w:val="12"/>
+    <w:qFormat/>
     <w:uiPriority w:val="63"/>
     <w:tblPr>
       <w:tblBorders>
@@ -15578,6 +21156,7 @@
   <w:style w:type="table" w:styleId="179">
     <w:name w:val="Medium Shading 2"/>
     <w:basedOn w:val="12"/>
+    <w:qFormat/>
     <w:uiPriority w:val="64"/>
     <w:tblPr>
       <w:tblBorders>
@@ -16122,6 +21701,7 @@
   <w:style w:type="table" w:styleId="183">
     <w:name w:val="Medium Shading 2 Accent 4"/>
     <w:basedOn w:val="12"/>
+    <w:qFormat/>
     <w:uiPriority w:val="64"/>
     <w:tblPr>
       <w:tblBorders>
@@ -16258,6 +21838,7 @@
   <w:style w:type="table" w:styleId="184">
     <w:name w:val="Medium Shading 2 Accent 5"/>
     <w:basedOn w:val="12"/>
+    <w:qFormat/>
     <w:uiPriority w:val="64"/>
     <w:tblPr>
       <w:tblBorders>
@@ -16530,6 +22111,7 @@
   <w:style w:type="table" w:styleId="186">
     <w:name w:val="Medium List 1"/>
     <w:basedOn w:val="12"/>
+    <w:qFormat/>
     <w:uiPriority w:val="65"/>
     <w:rPr>
       <w:color w:val="000000"/>
@@ -16814,6 +22396,7 @@
   <w:style w:type="table" w:styleId="190">
     <w:name w:val="Medium List 1 Accent 4"/>
     <w:basedOn w:val="12"/>
+    <w:qFormat/>
     <w:uiPriority w:val="65"/>
     <w:rPr>
       <w:color w:val="000000"/>
@@ -17372,6 +22955,7 @@
   <w:style w:type="table" w:styleId="196">
     <w:name w:val="Medium List 2 Accent 3"/>
     <w:basedOn w:val="12"/>
+    <w:qFormat/>
     <w:uiPriority w:val="66"/>
     <w:rPr>
       <w:rFonts w:ascii="SimSun" w:hAnsi="SimSun" w:eastAsia="Courier New" w:cs="Times New Roman"/>
@@ -17487,6 +23071,7 @@
   <w:style w:type="table" w:styleId="197">
     <w:name w:val="Medium List 2 Accent 4"/>
     <w:basedOn w:val="12"/>
+    <w:qFormat/>
     <w:uiPriority w:val="66"/>
     <w:rPr>
       <w:rFonts w:ascii="SimSun" w:hAnsi="SimSun" w:eastAsia="Courier New" w:cs="Times New Roman"/>
@@ -17717,6 +23302,7 @@
   <w:style w:type="table" w:styleId="199">
     <w:name w:val="Medium List 2 Accent 6"/>
     <w:basedOn w:val="12"/>
+    <w:qFormat/>
     <w:uiPriority w:val="66"/>
     <w:rPr>
       <w:rFonts w:ascii="SimSun" w:hAnsi="SimSun" w:eastAsia="Courier New" w:cs="Times New Roman"/>
@@ -17832,6 +23418,7 @@
   <w:style w:type="table" w:styleId="200">
     <w:name w:val="Medium Grid 1"/>
     <w:basedOn w:val="12"/>
+    <w:qFormat/>
     <w:uiPriority w:val="67"/>
     <w:tblPr>
       <w:tblBorders>
@@ -17952,6 +23539,7 @@
   <w:style w:type="table" w:styleId="202">
     <w:name w:val="Medium Grid 1 Accent 2"/>
     <w:basedOn w:val="12"/>
+    <w:qFormat/>
     <w:uiPriority w:val="67"/>
     <w:tblPr>
       <w:tblBorders>
@@ -18012,6 +23600,7 @@
   <w:style w:type="table" w:styleId="203">
     <w:name w:val="Medium Grid 1 Accent 3"/>
     <w:basedOn w:val="12"/>
+    <w:qFormat/>
     <w:uiPriority w:val="67"/>
     <w:tblPr>
       <w:tblBorders>
@@ -18192,6 +23781,7 @@
   <w:style w:type="table" w:styleId="206">
     <w:name w:val="Medium Grid 1 Accent 6"/>
     <w:basedOn w:val="12"/>
+    <w:qFormat/>
     <w:uiPriority w:val="67"/>
     <w:tblPr>
       <w:tblBorders>
@@ -19292,6 +24882,7 @@
   <w:style w:type="table" w:styleId="216">
     <w:name w:val="Medium Grid 3 Accent 2"/>
     <w:basedOn w:val="12"/>
+    <w:qFormat/>
     <w:uiPriority w:val="69"/>
     <w:tblPr>
       <w:tblBorders>
@@ -19420,6 +25011,7 @@
   <w:style w:type="table" w:styleId="217">
     <w:name w:val="Medium Grid 3 Accent 3"/>
     <w:basedOn w:val="12"/>
+    <w:qFormat/>
     <w:uiPriority w:val="69"/>
     <w:tblPr>
       <w:tblBorders>
@@ -19548,6 +25140,7 @@
   <w:style w:type="table" w:styleId="218">
     <w:name w:val="Medium Grid 3 Accent 4"/>
     <w:basedOn w:val="12"/>
+    <w:qFormat/>
     <w:uiPriority w:val="69"/>
     <w:tblPr>
       <w:tblBorders>
@@ -19804,6 +25397,7 @@
   <w:style w:type="table" w:styleId="220">
     <w:name w:val="Medium Grid 3 Accent 6"/>
     <w:basedOn w:val="12"/>
+    <w:qFormat/>
     <w:uiPriority w:val="69"/>
     <w:tblPr>
       <w:tblBorders>
@@ -20550,6 +26144,7 @@
   <w:style w:type="table" w:styleId="227">
     <w:name w:val="Dark List Accent 6"/>
     <w:basedOn w:val="12"/>
+    <w:qFormat/>
     <w:uiPriority w:val="70"/>
     <w:rPr>
       <w:color w:val="FFFFFF"/>
@@ -20762,6 +26357,7 @@
   <w:style w:type="table" w:styleId="229">
     <w:name w:val="Colorful Shading Accent 1"/>
     <w:basedOn w:val="12"/>
+    <w:qFormat/>
     <w:uiPriority w:val="71"/>
     <w:rPr>
       <w:color w:val="000000"/>
@@ -21406,6 +27002,7 @@
   <w:style w:type="table" w:styleId="235">
     <w:name w:val="Colorful List"/>
     <w:basedOn w:val="12"/>
+    <w:qFormat/>
     <w:uiPriority w:val="72"/>
     <w:rPr>
       <w:color w:val="000000"/>
@@ -21706,6 +27303,7 @@
   <w:style w:type="table" w:styleId="239">
     <w:name w:val="Colorful List Accent 4"/>
     <w:basedOn w:val="12"/>
+    <w:qFormat/>
     <w:uiPriority w:val="72"/>
     <w:rPr>
       <w:color w:val="000000"/>
@@ -22132,6 +27730,7 @@
   <w:style w:type="table" w:styleId="245">
     <w:name w:val="Colorful Grid Accent 3"/>
     <w:basedOn w:val="12"/>
+    <w:qFormat/>
     <w:uiPriority w:val="73"/>
     <w:rPr>
       <w:color w:val="000000"/>

--- a/docs (springboot)/module11_caching.docx
+++ b/docs (springboot)/module11_caching.docx
@@ -3024,8 +3024,6 @@
         </w:rPr>
         <w:t>F</w:t>
       </w:r>
-      <w:bookmarkStart w:id="0" w:name="_GoBack"/>
-      <w:bookmarkEnd w:id="0"/>
     </w:p>
     <w:p>
       <w:pPr>
@@ -4822,8 +4820,8 @@
         </w:rPr>
         <w:drawing>
           <wp:inline distT="0" distB="0" distL="114300" distR="114300">
-            <wp:extent cx="5273040" cy="605790"/>
-            <wp:effectExtent l="0" t="0" r="10160" b="3810"/>
+            <wp:extent cx="4473575" cy="513715"/>
+            <wp:effectExtent l="0" t="0" r="9525" b="6985"/>
             <wp:docPr id="17" name="Picture 17"/>
             <wp:cNvGraphicFramePr>
               <a:graphicFrameLocks xmlns:a="http://schemas.openxmlformats.org/drawingml/2006/main" noChangeAspect="1"/>
@@ -4846,7 +4844,7 @@
                   <pic:spPr>
                     <a:xfrm>
                       <a:off x="0" y="0"/>
-                      <a:ext cx="5273040" cy="605790"/>
+                      <a:ext cx="4473575" cy="513715"/>
                     </a:xfrm>
                     <a:prstGeom prst="rect">
                       <a:avLst/>
@@ -6530,6 +6528,7 @@
         <w:keepLines w:val="0"/>
         <w:widowControl/>
         <w:numPr>
+          <w:ilvl w:val="0"/>
           <w:numId w:val="0"/>
         </w:numPr>
         <w:suppressLineNumbers w:val="0"/>
@@ -8294,6 +8293,7 @@
         <w:keepLines w:val="0"/>
         <w:widowControl/>
         <w:numPr>
+          <w:ilvl w:val="0"/>
           <w:numId w:val="0"/>
         </w:numPr>
         <w:suppressLineNumbers w:val="0"/>
@@ -10007,6 +10007,7 @@
         <w:keepLines w:val="0"/>
         <w:widowControl/>
         <w:numPr>
+          <w:ilvl w:val="0"/>
           <w:numId w:val="0"/>
         </w:numPr>
         <w:suppressLineNumbers w:val="0"/>
@@ -11477,16 +11478,7 @@
           <w:szCs w:val="22"/>
           <w:lang w:val="en-IN"/>
         </w:rPr>
-        <w:t>Repeatable Read removes the inconsistency you can face in READ COMMITTED, where the same row might return different values if other transactions commit changes in between</w:t>
-      </w:r>
-      <w:r>
-        <w:rPr>
-          <w:rFonts w:hint="default" w:ascii="Bodoni MT" w:hAnsi="Bodoni MT" w:eastAsia="等线" w:cs="Bodoni MT"/>
-          <w:sz w:val="22"/>
-          <w:szCs w:val="22"/>
-          <w:lang w:val="en-IN"/>
-        </w:rPr>
-        <w:t>.</w:t>
+        <w:t>Repeatable Read removes the inconsistency you can face in READ COMMITTED, where the same row might return different values if other transactions commit changes in between.</w:t>
       </w:r>
     </w:p>
     <w:p>
@@ -14769,6 +14761,7 @@
         <w:keepLines w:val="0"/>
         <w:widowControl/>
         <w:numPr>
+          <w:ilvl w:val="0"/>
           <w:numId w:val="0"/>
         </w:numPr>
         <w:suppressLineNumbers w:val="0"/>
@@ -15234,16 +15227,7 @@
           <w:szCs w:val="22"/>
           <w:lang w:val="en-IN"/>
         </w:rPr>
-        <w:t xml:space="preserve">Now, it T2 tries to update the value, it’ll abort because it contains a stall value </w:t>
-      </w:r>
-      <w:r>
-        <w:rPr>
-          <w:rFonts w:hint="default" w:ascii="Bodoni MT" w:hAnsi="Bodoni MT" w:eastAsia="等线" w:cs="Bodoni MT"/>
-          <w:sz w:val="22"/>
-          <w:szCs w:val="22"/>
-          <w:lang w:val="en-IN"/>
-        </w:rPr>
-        <w:t>(in case of COMMITTED READ it allows the update because T1 has already committed)</w:t>
+        <w:t>Now, it T2 tries to update the value, it’ll abort because it contains a stall value (in case of COMMITTED READ it allows the update because T1 has already committed)</w:t>
       </w:r>
       <w:r>
         <w:rPr>
@@ -15619,6 +15603,7 @@
         <w:keepLines w:val="0"/>
         <w:widowControl/>
         <w:numPr>
+          <w:ilvl w:val="0"/>
           <w:numId w:val="0"/>
         </w:numPr>
         <w:suppressLineNumbers w:val="0"/>
@@ -15762,6 +15747,7 @@
         <w:keepLines w:val="0"/>
         <w:widowControl/>
         <w:numPr>
+          <w:ilvl w:val="0"/>
           <w:numId w:val="0"/>
         </w:numPr>
         <w:suppressLineNumbers w:val="0"/>
@@ -16368,6 +16354,7 @@
         <w:keepLines w:val="0"/>
         <w:widowControl/>
         <w:numPr>
+          <w:ilvl w:val="0"/>
           <w:numId w:val="0"/>
         </w:numPr>
         <w:suppressLineNumbers w:val="0"/>
@@ -16408,16 +16395,7 @@
           <w:szCs w:val="22"/>
           <w:lang w:val="en-IN"/>
         </w:rPr>
-        <w:t xml:space="preserve"> in Spring Boot </w:t>
-      </w:r>
-      <w:r>
-        <w:rPr>
-          <w:rFonts w:hint="default" w:ascii="Bodoni MT" w:hAnsi="Bodoni MT" w:eastAsia="等线" w:cs="Bodoni MT"/>
-          <w:sz w:val="22"/>
-          <w:szCs w:val="22"/>
-          <w:lang w:val="en-IN"/>
-        </w:rPr>
-        <w:t>============</w:t>
+        <w:t xml:space="preserve"> in Spring Boot ============</w:t>
       </w:r>
     </w:p>
     <w:p>
@@ -17084,6 +17062,7 @@
         <w:keepLines w:val="0"/>
         <w:widowControl/>
         <w:numPr>
+          <w:ilvl w:val="0"/>
           <w:numId w:val="0"/>
         </w:numPr>
         <w:suppressLineNumbers w:val="0"/>
@@ -17108,18 +17087,7 @@
           <w:szCs w:val="22"/>
           <w:lang w:val="en-IN"/>
         </w:rPr>
-        <w:t xml:space="preserve">============== Transactional Lock in Spring Data JPA </w:t>
-      </w:r>
-      <w:r>
-        <w:rPr>
-          <w:rFonts w:hint="default" w:ascii="Bodoni MT" w:hAnsi="Bodoni MT" w:eastAsia="等线" w:cs="Bodoni MT"/>
-          <w:b/>
-          <w:bCs/>
-          <w:sz w:val="22"/>
-          <w:szCs w:val="22"/>
-          <w:lang w:val="en-IN"/>
-        </w:rPr>
-        <w:t>==============</w:t>
+        <w:t>============== Transactional Lock in Spring Data JPA ==============</w:t>
       </w:r>
     </w:p>
     <w:p>
@@ -17778,8 +17746,10 @@
           <w:szCs w:val="22"/>
           <w:lang w:val="en-IN"/>
         </w:rPr>
-        <w:t>Now if another transaction try to update, it’ll fail because it will make the version 1 (because it was 0 when it read). but to update, version needs to be 2.</w:t>
-      </w:r>
+        <w:t>Now if another transaction try to update, it’ll fail because it will make the version 1 (because it was 0 when it read). but to update,  version needs to be 2.</w:t>
+      </w:r>
+      <w:bookmarkStart w:id="0" w:name="_GoBack"/>
+      <w:bookmarkEnd w:id="0"/>
     </w:p>
     <w:p>
       <w:pPr>
@@ -19735,6 +19705,7 @@
         <w:keepLines w:val="0"/>
         <w:widowControl/>
         <w:numPr>
+          <w:ilvl w:val="0"/>
           <w:numId w:val="0"/>
         </w:numPr>
         <w:suppressLineNumbers w:val="0"/>
@@ -23074,9 +23045,9 @@
     <w:lsdException w:qFormat="1" w:unhideWhenUsed="0" w:uiPriority="0" w:semiHidden="0" w:name="index 3"/>
     <w:lsdException w:qFormat="1" w:unhideWhenUsed="0" w:uiPriority="0" w:semiHidden="0" w:name="index 4"/>
     <w:lsdException w:qFormat="1" w:unhideWhenUsed="0" w:uiPriority="0" w:semiHidden="0" w:name="index 5"/>
-    <w:lsdException w:unhideWhenUsed="0" w:uiPriority="0" w:semiHidden="0" w:name="index 6"/>
+    <w:lsdException w:qFormat="1" w:unhideWhenUsed="0" w:uiPriority="0" w:semiHidden="0" w:name="index 6"/>
     <w:lsdException w:qFormat="1" w:unhideWhenUsed="0" w:uiPriority="0" w:semiHidden="0" w:name="index 7"/>
-    <w:lsdException w:unhideWhenUsed="0" w:uiPriority="0" w:semiHidden="0" w:name="index 8"/>
+    <w:lsdException w:qFormat="1" w:unhideWhenUsed="0" w:uiPriority="0" w:semiHidden="0" w:name="index 8"/>
     <w:lsdException w:unhideWhenUsed="0" w:uiPriority="0" w:semiHidden="0" w:name="index 9"/>
     <w:lsdException w:unhideWhenUsed="0" w:uiPriority="0" w:semiHidden="0" w:name="toc 1"/>
     <w:lsdException w:unhideWhenUsed="0" w:uiPriority="0" w:semiHidden="0" w:name="toc 2"/>
@@ -23094,7 +23065,7 @@
     <w:lsdException w:qFormat="1" w:unhideWhenUsed="0" w:uiPriority="0" w:semiHidden="0" w:name="footer"/>
     <w:lsdException w:unhideWhenUsed="0" w:uiPriority="0" w:semiHidden="0" w:name="index heading"/>
     <w:lsdException w:qFormat="1" w:uiPriority="0" w:name="caption"/>
-    <w:lsdException w:unhideWhenUsed="0" w:uiPriority="0" w:semiHidden="0" w:name="table of figures"/>
+    <w:lsdException w:qFormat="1" w:unhideWhenUsed="0" w:uiPriority="0" w:semiHidden="0" w:name="table of figures"/>
     <w:lsdException w:qFormat="1" w:unhideWhenUsed="0" w:uiPriority="0" w:semiHidden="0" w:name="envelope address"/>
     <w:lsdException w:qFormat="1" w:unhideWhenUsed="0" w:uiPriority="0" w:semiHidden="0" w:name="envelope return"/>
     <w:lsdException w:qFormat="1" w:unhideWhenUsed="0" w:uiPriority="0" w:semiHidden="0" w:name="footnote reference"/>
@@ -23103,35 +23074,35 @@
     <w:lsdException w:unhideWhenUsed="0" w:uiPriority="0" w:semiHidden="0" w:name="page number"/>
     <w:lsdException w:qFormat="1" w:unhideWhenUsed="0" w:uiPriority="0" w:semiHidden="0" w:name="endnote reference"/>
     <w:lsdException w:qFormat="1" w:unhideWhenUsed="0" w:uiPriority="0" w:semiHidden="0" w:name="endnote text"/>
-    <w:lsdException w:unhideWhenUsed="0" w:uiPriority="0" w:semiHidden="0" w:name="table of authorities"/>
+    <w:lsdException w:qFormat="1" w:unhideWhenUsed="0" w:uiPriority="0" w:semiHidden="0" w:name="table of authorities"/>
     <w:lsdException w:qFormat="1" w:unhideWhenUsed="0" w:uiPriority="0" w:semiHidden="0" w:name="macro"/>
     <w:lsdException w:unhideWhenUsed="0" w:uiPriority="0" w:semiHidden="0" w:name="toa heading"/>
     <w:lsdException w:unhideWhenUsed="0" w:uiPriority="0" w:semiHidden="0" w:name="List"/>
-    <w:lsdException w:unhideWhenUsed="0" w:uiPriority="0" w:semiHidden="0" w:name="List Bullet"/>
-    <w:lsdException w:unhideWhenUsed="0" w:uiPriority="0" w:semiHidden="0" w:name="List Number"/>
-    <w:lsdException w:unhideWhenUsed="0" w:uiPriority="0" w:semiHidden="0" w:name="List 2"/>
+    <w:lsdException w:qFormat="1" w:unhideWhenUsed="0" w:uiPriority="0" w:semiHidden="0" w:name="List Bullet"/>
+    <w:lsdException w:qFormat="1" w:unhideWhenUsed="0" w:uiPriority="0" w:semiHidden="0" w:name="List Number"/>
+    <w:lsdException w:qFormat="1" w:unhideWhenUsed="0" w:uiPriority="0" w:semiHidden="0" w:name="List 2"/>
     <w:lsdException w:unhideWhenUsed="0" w:uiPriority="0" w:semiHidden="0" w:name="List 3"/>
-    <w:lsdException w:unhideWhenUsed="0" w:uiPriority="0" w:semiHidden="0" w:name="List 4"/>
+    <w:lsdException w:qFormat="1" w:unhideWhenUsed="0" w:uiPriority="0" w:semiHidden="0" w:name="List 4"/>
     <w:lsdException w:qFormat="1" w:unhideWhenUsed="0" w:uiPriority="0" w:semiHidden="0" w:name="List 5"/>
     <w:lsdException w:unhideWhenUsed="0" w:uiPriority="0" w:semiHidden="0" w:name="List Bullet 2"/>
     <w:lsdException w:qFormat="1" w:unhideWhenUsed="0" w:uiPriority="0" w:semiHidden="0" w:name="List Bullet 3"/>
     <w:lsdException w:qFormat="1" w:unhideWhenUsed="0" w:uiPriority="0" w:semiHidden="0" w:name="List Bullet 4"/>
     <w:lsdException w:qFormat="1" w:unhideWhenUsed="0" w:uiPriority="0" w:semiHidden="0" w:name="List Bullet 5"/>
-    <w:lsdException w:unhideWhenUsed="0" w:uiPriority="0" w:semiHidden="0" w:name="List Number 2"/>
+    <w:lsdException w:qFormat="1" w:unhideWhenUsed="0" w:uiPriority="0" w:semiHidden="0" w:name="List Number 2"/>
     <w:lsdException w:qFormat="1" w:unhideWhenUsed="0" w:uiPriority="0" w:semiHidden="0" w:name="List Number 3"/>
     <w:lsdException w:qFormat="1" w:unhideWhenUsed="0" w:uiPriority="0" w:semiHidden="0" w:name="List Number 4"/>
-    <w:lsdException w:unhideWhenUsed="0" w:uiPriority="0" w:semiHidden="0" w:name="List Number 5"/>
+    <w:lsdException w:qFormat="1" w:unhideWhenUsed="0" w:uiPriority="0" w:semiHidden="0" w:name="List Number 5"/>
     <w:lsdException w:qFormat="1" w:unhideWhenUsed="0" w:uiPriority="0" w:semiHidden="0" w:name="Title"/>
     <w:lsdException w:qFormat="1" w:unhideWhenUsed="0" w:uiPriority="0" w:semiHidden="0" w:name="Closing"/>
-    <w:lsdException w:unhideWhenUsed="0" w:uiPriority="0" w:semiHidden="0" w:name="Signature"/>
+    <w:lsdException w:qFormat="1" w:unhideWhenUsed="0" w:uiPriority="0" w:semiHidden="0" w:name="Signature"/>
     <w:lsdException w:qFormat="1" w:unhideWhenUsed="0" w:uiPriority="0" w:name="Default Paragraph Font"/>
     <w:lsdException w:qFormat="1" w:unhideWhenUsed="0" w:uiPriority="0" w:semiHidden="0" w:name="Body Text"/>
     <w:lsdException w:qFormat="1" w:unhideWhenUsed="0" w:uiPriority="0" w:semiHidden="0" w:name="Body Text Indent"/>
-    <w:lsdException w:unhideWhenUsed="0" w:uiPriority="0" w:semiHidden="0" w:name="List Continue"/>
+    <w:lsdException w:qFormat="1" w:unhideWhenUsed="0" w:uiPriority="0" w:semiHidden="0" w:name="List Continue"/>
     <w:lsdException w:qFormat="1" w:unhideWhenUsed="0" w:uiPriority="0" w:semiHidden="0" w:name="List Continue 2"/>
-    <w:lsdException w:unhideWhenUsed="0" w:uiPriority="0" w:semiHidden="0" w:name="List Continue 3"/>
+    <w:lsdException w:qFormat="1" w:unhideWhenUsed="0" w:uiPriority="0" w:semiHidden="0" w:name="List Continue 3"/>
     <w:lsdException w:qFormat="1" w:unhideWhenUsed="0" w:uiPriority="0" w:semiHidden="0" w:name="List Continue 4"/>
-    <w:lsdException w:unhideWhenUsed="0" w:uiPriority="0" w:semiHidden="0" w:name="List Continue 5"/>
+    <w:lsdException w:qFormat="1" w:unhideWhenUsed="0" w:uiPriority="0" w:semiHidden="0" w:name="List Continue 5"/>
     <w:lsdException w:unhideWhenUsed="0" w:uiPriority="0" w:semiHidden="0" w:name="Message Header"/>
     <w:lsdException w:qFormat="1" w:unhideWhenUsed="0" w:uiPriority="0" w:semiHidden="0" w:name="Subtitle"/>
     <w:lsdException w:qFormat="1" w:unhideWhenUsed="0" w:uiPriority="0" w:semiHidden="0" w:name="Salutation"/>
@@ -23149,7 +23120,7 @@
     <w:lsdException w:qFormat="1" w:unhideWhenUsed="0" w:uiPriority="0" w:semiHidden="0" w:name="Strong"/>
     <w:lsdException w:qFormat="1" w:unhideWhenUsed="0" w:uiPriority="0" w:semiHidden="0" w:name="Emphasis"/>
     <w:lsdException w:qFormat="1" w:unhideWhenUsed="0" w:uiPriority="0" w:semiHidden="0" w:name="Document Map"/>
-    <w:lsdException w:unhideWhenUsed="0" w:uiPriority="0" w:semiHidden="0" w:name="Plain Text"/>
+    <w:lsdException w:qFormat="1" w:unhideWhenUsed="0" w:uiPriority="0" w:semiHidden="0" w:name="Plain Text"/>
     <w:lsdException w:qFormat="1" w:unhideWhenUsed="0" w:uiPriority="0" w:semiHidden="0" w:name="E-mail Signature"/>
     <w:lsdException w:unhideWhenUsed="0" w:uiPriority="0" w:semiHidden="0" w:name="Normal (Web)"/>
     <w:lsdException w:qFormat="1" w:unhideWhenUsed="0" w:uiPriority="0" w:semiHidden="0" w:name="HTML Acronym"/>
@@ -23165,50 +23136,50 @@
     <w:lsdException w:qFormat="1" w:unhideWhenUsed="0" w:uiPriority="0" w:name="Normal Table"/>
     <w:lsdException w:qFormat="1" w:unhideWhenUsed="0" w:uiPriority="0" w:semiHidden="0" w:name="annotation subject"/>
     <w:lsdException w:qFormat="1" w:unhideWhenUsed="0" w:uiPriority="0" w:semiHidden="0" w:name="Table Simple 1"/>
-    <w:lsdException w:unhideWhenUsed="0" w:uiPriority="0" w:semiHidden="0" w:name="Table Simple 2"/>
-    <w:lsdException w:unhideWhenUsed="0" w:uiPriority="0" w:semiHidden="0" w:name="Table Simple 3"/>
-    <w:lsdException w:unhideWhenUsed="0" w:uiPriority="0" w:semiHidden="0" w:name="Table Classic 1"/>
-    <w:lsdException w:unhideWhenUsed="0" w:uiPriority="0" w:semiHidden="0" w:name="Table Classic 2"/>
-    <w:lsdException w:unhideWhenUsed="0" w:uiPriority="0" w:semiHidden="0" w:name="Table Classic 3"/>
-    <w:lsdException w:unhideWhenUsed="0" w:uiPriority="0" w:semiHidden="0" w:name="Table Classic 4"/>
-    <w:lsdException w:unhideWhenUsed="0" w:uiPriority="0" w:semiHidden="0" w:name="Table Colorful 1"/>
+    <w:lsdException w:qFormat="1" w:unhideWhenUsed="0" w:uiPriority="0" w:semiHidden="0" w:name="Table Simple 2"/>
+    <w:lsdException w:qFormat="1" w:unhideWhenUsed="0" w:uiPriority="0" w:semiHidden="0" w:name="Table Simple 3"/>
+    <w:lsdException w:qFormat="1" w:unhideWhenUsed="0" w:uiPriority="0" w:semiHidden="0" w:name="Table Classic 1"/>
+    <w:lsdException w:qFormat="1" w:unhideWhenUsed="0" w:uiPriority="0" w:semiHidden="0" w:name="Table Classic 2"/>
+    <w:lsdException w:qFormat="1" w:unhideWhenUsed="0" w:uiPriority="0" w:semiHidden="0" w:name="Table Classic 3"/>
+    <w:lsdException w:qFormat="1" w:unhideWhenUsed="0" w:uiPriority="0" w:semiHidden="0" w:name="Table Classic 4"/>
+    <w:lsdException w:qFormat="1" w:unhideWhenUsed="0" w:uiPriority="0" w:semiHidden="0" w:name="Table Colorful 1"/>
     <w:lsdException w:qFormat="1" w:unhideWhenUsed="0" w:uiPriority="0" w:semiHidden="0" w:name="Table Colorful 2"/>
     <w:lsdException w:qFormat="1" w:unhideWhenUsed="0" w:uiPriority="0" w:semiHidden="0" w:name="Table Colorful 3"/>
     <w:lsdException w:qFormat="1" w:unhideWhenUsed="0" w:uiPriority="0" w:semiHidden="0" w:name="Table Columns 1"/>
     <w:lsdException w:qFormat="1" w:unhideWhenUsed="0" w:uiPriority="0" w:semiHidden="0" w:name="Table Columns 2"/>
-    <w:lsdException w:unhideWhenUsed="0" w:uiPriority="0" w:semiHidden="0" w:name="Table Columns 3"/>
-    <w:lsdException w:unhideWhenUsed="0" w:uiPriority="0" w:semiHidden="0" w:name="Table Columns 4"/>
+    <w:lsdException w:qFormat="1" w:unhideWhenUsed="0" w:uiPriority="0" w:semiHidden="0" w:name="Table Columns 3"/>
+    <w:lsdException w:qFormat="1" w:unhideWhenUsed="0" w:uiPriority="0" w:semiHidden="0" w:name="Table Columns 4"/>
     <w:lsdException w:qFormat="1" w:unhideWhenUsed="0" w:uiPriority="0" w:semiHidden="0" w:name="Table Columns 5"/>
     <w:lsdException w:qFormat="1" w:unhideWhenUsed="0" w:uiPriority="0" w:semiHidden="0" w:name="Table Grid 1"/>
     <w:lsdException w:qFormat="1" w:unhideWhenUsed="0" w:uiPriority="0" w:semiHidden="0" w:name="Table Grid 2"/>
     <w:lsdException w:qFormat="1" w:unhideWhenUsed="0" w:uiPriority="0" w:semiHidden="0" w:name="Table Grid 3"/>
     <w:lsdException w:qFormat="1" w:unhideWhenUsed="0" w:uiPriority="0" w:semiHidden="0" w:name="Table Grid 4"/>
-    <w:lsdException w:unhideWhenUsed="0" w:uiPriority="0" w:semiHidden="0" w:name="Table Grid 5"/>
+    <w:lsdException w:qFormat="1" w:unhideWhenUsed="0" w:uiPriority="0" w:semiHidden="0" w:name="Table Grid 5"/>
     <w:lsdException w:qFormat="1" w:unhideWhenUsed="0" w:uiPriority="0" w:semiHidden="0" w:name="Table Grid 6"/>
     <w:lsdException w:qFormat="1" w:unhideWhenUsed="0" w:uiPriority="0" w:semiHidden="0" w:name="Table Grid 7"/>
-    <w:lsdException w:unhideWhenUsed="0" w:uiPriority="0" w:semiHidden="0" w:name="Table Grid 8"/>
-    <w:lsdException w:unhideWhenUsed="0" w:uiPriority="0" w:semiHidden="0" w:name="Table List 1"/>
-    <w:lsdException w:unhideWhenUsed="0" w:uiPriority="0" w:semiHidden="0" w:name="Table List 2"/>
+    <w:lsdException w:qFormat="1" w:unhideWhenUsed="0" w:uiPriority="0" w:semiHidden="0" w:name="Table Grid 8"/>
+    <w:lsdException w:qFormat="1" w:unhideWhenUsed="0" w:uiPriority="0" w:semiHidden="0" w:name="Table List 1"/>
+    <w:lsdException w:qFormat="1" w:unhideWhenUsed="0" w:uiPriority="0" w:semiHidden="0" w:name="Table List 2"/>
     <w:lsdException w:qFormat="1" w:unhideWhenUsed="0" w:uiPriority="0" w:semiHidden="0" w:name="Table List 3"/>
     <w:lsdException w:qFormat="1" w:unhideWhenUsed="0" w:uiPriority="0" w:semiHidden="0" w:name="Table List 4"/>
     <w:lsdException w:qFormat="1" w:unhideWhenUsed="0" w:uiPriority="0" w:semiHidden="0" w:name="Table List 5"/>
     <w:lsdException w:qFormat="1" w:unhideWhenUsed="0" w:uiPriority="0" w:semiHidden="0" w:name="Table List 6"/>
-    <w:lsdException w:unhideWhenUsed="0" w:uiPriority="0" w:semiHidden="0" w:name="Table List 7"/>
+    <w:lsdException w:qFormat="1" w:unhideWhenUsed="0" w:uiPriority="0" w:semiHidden="0" w:name="Table List 7"/>
     <w:lsdException w:qFormat="1" w:unhideWhenUsed="0" w:uiPriority="0" w:semiHidden="0" w:name="Table List 8"/>
-    <w:lsdException w:unhideWhenUsed="0" w:uiPriority="0" w:semiHidden="0" w:name="Table 3D effects 1"/>
-    <w:lsdException w:unhideWhenUsed="0" w:uiPriority="0" w:semiHidden="0" w:name="Table 3D effects 2"/>
-    <w:lsdException w:unhideWhenUsed="0" w:uiPriority="0" w:semiHidden="0" w:name="Table 3D effects 3"/>
+    <w:lsdException w:qFormat="1" w:unhideWhenUsed="0" w:uiPriority="0" w:semiHidden="0" w:name="Table 3D effects 1"/>
+    <w:lsdException w:qFormat="1" w:unhideWhenUsed="0" w:uiPriority="0" w:semiHidden="0" w:name="Table 3D effects 2"/>
+    <w:lsdException w:qFormat="1" w:unhideWhenUsed="0" w:uiPriority="0" w:semiHidden="0" w:name="Table 3D effects 3"/>
     <w:lsdException w:qFormat="1" w:unhideWhenUsed="0" w:uiPriority="0" w:semiHidden="0" w:name="Table Contemporary"/>
-    <w:lsdException w:unhideWhenUsed="0" w:uiPriority="0" w:semiHidden="0" w:name="Table Elegant"/>
-    <w:lsdException w:unhideWhenUsed="0" w:uiPriority="0" w:semiHidden="0" w:name="Table Professional"/>
-    <w:lsdException w:unhideWhenUsed="0" w:uiPriority="0" w:semiHidden="0" w:name="Table Subtle 1"/>
-    <w:lsdException w:unhideWhenUsed="0" w:uiPriority="0" w:semiHidden="0" w:name="Table Subtle 2"/>
-    <w:lsdException w:unhideWhenUsed="0" w:uiPriority="0" w:semiHidden="0" w:name="Table Web 1"/>
-    <w:lsdException w:unhideWhenUsed="0" w:uiPriority="0" w:semiHidden="0" w:name="Table Web 2"/>
+    <w:lsdException w:qFormat="1" w:unhideWhenUsed="0" w:uiPriority="0" w:semiHidden="0" w:name="Table Elegant"/>
+    <w:lsdException w:qFormat="1" w:unhideWhenUsed="0" w:uiPriority="0" w:semiHidden="0" w:name="Table Professional"/>
+    <w:lsdException w:qFormat="1" w:unhideWhenUsed="0" w:uiPriority="0" w:semiHidden="0" w:name="Table Subtle 1"/>
+    <w:lsdException w:qFormat="1" w:unhideWhenUsed="0" w:uiPriority="0" w:semiHidden="0" w:name="Table Subtle 2"/>
+    <w:lsdException w:qFormat="1" w:unhideWhenUsed="0" w:uiPriority="0" w:semiHidden="0" w:name="Table Web 1"/>
+    <w:lsdException w:qFormat="1" w:unhideWhenUsed="0" w:uiPriority="0" w:semiHidden="0" w:name="Table Web 2"/>
     <w:lsdException w:qFormat="1" w:unhideWhenUsed="0" w:uiPriority="0" w:semiHidden="0" w:name="Table Web 3"/>
     <w:lsdException w:qFormat="1" w:unhideWhenUsed="0" w:uiPriority="0" w:semiHidden="0" w:name="Balloon Text"/>
-    <w:lsdException w:unhideWhenUsed="0" w:uiPriority="0" w:semiHidden="0" w:name="Table Grid"/>
-    <w:lsdException w:unhideWhenUsed="0" w:uiPriority="0" w:semiHidden="0" w:name="Table Theme"/>
+    <w:lsdException w:qFormat="1" w:unhideWhenUsed="0" w:uiPriority="0" w:semiHidden="0" w:name="Table Grid"/>
+    <w:lsdException w:qFormat="1" w:unhideWhenUsed="0" w:uiPriority="0" w:semiHidden="0" w:name="Table Theme"/>
     <w:lsdException w:unhideWhenUsed="0" w:uiPriority="60" w:semiHidden="0" w:name="Light Shading"/>
     <w:lsdException w:qFormat="1" w:unhideWhenUsed="0" w:uiPriority="61" w:semiHidden="0" w:name="Light List"/>
     <w:lsdException w:qFormat="1" w:unhideWhenUsed="0" w:uiPriority="62" w:semiHidden="0" w:name="Light Grid"/>
@@ -23987,6 +23958,7 @@
     <w:name w:val="index 6"/>
     <w:basedOn w:val="1"/>
     <w:next w:val="1"/>
+    <w:qFormat/>
     <w:uiPriority w:val="0"/>
     <w:pPr>
       <w:ind w:left="1000" w:leftChars="1000"/>
@@ -24006,6 +23978,7 @@
     <w:name w:val="index 8"/>
     <w:basedOn w:val="1"/>
     <w:next w:val="1"/>
+    <w:qFormat/>
     <w:uiPriority w:val="0"/>
     <w:pPr>
       <w:ind w:left="1400" w:leftChars="1400"/>
@@ -24047,6 +24020,7 @@
   <w:style w:type="paragraph" w:styleId="64">
     <w:name w:val="List 2"/>
     <w:basedOn w:val="1"/>
+    <w:qFormat/>
     <w:uiPriority w:val="0"/>
     <w:pPr>
       <w:ind w:left="100" w:leftChars="200" w:hanging="200" w:hangingChars="200"/>
@@ -24063,6 +24037,7 @@
   <w:style w:type="paragraph" w:styleId="66">
     <w:name w:val="List 4"/>
     <w:basedOn w:val="1"/>
+    <w:qFormat/>
     <w:uiPriority w:val="0"/>
     <w:pPr>
       <w:ind w:left="100" w:leftChars="600" w:hanging="200" w:hangingChars="200"/>
@@ -24080,6 +24055,7 @@
   <w:style w:type="paragraph" w:styleId="68">
     <w:name w:val="List Bullet"/>
     <w:basedOn w:val="1"/>
+    <w:qFormat/>
     <w:uiPriority w:val="0"/>
     <w:pPr>
       <w:numPr>
@@ -24138,6 +24114,7 @@
   <w:style w:type="paragraph" w:styleId="73">
     <w:name w:val="List Continue"/>
     <w:basedOn w:val="1"/>
+    <w:qFormat/>
     <w:uiPriority w:val="0"/>
     <w:pPr>
       <w:spacing w:after="120"/>
@@ -24157,6 +24134,7 @@
   <w:style w:type="paragraph" w:styleId="75">
     <w:name w:val="List Continue 3"/>
     <w:basedOn w:val="1"/>
+    <w:qFormat/>
     <w:uiPriority w:val="0"/>
     <w:pPr>
       <w:spacing w:after="120"/>
@@ -24176,6 +24154,7 @@
   <w:style w:type="paragraph" w:styleId="77">
     <w:name w:val="List Continue 5"/>
     <w:basedOn w:val="1"/>
+    <w:qFormat/>
     <w:uiPriority w:val="0"/>
     <w:pPr>
       <w:spacing w:after="120"/>
@@ -24185,6 +24164,7 @@
   <w:style w:type="paragraph" w:styleId="78">
     <w:name w:val="List Number"/>
     <w:basedOn w:val="1"/>
+    <w:qFormat/>
     <w:uiPriority w:val="0"/>
     <w:pPr>
       <w:numPr>
@@ -24196,6 +24176,7 @@
   <w:style w:type="paragraph" w:styleId="79">
     <w:name w:val="List Number 2"/>
     <w:basedOn w:val="1"/>
+    <w:qFormat/>
     <w:uiPriority w:val="0"/>
     <w:pPr>
       <w:numPr>
@@ -24231,6 +24212,7 @@
   <w:style w:type="paragraph" w:styleId="82">
     <w:name w:val="List Number 5"/>
     <w:basedOn w:val="1"/>
+    <w:qFormat/>
     <w:uiPriority w:val="0"/>
     <w:pPr>
       <w:numPr>
@@ -24325,6 +24307,7 @@
   <w:style w:type="paragraph" w:styleId="89">
     <w:name w:val="Plain Text"/>
     <w:basedOn w:val="1"/>
+    <w:qFormat/>
     <w:uiPriority w:val="0"/>
     <w:rPr>
       <w:rFonts w:ascii="SimSun" w:hAnsi="Courier New" w:cs="Courier New"/>
@@ -24341,6 +24324,7 @@
   <w:style w:type="paragraph" w:styleId="91">
     <w:name w:val="Signature"/>
     <w:basedOn w:val="1"/>
+    <w:qFormat/>
     <w:uiPriority w:val="0"/>
     <w:pPr>
       <w:ind w:left="100" w:leftChars="2100"/>
@@ -24378,6 +24362,7 @@
   <w:style w:type="table" w:styleId="94">
     <w:name w:val="Table 3D effects 1"/>
     <w:basedOn w:val="12"/>
+    <w:qFormat/>
     <w:uiPriority w:val="0"/>
     <w:pPr>
       <w:widowControl w:val="0"/>
@@ -24487,6 +24472,7 @@
   <w:style w:type="table" w:styleId="95">
     <w:name w:val="Table 3D effects 2"/>
     <w:basedOn w:val="12"/>
+    <w:qFormat/>
     <w:uiPriority w:val="0"/>
     <w:pPr>
       <w:widowControl w:val="0"/>
@@ -24561,6 +24547,7 @@
   <w:style w:type="table" w:styleId="96">
     <w:name w:val="Table 3D effects 3"/>
     <w:basedOn w:val="12"/>
+    <w:qFormat/>
     <w:uiPriority w:val="0"/>
     <w:pPr>
       <w:widowControl w:val="0"/>
@@ -24651,6 +24638,7 @@
   <w:style w:type="table" w:styleId="97">
     <w:name w:val="Table Classic 1"/>
     <w:basedOn w:val="12"/>
+    <w:qFormat/>
     <w:uiPriority w:val="0"/>
     <w:pPr>
       <w:widowControl w:val="0"/>
@@ -24734,6 +24722,7 @@
   <w:style w:type="table" w:styleId="98">
     <w:name w:val="Table Classic 2"/>
     <w:basedOn w:val="12"/>
+    <w:qFormat/>
     <w:uiPriority w:val="0"/>
     <w:pPr>
       <w:widowControl w:val="0"/>
@@ -24825,6 +24814,7 @@
   <w:style w:type="table" w:styleId="99">
     <w:name w:val="Table Classic 3"/>
     <w:basedOn w:val="12"/>
+    <w:qFormat/>
     <w:uiPriority w:val="0"/>
     <w:pPr>
       <w:widowControl w:val="0"/>
@@ -24894,6 +24884,7 @@
   <w:style w:type="table" w:styleId="100">
     <w:name w:val="Table Classic 4"/>
     <w:basedOn w:val="12"/>
+    <w:qFormat/>
     <w:uiPriority w:val="0"/>
     <w:pPr>
       <w:widowControl w:val="0"/>
@@ -24984,6 +24975,7 @@
   <w:style w:type="table" w:styleId="101">
     <w:name w:val="Table Colorful 1"/>
     <w:basedOn w:val="12"/>
+    <w:qFormat/>
     <w:uiPriority w:val="0"/>
     <w:pPr>
       <w:widowControl w:val="0"/>
@@ -25434,6 +25426,7 @@
   <w:style w:type="table" w:styleId="106">
     <w:name w:val="Table Columns 3"/>
     <w:basedOn w:val="12"/>
+    <w:qFormat/>
     <w:uiPriority w:val="0"/>
     <w:pPr>
       <w:widowControl w:val="0"/>
@@ -25540,6 +25533,7 @@
   <w:style w:type="table" w:styleId="107">
     <w:name w:val="Table Columns 4"/>
     <w:basedOn w:val="12"/>
+    <w:qFormat/>
     <w:uiPriority w:val="0"/>
     <w:pPr>
       <w:widowControl w:val="0"/>
@@ -25755,6 +25749,7 @@
   <w:style w:type="table" w:styleId="110">
     <w:name w:val="Table Elegant"/>
     <w:basedOn w:val="12"/>
+    <w:qFormat/>
     <w:uiPriority w:val="0"/>
     <w:pPr>
       <w:widowControl w:val="0"/>
@@ -25790,6 +25785,7 @@
   <w:style w:type="table" w:styleId="111">
     <w:name w:val="Table Grid"/>
     <w:basedOn w:val="12"/>
+    <w:qFormat/>
     <w:uiPriority w:val="0"/>
     <w:pPr>
       <w:widowControl w:val="0"/>
@@ -26072,6 +26068,7 @@
   <w:style w:type="table" w:styleId="116">
     <w:name w:val="Table Grid 5"/>
     <w:basedOn w:val="12"/>
+    <w:qFormat/>
     <w:uiPriority w:val="0"/>
     <w:pPr>
       <w:widowControl w:val="0"/>
@@ -26300,6 +26297,7 @@
   <w:style w:type="table" w:styleId="119">
     <w:name w:val="Table Grid 8"/>
     <w:basedOn w:val="12"/>
+    <w:qFormat/>
     <w:uiPriority w:val="0"/>
     <w:pPr>
       <w:widowControl w:val="0"/>
@@ -26365,6 +26363,7 @@
   <w:style w:type="table" w:styleId="120">
     <w:name w:val="Table List 1"/>
     <w:basedOn w:val="12"/>
+    <w:qFormat/>
     <w:uiPriority w:val="0"/>
     <w:pPr>
       <w:widowControl w:val="0"/>
@@ -26448,6 +26447,7 @@
   <w:style w:type="table" w:styleId="121">
     <w:name w:val="Table List 2"/>
     <w:basedOn w:val="12"/>
+    <w:qFormat/>
     <w:uiPriority w:val="0"/>
     <w:pPr>
       <w:widowControl w:val="0"/>
@@ -26740,6 +26740,7 @@
   <w:style w:type="table" w:styleId="126">
     <w:name w:val="Table List 7"/>
     <w:basedOn w:val="12"/>
+    <w:qFormat/>
     <w:uiPriority w:val="0"/>
     <w:pPr>
       <w:widowControl w:val="0"/>
@@ -26945,6 +26946,7 @@
     <w:name w:val="table of authorities"/>
     <w:basedOn w:val="1"/>
     <w:next w:val="1"/>
+    <w:qFormat/>
     <w:uiPriority w:val="0"/>
     <w:pPr>
       <w:ind w:left="420" w:leftChars="200"/>
@@ -26954,6 +26956,7 @@
     <w:name w:val="table of figures"/>
     <w:basedOn w:val="1"/>
     <w:next w:val="1"/>
+    <w:qFormat/>
     <w:uiPriority w:val="0"/>
     <w:pPr>
       <w:ind w:leftChars="200" w:hanging="200" w:hangingChars="200"/>
@@ -26962,6 +26965,7 @@
   <w:style w:type="table" w:styleId="130">
     <w:name w:val="Table Professional"/>
     <w:basedOn w:val="12"/>
+    <w:qFormat/>
     <w:uiPriority w:val="0"/>
     <w:pPr>
       <w:widowControl w:val="0"/>
@@ -27038,6 +27042,7 @@
   <w:style w:type="table" w:styleId="132">
     <w:name w:val="Table Simple 2"/>
     <w:basedOn w:val="12"/>
+    <w:qFormat/>
     <w:uiPriority w:val="0"/>
     <w:pPr>
       <w:widowControl w:val="0"/>
@@ -27133,6 +27138,7 @@
   <w:style w:type="table" w:styleId="133">
     <w:name w:val="Table Simple 3"/>
     <w:basedOn w:val="12"/>
+    <w:qFormat/>
     <w:uiPriority w:val="0"/>
     <w:pPr>
       <w:widowControl w:val="0"/>
@@ -27168,6 +27174,7 @@
   <w:style w:type="table" w:styleId="134">
     <w:name w:val="Table Subtle 1"/>
     <w:basedOn w:val="12"/>
+    <w:qFormat/>
     <w:uiPriority w:val="0"/>
     <w:pPr>
       <w:widowControl w:val="0"/>
@@ -27259,6 +27266,7 @@
   <w:style w:type="table" w:styleId="135">
     <w:name w:val="Table Subtle 2"/>
     <w:basedOn w:val="12"/>
+    <w:qFormat/>
     <w:uiPriority w:val="0"/>
     <w:pPr>
       <w:widowControl w:val="0"/>
@@ -27342,6 +27350,7 @@
   <w:style w:type="table" w:styleId="136">
     <w:name w:val="Table Theme"/>
     <w:basedOn w:val="12"/>
+    <w:qFormat/>
     <w:uiPriority w:val="0"/>
     <w:pPr>
       <w:widowControl w:val="0"/>
@@ -27361,6 +27370,7 @@
   <w:style w:type="table" w:styleId="137">
     <w:name w:val="Table Web 1"/>
     <w:basedOn w:val="12"/>
+    <w:qFormat/>
     <w:uiPriority w:val="0"/>
     <w:pPr>
       <w:widowControl w:val="0"/>
@@ -27399,6 +27409,7 @@
   <w:style w:type="table" w:styleId="138">
     <w:name w:val="Table Web 2"/>
     <w:basedOn w:val="12"/>
+    <w:qFormat/>
     <w:uiPriority w:val="0"/>
     <w:pPr>
       <w:widowControl w:val="0"/>

--- a/docs (springboot)/module11_caching.docx
+++ b/docs (springboot)/module11_caching.docx
@@ -5491,7 +5491,27 @@
           <w:szCs w:val="22"/>
           <w:lang w:val="en-IN"/>
         </w:rPr>
-        <w:t>This is how you can create custom RedisCacheManager bean</w:t>
+        <w:t xml:space="preserve">This is how you can create custom </w:t>
+      </w:r>
+      <w:r>
+        <w:rPr>
+          <w:rFonts w:hint="default" w:ascii="Bodoni MT" w:hAnsi="Bodoni MT" w:eastAsia="等线" w:cs="Bodoni MT"/>
+          <w:i/>
+          <w:iCs/>
+          <w:sz w:val="22"/>
+          <w:szCs w:val="22"/>
+          <w:lang w:val="en-IN"/>
+        </w:rPr>
+        <w:t xml:space="preserve">RedisCacheManager </w:t>
+      </w:r>
+      <w:r>
+        <w:rPr>
+          <w:rFonts w:hint="default" w:ascii="Bodoni MT" w:hAnsi="Bodoni MT" w:eastAsia="等线" w:cs="Bodoni MT"/>
+          <w:sz w:val="22"/>
+          <w:szCs w:val="22"/>
+          <w:lang w:val="en-IN"/>
+        </w:rPr>
+        <w:t>bean</w:t>
       </w:r>
       <w:r>
         <w:rPr>
@@ -6302,8 +6322,8 @@
         </w:rPr>
         <w:drawing>
           <wp:inline distT="0" distB="0" distL="114300" distR="114300">
-            <wp:extent cx="5272405" cy="1953895"/>
-            <wp:effectExtent l="0" t="0" r="10795" b="1905"/>
+            <wp:extent cx="5036185" cy="1866900"/>
+            <wp:effectExtent l="0" t="0" r="5715" b="0"/>
             <wp:docPr id="28" name="Picture 28"/>
             <wp:cNvGraphicFramePr>
               <a:graphicFrameLocks xmlns:a="http://schemas.openxmlformats.org/drawingml/2006/main" noChangeAspect="1"/>
@@ -6326,7 +6346,7 @@
                   <pic:spPr>
                     <a:xfrm>
                       <a:off x="0" y="0"/>
-                      <a:ext cx="5272405" cy="1953895"/>
+                      <a:ext cx="5036185" cy="1866900"/>
                     </a:xfrm>
                     <a:prstGeom prst="rect">
                       <a:avLst/>
@@ -6465,8 +6485,8 @@
         </w:rPr>
         <w:drawing>
           <wp:inline distT="0" distB="0" distL="114300" distR="114300">
-            <wp:extent cx="5273040" cy="2816225"/>
-            <wp:effectExtent l="0" t="0" r="10160" b="3175"/>
+            <wp:extent cx="4486275" cy="2395855"/>
+            <wp:effectExtent l="0" t="0" r="9525" b="4445"/>
             <wp:docPr id="29" name="Picture 29"/>
             <wp:cNvGraphicFramePr>
               <a:graphicFrameLocks xmlns:a="http://schemas.openxmlformats.org/drawingml/2006/main" noChangeAspect="1"/>
@@ -6489,7 +6509,7 @@
                   <pic:spPr>
                     <a:xfrm>
                       <a:off x="0" y="0"/>
-                      <a:ext cx="5273040" cy="2816225"/>
+                      <a:ext cx="4486275" cy="2395855"/>
                     </a:xfrm>
                     <a:prstGeom prst="rect">
                       <a:avLst/>
@@ -6505,6 +6525,1168 @@
           </wp:inline>
         </w:drawing>
       </w:r>
+    </w:p>
+    <w:p>
+      <w:pPr>
+        <w:rPr>
+          <w:rFonts w:hint="default" w:ascii="Bodoni MT" w:hAnsi="Bodoni MT" w:eastAsia="等线" w:cs="Bodoni MT"/>
+          <w:sz w:val="22"/>
+          <w:szCs w:val="22"/>
+        </w:rPr>
+      </w:pPr>
+      <w:r>
+        <w:rPr>
+          <w:rFonts w:hint="default" w:ascii="Bodoni MT" w:hAnsi="Bodoni MT" w:cs="Bodoni MT"/>
+          <w:lang w:val="en-IN"/>
+        </w:rPr>
+        <w:br w:type="page"/>
+      </w:r>
+    </w:p>
+    <w:p>
+      <w:pPr>
+        <w:keepNext w:val="0"/>
+        <w:keepLines w:val="0"/>
+        <w:widowControl/>
+        <w:numPr>
+          <w:numId w:val="0"/>
+        </w:numPr>
+        <w:suppressLineNumbers w:val="0"/>
+        <w:spacing w:before="0" w:beforeAutospacing="0" w:after="0" w:afterAutospacing="0" w:line="360" w:lineRule="auto"/>
+        <w:ind w:leftChars="0" w:right="0" w:rightChars="0"/>
+        <w:jc w:val="center"/>
+        <w:rPr>
+          <w:rFonts w:hint="default" w:ascii="Bodoni MT" w:hAnsi="Bodoni MT" w:eastAsia="等线" w:cs="Bodoni MT"/>
+          <w:color w:val="002060"/>
+          <w:sz w:val="40"/>
+          <w:szCs w:val="40"/>
+          <w:highlight w:val="lightGray"/>
+          <w:u w:val="single"/>
+        </w:rPr>
+      </w:pPr>
+      <w:r>
+        <w:rPr>
+          <w:rFonts w:hint="default" w:ascii="Bodoni MT" w:hAnsi="Bodoni MT" w:eastAsia="等线" w:cs="Bodoni MT"/>
+          <w:b/>
+          <w:bCs/>
+          <w:color w:val="002060"/>
+          <w:sz w:val="40"/>
+          <w:szCs w:val="40"/>
+          <w:highlight w:val="lightGray"/>
+          <w:u w:val="single"/>
+          <w:lang w:val="en-IN"/>
+        </w:rPr>
+        <w:t>CacheManager</w:t>
+      </w:r>
+      <w:r>
+        <w:rPr>
+          <w:rFonts w:hint="default" w:ascii="Bodoni MT" w:hAnsi="Bodoni MT" w:eastAsia="等线" w:cs="Bodoni MT"/>
+          <w:b w:val="0"/>
+          <w:bCs w:val="0"/>
+          <w:color w:val="002060"/>
+          <w:sz w:val="40"/>
+          <w:szCs w:val="40"/>
+          <w:highlight w:val="lightGray"/>
+          <w:u w:val="single"/>
+          <w:lang w:val="en-IN"/>
+        </w:rPr>
+        <w:t xml:space="preserve"> hierarchies and usage</w:t>
+      </w:r>
+    </w:p>
+    <w:p>
+      <w:pPr>
+        <w:keepNext w:val="0"/>
+        <w:keepLines w:val="0"/>
+        <w:widowControl/>
+        <w:numPr>
+          <w:ilvl w:val="0"/>
+          <w:numId w:val="11"/>
+        </w:numPr>
+        <w:suppressLineNumbers w:val="0"/>
+        <w:spacing w:before="0" w:beforeAutospacing="0" w:after="0" w:afterAutospacing="0" w:line="360" w:lineRule="auto"/>
+        <w:ind w:left="420" w:leftChars="0" w:right="0" w:hanging="420" w:firstLineChars="0"/>
+        <w:jc w:val="left"/>
+        <w:rPr>
+          <w:rFonts w:hint="default" w:ascii="Bodoni MT" w:hAnsi="Bodoni MT" w:eastAsia="等线" w:cs="Bodoni MT"/>
+          <w:sz w:val="22"/>
+          <w:szCs w:val="22"/>
+        </w:rPr>
+      </w:pPr>
+      <w:r>
+        <w:rPr>
+          <w:rFonts w:hint="default" w:ascii="Bodoni MT" w:hAnsi="Bodoni MT" w:eastAsia="等线" w:cs="Bodoni MT"/>
+          <w:sz w:val="22"/>
+          <w:szCs w:val="22"/>
+          <w:lang w:val="en-IN"/>
+        </w:rPr>
+        <w:t>There are 3 implementations (not exactly 3, can be more as well)</w:t>
+      </w:r>
+    </w:p>
+    <w:p>
+      <w:pPr>
+        <w:keepNext w:val="0"/>
+        <w:keepLines w:val="0"/>
+        <w:widowControl/>
+        <w:numPr>
+          <w:ilvl w:val="1"/>
+          <w:numId w:val="11"/>
+        </w:numPr>
+        <w:suppressLineNumbers w:val="0"/>
+        <w:spacing w:before="0" w:beforeAutospacing="0" w:after="0" w:afterAutospacing="0" w:line="360" w:lineRule="auto"/>
+        <w:ind w:left="840" w:leftChars="0" w:right="0" w:hanging="420" w:firstLineChars="0"/>
+        <w:jc w:val="left"/>
+        <w:rPr>
+          <w:rFonts w:hint="default" w:ascii="Bodoni MT" w:hAnsi="Bodoni MT" w:eastAsia="等线" w:cs="Bodoni MT"/>
+          <w:sz w:val="22"/>
+          <w:szCs w:val="22"/>
+        </w:rPr>
+      </w:pPr>
+      <w:r>
+        <w:rPr>
+          <w:rFonts w:hint="default" w:ascii="Bodoni MT" w:hAnsi="Bodoni MT" w:eastAsia="等线" w:cs="Bodoni MT"/>
+          <w:b/>
+          <w:bCs/>
+          <w:sz w:val="22"/>
+          <w:szCs w:val="22"/>
+          <w:lang w:val="en-IN"/>
+        </w:rPr>
+        <w:t>SimpleCacheManager</w:t>
+      </w:r>
+    </w:p>
+    <w:p>
+      <w:pPr>
+        <w:keepNext w:val="0"/>
+        <w:keepLines w:val="0"/>
+        <w:widowControl/>
+        <w:numPr>
+          <w:ilvl w:val="1"/>
+          <w:numId w:val="11"/>
+        </w:numPr>
+        <w:suppressLineNumbers w:val="0"/>
+        <w:spacing w:before="0" w:beforeAutospacing="0" w:after="0" w:afterAutospacing="0" w:line="360" w:lineRule="auto"/>
+        <w:ind w:left="840" w:leftChars="0" w:right="0" w:hanging="420" w:firstLineChars="0"/>
+        <w:jc w:val="left"/>
+        <w:rPr>
+          <w:rFonts w:hint="default" w:ascii="Bodoni MT" w:hAnsi="Bodoni MT" w:eastAsia="等线" w:cs="Bodoni MT"/>
+          <w:sz w:val="22"/>
+          <w:szCs w:val="22"/>
+        </w:rPr>
+      </w:pPr>
+      <w:r>
+        <w:rPr>
+          <w:rFonts w:hint="default" w:ascii="Bodoni MT" w:hAnsi="Bodoni MT" w:eastAsia="等线" w:cs="Bodoni MT"/>
+          <w:b/>
+          <w:bCs/>
+          <w:sz w:val="22"/>
+          <w:szCs w:val="22"/>
+          <w:lang w:val="en-IN"/>
+        </w:rPr>
+        <w:t>JCacheCacheManager</w:t>
+      </w:r>
+      <w:r>
+        <w:rPr>
+          <w:rFonts w:hint="default" w:ascii="Bodoni MT" w:hAnsi="Bodoni MT" w:eastAsia="等线" w:cs="Bodoni MT"/>
+          <w:b w:val="0"/>
+          <w:bCs w:val="0"/>
+          <w:sz w:val="22"/>
+          <w:szCs w:val="22"/>
+          <w:lang w:val="en-IN"/>
+        </w:rPr>
+        <w:t xml:space="preserve">   ( 2 times Cache)</w:t>
+      </w:r>
+    </w:p>
+    <w:p>
+      <w:pPr>
+        <w:keepNext w:val="0"/>
+        <w:keepLines w:val="0"/>
+        <w:widowControl/>
+        <w:numPr>
+          <w:ilvl w:val="1"/>
+          <w:numId w:val="11"/>
+        </w:numPr>
+        <w:suppressLineNumbers w:val="0"/>
+        <w:spacing w:before="0" w:beforeAutospacing="0" w:after="0" w:afterAutospacing="0" w:line="360" w:lineRule="auto"/>
+        <w:ind w:left="840" w:leftChars="0" w:right="0" w:hanging="420" w:firstLineChars="0"/>
+        <w:jc w:val="left"/>
+        <w:rPr>
+          <w:rFonts w:hint="default" w:ascii="Bodoni MT" w:hAnsi="Bodoni MT" w:eastAsia="等线" w:cs="Bodoni MT"/>
+          <w:sz w:val="22"/>
+          <w:szCs w:val="22"/>
+        </w:rPr>
+      </w:pPr>
+      <w:r>
+        <w:rPr>
+          <w:rFonts w:hint="default" w:ascii="Bodoni MT" w:hAnsi="Bodoni MT" w:eastAsia="等线" w:cs="Bodoni MT"/>
+          <w:b/>
+          <w:bCs/>
+          <w:sz w:val="22"/>
+          <w:szCs w:val="22"/>
+          <w:lang w:val="en-IN"/>
+        </w:rPr>
+        <w:t>RedisCacheManager</w:t>
+      </w:r>
+      <w:r>
+        <w:rPr>
+          <w:rFonts w:hint="default" w:ascii="Bodoni MT" w:hAnsi="Bodoni MT" w:eastAsia="等线" w:cs="Bodoni MT"/>
+          <w:b w:val="0"/>
+          <w:bCs w:val="0"/>
+          <w:sz w:val="22"/>
+          <w:szCs w:val="22"/>
+          <w:lang w:val="en-IN"/>
+        </w:rPr>
+        <w:t xml:space="preserve">  ( can be any other as well, I am using redis)</w:t>
+      </w:r>
+    </w:p>
+    <w:p>
+      <w:pPr>
+        <w:keepNext w:val="0"/>
+        <w:keepLines w:val="0"/>
+        <w:widowControl/>
+        <w:numPr>
+          <w:ilvl w:val="0"/>
+          <w:numId w:val="11"/>
+        </w:numPr>
+        <w:suppressLineNumbers w:val="0"/>
+        <w:spacing w:before="0" w:beforeAutospacing="0" w:after="0" w:afterAutospacing="0" w:line="360" w:lineRule="auto"/>
+        <w:ind w:left="420" w:leftChars="0" w:right="0" w:hanging="420" w:firstLineChars="0"/>
+        <w:jc w:val="left"/>
+        <w:rPr>
+          <w:rFonts w:hint="default" w:ascii="Bodoni MT" w:hAnsi="Bodoni MT" w:eastAsia="等线" w:cs="Bodoni MT"/>
+          <w:sz w:val="22"/>
+          <w:szCs w:val="22"/>
+        </w:rPr>
+      </w:pPr>
+      <w:r>
+        <w:rPr>
+          <w:rFonts w:hint="default" w:ascii="Bodoni MT" w:hAnsi="Bodoni MT" w:cs="Bodoni MT"/>
+        </w:rPr>
+        <w:drawing>
+          <wp:inline distT="0" distB="0" distL="114300" distR="114300">
+            <wp:extent cx="4838700" cy="4051300"/>
+            <wp:effectExtent l="0" t="0" r="0" b="0"/>
+            <wp:docPr id="55" name="Picture 1"/>
+            <wp:cNvGraphicFramePr>
+              <a:graphicFrameLocks xmlns:a="http://schemas.openxmlformats.org/drawingml/2006/main" noChangeAspect="1"/>
+            </wp:cNvGraphicFramePr>
+            <a:graphic xmlns:a="http://schemas.openxmlformats.org/drawingml/2006/main">
+              <a:graphicData uri="http://schemas.openxmlformats.org/drawingml/2006/picture">
+                <pic:pic xmlns:pic="http://schemas.openxmlformats.org/drawingml/2006/picture">
+                  <pic:nvPicPr>
+                    <pic:cNvPr id="55" name="Picture 1"/>
+                    <pic:cNvPicPr>
+                      <a:picLocks noChangeAspect="1"/>
+                    </pic:cNvPicPr>
+                  </pic:nvPicPr>
+                  <pic:blipFill>
+                    <a:blip r:embed="rId29"/>
+                    <a:srcRect l="4074" t="4972" r="4074" b="7403"/>
+                    <a:stretch>
+                      <a:fillRect/>
+                    </a:stretch>
+                  </pic:blipFill>
+                  <pic:spPr>
+                    <a:xfrm>
+                      <a:off x="0" y="0"/>
+                      <a:ext cx="4838700" cy="4051300"/>
+                    </a:xfrm>
+                    <a:prstGeom prst="rect">
+                      <a:avLst/>
+                    </a:prstGeom>
+                    <a:noFill/>
+                    <a:ln>
+                      <a:noFill/>
+                    </a:ln>
+                  </pic:spPr>
+                </pic:pic>
+              </a:graphicData>
+            </a:graphic>
+          </wp:inline>
+        </w:drawing>
+      </w:r>
+    </w:p>
+    <w:p>
+      <w:pPr>
+        <w:keepNext w:val="0"/>
+        <w:keepLines w:val="0"/>
+        <w:widowControl/>
+        <w:numPr>
+          <w:ilvl w:val="0"/>
+          <w:numId w:val="11"/>
+        </w:numPr>
+        <w:suppressLineNumbers w:val="0"/>
+        <w:spacing w:before="0" w:beforeAutospacing="0" w:after="0" w:afterAutospacing="0" w:line="360" w:lineRule="auto"/>
+        <w:ind w:left="420" w:leftChars="0" w:right="0" w:hanging="420" w:firstLineChars="0"/>
+        <w:jc w:val="left"/>
+        <w:rPr>
+          <w:rFonts w:hint="default" w:ascii="Bodoni MT" w:hAnsi="Bodoni MT" w:eastAsia="等线" w:cs="Bodoni MT"/>
+          <w:sz w:val="22"/>
+          <w:szCs w:val="22"/>
+        </w:rPr>
+      </w:pPr>
+      <w:r>
+        <w:rPr>
+          <w:rFonts w:hint="default" w:ascii="Bodoni MT" w:hAnsi="Bodoni MT" w:eastAsia="等线" w:cs="Bodoni MT"/>
+          <w:b/>
+          <w:bCs/>
+          <w:color w:val="C00000"/>
+          <w:sz w:val="22"/>
+          <w:szCs w:val="22"/>
+          <w:lang w:val="en-IN"/>
+        </w:rPr>
+        <w:t>SimpleCacheManager</w:t>
+      </w:r>
+    </w:p>
+    <w:p>
+      <w:pPr>
+        <w:keepNext w:val="0"/>
+        <w:keepLines w:val="0"/>
+        <w:widowControl/>
+        <w:numPr>
+          <w:ilvl w:val="1"/>
+          <w:numId w:val="11"/>
+        </w:numPr>
+        <w:suppressLineNumbers w:val="0"/>
+        <w:spacing w:before="0" w:beforeAutospacing="0" w:after="0" w:afterAutospacing="0" w:line="360" w:lineRule="auto"/>
+        <w:ind w:left="840" w:leftChars="0" w:right="0" w:hanging="420" w:firstLineChars="0"/>
+        <w:jc w:val="left"/>
+        <w:rPr>
+          <w:rFonts w:hint="default" w:ascii="Bodoni MT" w:hAnsi="Bodoni MT" w:eastAsia="等线" w:cs="Bodoni MT"/>
+          <w:sz w:val="22"/>
+          <w:szCs w:val="22"/>
+        </w:rPr>
+      </w:pPr>
+      <w:r>
+        <w:rPr>
+          <w:rFonts w:hint="default" w:ascii="Bodoni MT" w:hAnsi="Bodoni MT" w:eastAsia="等线" w:cs="Bodoni MT"/>
+          <w:sz w:val="22"/>
+          <w:szCs w:val="22"/>
+          <w:lang w:val="en-IN"/>
+        </w:rPr>
+        <w:t>It’s the simplest form of cache manager &amp; only stores Java objects.</w:t>
+      </w:r>
+    </w:p>
+    <w:p>
+      <w:pPr>
+        <w:keepNext w:val="0"/>
+        <w:keepLines w:val="0"/>
+        <w:widowControl/>
+        <w:numPr>
+          <w:ilvl w:val="1"/>
+          <w:numId w:val="11"/>
+        </w:numPr>
+        <w:suppressLineNumbers w:val="0"/>
+        <w:spacing w:before="0" w:beforeAutospacing="0" w:after="0" w:afterAutospacing="0" w:line="360" w:lineRule="auto"/>
+        <w:ind w:left="840" w:leftChars="0" w:right="0" w:hanging="420" w:firstLineChars="0"/>
+        <w:jc w:val="left"/>
+        <w:rPr>
+          <w:rFonts w:hint="default" w:ascii="Bodoni MT" w:hAnsi="Bodoni MT" w:eastAsia="等线" w:cs="Bodoni MT"/>
+          <w:sz w:val="22"/>
+          <w:szCs w:val="22"/>
+        </w:rPr>
+      </w:pPr>
+      <w:r>
+        <w:rPr>
+          <w:rFonts w:hint="default" w:ascii="Bodoni MT" w:hAnsi="Bodoni MT" w:eastAsia="等线" w:cs="Bodoni MT"/>
+          <w:sz w:val="22"/>
+          <w:szCs w:val="22"/>
+          <w:lang w:val="en-IN"/>
+        </w:rPr>
+        <w:t xml:space="preserve">It stores in </w:t>
+      </w:r>
+      <w:r>
+        <w:rPr>
+          <w:rFonts w:hint="default" w:ascii="Bodoni MT" w:hAnsi="Bodoni MT" w:eastAsia="等线" w:cs="Bodoni MT"/>
+          <w:i/>
+          <w:iCs/>
+          <w:sz w:val="22"/>
+          <w:szCs w:val="22"/>
+          <w:lang w:val="en-IN"/>
+        </w:rPr>
+        <w:t>memory</w:t>
+      </w:r>
+      <w:r>
+        <w:rPr>
+          <w:rFonts w:hint="default" w:ascii="Bodoni MT" w:hAnsi="Bodoni MT" w:eastAsia="等线" w:cs="Bodoni MT"/>
+          <w:i w:val="0"/>
+          <w:iCs w:val="0"/>
+          <w:sz w:val="22"/>
+          <w:szCs w:val="22"/>
+          <w:lang w:val="en-IN"/>
+        </w:rPr>
+        <w:t xml:space="preserve"> and only supports </w:t>
+      </w:r>
+      <w:r>
+        <w:rPr>
+          <w:rFonts w:hint="default" w:ascii="Bodoni MT" w:hAnsi="Bodoni MT" w:eastAsia="等线" w:cs="Bodoni MT"/>
+          <w:b w:val="0"/>
+          <w:bCs w:val="0"/>
+          <w:i w:val="0"/>
+          <w:iCs w:val="0"/>
+          <w:sz w:val="22"/>
+          <w:szCs w:val="22"/>
+          <w:lang w:val="en-IN"/>
+        </w:rPr>
+        <w:t>GET, PUT methods, nothing else.</w:t>
+      </w:r>
+    </w:p>
+    <w:p>
+      <w:pPr>
+        <w:keepNext w:val="0"/>
+        <w:keepLines w:val="0"/>
+        <w:widowControl/>
+        <w:numPr>
+          <w:ilvl w:val="1"/>
+          <w:numId w:val="11"/>
+        </w:numPr>
+        <w:suppressLineNumbers w:val="0"/>
+        <w:spacing w:before="0" w:beforeAutospacing="0" w:after="0" w:afterAutospacing="0" w:line="360" w:lineRule="auto"/>
+        <w:ind w:left="840" w:leftChars="0" w:right="0" w:hanging="420" w:firstLineChars="0"/>
+        <w:jc w:val="left"/>
+        <w:rPr>
+          <w:rFonts w:hint="default" w:ascii="Bodoni MT" w:hAnsi="Bodoni MT" w:eastAsia="等线" w:cs="Bodoni MT"/>
+          <w:sz w:val="22"/>
+          <w:szCs w:val="22"/>
+        </w:rPr>
+      </w:pPr>
+      <w:r>
+        <w:rPr>
+          <w:rFonts w:hint="default" w:ascii="Bodoni MT" w:hAnsi="Bodoni MT" w:eastAsia="等线" w:cs="Bodoni MT"/>
+          <w:b w:val="0"/>
+          <w:bCs w:val="0"/>
+          <w:i w:val="0"/>
+          <w:iCs w:val="0"/>
+          <w:sz w:val="22"/>
+          <w:szCs w:val="22"/>
+          <w:lang w:val="en-IN"/>
+        </w:rPr>
+        <w:t xml:space="preserve">There is no </w:t>
+      </w:r>
+      <w:r>
+        <w:rPr>
+          <w:rFonts w:hint="default" w:ascii="Bodoni MT" w:hAnsi="Bodoni MT" w:eastAsia="等线" w:cs="Bodoni MT"/>
+          <w:b w:val="0"/>
+          <w:bCs w:val="0"/>
+          <w:i/>
+          <w:iCs/>
+          <w:sz w:val="22"/>
+          <w:szCs w:val="22"/>
+          <w:lang w:val="en-IN"/>
+        </w:rPr>
+        <w:t>eviction</w:t>
+      </w:r>
+      <w:r>
+        <w:rPr>
+          <w:rFonts w:hint="default" w:ascii="Bodoni MT" w:hAnsi="Bodoni MT" w:eastAsia="等线" w:cs="Bodoni MT"/>
+          <w:b w:val="0"/>
+          <w:bCs w:val="0"/>
+          <w:i w:val="0"/>
+          <w:iCs w:val="0"/>
+          <w:sz w:val="22"/>
+          <w:szCs w:val="22"/>
+          <w:lang w:val="en-IN"/>
+        </w:rPr>
+        <w:t xml:space="preserve"> policy or cache storing.</w:t>
+      </w:r>
+    </w:p>
+    <w:p>
+      <w:pPr>
+        <w:keepNext w:val="0"/>
+        <w:keepLines w:val="0"/>
+        <w:widowControl/>
+        <w:numPr>
+          <w:ilvl w:val="0"/>
+          <w:numId w:val="11"/>
+        </w:numPr>
+        <w:suppressLineNumbers w:val="0"/>
+        <w:spacing w:before="0" w:beforeAutospacing="0" w:after="0" w:afterAutospacing="0" w:line="360" w:lineRule="auto"/>
+        <w:ind w:left="420" w:leftChars="0" w:right="0" w:hanging="420" w:firstLineChars="0"/>
+        <w:jc w:val="left"/>
+        <w:rPr>
+          <w:rFonts w:hint="default" w:ascii="Bodoni MT" w:hAnsi="Bodoni MT" w:eastAsia="等线" w:cs="Bodoni MT"/>
+          <w:sz w:val="22"/>
+          <w:szCs w:val="22"/>
+        </w:rPr>
+      </w:pPr>
+      <w:r>
+        <w:rPr>
+          <w:rFonts w:hint="default" w:ascii="Bodoni MT" w:hAnsi="Bodoni MT" w:eastAsia="等线" w:cs="Bodoni MT"/>
+          <w:b/>
+          <w:bCs/>
+          <w:i w:val="0"/>
+          <w:iCs w:val="0"/>
+          <w:color w:val="C00000"/>
+          <w:sz w:val="22"/>
+          <w:szCs w:val="22"/>
+          <w:lang w:val="en-IN"/>
+        </w:rPr>
+        <w:t>JCacheManager</w:t>
+      </w:r>
+    </w:p>
+    <w:p>
+      <w:pPr>
+        <w:keepNext w:val="0"/>
+        <w:keepLines w:val="0"/>
+        <w:widowControl/>
+        <w:numPr>
+          <w:ilvl w:val="1"/>
+          <w:numId w:val="11"/>
+        </w:numPr>
+        <w:suppressLineNumbers w:val="0"/>
+        <w:spacing w:before="0" w:beforeAutospacing="0" w:after="0" w:afterAutospacing="0" w:line="360" w:lineRule="auto"/>
+        <w:ind w:left="840" w:leftChars="0" w:right="0" w:hanging="420" w:firstLineChars="0"/>
+        <w:jc w:val="left"/>
+        <w:rPr>
+          <w:rFonts w:hint="default" w:ascii="Bodoni MT" w:hAnsi="Bodoni MT" w:eastAsia="等线" w:cs="Bodoni MT"/>
+          <w:sz w:val="22"/>
+          <w:szCs w:val="22"/>
+        </w:rPr>
+      </w:pPr>
+      <w:r>
+        <w:rPr>
+          <w:rFonts w:hint="default" w:ascii="Bodoni MT" w:hAnsi="Bodoni MT" w:eastAsia="等线" w:cs="Bodoni MT"/>
+          <w:sz w:val="22"/>
+          <w:szCs w:val="22"/>
+          <w:lang w:val="en-IN"/>
+        </w:rPr>
+        <w:t>Its little enhanced form of SimpleCacheManager.</w:t>
+      </w:r>
+    </w:p>
+    <w:p>
+      <w:pPr>
+        <w:keepNext w:val="0"/>
+        <w:keepLines w:val="0"/>
+        <w:widowControl/>
+        <w:numPr>
+          <w:ilvl w:val="1"/>
+          <w:numId w:val="11"/>
+        </w:numPr>
+        <w:suppressLineNumbers w:val="0"/>
+        <w:spacing w:before="0" w:beforeAutospacing="0" w:after="0" w:afterAutospacing="0" w:line="360" w:lineRule="auto"/>
+        <w:ind w:left="840" w:leftChars="0" w:right="0" w:hanging="420" w:firstLineChars="0"/>
+        <w:jc w:val="left"/>
+        <w:rPr>
+          <w:rFonts w:hint="default" w:ascii="Bodoni MT" w:hAnsi="Bodoni MT" w:eastAsia="等线" w:cs="Bodoni MT"/>
+          <w:sz w:val="22"/>
+          <w:szCs w:val="22"/>
+        </w:rPr>
+      </w:pPr>
+      <w:r>
+        <w:rPr>
+          <w:rFonts w:hint="default" w:ascii="Bodoni MT" w:hAnsi="Bodoni MT" w:eastAsia="等线" w:cs="Bodoni MT"/>
+          <w:sz w:val="22"/>
+          <w:szCs w:val="22"/>
+          <w:lang w:val="en-IN"/>
+        </w:rPr>
+        <w:t xml:space="preserve">It also only stores </w:t>
+      </w:r>
+      <w:r>
+        <w:rPr>
+          <w:rFonts w:hint="default" w:ascii="Bodoni MT" w:hAnsi="Bodoni MT" w:eastAsia="等线" w:cs="Bodoni MT"/>
+          <w:b/>
+          <w:bCs/>
+          <w:i/>
+          <w:iCs/>
+          <w:sz w:val="22"/>
+          <w:szCs w:val="22"/>
+          <w:lang w:val="en-IN"/>
+        </w:rPr>
+        <w:t xml:space="preserve">Java Objects </w:t>
+      </w:r>
+      <w:r>
+        <w:rPr>
+          <w:rFonts w:hint="default" w:ascii="Bodoni MT" w:hAnsi="Bodoni MT" w:eastAsia="等线" w:cs="Bodoni MT"/>
+          <w:b w:val="0"/>
+          <w:bCs w:val="0"/>
+          <w:i w:val="0"/>
+          <w:iCs w:val="0"/>
+          <w:sz w:val="22"/>
+          <w:szCs w:val="22"/>
+          <w:lang w:val="en-IN"/>
+        </w:rPr>
+        <w:t>and runs inside JVM.</w:t>
+      </w:r>
+    </w:p>
+    <w:p>
+      <w:pPr>
+        <w:keepNext w:val="0"/>
+        <w:keepLines w:val="0"/>
+        <w:widowControl/>
+        <w:numPr>
+          <w:ilvl w:val="1"/>
+          <w:numId w:val="11"/>
+        </w:numPr>
+        <w:suppressLineNumbers w:val="0"/>
+        <w:spacing w:before="0" w:beforeAutospacing="0" w:after="0" w:afterAutospacing="0" w:line="360" w:lineRule="auto"/>
+        <w:ind w:left="840" w:leftChars="0" w:right="0" w:hanging="420" w:firstLineChars="0"/>
+        <w:jc w:val="left"/>
+        <w:rPr>
+          <w:rFonts w:hint="default" w:ascii="Bodoni MT" w:hAnsi="Bodoni MT" w:eastAsia="等线" w:cs="Bodoni MT"/>
+          <w:sz w:val="22"/>
+          <w:szCs w:val="22"/>
+        </w:rPr>
+      </w:pPr>
+      <w:r>
+        <w:rPr>
+          <w:rFonts w:hint="default" w:ascii="Bodoni MT" w:hAnsi="Bodoni MT" w:eastAsia="等线" w:cs="Bodoni MT"/>
+          <w:sz w:val="22"/>
+          <w:szCs w:val="22"/>
+          <w:lang w:val="en-IN"/>
+        </w:rPr>
+        <w:t>Its just a wrapper that delegates the call to actual Cache providers who supports JCache type of cache.</w:t>
+      </w:r>
+    </w:p>
+    <w:p>
+      <w:pPr>
+        <w:keepNext w:val="0"/>
+        <w:keepLines w:val="0"/>
+        <w:widowControl/>
+        <w:numPr>
+          <w:ilvl w:val="2"/>
+          <w:numId w:val="11"/>
+        </w:numPr>
+        <w:suppressLineNumbers w:val="0"/>
+        <w:spacing w:before="0" w:beforeAutospacing="0" w:after="0" w:afterAutospacing="0" w:line="360" w:lineRule="auto"/>
+        <w:ind w:left="1260" w:leftChars="0" w:right="0" w:hanging="420" w:firstLineChars="0"/>
+        <w:jc w:val="left"/>
+        <w:rPr>
+          <w:rFonts w:hint="default" w:ascii="Bodoni MT" w:hAnsi="Bodoni MT" w:eastAsia="等线" w:cs="Bodoni MT"/>
+          <w:sz w:val="22"/>
+          <w:szCs w:val="22"/>
+        </w:rPr>
+      </w:pPr>
+      <w:r>
+        <w:rPr>
+          <w:rFonts w:hint="default" w:ascii="Bodoni MT" w:hAnsi="Bodoni MT" w:eastAsia="等线" w:cs="Bodoni MT"/>
+          <w:sz w:val="22"/>
+          <w:szCs w:val="22"/>
+          <w:lang w:val="en-IN"/>
+        </w:rPr>
+        <w:t xml:space="preserve">Example: </w:t>
+      </w:r>
+      <w:r>
+        <w:rPr>
+          <w:rFonts w:hint="default" w:ascii="Bodoni MT" w:hAnsi="Bodoni MT" w:eastAsia="等线" w:cs="Bodoni MT"/>
+          <w:sz w:val="22"/>
+          <w:szCs w:val="22"/>
+          <w:lang w:val="en-IN"/>
+        </w:rPr>
+        <w:t>Ehcache 3, Hazelcast, Infinispan, Caffeine</w:t>
+      </w:r>
+    </w:p>
+    <w:p>
+      <w:pPr>
+        <w:keepNext w:val="0"/>
+        <w:keepLines w:val="0"/>
+        <w:widowControl/>
+        <w:numPr>
+          <w:ilvl w:val="1"/>
+          <w:numId w:val="11"/>
+        </w:numPr>
+        <w:suppressLineNumbers w:val="0"/>
+        <w:spacing w:before="0" w:beforeAutospacing="0" w:after="0" w:afterAutospacing="0" w:line="360" w:lineRule="auto"/>
+        <w:ind w:left="840" w:leftChars="0" w:right="0" w:hanging="420" w:firstLineChars="0"/>
+        <w:jc w:val="left"/>
+        <w:rPr>
+          <w:rFonts w:hint="default" w:ascii="Bodoni MT" w:hAnsi="Bodoni MT" w:eastAsia="等线" w:cs="Bodoni MT"/>
+          <w:sz w:val="22"/>
+          <w:szCs w:val="22"/>
+        </w:rPr>
+      </w:pPr>
+      <w:r>
+        <w:rPr>
+          <w:rFonts w:hint="default" w:ascii="Bodoni MT" w:hAnsi="Bodoni MT" w:eastAsia="等线" w:cs="Bodoni MT"/>
+          <w:sz w:val="22"/>
+          <w:szCs w:val="22"/>
+          <w:lang w:val="en-IN"/>
+        </w:rPr>
+        <w:t>It has enhanced features w.r.t. storage location, lifecycle management(get, put, evict, expiry ..etc).</w:t>
+      </w:r>
+    </w:p>
+    <w:p>
+      <w:pPr>
+        <w:keepNext w:val="0"/>
+        <w:keepLines w:val="0"/>
+        <w:widowControl/>
+        <w:numPr>
+          <w:ilvl w:val="1"/>
+          <w:numId w:val="11"/>
+        </w:numPr>
+        <w:suppressLineNumbers w:val="0"/>
+        <w:spacing w:before="0" w:beforeAutospacing="0" w:after="0" w:afterAutospacing="0" w:line="360" w:lineRule="auto"/>
+        <w:ind w:left="840" w:leftChars="0" w:right="0" w:hanging="420" w:firstLineChars="0"/>
+        <w:jc w:val="left"/>
+        <w:rPr>
+          <w:rFonts w:hint="default" w:ascii="Bodoni MT" w:hAnsi="Bodoni MT" w:eastAsia="等线" w:cs="Bodoni MT"/>
+          <w:sz w:val="22"/>
+          <w:szCs w:val="22"/>
+        </w:rPr>
+      </w:pPr>
+      <w:r>
+        <w:rPr>
+          <w:rFonts w:hint="default" w:ascii="Bodoni MT" w:hAnsi="Bodoni MT" w:eastAsia="等线" w:cs="Bodoni MT"/>
+          <w:sz w:val="22"/>
+          <w:szCs w:val="22"/>
+          <w:lang w:val="en-IN"/>
+        </w:rPr>
+        <w:t>Analogy: SimpleCacheManager is like storing things on your desk. JCacheCacheManager is like storing in warhouse keeping things organized in separate layers.</w:t>
+      </w:r>
+    </w:p>
+    <w:p>
+      <w:pPr>
+        <w:keepNext w:val="0"/>
+        <w:keepLines w:val="0"/>
+        <w:widowControl/>
+        <w:numPr>
+          <w:ilvl w:val="1"/>
+          <w:numId w:val="11"/>
+        </w:numPr>
+        <w:suppressLineNumbers w:val="0"/>
+        <w:spacing w:before="0" w:beforeAutospacing="0" w:after="0" w:afterAutospacing="0" w:line="360" w:lineRule="auto"/>
+        <w:ind w:left="840" w:leftChars="0" w:right="0" w:hanging="420" w:firstLineChars="0"/>
+        <w:jc w:val="left"/>
+        <w:rPr>
+          <w:rFonts w:hint="default" w:ascii="Bodoni MT" w:hAnsi="Bodoni MT" w:eastAsia="等线" w:cs="Bodoni MT"/>
+          <w:sz w:val="22"/>
+          <w:szCs w:val="22"/>
+        </w:rPr>
+      </w:pPr>
+      <w:r>
+        <w:rPr>
+          <w:rFonts w:hint="default" w:ascii="Bodoni MT" w:hAnsi="Bodoni MT" w:cs="Bodoni MT"/>
+        </w:rPr>
+        <w:drawing>
+          <wp:inline distT="0" distB="0" distL="114300" distR="114300">
+            <wp:extent cx="1838325" cy="217170"/>
+            <wp:effectExtent l="0" t="0" r="3175" b="11430"/>
+            <wp:docPr id="60" name="Picture 2"/>
+            <wp:cNvGraphicFramePr>
+              <a:graphicFrameLocks xmlns:a="http://schemas.openxmlformats.org/drawingml/2006/main" noChangeAspect="1"/>
+            </wp:cNvGraphicFramePr>
+            <a:graphic xmlns:a="http://schemas.openxmlformats.org/drawingml/2006/main">
+              <a:graphicData uri="http://schemas.openxmlformats.org/drawingml/2006/picture">
+                <pic:pic xmlns:pic="http://schemas.openxmlformats.org/drawingml/2006/picture">
+                  <pic:nvPicPr>
+                    <pic:cNvPr id="60" name="Picture 2"/>
+                    <pic:cNvPicPr>
+                      <a:picLocks noChangeAspect="1"/>
+                    </pic:cNvPicPr>
+                  </pic:nvPicPr>
+                  <pic:blipFill>
+                    <a:blip r:embed="rId30"/>
+                    <a:stretch>
+                      <a:fillRect/>
+                    </a:stretch>
+                  </pic:blipFill>
+                  <pic:spPr>
+                    <a:xfrm>
+                      <a:off x="0" y="0"/>
+                      <a:ext cx="1838325" cy="217170"/>
+                    </a:xfrm>
+                    <a:prstGeom prst="rect">
+                      <a:avLst/>
+                    </a:prstGeom>
+                    <a:noFill/>
+                    <a:ln>
+                      <a:noFill/>
+                    </a:ln>
+                  </pic:spPr>
+                </pic:pic>
+              </a:graphicData>
+            </a:graphic>
+          </wp:inline>
+        </w:drawing>
+      </w:r>
+      <w:r>
+        <w:rPr>
+          <w:rFonts w:hint="default" w:ascii="Bodoni MT" w:hAnsi="Bodoni MT" w:cs="Bodoni MT"/>
+          <w:lang w:val="en-IN"/>
+        </w:rPr>
+        <w:t xml:space="preserve">  (JCache)</w:t>
+      </w:r>
+    </w:p>
+    <w:p>
+      <w:pPr>
+        <w:keepNext w:val="0"/>
+        <w:keepLines w:val="0"/>
+        <w:widowControl/>
+        <w:numPr>
+          <w:ilvl w:val="0"/>
+          <w:numId w:val="11"/>
+        </w:numPr>
+        <w:suppressLineNumbers w:val="0"/>
+        <w:spacing w:before="0" w:beforeAutospacing="0" w:after="0" w:afterAutospacing="0" w:line="360" w:lineRule="auto"/>
+        <w:ind w:left="420" w:leftChars="0" w:right="0" w:hanging="420" w:firstLineChars="0"/>
+        <w:jc w:val="left"/>
+        <w:rPr>
+          <w:rFonts w:hint="default" w:ascii="Bodoni MT" w:hAnsi="Bodoni MT" w:eastAsia="等线" w:cs="Bodoni MT"/>
+          <w:sz w:val="22"/>
+          <w:szCs w:val="22"/>
+        </w:rPr>
+      </w:pPr>
+      <w:r>
+        <w:rPr>
+          <w:rFonts w:hint="default" w:ascii="Bodoni MT" w:hAnsi="Bodoni MT" w:eastAsia="等线" w:cs="Bodoni MT"/>
+          <w:b/>
+          <w:bCs/>
+          <w:sz w:val="22"/>
+          <w:szCs w:val="22"/>
+          <w:lang w:val="en-IN"/>
+        </w:rPr>
+        <w:t>RedisCacheManager</w:t>
+      </w:r>
+    </w:p>
+    <w:p>
+      <w:pPr>
+        <w:keepNext w:val="0"/>
+        <w:keepLines w:val="0"/>
+        <w:widowControl/>
+        <w:numPr>
+          <w:ilvl w:val="1"/>
+          <w:numId w:val="11"/>
+        </w:numPr>
+        <w:suppressLineNumbers w:val="0"/>
+        <w:spacing w:before="0" w:beforeAutospacing="0" w:after="0" w:afterAutospacing="0" w:line="360" w:lineRule="auto"/>
+        <w:ind w:left="840" w:leftChars="0" w:right="0" w:hanging="420" w:firstLineChars="0"/>
+        <w:jc w:val="left"/>
+        <w:rPr>
+          <w:rFonts w:hint="default" w:ascii="Bodoni MT" w:hAnsi="Bodoni MT" w:eastAsia="等线" w:cs="Bodoni MT"/>
+          <w:sz w:val="22"/>
+          <w:szCs w:val="22"/>
+        </w:rPr>
+      </w:pPr>
+      <w:r>
+        <w:rPr>
+          <w:rFonts w:hint="default" w:ascii="Bodoni MT" w:hAnsi="Bodoni MT" w:eastAsia="等线" w:cs="Bodoni MT"/>
+          <w:sz w:val="22"/>
+          <w:szCs w:val="22"/>
+          <w:lang w:val="en-IN"/>
+        </w:rPr>
+        <w:t>Redis is not language based cache provider, it supports for all.</w:t>
+      </w:r>
+    </w:p>
+    <w:p>
+      <w:pPr>
+        <w:keepNext w:val="0"/>
+        <w:keepLines w:val="0"/>
+        <w:widowControl/>
+        <w:numPr>
+          <w:ilvl w:val="1"/>
+          <w:numId w:val="11"/>
+        </w:numPr>
+        <w:suppressLineNumbers w:val="0"/>
+        <w:spacing w:before="0" w:beforeAutospacing="0" w:after="0" w:afterAutospacing="0" w:line="360" w:lineRule="auto"/>
+        <w:ind w:left="840" w:leftChars="0" w:right="0" w:hanging="420" w:firstLineChars="0"/>
+        <w:jc w:val="left"/>
+        <w:rPr>
+          <w:rFonts w:hint="default" w:ascii="Bodoni MT" w:hAnsi="Bodoni MT" w:eastAsia="等线" w:cs="Bodoni MT"/>
+          <w:sz w:val="22"/>
+          <w:szCs w:val="22"/>
+        </w:rPr>
+      </w:pPr>
+      <w:r>
+        <w:rPr>
+          <w:rFonts w:hint="default" w:ascii="Bodoni MT" w:hAnsi="Bodoni MT" w:eastAsia="等线" w:cs="Bodoni MT"/>
+          <w:sz w:val="22"/>
+          <w:szCs w:val="22"/>
+          <w:lang w:val="en-IN"/>
+        </w:rPr>
+        <w:t>It doesn’t store things as Java Object.</w:t>
+      </w:r>
+    </w:p>
+    <w:p>
+      <w:pPr>
+        <w:keepNext w:val="0"/>
+        <w:keepLines w:val="0"/>
+        <w:widowControl/>
+        <w:numPr>
+          <w:ilvl w:val="1"/>
+          <w:numId w:val="11"/>
+        </w:numPr>
+        <w:suppressLineNumbers w:val="0"/>
+        <w:spacing w:before="0" w:beforeAutospacing="0" w:after="0" w:afterAutospacing="0" w:line="360" w:lineRule="auto"/>
+        <w:ind w:left="840" w:leftChars="0" w:right="0" w:hanging="420" w:firstLineChars="0"/>
+        <w:jc w:val="left"/>
+        <w:rPr>
+          <w:rFonts w:hint="default" w:ascii="Bodoni MT" w:hAnsi="Bodoni MT" w:eastAsia="等线" w:cs="Bodoni MT"/>
+          <w:sz w:val="22"/>
+          <w:szCs w:val="22"/>
+        </w:rPr>
+      </w:pPr>
+      <w:r>
+        <w:rPr>
+          <w:rFonts w:hint="default" w:ascii="Bodoni MT" w:hAnsi="Bodoni MT" w:eastAsia="等线" w:cs="Bodoni MT"/>
+          <w:sz w:val="22"/>
+          <w:szCs w:val="22"/>
+          <w:lang w:val="en-IN"/>
+        </w:rPr>
+        <w:t>It can run on separate server and can be connected through a network.</w:t>
+      </w:r>
+    </w:p>
+    <w:p>
+      <w:pPr>
+        <w:keepNext w:val="0"/>
+        <w:keepLines w:val="0"/>
+        <w:widowControl/>
+        <w:numPr>
+          <w:ilvl w:val="1"/>
+          <w:numId w:val="11"/>
+        </w:numPr>
+        <w:suppressLineNumbers w:val="0"/>
+        <w:spacing w:before="0" w:beforeAutospacing="0" w:after="0" w:afterAutospacing="0" w:line="360" w:lineRule="auto"/>
+        <w:ind w:left="840" w:leftChars="0" w:right="0" w:hanging="420" w:firstLineChars="0"/>
+        <w:jc w:val="left"/>
+        <w:rPr>
+          <w:rFonts w:hint="default" w:ascii="Bodoni MT" w:hAnsi="Bodoni MT" w:eastAsia="等线" w:cs="Bodoni MT"/>
+          <w:sz w:val="22"/>
+          <w:szCs w:val="22"/>
+        </w:rPr>
+      </w:pPr>
+      <w:r>
+        <w:drawing>
+          <wp:inline distT="0" distB="0" distL="114300" distR="114300">
+            <wp:extent cx="1504950" cy="231140"/>
+            <wp:effectExtent l="0" t="0" r="6350" b="10160"/>
+            <wp:docPr id="90" name="Picture 3"/>
+            <wp:cNvGraphicFramePr>
+              <a:graphicFrameLocks xmlns:a="http://schemas.openxmlformats.org/drawingml/2006/main" noChangeAspect="1"/>
+            </wp:cNvGraphicFramePr>
+            <a:graphic xmlns:a="http://schemas.openxmlformats.org/drawingml/2006/main">
+              <a:graphicData uri="http://schemas.openxmlformats.org/drawingml/2006/picture">
+                <pic:pic xmlns:pic="http://schemas.openxmlformats.org/drawingml/2006/picture">
+                  <pic:nvPicPr>
+                    <pic:cNvPr id="90" name="Picture 3"/>
+                    <pic:cNvPicPr>
+                      <a:picLocks noChangeAspect="1"/>
+                    </pic:cNvPicPr>
+                  </pic:nvPicPr>
+                  <pic:blipFill>
+                    <a:blip r:embed="rId31"/>
+                    <a:stretch>
+                      <a:fillRect/>
+                    </a:stretch>
+                  </pic:blipFill>
+                  <pic:spPr>
+                    <a:xfrm>
+                      <a:off x="0" y="0"/>
+                      <a:ext cx="1504950" cy="231140"/>
+                    </a:xfrm>
+                    <a:prstGeom prst="rect">
+                      <a:avLst/>
+                    </a:prstGeom>
+                    <a:noFill/>
+                    <a:ln>
+                      <a:noFill/>
+                    </a:ln>
+                  </pic:spPr>
+                </pic:pic>
+              </a:graphicData>
+            </a:graphic>
+          </wp:inline>
+        </w:drawing>
+      </w:r>
+    </w:p>
+    <w:p>
+      <w:pPr>
+        <w:keepNext w:val="0"/>
+        <w:keepLines w:val="0"/>
+        <w:widowControl/>
+        <w:numPr>
+          <w:ilvl w:val="1"/>
+          <w:numId w:val="11"/>
+        </w:numPr>
+        <w:suppressLineNumbers w:val="0"/>
+        <w:spacing w:before="0" w:beforeAutospacing="0" w:after="0" w:afterAutospacing="0" w:line="360" w:lineRule="auto"/>
+        <w:ind w:left="840" w:leftChars="0" w:right="0" w:hanging="420" w:firstLineChars="0"/>
+        <w:jc w:val="left"/>
+        <w:rPr>
+          <w:rFonts w:hint="default" w:ascii="Bodoni MT" w:hAnsi="Bodoni MT" w:eastAsia="等线" w:cs="Bodoni MT"/>
+          <w:sz w:val="22"/>
+          <w:szCs w:val="22"/>
+        </w:rPr>
+      </w:pPr>
+      <w:r>
+        <w:rPr>
+          <w:rFonts w:hint="default" w:ascii="Bodoni MT" w:hAnsi="Bodoni MT" w:eastAsia="等线"/>
+          <w:sz w:val="22"/>
+          <w:szCs w:val="22"/>
+          <w:shd w:val="clear" w:color="FFFFFF" w:fill="D9D9D9"/>
+          <w:lang w:val="en-IN"/>
+        </w:rPr>
+        <w:t>JCache providers are Java-based, in-memory caching systems designed around a standard API (JSR-107), whereas Redis is a network-based distributed data store designed for scalability and multi-language access</w:t>
+      </w:r>
+      <w:r>
+        <w:rPr>
+          <w:rFonts w:hint="default" w:ascii="Bodoni MT" w:hAnsi="Bodoni MT" w:eastAsia="等线"/>
+          <w:sz w:val="22"/>
+          <w:szCs w:val="22"/>
+          <w:lang w:val="en-IN"/>
+        </w:rPr>
+        <w:t>.</w:t>
+      </w:r>
+      <w:r>
+        <w:rPr>
+          <w:rFonts w:hint="default" w:ascii="Bodoni MT" w:hAnsi="Bodoni MT" w:eastAsia="等线" w:cs="Bodoni MT"/>
+          <w:sz w:val="22"/>
+          <w:szCs w:val="22"/>
+          <w:lang w:val="en-IN"/>
+        </w:rPr>
+        <w:t xml:space="preserve"> </w:t>
+      </w:r>
+    </w:p>
+    <w:p>
+      <w:pPr>
+        <w:keepNext w:val="0"/>
+        <w:keepLines w:val="0"/>
+        <w:widowControl/>
+        <w:numPr>
+          <w:ilvl w:val="0"/>
+          <w:numId w:val="11"/>
+        </w:numPr>
+        <w:suppressLineNumbers w:val="0"/>
+        <w:spacing w:before="0" w:beforeAutospacing="0" w:after="0" w:afterAutospacing="0" w:line="360" w:lineRule="auto"/>
+        <w:ind w:left="420" w:leftChars="0" w:right="0" w:hanging="420" w:firstLineChars="0"/>
+        <w:jc w:val="left"/>
+        <w:rPr>
+          <w:rFonts w:hint="default" w:ascii="Bodoni MT" w:hAnsi="Bodoni MT" w:eastAsia="等线" w:cs="Bodoni MT"/>
+          <w:sz w:val="22"/>
+          <w:szCs w:val="22"/>
+        </w:rPr>
+      </w:pPr>
+      <w:r>
+        <w:rPr>
+          <w:rFonts w:hint="default" w:ascii="Bodoni MT" w:hAnsi="Bodoni MT" w:eastAsia="等线" w:cs="Bodoni MT"/>
+          <w:sz w:val="22"/>
+          <w:szCs w:val="22"/>
+          <w:lang w:val="en-IN"/>
+        </w:rPr>
+        <w:t xml:space="preserve">In case of </w:t>
+      </w:r>
+      <w:r>
+        <w:rPr>
+          <w:rFonts w:hint="default" w:ascii="Bodoni MT" w:hAnsi="Bodoni MT" w:eastAsia="等线" w:cs="Bodoni MT"/>
+          <w:color w:val="0070C0"/>
+          <w:sz w:val="22"/>
+          <w:szCs w:val="22"/>
+          <w:lang w:val="en-IN"/>
+        </w:rPr>
+        <w:t>Redis</w:t>
+      </w:r>
+      <w:r>
+        <w:rPr>
+          <w:rFonts w:hint="default" w:ascii="Bodoni MT" w:hAnsi="Bodoni MT" w:eastAsia="等线" w:cs="Bodoni MT"/>
+          <w:sz w:val="22"/>
+          <w:szCs w:val="22"/>
+          <w:lang w:val="en-IN"/>
+        </w:rPr>
+        <w:t xml:space="preserve">, </w:t>
+      </w:r>
+      <w:r>
+        <w:rPr>
+          <w:rFonts w:hint="default" w:ascii="Bodoni MT" w:hAnsi="Bodoni MT" w:eastAsia="等线"/>
+          <w:color w:val="C00000"/>
+          <w:sz w:val="22"/>
+          <w:szCs w:val="22"/>
+          <w:lang w:val="en-IN"/>
+        </w:rPr>
+        <w:t xml:space="preserve">RedisConnectionFactory </w:t>
+      </w:r>
+      <w:r>
+        <w:rPr>
+          <w:rFonts w:hint="default" w:ascii="Bodoni MT" w:hAnsi="Bodoni MT" w:eastAsia="等线"/>
+          <w:sz w:val="22"/>
+          <w:szCs w:val="22"/>
+          <w:lang w:val="en-IN"/>
+        </w:rPr>
+        <w:t xml:space="preserve">is auto-configured. You can use it directly while creating </w:t>
+      </w:r>
+      <w:r>
+        <w:rPr>
+          <w:rFonts w:hint="default" w:ascii="Bodoni MT" w:hAnsi="Bodoni MT" w:eastAsia="等线"/>
+          <w:i/>
+          <w:iCs/>
+          <w:sz w:val="22"/>
+          <w:szCs w:val="22"/>
+          <w:lang w:val="en-IN"/>
+        </w:rPr>
+        <w:t>RedisCacheManager</w:t>
+      </w:r>
+      <w:r>
+        <w:rPr>
+          <w:rFonts w:hint="default" w:ascii="Bodoni MT" w:hAnsi="Bodoni MT" w:eastAsia="等线"/>
+          <w:i w:val="0"/>
+          <w:iCs w:val="0"/>
+          <w:sz w:val="22"/>
+          <w:szCs w:val="22"/>
+          <w:lang w:val="en-IN"/>
+        </w:rPr>
+        <w:t xml:space="preserve"> bean.</w:t>
+      </w:r>
+    </w:p>
+    <w:p>
+      <w:pPr>
+        <w:keepNext w:val="0"/>
+        <w:keepLines w:val="0"/>
+        <w:widowControl/>
+        <w:numPr>
+          <w:ilvl w:val="1"/>
+          <w:numId w:val="11"/>
+        </w:numPr>
+        <w:suppressLineNumbers w:val="0"/>
+        <w:spacing w:before="0" w:beforeAutospacing="0" w:after="0" w:afterAutospacing="0" w:line="360" w:lineRule="auto"/>
+        <w:ind w:left="840" w:leftChars="0" w:right="0" w:hanging="420" w:firstLineChars="0"/>
+        <w:jc w:val="left"/>
+        <w:rPr>
+          <w:rFonts w:hint="default" w:ascii="Bodoni MT" w:hAnsi="Bodoni MT" w:eastAsia="等线" w:cs="Bodoni MT"/>
+          <w:sz w:val="22"/>
+          <w:szCs w:val="22"/>
+        </w:rPr>
+      </w:pPr>
+    </w:p>
+    <w:p>
+      <w:pPr>
+        <w:keepNext w:val="0"/>
+        <w:keepLines w:val="0"/>
+        <w:widowControl/>
+        <w:numPr>
+          <w:ilvl w:val="0"/>
+          <w:numId w:val="11"/>
+        </w:numPr>
+        <w:suppressLineNumbers w:val="0"/>
+        <w:spacing w:before="0" w:beforeAutospacing="0" w:after="0" w:afterAutospacing="0" w:line="360" w:lineRule="auto"/>
+        <w:ind w:left="420" w:leftChars="0" w:right="0" w:hanging="420" w:firstLineChars="0"/>
+        <w:jc w:val="left"/>
+        <w:rPr>
+          <w:rFonts w:hint="default" w:ascii="Bodoni MT" w:hAnsi="Bodoni MT" w:eastAsia="等线" w:cs="Bodoni MT"/>
+          <w:sz w:val="22"/>
+          <w:szCs w:val="22"/>
+        </w:rPr>
+      </w:pPr>
+      <w:r>
+        <w:rPr>
+          <w:rFonts w:hint="default" w:ascii="Bodoni MT" w:hAnsi="Bodoni MT" w:cs="Bodoni MT"/>
+          <w:lang w:val="en-IN"/>
+        </w:rPr>
+        <w:t>F</w:t>
+      </w:r>
+    </w:p>
+    <w:p>
+      <w:pPr>
+        <w:keepNext w:val="0"/>
+        <w:keepLines w:val="0"/>
+        <w:widowControl/>
+        <w:numPr>
+          <w:ilvl w:val="0"/>
+          <w:numId w:val="11"/>
+        </w:numPr>
+        <w:suppressLineNumbers w:val="0"/>
+        <w:spacing w:before="0" w:beforeAutospacing="0" w:after="0" w:afterAutospacing="0" w:line="360" w:lineRule="auto"/>
+        <w:ind w:left="420" w:leftChars="0" w:right="0" w:hanging="420" w:firstLineChars="0"/>
+        <w:jc w:val="left"/>
+        <w:rPr>
+          <w:rFonts w:hint="default" w:ascii="Bodoni MT" w:hAnsi="Bodoni MT" w:eastAsia="等线" w:cs="Bodoni MT"/>
+          <w:sz w:val="22"/>
+          <w:szCs w:val="22"/>
+        </w:rPr>
+      </w:pPr>
     </w:p>
     <w:p>
       <w:pPr>
@@ -6617,7 +7799,7 @@
                     </pic:cNvPicPr>
                   </pic:nvPicPr>
                   <pic:blipFill>
-                    <a:blip r:embed="rId29"/>
+                    <a:blip r:embed="rId32"/>
                     <a:stretch>
                       <a:fillRect/>
                     </a:stretch>
@@ -6683,7 +7865,7 @@
                     </pic:cNvPicPr>
                   </pic:nvPicPr>
                   <pic:blipFill>
-                    <a:blip r:embed="rId30"/>
+                    <a:blip r:embed="rId33"/>
                     <a:stretch>
                       <a:fillRect/>
                     </a:stretch>
@@ -6749,7 +7931,7 @@
                     </pic:cNvPicPr>
                   </pic:nvPicPr>
                   <pic:blipFill>
-                    <a:blip r:embed="rId31"/>
+                    <a:blip r:embed="rId34"/>
                     <a:stretch>
                       <a:fillRect/>
                     </a:stretch>
@@ -6815,7 +7997,7 @@
                     </pic:cNvPicPr>
                   </pic:nvPicPr>
                   <pic:blipFill>
-                    <a:blip r:embed="rId32"/>
+                    <a:blip r:embed="rId35"/>
                     <a:stretch>
                       <a:fillRect/>
                     </a:stretch>
@@ -6867,7 +8049,7 @@
                     </pic:cNvPicPr>
                   </pic:nvPicPr>
                   <pic:blipFill>
-                    <a:blip r:embed="rId33"/>
+                    <a:blip r:embed="rId36"/>
                     <a:stretch>
                       <a:fillRect/>
                     </a:stretch>
@@ -6919,7 +8101,7 @@
                     </pic:cNvPicPr>
                   </pic:nvPicPr>
                   <pic:blipFill>
-                    <a:blip r:embed="rId34"/>
+                    <a:blip r:embed="rId37"/>
                     <a:stretch>
                       <a:fillRect/>
                     </a:stretch>
@@ -6971,7 +8153,7 @@
                     </pic:cNvPicPr>
                   </pic:nvPicPr>
                   <pic:blipFill>
-                    <a:blip r:embed="rId35"/>
+                    <a:blip r:embed="rId38"/>
                     <a:stretch>
                       <a:fillRect/>
                     </a:stretch>
@@ -7066,7 +8248,7 @@
                     </pic:cNvPicPr>
                   </pic:nvPicPr>
                   <pic:blipFill>
-                    <a:blip r:embed="rId36"/>
+                    <a:blip r:embed="rId39"/>
                     <a:stretch>
                       <a:fillRect/>
                     </a:stretch>
@@ -7190,7 +8372,7 @@
                     </pic:cNvPicPr>
                   </pic:nvPicPr>
                   <pic:blipFill>
-                    <a:blip r:embed="rId37"/>
+                    <a:blip r:embed="rId40"/>
                     <a:stretch>
                       <a:fillRect/>
                     </a:stretch>
@@ -7420,7 +8602,7 @@
                     </pic:cNvPicPr>
                   </pic:nvPicPr>
                   <pic:blipFill>
-                    <a:blip r:embed="rId38"/>
+                    <a:blip r:embed="rId41"/>
                     <a:stretch>
                       <a:fillRect/>
                     </a:stretch>
@@ -7486,7 +8668,7 @@
                     </pic:cNvPicPr>
                   </pic:nvPicPr>
                   <pic:blipFill>
-                    <a:blip r:embed="rId39"/>
+                    <a:blip r:embed="rId42"/>
                     <a:stretch>
                       <a:fillRect/>
                     </a:stretch>
@@ -7552,7 +8734,7 @@
                     </pic:cNvPicPr>
                   </pic:nvPicPr>
                   <pic:blipFill>
-                    <a:blip r:embed="rId40"/>
+                    <a:blip r:embed="rId43"/>
                     <a:stretch>
                       <a:fillRect/>
                     </a:stretch>
@@ -7660,7 +8842,7 @@
                     </pic:cNvPicPr>
                   </pic:nvPicPr>
                   <pic:blipFill>
-                    <a:blip r:embed="rId41"/>
+                    <a:blip r:embed="rId44"/>
                     <a:stretch>
                       <a:fillRect/>
                     </a:stretch>
@@ -8025,7 +9207,7 @@
                     </pic:cNvPicPr>
                   </pic:nvPicPr>
                   <pic:blipFill>
-                    <a:blip r:embed="rId42"/>
+                    <a:blip r:embed="rId45"/>
                     <a:stretch>
                       <a:fillRect/>
                     </a:stretch>
@@ -8133,7 +9315,7 @@
                     </pic:cNvPicPr>
                   </pic:nvPicPr>
                   <pic:blipFill>
-                    <a:blip r:embed="rId43"/>
+                    <a:blip r:embed="rId46"/>
                     <a:stretch>
                       <a:fillRect/>
                     </a:stretch>
@@ -8213,7 +9395,7 @@
                     </pic:cNvPicPr>
                   </pic:nvPicPr>
                   <pic:blipFill>
-                    <a:blip r:embed="rId44"/>
+                    <a:blip r:embed="rId47"/>
                     <a:stretch>
                       <a:fillRect/>
                     </a:stretch>
@@ -9263,7 +10445,7 @@
                     </pic:cNvPicPr>
                   </pic:nvPicPr>
                   <pic:blipFill>
-                    <a:blip r:embed="rId45"/>
+                    <a:blip r:embed="rId48"/>
                     <a:stretch>
                       <a:fillRect/>
                     </a:stretch>
@@ -9449,7 +10631,7 @@
                     </pic:cNvPicPr>
                   </pic:nvPicPr>
                   <pic:blipFill>
-                    <a:blip r:embed="rId46"/>
+                    <a:blip r:embed="rId49"/>
                     <a:stretch>
                       <a:fillRect/>
                     </a:stretch>
@@ -9559,7 +10741,7 @@
                     </pic:cNvPicPr>
                   </pic:nvPicPr>
                   <pic:blipFill>
-                    <a:blip r:embed="rId47"/>
+                    <a:blip r:embed="rId50"/>
                     <a:stretch>
                       <a:fillRect/>
                     </a:stretch>
@@ -9692,7 +10874,7 @@
                     </pic:cNvPicPr>
                   </pic:nvPicPr>
                   <pic:blipFill>
-                    <a:blip r:embed="rId48"/>
+                    <a:blip r:embed="rId51"/>
                     <a:stretch>
                       <a:fillRect/>
                     </a:stretch>
@@ -9858,7 +11040,7 @@
                     </pic:cNvPicPr>
                   </pic:nvPicPr>
                   <pic:blipFill>
-                    <a:blip r:embed="rId49"/>
+                    <a:blip r:embed="rId52"/>
                     <a:stretch>
                       <a:fillRect/>
                     </a:stretch>
@@ -9958,7 +11140,7 @@
                     </pic:cNvPicPr>
                   </pic:nvPicPr>
                   <pic:blipFill>
-                    <a:blip r:embed="rId50"/>
+                    <a:blip r:embed="rId53"/>
                     <a:stretch>
                       <a:fillRect/>
                     </a:stretch>
@@ -10255,7 +11437,7 @@
                     </pic:cNvPicPr>
                   </pic:nvPicPr>
                   <pic:blipFill>
-                    <a:blip r:embed="rId51"/>
+                    <a:blip r:embed="rId54"/>
                     <a:stretch>
                       <a:fillRect/>
                     </a:stretch>
@@ -10328,7 +11510,7 @@
                     </pic:cNvPicPr>
                   </pic:nvPicPr>
                   <pic:blipFill>
-                    <a:blip r:embed="rId52"/>
+                    <a:blip r:embed="rId55"/>
                     <a:stretch>
                       <a:fillRect/>
                     </a:stretch>
@@ -10687,7 +11869,7 @@
                     </pic:cNvPicPr>
                   </pic:nvPicPr>
                   <pic:blipFill>
-                    <a:blip r:embed="rId53"/>
+                    <a:blip r:embed="rId56"/>
                     <a:stretch>
                       <a:fillRect/>
                     </a:stretch>
@@ -10802,7 +11984,7 @@
                     </pic:cNvPicPr>
                   </pic:nvPicPr>
                   <pic:blipFill>
-                    <a:blip r:embed="rId54"/>
+                    <a:blip r:embed="rId57"/>
                     <a:stretch>
                       <a:fillRect/>
                     </a:stretch>
@@ -10908,7 +12090,7 @@
                     </pic:cNvPicPr>
                   </pic:nvPicPr>
                   <pic:blipFill>
-                    <a:blip r:embed="rId55"/>
+                    <a:blip r:embed="rId58"/>
                     <a:stretch>
                       <a:fillRect/>
                     </a:stretch>
@@ -10992,7 +12174,7 @@
                     </pic:cNvPicPr>
                   </pic:nvPicPr>
                   <pic:blipFill>
-                    <a:blip r:embed="rId56"/>
+                    <a:blip r:embed="rId59"/>
                     <a:stretch>
                       <a:fillRect/>
                     </a:stretch>
@@ -11076,7 +12258,7 @@
                     </pic:cNvPicPr>
                   </pic:nvPicPr>
                   <pic:blipFill>
-                    <a:blip r:embed="rId57"/>
+                    <a:blip r:embed="rId60"/>
                     <a:stretch>
                       <a:fillRect/>
                     </a:stretch>
@@ -11266,7 +12448,7 @@
                     </pic:cNvPicPr>
                   </pic:nvPicPr>
                   <pic:blipFill>
-                    <a:blip r:embed="rId58"/>
+                    <a:blip r:embed="rId61"/>
                     <a:stretch>
                       <a:fillRect/>
                     </a:stretch>
@@ -11624,7 +12806,7 @@
                     </pic:cNvPicPr>
                   </pic:nvPicPr>
                   <pic:blipFill>
-                    <a:blip r:embed="rId59"/>
+                    <a:blip r:embed="rId62"/>
                     <a:stretch>
                       <a:fillRect/>
                     </a:stretch>
@@ -11722,7 +12904,7 @@
                     </pic:cNvPicPr>
                   </pic:nvPicPr>
                   <pic:blipFill>
-                    <a:blip r:embed="rId60"/>
+                    <a:blip r:embed="rId63"/>
                     <a:stretch>
                       <a:fillRect/>
                     </a:stretch>
@@ -11806,7 +12988,7 @@
                     </pic:cNvPicPr>
                   </pic:nvPicPr>
                   <pic:blipFill>
-                    <a:blip r:embed="rId61"/>
+                    <a:blip r:embed="rId64"/>
                     <a:stretch>
                       <a:fillRect/>
                     </a:stretch>
@@ -11906,7 +13088,7 @@
                     </pic:cNvPicPr>
                   </pic:nvPicPr>
                   <pic:blipFill>
-                    <a:blip r:embed="rId62"/>
+                    <a:blip r:embed="rId65"/>
                     <a:stretch>
                       <a:fillRect/>
                     </a:stretch>
@@ -13141,8 +14323,10 @@
           <w:szCs w:val="22"/>
           <w:lang w:val="en-IN"/>
         </w:rPr>
-        <w:t>So, both are same, but what if A and B are running simulteniously</w:t>
-      </w:r>
+        <w:t>So, both are same, but what if A and B are running simultaneously</w:t>
+      </w:r>
+      <w:bookmarkStart w:id="0" w:name="_GoBack"/>
+      <w:bookmarkEnd w:id="0"/>
       <w:r>
         <w:rPr>
           <w:rFonts w:hint="default" w:ascii="Bodoni MT" w:hAnsi="Bodoni MT" w:eastAsia="等线" w:cs="Bodoni MT"/>
@@ -13383,7 +14567,7 @@
                     </pic:cNvPicPr>
                   </pic:nvPicPr>
                   <pic:blipFill>
-                    <a:blip r:embed="rId63"/>
+                    <a:blip r:embed="rId66"/>
                     <a:stretch>
                       <a:fillRect/>
                     </a:stretch>
@@ -13507,7 +14691,7 @@
                     </pic:cNvPicPr>
                   </pic:nvPicPr>
                   <pic:blipFill>
-                    <a:blip r:embed="rId64"/>
+                    <a:blip r:embed="rId67"/>
                     <a:stretch>
                       <a:fillRect/>
                     </a:stretch>
@@ -13566,7 +14750,7 @@
                     </pic:cNvPicPr>
                   </pic:nvPicPr>
                   <pic:blipFill>
-                    <a:blip r:embed="rId64"/>
+                    <a:blip r:embed="rId67"/>
                     <a:stretch>
                       <a:fillRect/>
                     </a:stretch>
@@ -13650,7 +14834,7 @@
                     </pic:cNvPicPr>
                   </pic:nvPicPr>
                   <pic:blipFill>
-                    <a:blip r:embed="rId65"/>
+                    <a:blip r:embed="rId68"/>
                     <a:stretch>
                       <a:fillRect/>
                     </a:stretch>
@@ -13771,7 +14955,7 @@
                     </pic:cNvPicPr>
                   </pic:nvPicPr>
                   <pic:blipFill>
-                    <a:blip r:embed="rId66"/>
+                    <a:blip r:embed="rId69"/>
                     <a:stretch>
                       <a:fillRect/>
                     </a:stretch>
@@ -13837,7 +15021,7 @@
                     </pic:cNvPicPr>
                   </pic:nvPicPr>
                   <pic:blipFill>
-                    <a:blip r:embed="rId67"/>
+                    <a:blip r:embed="rId70"/>
                     <a:stretch>
                       <a:fillRect/>
                     </a:stretch>
@@ -13937,7 +15121,7 @@
                     </pic:cNvPicPr>
                   </pic:nvPicPr>
                   <pic:blipFill>
-                    <a:blip r:embed="rId68"/>
+                    <a:blip r:embed="rId71"/>
                     <a:stretch>
                       <a:fillRect/>
                     </a:stretch>
@@ -13996,7 +15180,7 @@
                     </pic:cNvPicPr>
                   </pic:nvPicPr>
                   <pic:blipFill>
-                    <a:blip r:embed="rId69"/>
+                    <a:blip r:embed="rId72"/>
                     <a:stretch>
                       <a:fillRect/>
                     </a:stretch>
@@ -14125,7 +15309,7 @@
                     </pic:cNvPicPr>
                   </pic:nvPicPr>
                   <pic:blipFill>
-                    <a:blip r:embed="rId70"/>
+                    <a:blip r:embed="rId73"/>
                     <a:stretch>
                       <a:fillRect/>
                     </a:stretch>
@@ -14184,7 +15368,7 @@
                     </pic:cNvPicPr>
                   </pic:nvPicPr>
                   <pic:blipFill>
-                    <a:blip r:embed="rId71"/>
+                    <a:blip r:embed="rId74"/>
                     <a:stretch>
                       <a:fillRect/>
                     </a:stretch>
@@ -14308,7 +15492,7 @@
                     </pic:cNvPicPr>
                   </pic:nvPicPr>
                   <pic:blipFill>
-                    <a:blip r:embed="rId72"/>
+                    <a:blip r:embed="rId75"/>
                     <a:stretch>
                       <a:fillRect/>
                     </a:stretch>
@@ -14408,7 +15592,7 @@
                     </pic:cNvPicPr>
                   </pic:nvPicPr>
                   <pic:blipFill>
-                    <a:blip r:embed="rId73"/>
+                    <a:blip r:embed="rId76"/>
                     <a:stretch>
                       <a:fillRect/>
                     </a:stretch>
@@ -14467,7 +15651,7 @@
                     </pic:cNvPicPr>
                   </pic:nvPicPr>
                   <pic:blipFill>
-                    <a:blip r:embed="rId74"/>
+                    <a:blip r:embed="rId77"/>
                     <a:stretch>
                       <a:fillRect/>
                     </a:stretch>
@@ -14551,7 +15735,7 @@
                     </pic:cNvPicPr>
                   </pic:nvPicPr>
                   <pic:blipFill>
-                    <a:blip r:embed="rId75"/>
+                    <a:blip r:embed="rId78"/>
                     <a:stretch>
                       <a:fillRect/>
                     </a:stretch>
@@ -14645,7 +15829,7 @@
                     </pic:cNvPicPr>
                   </pic:nvPicPr>
                   <pic:blipFill>
-                    <a:blip r:embed="rId76"/>
+                    <a:blip r:embed="rId79"/>
                     <a:stretch>
                       <a:fillRect/>
                     </a:stretch>
@@ -14697,7 +15881,7 @@
                     </pic:cNvPicPr>
                   </pic:nvPicPr>
                   <pic:blipFill>
-                    <a:blip r:embed="rId77"/>
+                    <a:blip r:embed="rId80"/>
                     <a:stretch>
                       <a:fillRect/>
                     </a:stretch>
@@ -14852,7 +16036,7 @@
                     </pic:cNvPicPr>
                   </pic:nvPicPr>
                   <pic:blipFill>
-                    <a:blip r:embed="rId78"/>
+                    <a:blip r:embed="rId81"/>
                     <a:stretch>
                       <a:fillRect/>
                     </a:stretch>
@@ -14960,7 +16144,7 @@
                     </pic:cNvPicPr>
                   </pic:nvPicPr>
                   <pic:blipFill>
-                    <a:blip r:embed="rId79"/>
+                    <a:blip r:embed="rId82"/>
                     <a:stretch>
                       <a:fillRect/>
                     </a:stretch>
@@ -15026,7 +16210,7 @@
                     </pic:cNvPicPr>
                   </pic:nvPicPr>
                   <pic:blipFill>
-                    <a:blip r:embed="rId80"/>
+                    <a:blip r:embed="rId83"/>
                     <a:stretch>
                       <a:fillRect/>
                     </a:stretch>
@@ -15110,7 +16294,7 @@
                     </pic:cNvPicPr>
                   </pic:nvPicPr>
                   <pic:blipFill>
-                    <a:blip r:embed="rId81"/>
+                    <a:blip r:embed="rId84"/>
                     <a:stretch>
                       <a:fillRect/>
                     </a:stretch>
@@ -15176,7 +16360,7 @@
                     </pic:cNvPicPr>
                   </pic:nvPicPr>
                   <pic:blipFill>
-                    <a:blip r:embed="rId82"/>
+                    <a:blip r:embed="rId85"/>
                     <a:stretch>
                       <a:fillRect/>
                     </a:stretch>
@@ -15260,7 +16444,7 @@
                     </pic:cNvPicPr>
                   </pic:nvPicPr>
                   <pic:blipFill>
-                    <a:blip r:embed="rId83"/>
+                    <a:blip r:embed="rId86"/>
                     <a:stretch>
                       <a:fillRect/>
                     </a:stretch>
@@ -15370,7 +16554,7 @@
                     </pic:cNvPicPr>
                   </pic:nvPicPr>
                   <pic:blipFill>
-                    <a:blip r:embed="rId84"/>
+                    <a:blip r:embed="rId87"/>
                     <a:stretch>
                       <a:fillRect/>
                     </a:stretch>
@@ -15474,7 +16658,7 @@
                     </pic:cNvPicPr>
                   </pic:nvPicPr>
                   <pic:blipFill>
-                    <a:blip r:embed="rId85"/>
+                    <a:blip r:embed="rId88"/>
                     <a:stretch>
                       <a:fillRect/>
                     </a:stretch>
@@ -15638,7 +16822,7 @@
                     </pic:cNvPicPr>
                   </pic:nvPicPr>
                   <pic:blipFill>
-                    <a:blip r:embed="rId86"/>
+                    <a:blip r:embed="rId89"/>
                     <a:stretch>
                       <a:fillRect/>
                     </a:stretch>
@@ -15782,7 +16966,7 @@
                     </pic:cNvPicPr>
                   </pic:nvPicPr>
                   <pic:blipFill>
-                    <a:blip r:embed="rId87"/>
+                    <a:blip r:embed="rId90"/>
                     <a:stretch>
                       <a:fillRect/>
                     </a:stretch>
@@ -15895,7 +17079,7 @@
                     </pic:cNvPicPr>
                   </pic:nvPicPr>
                   <pic:blipFill>
-                    <a:blip r:embed="rId88"/>
+                    <a:blip r:embed="rId91"/>
                     <a:stretch>
                       <a:fillRect/>
                     </a:stretch>
@@ -15955,7 +17139,7 @@
                     </pic:cNvPicPr>
                   </pic:nvPicPr>
                   <pic:blipFill>
-                    <a:blip r:embed="rId89"/>
+                    <a:blip r:embed="rId92"/>
                     <a:stretch>
                       <a:fillRect/>
                     </a:stretch>
@@ -16179,7 +17363,7 @@
                     </pic:cNvPicPr>
                   </pic:nvPicPr>
                   <pic:blipFill>
-                    <a:blip r:embed="rId90"/>
+                    <a:blip r:embed="rId93"/>
                     <a:stretch>
                       <a:fillRect/>
                     </a:stretch>
@@ -16632,7 +17816,7 @@
                     </pic:cNvPicPr>
                   </pic:nvPicPr>
                   <pic:blipFill>
-                    <a:blip r:embed="rId91"/>
+                    <a:blip r:embed="rId94"/>
                     <a:stretch>
                       <a:fillRect/>
                     </a:stretch>
@@ -16852,7 +18036,7 @@
                     </pic:cNvPicPr>
                   </pic:nvPicPr>
                   <pic:blipFill>
-                    <a:blip r:embed="rId92"/>
+                    <a:blip r:embed="rId95"/>
                     <a:stretch>
                       <a:fillRect/>
                     </a:stretch>
@@ -16918,7 +18102,7 @@
                     </pic:cNvPicPr>
                   </pic:nvPicPr>
                   <pic:blipFill>
-                    <a:blip r:embed="rId93"/>
+                    <a:blip r:embed="rId96"/>
                     <a:stretch>
                       <a:fillRect/>
                     </a:stretch>
@@ -16984,7 +18168,7 @@
                     </pic:cNvPicPr>
                   </pic:nvPicPr>
                   <pic:blipFill>
-                    <a:blip r:embed="rId94"/>
+                    <a:blip r:embed="rId97"/>
                     <a:stretch>
                       <a:fillRect/>
                     </a:stretch>
@@ -17748,8 +18932,6 @@
         </w:rPr>
         <w:t>Now if another transaction try to update, it’ll fail because it will make the version 1 (because it was 0 when it read). but to update,  version needs to be 2.</w:t>
       </w:r>
-      <w:bookmarkStart w:id="0" w:name="_GoBack"/>
-      <w:bookmarkEnd w:id="0"/>
     </w:p>
     <w:p>
       <w:pPr>
@@ -17792,7 +18974,7 @@
                     </pic:cNvPicPr>
                   </pic:nvPicPr>
                   <pic:blipFill>
-                    <a:blip r:embed="rId95"/>
+                    <a:blip r:embed="rId98"/>
                     <a:stretch>
                       <a:fillRect/>
                     </a:stretch>
@@ -17892,7 +19074,7 @@
                     </pic:cNvPicPr>
                   </pic:nvPicPr>
                   <pic:blipFill>
-                    <a:blip r:embed="rId96"/>
+                    <a:blip r:embed="rId99"/>
                     <a:stretch>
                       <a:fillRect/>
                     </a:stretch>
@@ -17976,7 +19158,7 @@
                     </pic:cNvPicPr>
                   </pic:nvPicPr>
                   <pic:blipFill>
-                    <a:blip r:embed="rId97"/>
+                    <a:blip r:embed="rId100"/>
                     <a:stretch>
                       <a:fillRect/>
                     </a:stretch>
@@ -18056,7 +19238,7 @@
                     </pic:cNvPicPr>
                   </pic:nvPicPr>
                   <pic:blipFill>
-                    <a:blip r:embed="rId98"/>
+                    <a:blip r:embed="rId101"/>
                     <a:stretch>
                       <a:fillRect/>
                     </a:stretch>
@@ -18136,7 +19318,7 @@
                     </pic:cNvPicPr>
                   </pic:nvPicPr>
                   <pic:blipFill>
-                    <a:blip r:embed="rId99"/>
+                    <a:blip r:embed="rId102"/>
                     <a:stretch>
                       <a:fillRect/>
                     </a:stretch>
@@ -18557,7 +19739,7 @@
                     </pic:cNvPicPr>
                   </pic:nvPicPr>
                   <pic:blipFill>
-                    <a:blip r:embed="rId100"/>
+                    <a:blip r:embed="rId103"/>
                     <a:stretch>
                       <a:fillRect/>
                     </a:stretch>
@@ -18636,7 +19818,7 @@
                     </pic:cNvPicPr>
                   </pic:nvPicPr>
                   <pic:blipFill>
-                    <a:blip r:embed="rId101"/>
+                    <a:blip r:embed="rId104"/>
                     <a:stretch>
                       <a:fillRect/>
                     </a:stretch>
@@ -18762,7 +19944,7 @@
                     </pic:cNvPicPr>
                   </pic:nvPicPr>
                   <pic:blipFill>
-                    <a:blip r:embed="rId102"/>
+                    <a:blip r:embed="rId105"/>
                     <a:stretch>
                       <a:fillRect/>
                     </a:stretch>
@@ -18828,7 +20010,7 @@
                     </pic:cNvPicPr>
                   </pic:nvPicPr>
                   <pic:blipFill>
-                    <a:blip r:embed="rId103"/>
+                    <a:blip r:embed="rId106"/>
                     <a:stretch>
                       <a:fillRect/>
                     </a:stretch>
@@ -18912,7 +20094,7 @@
                     </pic:cNvPicPr>
                   </pic:nvPicPr>
                   <pic:blipFill>
-                    <a:blip r:embed="rId104"/>
+                    <a:blip r:embed="rId107"/>
                     <a:stretch>
                       <a:fillRect/>
                     </a:stretch>
@@ -19118,6 +20300,9 @@
         </w:rPr>
       </w:pPr>
       <w:r>
+        <w:rPr>
+          <w:rFonts w:hint="default" w:ascii="Bodoni MT" w:hAnsi="Bodoni MT" w:cs="Bodoni MT"/>
+        </w:rPr>
         <w:drawing>
           <wp:inline distT="0" distB="0" distL="114300" distR="114300">
             <wp:extent cx="3156585" cy="213360"/>
@@ -19136,7 +20321,7 @@
                     </pic:cNvPicPr>
                   </pic:nvPicPr>
                   <pic:blipFill>
-                    <a:blip r:embed="rId105"/>
+                    <a:blip r:embed="rId108"/>
                     <a:stretch>
                       <a:fillRect/>
                     </a:stretch>
@@ -19297,6 +20482,9 @@
         </w:rPr>
       </w:pPr>
       <w:r>
+        <w:rPr>
+          <w:rFonts w:hint="default" w:ascii="Bodoni MT" w:hAnsi="Bodoni MT" w:cs="Bodoni MT"/>
+        </w:rPr>
         <w:drawing>
           <wp:inline distT="0" distB="0" distL="114300" distR="114300">
             <wp:extent cx="3898900" cy="215900"/>
@@ -19315,7 +20503,7 @@
                     </pic:cNvPicPr>
                   </pic:nvPicPr>
                   <pic:blipFill>
-                    <a:blip r:embed="rId106"/>
+                    <a:blip r:embed="rId109"/>
                     <a:stretch>
                       <a:fillRect/>
                     </a:stretch>
@@ -19361,7 +20549,7 @@
       </w:pPr>
       <w:r>
         <w:rPr>
-          <w:rFonts w:hint="default" w:ascii="Bodoni MT"/>
+          <w:rFonts w:hint="default" w:ascii="Bodoni MT" w:hAnsi="Bodoni MT" w:cs="Bodoni MT"/>
           <w:lang w:val="en-IN"/>
         </w:rPr>
         <w:t>It applies row lock.</w:t>
@@ -19388,21 +20576,21 @@
       </w:pPr>
       <w:r>
         <w:rPr>
-          <w:rFonts w:hint="default" w:ascii="Bodoni MT"/>
+          <w:rFonts w:hint="default" w:ascii="Bodoni MT" w:hAnsi="Bodoni MT" w:cs="Bodoni MT"/>
           <w:lang w:val="en-IN"/>
         </w:rPr>
         <w:t>It blocks the following</w:t>
       </w:r>
       <w:r>
         <w:rPr>
-          <w:rFonts w:hint="default" w:ascii="Bodoni MT"/>
+          <w:rFonts w:hint="default" w:ascii="Bodoni MT" w:hAnsi="Bodoni MT" w:cs="Bodoni MT"/>
           <w:lang w:val="en-IN"/>
         </w:rPr>
         <w:br w:type="textWrapping"/>
       </w:r>
       <w:r>
         <w:rPr>
-          <w:rFonts w:hint="default" w:ascii="Bodoni MT"/>
+          <w:rFonts w:hint="default" w:ascii="Bodoni MT" w:hAnsi="Bodoni MT" w:cs="Bodoni MT"/>
           <w:i/>
           <w:iCs/>
           <w:lang w:val="en-IN"/>
@@ -19411,7 +20599,7 @@
       </w:r>
       <w:r>
         <w:rPr>
-          <w:rFonts w:hint="default" w:ascii="Bodoni MT"/>
+          <w:rFonts w:hint="default" w:ascii="Bodoni MT" w:hAnsi="Bodoni MT" w:cs="Bodoni MT"/>
           <w:i/>
           <w:iCs/>
           <w:lang w:val="en-IN"/>
@@ -19420,7 +20608,7 @@
       </w:r>
       <w:r>
         <w:rPr>
-          <w:rFonts w:hint="default" w:ascii="Bodoni MT"/>
+          <w:rFonts w:hint="default" w:ascii="Bodoni MT" w:hAnsi="Bodoni MT" w:cs="Bodoni MT"/>
           <w:i/>
           <w:iCs/>
           <w:lang w:val="en-IN"/>
@@ -19429,7 +20617,7 @@
       </w:r>
       <w:r>
         <w:rPr>
-          <w:rFonts w:hint="default" w:ascii="Bodoni MT"/>
+          <w:rFonts w:hint="default" w:ascii="Bodoni MT" w:hAnsi="Bodoni MT" w:cs="Bodoni MT"/>
           <w:i/>
           <w:iCs/>
           <w:lang w:val="en-IN"/>
@@ -19438,7 +20626,7 @@
       </w:r>
       <w:r>
         <w:rPr>
-          <w:rFonts w:hint="default" w:ascii="Bodoni MT"/>
+          <w:rFonts w:hint="default" w:ascii="Bodoni MT" w:hAnsi="Bodoni MT" w:cs="Bodoni MT"/>
           <w:i/>
           <w:iCs/>
           <w:lang w:val="en-IN"/>
@@ -19447,7 +20635,7 @@
       </w:r>
       <w:r>
         <w:rPr>
-          <w:rFonts w:hint="default" w:ascii="Bodoni MT"/>
+          <w:rFonts w:hint="default" w:ascii="Bodoni MT" w:hAnsi="Bodoni MT" w:cs="Bodoni MT"/>
           <w:i/>
           <w:iCs/>
           <w:lang w:val="en-IN"/>
@@ -19456,7 +20644,7 @@
       </w:r>
       <w:r>
         <w:rPr>
-          <w:rFonts w:hint="default" w:ascii="Bodoni MT"/>
+          <w:rFonts w:hint="default" w:ascii="Bodoni MT" w:hAnsi="Bodoni MT" w:cs="Bodoni MT"/>
           <w:i/>
           <w:iCs/>
           <w:lang w:val="en-IN"/>
@@ -19484,6 +20672,9 @@
         </w:rPr>
       </w:pPr>
       <w:r>
+        <w:rPr>
+          <w:rFonts w:hint="default" w:ascii="Bodoni MT" w:hAnsi="Bodoni MT" w:cs="Bodoni MT"/>
+        </w:rPr>
         <w:drawing>
           <wp:inline distT="0" distB="0" distL="114300" distR="114300">
             <wp:extent cx="3930650" cy="217170"/>
@@ -19502,7 +20693,7 @@
                     </pic:cNvPicPr>
                   </pic:nvPicPr>
                   <pic:blipFill>
-                    <a:blip r:embed="rId107"/>
+                    <a:blip r:embed="rId110"/>
                     <a:stretch>
                       <a:fillRect/>
                     </a:stretch>
@@ -19548,7 +20739,7 @@
       </w:pPr>
       <w:r>
         <w:rPr>
-          <w:rFonts w:hint="default" w:ascii="Bodoni MT"/>
+          <w:rFonts w:hint="default" w:ascii="Bodoni MT" w:hAnsi="Bodoni MT" w:cs="Bodoni MT"/>
           <w:lang w:val="en-IN"/>
         </w:rPr>
         <w:t>It applies row lock.</w:t>
@@ -19575,21 +20766,21 @@
       </w:pPr>
       <w:r>
         <w:rPr>
-          <w:rFonts w:hint="default" w:ascii="Bodoni MT"/>
+          <w:rFonts w:hint="default" w:ascii="Bodoni MT" w:hAnsi="Bodoni MT" w:cs="Bodoni MT"/>
           <w:lang w:val="en-IN"/>
         </w:rPr>
         <w:t>It blocks</w:t>
       </w:r>
       <w:r>
         <w:rPr>
-          <w:rFonts w:hint="default" w:ascii="Bodoni MT"/>
+          <w:rFonts w:hint="default" w:ascii="Bodoni MT" w:hAnsi="Bodoni MT" w:cs="Bodoni MT"/>
           <w:lang w:val="en-IN"/>
         </w:rPr>
         <w:br w:type="textWrapping"/>
       </w:r>
       <w:r>
         <w:rPr>
-          <w:rFonts w:hint="default" w:ascii="Bodoni MT"/>
+          <w:rFonts w:hint="default" w:ascii="Bodoni MT" w:hAnsi="Bodoni MT" w:cs="Bodoni MT"/>
           <w:i/>
           <w:iCs/>
           <w:lang w:val="en-IN"/>
@@ -19598,7 +20789,7 @@
       </w:r>
       <w:r>
         <w:rPr>
-          <w:rFonts w:hint="default" w:ascii="Bodoni MT"/>
+          <w:rFonts w:hint="default" w:ascii="Bodoni MT" w:hAnsi="Bodoni MT" w:cs="Bodoni MT"/>
           <w:i/>
           <w:iCs/>
           <w:lang w:val="en-IN"/>
@@ -19607,7 +20798,7 @@
       </w:r>
       <w:r>
         <w:rPr>
-          <w:rFonts w:hint="default" w:ascii="Bodoni MT"/>
+          <w:rFonts w:hint="default" w:ascii="Bodoni MT" w:hAnsi="Bodoni MT" w:cs="Bodoni MT"/>
           <w:i/>
           <w:iCs/>
           <w:lang w:val="en-IN"/>
@@ -19636,21 +20827,21 @@
       </w:pPr>
       <w:r>
         <w:rPr>
-          <w:rFonts w:hint="default" w:ascii="Bodoni MT"/>
+          <w:rFonts w:hint="default" w:ascii="Bodoni MT" w:hAnsi="Bodoni MT" w:cs="Bodoni MT"/>
           <w:lang w:val="en-IN"/>
         </w:rPr>
         <w:t>It allows</w:t>
       </w:r>
       <w:r>
         <w:rPr>
-          <w:rFonts w:hint="default" w:ascii="Bodoni MT"/>
+          <w:rFonts w:hint="default" w:ascii="Bodoni MT" w:hAnsi="Bodoni MT" w:cs="Bodoni MT"/>
           <w:lang w:val="en-IN"/>
         </w:rPr>
         <w:br w:type="textWrapping"/>
       </w:r>
       <w:r>
         <w:rPr>
-          <w:rFonts w:hint="default" w:ascii="Bodoni MT"/>
+          <w:rFonts w:hint="default" w:ascii="Bodoni MT" w:hAnsi="Bodoni MT" w:cs="Bodoni MT"/>
           <w:i/>
           <w:iCs/>
           <w:lang w:val="en-IN"/>
@@ -19659,7 +20850,7 @@
       </w:r>
       <w:r>
         <w:rPr>
-          <w:rFonts w:hint="default" w:ascii="Bodoni MT"/>
+          <w:rFonts w:hint="default" w:ascii="Bodoni MT" w:hAnsi="Bodoni MT" w:cs="Bodoni MT"/>
           <w:i/>
           <w:iCs/>
           <w:lang w:val="en-IN"/>
@@ -19668,7 +20859,7 @@
       </w:r>
       <w:r>
         <w:rPr>
-          <w:rFonts w:hint="default" w:ascii="Bodoni MT"/>
+          <w:rFonts w:hint="default" w:ascii="Bodoni MT" w:hAnsi="Bodoni MT" w:cs="Bodoni MT"/>
           <w:i/>
           <w:iCs/>
           <w:lang w:val="en-IN"/>
@@ -19677,7 +20868,7 @@
       </w:r>
       <w:r>
         <w:rPr>
-          <w:rFonts w:hint="default" w:ascii="Bodoni MT"/>
+          <w:rFonts w:hint="default" w:ascii="Bodoni MT" w:hAnsi="Bodoni MT" w:cs="Bodoni MT"/>
           <w:lang w:val="en-IN"/>
         </w:rPr>
         <w:t xml:space="preserve">    (plain select)</w:t>
@@ -19693,7 +20884,7 @@
       </w:pPr>
       <w:r>
         <w:rPr>
-          <w:rFonts w:hint="default" w:ascii="Bodoni MT"/>
+          <w:rFonts w:hint="default" w:ascii="Bodoni MT" w:hAnsi="Bodoni MT" w:cs="Bodoni MT"/>
           <w:lang w:val="en-IN"/>
         </w:rPr>
         <w:br w:type="page"/>
@@ -19721,7 +20912,7 @@
       </w:pPr>
       <w:r>
         <w:rPr>
-          <w:rFonts w:hint="default" w:ascii="Bodoni MT"/>
+          <w:rFonts w:hint="default" w:ascii="Bodoni MT" w:hAnsi="Bodoni MT" w:cs="Bodoni MT"/>
           <w:lang w:val="en-IN"/>
         </w:rPr>
         <w:t>========== UPDATE, FOR UPDATE, FOR SHARE ==========</w:t>
@@ -19748,7 +20939,7 @@
       </w:pPr>
       <w:r>
         <w:rPr>
-          <w:rFonts w:hint="default" w:ascii="Bodoni MT"/>
+          <w:rFonts w:hint="default" w:ascii="Bodoni MT" w:hAnsi="Bodoni MT" w:cs="Bodoni MT"/>
           <w:b/>
           <w:bCs/>
           <w:lang w:val="en-IN"/>
@@ -19757,7 +20948,7 @@
       </w:r>
       <w:r>
         <w:rPr>
-          <w:rFonts w:hint="default" w:ascii="Bodoni MT"/>
+          <w:rFonts w:hint="default" w:ascii="Bodoni MT" w:hAnsi="Bodoni MT" w:cs="Bodoni MT"/>
           <w:b w:val="0"/>
           <w:bCs w:val="0"/>
           <w:lang w:val="en-IN"/>
@@ -19786,7 +20977,7 @@
       </w:pPr>
       <w:r>
         <w:rPr>
-          <w:rFonts w:hint="default" w:ascii="Bodoni MT"/>
+          <w:rFonts w:hint="default" w:ascii="Bodoni MT" w:hAnsi="Bodoni MT" w:cs="Bodoni MT"/>
           <w:b w:val="0"/>
           <w:bCs w:val="0"/>
           <w:lang w:val="en-IN"/>
@@ -19814,6 +21005,9 @@
         </w:rPr>
       </w:pPr>
       <w:r>
+        <w:rPr>
+          <w:rFonts w:hint="default" w:ascii="Bodoni MT" w:hAnsi="Bodoni MT" w:cs="Bodoni MT"/>
+        </w:rPr>
         <w:drawing>
           <wp:inline distT="0" distB="0" distL="114300" distR="114300">
             <wp:extent cx="3583940" cy="217805"/>
@@ -19832,7 +21026,7 @@
                     </pic:cNvPicPr>
                   </pic:nvPicPr>
                   <pic:blipFill>
-                    <a:blip r:embed="rId108"/>
+                    <a:blip r:embed="rId111"/>
                     <a:stretch>
                       <a:fillRect/>
                     </a:stretch>
@@ -20068,6 +21262,9 @@
         </w:rPr>
       </w:pPr>
       <w:r>
+        <w:rPr>
+          <w:rFonts w:hint="default" w:ascii="Bodoni MT" w:hAnsi="Bodoni MT" w:cs="Bodoni MT"/>
+        </w:rPr>
         <w:drawing>
           <wp:inline distT="0" distB="0" distL="114300" distR="114300">
             <wp:extent cx="3404235" cy="202565"/>
@@ -20086,7 +21283,7 @@
                     </pic:cNvPicPr>
                   </pic:nvPicPr>
                   <pic:blipFill>
-                    <a:blip r:embed="rId109"/>
+                    <a:blip r:embed="rId112"/>
                     <a:stretch>
                       <a:fillRect/>
                     </a:stretch>
@@ -20260,6 +21457,9 @@
         </w:rPr>
       </w:pPr>
       <w:r>
+        <w:rPr>
+          <w:rFonts w:hint="default" w:ascii="Bodoni MT" w:hAnsi="Bodoni MT" w:cs="Bodoni MT"/>
+        </w:rPr>
         <w:drawing>
           <wp:inline distT="0" distB="0" distL="114300" distR="114300">
             <wp:extent cx="3267075" cy="218440"/>
@@ -20278,7 +21478,7 @@
                     </pic:cNvPicPr>
                   </pic:nvPicPr>
                   <pic:blipFill>
-                    <a:blip r:embed="rId110"/>
+                    <a:blip r:embed="rId113"/>
                     <a:stretch>
                       <a:fillRect/>
                     </a:stretch>
@@ -20324,7 +21524,7 @@
       </w:pPr>
       <w:r>
         <w:rPr>
-          <w:rFonts w:hint="default" w:ascii="Bodoni MT"/>
+          <w:rFonts w:hint="default" w:ascii="Bodoni MT" w:hAnsi="Bodoni MT" w:cs="Bodoni MT"/>
           <w:lang w:val="en-IN"/>
         </w:rPr>
         <w:t>In summary:</w:t>
@@ -20344,14 +21544,14 @@
         <w:ind w:left="840" w:leftChars="0" w:right="0" w:hanging="420" w:firstLineChars="0"/>
         <w:jc w:val="left"/>
         <w:rPr>
-          <w:rFonts w:hint="default" w:ascii="Bodoni MT" w:hAnsi="Bodoni MT" w:eastAsia="等线"/>
-          <w:sz w:val="22"/>
-          <w:szCs w:val="22"/>
-        </w:rPr>
-      </w:pPr>
-      <w:r>
-        <w:rPr>
-          <w:rFonts w:hint="default" w:ascii="Bodoni MT" w:hAnsi="Bodoni MT" w:eastAsia="等线"/>
+          <w:rFonts w:hint="default" w:ascii="Bodoni MT" w:hAnsi="Bodoni MT" w:eastAsia="等线" w:cs="Bodoni MT"/>
+          <w:sz w:val="22"/>
+          <w:szCs w:val="22"/>
+        </w:rPr>
+      </w:pPr>
+      <w:r>
+        <w:rPr>
+          <w:rFonts w:hint="default" w:ascii="Bodoni MT" w:hAnsi="Bodoni MT" w:eastAsia="等线" w:cs="Bodoni MT"/>
           <w:b/>
           <w:bCs/>
           <w:sz w:val="22"/>
@@ -20361,7 +21561,7 @@
       </w:r>
       <w:r>
         <w:rPr>
-          <w:rFonts w:hint="default" w:ascii="Bodoni MT" w:hAnsi="Bodoni MT" w:eastAsia="等线"/>
+          <w:rFonts w:hint="default" w:ascii="Bodoni MT" w:hAnsi="Bodoni MT" w:eastAsia="等线" w:cs="Bodoni MT"/>
           <w:sz w:val="22"/>
           <w:szCs w:val="22"/>
         </w:rPr>
@@ -20382,14 +21582,14 @@
         <w:ind w:left="840" w:leftChars="0" w:right="0" w:hanging="420" w:firstLineChars="0"/>
         <w:jc w:val="left"/>
         <w:rPr>
-          <w:rFonts w:hint="default" w:ascii="Bodoni MT" w:hAnsi="Bodoni MT" w:eastAsia="等线"/>
-          <w:sz w:val="22"/>
-          <w:szCs w:val="22"/>
-        </w:rPr>
-      </w:pPr>
-      <w:r>
-        <w:rPr>
-          <w:rFonts w:hint="default" w:ascii="Bodoni MT" w:hAnsi="Bodoni MT" w:eastAsia="等线"/>
+          <w:rFonts w:hint="default" w:ascii="Bodoni MT" w:hAnsi="Bodoni MT" w:eastAsia="等线" w:cs="Bodoni MT"/>
+          <w:sz w:val="22"/>
+          <w:szCs w:val="22"/>
+        </w:rPr>
+      </w:pPr>
+      <w:r>
+        <w:rPr>
+          <w:rFonts w:hint="default" w:ascii="Bodoni MT" w:hAnsi="Bodoni MT" w:eastAsia="等线" w:cs="Bodoni MT"/>
           <w:b/>
           <w:bCs/>
           <w:sz w:val="22"/>
@@ -20399,7 +21599,7 @@
       </w:r>
       <w:r>
         <w:rPr>
-          <w:rFonts w:hint="default" w:ascii="Bodoni MT" w:hAnsi="Bodoni MT" w:eastAsia="等线"/>
+          <w:rFonts w:hint="default" w:ascii="Bodoni MT" w:hAnsi="Bodoni MT" w:eastAsia="等线" w:cs="Bodoni MT"/>
           <w:sz w:val="22"/>
           <w:szCs w:val="22"/>
         </w:rPr>
@@ -20407,7 +21607,7 @@
       </w:r>
       <w:r>
         <w:rPr>
-          <w:rFonts w:hint="default" w:ascii="Bodoni MT" w:hAnsi="Bodoni MT" w:eastAsia="等线"/>
+          <w:rFonts w:hint="default" w:ascii="Bodoni MT" w:hAnsi="Bodoni MT" w:eastAsia="等线" w:cs="Bodoni MT"/>
           <w:b w:val="0"/>
           <w:bCs w:val="0"/>
           <w:i/>
@@ -20420,7 +21620,7 @@
       </w:r>
       <w:r>
         <w:rPr>
-          <w:rFonts w:hint="default" w:ascii="Bodoni MT" w:hAnsi="Bodoni MT" w:eastAsia="等线"/>
+          <w:rFonts w:hint="default" w:ascii="Bodoni MT" w:hAnsi="Bodoni MT" w:eastAsia="等线" w:cs="Bodoni MT"/>
           <w:sz w:val="22"/>
           <w:szCs w:val="22"/>
         </w:rPr>
@@ -20448,7 +21648,7 @@
       </w:pPr>
       <w:r>
         <w:rPr>
-          <w:rFonts w:hint="default" w:ascii="Bodoni MT" w:hAnsi="Bodoni MT" w:eastAsia="等线"/>
+          <w:rFonts w:hint="default" w:ascii="Bodoni MT" w:hAnsi="Bodoni MT" w:eastAsia="等线" w:cs="Bodoni MT"/>
           <w:b/>
           <w:bCs/>
           <w:sz w:val="22"/>
@@ -20458,7 +21658,7 @@
       </w:r>
       <w:r>
         <w:rPr>
-          <w:rFonts w:hint="default" w:ascii="Bodoni MT" w:hAnsi="Bodoni MT" w:eastAsia="等线"/>
+          <w:rFonts w:hint="default" w:ascii="Bodoni MT" w:hAnsi="Bodoni MT" w:eastAsia="等线" w:cs="Bodoni MT"/>
           <w:sz w:val="22"/>
           <w:szCs w:val="22"/>
         </w:rPr>
@@ -20486,7 +21686,7 @@
       </w:pPr>
       <w:r>
         <w:rPr>
-          <w:rFonts w:hint="default" w:ascii="Bodoni MT" w:hAnsi="Bodoni MT" w:eastAsia="等线"/>
+          <w:rFonts w:hint="default" w:ascii="Bodoni MT" w:hAnsi="Bodoni MT" w:eastAsia="等线" w:cs="Bodoni MT"/>
           <w:sz w:val="22"/>
           <w:szCs w:val="22"/>
           <w:lang w:val="en-IN"/>
@@ -20575,6 +21775,9 @@
         <w:br w:type="textWrapping"/>
       </w:r>
       <w:r>
+        <w:rPr>
+          <w:rFonts w:hint="default" w:ascii="Bodoni MT" w:hAnsi="Bodoni MT" w:cs="Bodoni MT"/>
+        </w:rPr>
         <w:drawing>
           <wp:inline distT="0" distB="0" distL="114300" distR="114300">
             <wp:extent cx="3670935" cy="1025525"/>
@@ -20593,7 +21796,7 @@
                     </pic:cNvPicPr>
                   </pic:nvPicPr>
                   <pic:blipFill>
-                    <a:blip r:embed="rId111"/>
+                    <a:blip r:embed="rId114"/>
                     <a:stretch>
                       <a:fillRect/>
                     </a:stretch>
@@ -20639,7 +21842,7 @@
       </w:pPr>
       <w:r>
         <w:rPr>
-          <w:rFonts w:hint="default" w:ascii="Bodoni MT"/>
+          <w:rFonts w:hint="default" w:ascii="Bodoni MT" w:hAnsi="Bodoni MT" w:cs="Bodoni MT"/>
           <w:b/>
           <w:bCs/>
           <w:lang w:val="en-IN"/>
@@ -20648,7 +21851,7 @@
       </w:r>
       <w:r>
         <w:rPr>
-          <w:rFonts w:hint="default" w:ascii="Bodoni MT"/>
+          <w:rFonts w:hint="default" w:ascii="Bodoni MT" w:hAnsi="Bodoni MT" w:cs="Bodoni MT"/>
           <w:b w:val="0"/>
           <w:bCs w:val="0"/>
           <w:lang w:val="en-IN"/>
@@ -20657,7 +21860,7 @@
       </w:r>
       <w:r>
         <w:rPr>
-          <w:rFonts w:hint="default" w:ascii="Bodoni MT"/>
+          <w:rFonts w:hint="default" w:ascii="Bodoni MT" w:hAnsi="Bodoni MT" w:cs="Bodoni MT"/>
           <w:b w:val="0"/>
           <w:bCs w:val="0"/>
           <w:i/>
@@ -20668,7 +21871,7 @@
       </w:r>
       <w:r>
         <w:rPr>
-          <w:rFonts w:hint="default" w:ascii="Bodoni MT"/>
+          <w:rFonts w:hint="default" w:ascii="Bodoni MT" w:hAnsi="Bodoni MT" w:cs="Bodoni MT"/>
           <w:b w:val="0"/>
           <w:bCs w:val="0"/>
           <w:i w:val="0"/>
@@ -20679,7 +21882,7 @@
       </w:r>
       <w:r>
         <w:rPr>
-          <w:rFonts w:hint="default" w:ascii="Bodoni MT"/>
+          <w:rFonts w:hint="default" w:ascii="Bodoni MT" w:hAnsi="Bodoni MT" w:cs="Bodoni MT"/>
           <w:b w:val="0"/>
           <w:bCs w:val="0"/>
           <w:i w:val="0"/>
@@ -20689,6 +21892,9 @@
         <w:br w:type="textWrapping"/>
       </w:r>
       <w:r>
+        <w:rPr>
+          <w:rFonts w:hint="default" w:ascii="Bodoni MT" w:hAnsi="Bodoni MT" w:cs="Bodoni MT"/>
+        </w:rPr>
         <w:drawing>
           <wp:inline distT="0" distB="0" distL="114300" distR="114300">
             <wp:extent cx="3631565" cy="1010920"/>
@@ -20707,7 +21913,7 @@
                     </pic:cNvPicPr>
                   </pic:nvPicPr>
                   <pic:blipFill>
-                    <a:blip r:embed="rId112"/>
+                    <a:blip r:embed="rId115"/>
                     <a:stretch>
                       <a:fillRect/>
                     </a:stretch>
@@ -20753,7 +21959,7 @@
       </w:pPr>
       <w:r>
         <w:rPr>
-          <w:rFonts w:hint="default" w:ascii="Bodoni MT"/>
+          <w:rFonts w:hint="default" w:ascii="Bodoni MT" w:hAnsi="Bodoni MT" w:cs="Bodoni MT"/>
           <w:b w:val="0"/>
           <w:bCs w:val="0"/>
           <w:i w:val="0"/>
@@ -20844,6 +22050,9 @@
         <w:br w:type="textWrapping"/>
       </w:r>
       <w:r>
+        <w:rPr>
+          <w:rFonts w:hint="default" w:ascii="Bodoni MT" w:hAnsi="Bodoni MT" w:cs="Bodoni MT"/>
+        </w:rPr>
         <w:drawing>
           <wp:inline distT="0" distB="0" distL="114300" distR="114300">
             <wp:extent cx="3595370" cy="1044575"/>
@@ -20862,7 +22071,7 @@
                     </pic:cNvPicPr>
                   </pic:nvPicPr>
                   <pic:blipFill>
-                    <a:blip r:embed="rId113"/>
+                    <a:blip r:embed="rId116"/>
                     <a:stretch>
                       <a:fillRect/>
                     </a:stretch>
@@ -21060,6 +22269,9 @@
         <w:br w:type="textWrapping"/>
       </w:r>
       <w:r>
+        <w:rPr>
+          <w:rFonts w:hint="default" w:ascii="Bodoni MT" w:hAnsi="Bodoni MT" w:cs="Bodoni MT"/>
+        </w:rPr>
         <w:drawing>
           <wp:inline distT="0" distB="0" distL="114300" distR="114300">
             <wp:extent cx="5272405" cy="427355"/>
@@ -21078,7 +22290,7 @@
                     </pic:cNvPicPr>
                   </pic:nvPicPr>
                   <pic:blipFill>
-                    <a:blip r:embed="rId114"/>
+                    <a:blip r:embed="rId117"/>
                     <a:stretch>
                       <a:fillRect/>
                     </a:stretch>
@@ -21299,7 +22511,7 @@
                     </pic:cNvPicPr>
                   </pic:nvPicPr>
                   <pic:blipFill>
-                    <a:blip r:embed="rId115"/>
+                    <a:blip r:embed="rId118"/>
                     <a:stretch>
                       <a:fillRect/>
                     </a:stretch>
@@ -21414,7 +22626,7 @@
                     </pic:cNvPicPr>
                   </pic:nvPicPr>
                   <pic:blipFill>
-                    <a:blip r:embed="rId116"/>
+                    <a:blip r:embed="rId119"/>
                     <a:stretch>
                       <a:fillRect/>
                     </a:stretch>
@@ -21500,6 +22712,9 @@
         <w:br w:type="textWrapping"/>
       </w:r>
       <w:r>
+        <w:rPr>
+          <w:rFonts w:hint="default" w:ascii="Bodoni MT" w:hAnsi="Bodoni MT" w:cs="Bodoni MT"/>
+        </w:rPr>
         <w:drawing>
           <wp:inline distT="0" distB="0" distL="114300" distR="114300">
             <wp:extent cx="3695700" cy="262255"/>
@@ -21518,7 +22733,7 @@
                     </pic:cNvPicPr>
                   </pic:nvPicPr>
                   <pic:blipFill>
-                    <a:blip r:embed="rId117"/>
+                    <a:blip r:embed="rId120"/>
                     <a:stretch>
                       <a:fillRect/>
                     </a:stretch>
@@ -21712,7 +22927,7 @@
       </w:pPr>
       <w:r>
         <w:rPr>
-          <w:rFonts w:hint="default" w:ascii="Calibri" w:hAnsi="Calibri" w:eastAsia="等线" w:cs="Bodoni MT"/>
+          <w:rFonts w:hint="default" w:ascii="Bodoni MT" w:hAnsi="Bodoni MT" w:eastAsia="等线" w:cs="Bodoni MT"/>
           <w:color w:val="auto"/>
           <w:kern w:val="0"/>
           <w:sz w:val="22"/>
@@ -21737,7 +22952,7 @@
                     </pic:cNvPicPr>
                   </pic:nvPicPr>
                   <pic:blipFill>
-                    <a:blip r:embed="rId118"/>
+                    <a:blip r:embed="rId121"/>
                     <a:stretch>
                       <a:fillRect/>
                     </a:stretch>
@@ -21794,7 +23009,7 @@
       </w:pPr>
       <w:r>
         <w:rPr>
-          <w:rFonts w:hint="default" w:ascii="Calibri" w:hAnsi="Calibri" w:eastAsia="等线" w:cs="Bodoni MT"/>
+          <w:rFonts w:hint="default" w:ascii="Bodoni MT" w:hAnsi="Bodoni MT" w:eastAsia="等线" w:cs="Bodoni MT"/>
           <w:color w:val="auto"/>
           <w:kern w:val="0"/>
           <w:sz w:val="22"/>
@@ -21819,7 +23034,7 @@
                     </pic:cNvPicPr>
                   </pic:nvPicPr>
                   <pic:blipFill>
-                    <a:blip r:embed="rId119"/>
+                    <a:blip r:embed="rId122"/>
                     <a:stretch>
                       <a:fillRect/>
                     </a:stretch>
@@ -21876,7 +23091,7 @@
       </w:pPr>
       <w:r>
         <w:rPr>
-          <w:rFonts w:hint="default" w:ascii="Calibri" w:hAnsi="Calibri" w:eastAsia="等线" w:cs="Bodoni MT"/>
+          <w:rFonts w:hint="default" w:ascii="Bodoni MT" w:hAnsi="Bodoni MT" w:eastAsia="等线" w:cs="Bodoni MT"/>
           <w:color w:val="auto"/>
           <w:kern w:val="0"/>
           <w:sz w:val="22"/>
@@ -21901,7 +23116,7 @@
                     </pic:cNvPicPr>
                   </pic:nvPicPr>
                   <pic:blipFill>
-                    <a:blip r:embed="rId120"/>
+                    <a:blip r:embed="rId123"/>
                     <a:stretch>
                       <a:fillRect/>
                     </a:stretch>
@@ -22045,7 +23260,7 @@
       </w:r>
       <w:r>
         <w:rPr>
-          <w:rFonts w:hint="default" w:ascii="Calibri" w:hAnsi="Calibri" w:eastAsia="等线" w:cs="Bodoni MT"/>
+          <w:rFonts w:hint="default" w:ascii="Bodoni MT" w:hAnsi="Bodoni MT" w:eastAsia="等线" w:cs="Bodoni MT"/>
           <w:color w:val="auto"/>
           <w:kern w:val="0"/>
           <w:sz w:val="22"/>
@@ -22070,7 +23285,7 @@
                     </pic:cNvPicPr>
                   </pic:nvPicPr>
                   <pic:blipFill>
-                    <a:blip r:embed="rId121"/>
+                    <a:blip r:embed="rId124"/>
                     <a:stretch>
                       <a:fillRect/>
                     </a:stretch>
